--- a/docs/manual/QRcode-tool-User-Manual-en.docx
+++ b/docs/manual/QRcode-tool-User-Manual-en.docx
@@ -8,7 +8,7 @@
           <w:noProof/>
         </w:rPr>
         <w:drawing>
-          <wp:anchor distT="0" distB="0" distL="0" distR="0" simplePos="0" relativeHeight="251657216" behindDoc="1" locked="0" layoutInCell="1" allowOverlap="1" wp14:anchorId="39440C07" wp14:editId="028E4E26">
+          <wp:anchor distT="0" distB="0" distL="0" distR="0" simplePos="0" relativeHeight="251657216" behindDoc="1" locked="0" layoutInCell="1" allowOverlap="1" wp14:anchorId="2A9B5B8B" wp14:editId="2513A18A">
             <wp:simplePos x="0" y="0"/>
             <wp:positionH relativeFrom="page">
               <wp:posOffset>0</wp:posOffset>
@@ -179,7 +179,7 @@
     <w:sdt>
       <w:sdtPr>
         <w:alias w:val="Contents"/>
-        <w:id w:val="-1140104249"/>
+        <w:id w:val="-1964106426"/>
       </w:sdtPr>
       <w:sdtEndPr>
         <w:rPr>
@@ -215,7 +215,7 @@
           <w:r>
             <w:fldChar w:fldCharType="separate"/>
           </w:r>
-          <w:hyperlink w:anchor="_Toc242656138" w:history="1">
+          <w:hyperlink w:anchor="_Toc242660013" w:history="1">
             <w:r>
               <w:rPr>
                 <w:rStyle w:val="a5"/>
@@ -239,7 +239,7 @@
               <w:rPr>
                 <w:noProof/>
               </w:rPr>
-              <w:instrText xml:space="preserve"> PAGEREF _Toc242656138 \h </w:instrText>
+              <w:instrText xml:space="preserve"> PAGEREF _Toc242660013 \h </w:instrText>
             </w:r>
             <w:r>
               <w:rPr>
@@ -282,7 +282,7 @@
               <w14:ligatures w14:val="standardContextual"/>
             </w:rPr>
           </w:pPr>
-          <w:hyperlink w:anchor="_Toc242656139" w:history="1">
+          <w:hyperlink w:anchor="_Toc242660014" w:history="1">
             <w:r>
               <w:rPr>
                 <w:rStyle w:val="a5"/>
@@ -306,7 +306,7 @@
               <w:rPr>
                 <w:noProof/>
               </w:rPr>
-              <w:instrText xml:space="preserve"> PAGEREF _Toc242656139 \h </w:instrText>
+              <w:instrText xml:space="preserve"> PAGEREF _Toc242660014 \h </w:instrText>
             </w:r>
             <w:r>
               <w:rPr>
@@ -349,7 +349,7 @@
               <w14:ligatures w14:val="standardContextual"/>
             </w:rPr>
           </w:pPr>
-          <w:hyperlink w:anchor="_Toc242656140" w:history="1">
+          <w:hyperlink w:anchor="_Toc242660015" w:history="1">
             <w:r>
               <w:rPr>
                 <w:rStyle w:val="a5"/>
@@ -373,7 +373,7 @@
               <w:rPr>
                 <w:noProof/>
               </w:rPr>
-              <w:instrText xml:space="preserve"> PAGEREF _Toc242656140 \h </w:instrText>
+              <w:instrText xml:space="preserve"> PAGEREF _Toc242660015 \h </w:instrText>
             </w:r>
             <w:r>
               <w:rPr>
@@ -416,7 +416,7 @@
               <w14:ligatures w14:val="standardContextual"/>
             </w:rPr>
           </w:pPr>
-          <w:hyperlink w:anchor="_Toc242656141" w:history="1">
+          <w:hyperlink w:anchor="_Toc242660016" w:history="1">
             <w:r>
               <w:rPr>
                 <w:rStyle w:val="a5"/>
@@ -440,7 +440,7 @@
               <w:rPr>
                 <w:noProof/>
               </w:rPr>
-              <w:instrText xml:space="preserve"> PAGEREF _Toc242656141 \h </w:instrText>
+              <w:instrText xml:space="preserve"> PAGEREF _Toc242660016 \h </w:instrText>
             </w:r>
             <w:r>
               <w:rPr>
@@ -483,7 +483,7 @@
               <w14:ligatures w14:val="standardContextual"/>
             </w:rPr>
           </w:pPr>
-          <w:hyperlink w:anchor="_Toc242656142" w:history="1">
+          <w:hyperlink w:anchor="_Toc242660017" w:history="1">
             <w:r>
               <w:rPr>
                 <w:rStyle w:val="a5"/>
@@ -507,7 +507,7 @@
               <w:rPr>
                 <w:noProof/>
               </w:rPr>
-              <w:instrText xml:space="preserve"> PAGEREF _Toc242656142 \h </w:instrText>
+              <w:instrText xml:space="preserve"> PAGEREF _Toc242660017 \h </w:instrText>
             </w:r>
             <w:r>
               <w:rPr>
@@ -552,7 +552,7 @@
               <w14:ligatures w14:val="standardContextual"/>
             </w:rPr>
           </w:pPr>
-          <w:hyperlink w:anchor="_Toc242656143" w:history="1">
+          <w:hyperlink w:anchor="_Toc242660018" w:history="1">
             <w:r>
               <w:rPr>
                 <w:rStyle w:val="a5"/>
@@ -576,7 +576,7 @@
               <w:rPr>
                 <w:noProof/>
               </w:rPr>
-              <w:instrText xml:space="preserve"> PAGEREF _Toc242656143 \h </w:instrText>
+              <w:instrText xml:space="preserve"> PAGEREF _Toc242660018 \h </w:instrText>
             </w:r>
             <w:r>
               <w:rPr>
@@ -619,7 +619,7 @@
               <w14:ligatures w14:val="standardContextual"/>
             </w:rPr>
           </w:pPr>
-          <w:hyperlink w:anchor="_Toc242656144" w:history="1">
+          <w:hyperlink w:anchor="_Toc242660019" w:history="1">
             <w:r>
               <w:rPr>
                 <w:rStyle w:val="a5"/>
@@ -643,7 +643,7 @@
               <w:rPr>
                 <w:noProof/>
               </w:rPr>
-              <w:instrText xml:space="preserve"> PAGEREF _Toc242656144 \h </w:instrText>
+              <w:instrText xml:space="preserve"> PAGEREF _Toc242660019 \h </w:instrText>
             </w:r>
             <w:r>
               <w:rPr>
@@ -686,7 +686,7 @@
               <w14:ligatures w14:val="standardContextual"/>
             </w:rPr>
           </w:pPr>
-          <w:hyperlink w:anchor="_Toc242656145" w:history="1">
+          <w:hyperlink w:anchor="_Toc242660020" w:history="1">
             <w:r>
               <w:rPr>
                 <w:rStyle w:val="a5"/>
@@ -710,7 +710,7 @@
               <w:rPr>
                 <w:noProof/>
               </w:rPr>
-              <w:instrText xml:space="preserve"> PAGEREF _Toc242656145 \h </w:instrText>
+              <w:instrText xml:space="preserve"> PAGEREF _Toc242660020 \h </w:instrText>
             </w:r>
             <w:r>
               <w:rPr>
@@ -753,7 +753,7 @@
               <w14:ligatures w14:val="standardContextual"/>
             </w:rPr>
           </w:pPr>
-          <w:hyperlink w:anchor="_Toc242656146" w:history="1">
+          <w:hyperlink w:anchor="_Toc242660021" w:history="1">
             <w:r>
               <w:rPr>
                 <w:rStyle w:val="a5"/>
@@ -777,7 +777,7 @@
               <w:rPr>
                 <w:noProof/>
               </w:rPr>
-              <w:instrText xml:space="preserve"> PAGEREF _Toc242656146 \h </w:instrText>
+              <w:instrText xml:space="preserve"> PAGEREF _Toc242660021 \h </w:instrText>
             </w:r>
             <w:r>
               <w:rPr>
@@ -820,7 +820,7 @@
               <w14:ligatures w14:val="standardContextual"/>
             </w:rPr>
           </w:pPr>
-          <w:hyperlink w:anchor="_Toc242656147" w:history="1">
+          <w:hyperlink w:anchor="_Toc242660022" w:history="1">
             <w:r>
               <w:rPr>
                 <w:rStyle w:val="a5"/>
@@ -844,7 +844,7 @@
               <w:rPr>
                 <w:noProof/>
               </w:rPr>
-              <w:instrText xml:space="preserve"> PAGEREF _Toc242656147 \h </w:instrText>
+              <w:instrText xml:space="preserve"> PAGEREF _Toc242660022 \h </w:instrText>
             </w:r>
             <w:r>
               <w:rPr>
@@ -887,7 +887,7 @@
               <w14:ligatures w14:val="standardContextual"/>
             </w:rPr>
           </w:pPr>
-          <w:hyperlink w:anchor="_Toc242656148" w:history="1">
+          <w:hyperlink w:anchor="_Toc242660023" w:history="1">
             <w:r>
               <w:rPr>
                 <w:rStyle w:val="a5"/>
@@ -911,7 +911,7 @@
               <w:rPr>
                 <w:noProof/>
               </w:rPr>
-              <w:instrText xml:space="preserve"> PAGEREF _Toc242656148 \h </w:instrText>
+              <w:instrText xml:space="preserve"> PAGEREF _Toc242660023 \h </w:instrText>
             </w:r>
             <w:r>
               <w:rPr>
@@ -956,7 +956,7 @@
               <w14:ligatures w14:val="standardContextual"/>
             </w:rPr>
           </w:pPr>
-          <w:hyperlink w:anchor="_Toc242656149" w:history="1">
+          <w:hyperlink w:anchor="_Toc242660024" w:history="1">
             <w:r>
               <w:rPr>
                 <w:rStyle w:val="a5"/>
@@ -980,7 +980,7 @@
               <w:rPr>
                 <w:noProof/>
               </w:rPr>
-              <w:instrText xml:space="preserve"> PAGEREF _Toc242656149 \h </w:instrText>
+              <w:instrText xml:space="preserve"> PAGEREF _Toc242660024 \h </w:instrText>
             </w:r>
             <w:r>
               <w:rPr>
@@ -1023,7 +1023,7 @@
               <w14:ligatures w14:val="standardContextual"/>
             </w:rPr>
           </w:pPr>
-          <w:hyperlink w:anchor="_Toc242656150" w:history="1">
+          <w:hyperlink w:anchor="_Toc242660025" w:history="1">
             <w:r>
               <w:rPr>
                 <w:rStyle w:val="a5"/>
@@ -1047,7 +1047,7 @@
               <w:rPr>
                 <w:noProof/>
               </w:rPr>
-              <w:instrText xml:space="preserve"> PAGEREF _Toc242656150 \h </w:instrText>
+              <w:instrText xml:space="preserve"> PAGEREF _Toc242660025 \h </w:instrText>
             </w:r>
             <w:r>
               <w:rPr>
@@ -1090,7 +1090,7 @@
               <w14:ligatures w14:val="standardContextual"/>
             </w:rPr>
           </w:pPr>
-          <w:hyperlink w:anchor="_Toc242656151" w:history="1">
+          <w:hyperlink w:anchor="_Toc242660026" w:history="1">
             <w:r>
               <w:rPr>
                 <w:rStyle w:val="a5"/>
@@ -1114,7 +1114,7 @@
               <w:rPr>
                 <w:noProof/>
               </w:rPr>
-              <w:instrText xml:space="preserve"> PAGEREF _Toc242656151 \h </w:instrText>
+              <w:instrText xml:space="preserve"> PAGEREF _Toc242660026 \h </w:instrText>
             </w:r>
             <w:r>
               <w:rPr>
@@ -1157,7 +1157,7 @@
               <w14:ligatures w14:val="standardContextual"/>
             </w:rPr>
           </w:pPr>
-          <w:hyperlink w:anchor="_Toc242656152" w:history="1">
+          <w:hyperlink w:anchor="_Toc242660027" w:history="1">
             <w:r>
               <w:rPr>
                 <w:rStyle w:val="a5"/>
@@ -1181,7 +1181,7 @@
               <w:rPr>
                 <w:noProof/>
               </w:rPr>
-              <w:instrText xml:space="preserve"> PAGEREF _Toc242656152 \h </w:instrText>
+              <w:instrText xml:space="preserve"> PAGEREF _Toc242660027 \h </w:instrText>
             </w:r>
             <w:r>
               <w:rPr>
@@ -1224,7 +1224,7 @@
               <w14:ligatures w14:val="standardContextual"/>
             </w:rPr>
           </w:pPr>
-          <w:hyperlink w:anchor="_Toc242656153" w:history="1">
+          <w:hyperlink w:anchor="_Toc242660028" w:history="1">
             <w:r>
               <w:rPr>
                 <w:rStyle w:val="a5"/>
@@ -1248,7 +1248,7 @@
               <w:rPr>
                 <w:noProof/>
               </w:rPr>
-              <w:instrText xml:space="preserve"> PAGEREF _Toc242656153 \h </w:instrText>
+              <w:instrText xml:space="preserve"> PAGEREF _Toc242660028 \h </w:instrText>
             </w:r>
             <w:r>
               <w:rPr>
@@ -1291,7 +1291,7 @@
               <w14:ligatures w14:val="standardContextual"/>
             </w:rPr>
           </w:pPr>
-          <w:hyperlink w:anchor="_Toc242656154" w:history="1">
+          <w:hyperlink w:anchor="_Toc242660029" w:history="1">
             <w:r>
               <w:rPr>
                 <w:rStyle w:val="a5"/>
@@ -1315,7 +1315,7 @@
               <w:rPr>
                 <w:noProof/>
               </w:rPr>
-              <w:instrText xml:space="preserve"> PAGEREF _Toc242656154 \h </w:instrText>
+              <w:instrText xml:space="preserve"> PAGEREF _Toc242660029 \h </w:instrText>
             </w:r>
             <w:r>
               <w:rPr>
@@ -1360,7 +1360,7 @@
               <w14:ligatures w14:val="standardContextual"/>
             </w:rPr>
           </w:pPr>
-          <w:hyperlink w:anchor="_Toc242656155" w:history="1">
+          <w:hyperlink w:anchor="_Toc242660030" w:history="1">
             <w:r>
               <w:rPr>
                 <w:rStyle w:val="a5"/>
@@ -1384,7 +1384,7 @@
               <w:rPr>
                 <w:noProof/>
               </w:rPr>
-              <w:instrText xml:space="preserve"> PAGEREF _Toc242656155 \h </w:instrText>
+              <w:instrText xml:space="preserve"> PAGEREF _Toc242660030 \h </w:instrText>
             </w:r>
             <w:r>
               <w:rPr>
@@ -1427,7 +1427,7 @@
               <w14:ligatures w14:val="standardContextual"/>
             </w:rPr>
           </w:pPr>
-          <w:hyperlink w:anchor="_Toc242656156" w:history="1">
+          <w:hyperlink w:anchor="_Toc242660031" w:history="1">
             <w:r>
               <w:rPr>
                 <w:rStyle w:val="a5"/>
@@ -1451,7 +1451,7 @@
               <w:rPr>
                 <w:noProof/>
               </w:rPr>
-              <w:instrText xml:space="preserve"> PAGEREF _Toc242656156 \h </w:instrText>
+              <w:instrText xml:space="preserve"> PAGEREF _Toc242660031 \h </w:instrText>
             </w:r>
             <w:r>
               <w:rPr>
@@ -1494,7 +1494,7 @@
               <w14:ligatures w14:val="standardContextual"/>
             </w:rPr>
           </w:pPr>
-          <w:hyperlink w:anchor="_Toc242656157" w:history="1">
+          <w:hyperlink w:anchor="_Toc242660032" w:history="1">
             <w:r>
               <w:rPr>
                 <w:rStyle w:val="a5"/>
@@ -1518,7 +1518,7 @@
               <w:rPr>
                 <w:noProof/>
               </w:rPr>
-              <w:instrText xml:space="preserve"> PAGEREF _Toc242656157 \h </w:instrText>
+              <w:instrText xml:space="preserve"> PAGEREF _Toc242660032 \h </w:instrText>
             </w:r>
             <w:r>
               <w:rPr>
@@ -1561,7 +1561,7 @@
               <w14:ligatures w14:val="standardContextual"/>
             </w:rPr>
           </w:pPr>
-          <w:hyperlink w:anchor="_Toc242656158" w:history="1">
+          <w:hyperlink w:anchor="_Toc242660033" w:history="1">
             <w:r>
               <w:rPr>
                 <w:rStyle w:val="a5"/>
@@ -1585,7 +1585,7 @@
               <w:rPr>
                 <w:noProof/>
               </w:rPr>
-              <w:instrText xml:space="preserve"> PAGEREF _Toc242656158 \h </w:instrText>
+              <w:instrText xml:space="preserve"> PAGEREF _Toc242660033 \h </w:instrText>
             </w:r>
             <w:r>
               <w:rPr>
@@ -1628,7 +1628,7 @@
               <w14:ligatures w14:val="standardContextual"/>
             </w:rPr>
           </w:pPr>
-          <w:hyperlink w:anchor="_Toc242656159" w:history="1">
+          <w:hyperlink w:anchor="_Toc242660034" w:history="1">
             <w:r>
               <w:rPr>
                 <w:rStyle w:val="a5"/>
@@ -1652,7 +1652,7 @@
               <w:rPr>
                 <w:noProof/>
               </w:rPr>
-              <w:instrText xml:space="preserve"> PAGEREF _Toc242656159 \h </w:instrText>
+              <w:instrText xml:space="preserve"> PAGEREF _Toc242660034 \h </w:instrText>
             </w:r>
             <w:r>
               <w:rPr>
@@ -1695,7 +1695,7 @@
               <w14:ligatures w14:val="standardContextual"/>
             </w:rPr>
           </w:pPr>
-          <w:hyperlink w:anchor="_Toc242656160" w:history="1">
+          <w:hyperlink w:anchor="_Toc242660035" w:history="1">
             <w:r>
               <w:rPr>
                 <w:rStyle w:val="a5"/>
@@ -1719,7 +1719,7 @@
               <w:rPr>
                 <w:noProof/>
               </w:rPr>
-              <w:instrText xml:space="preserve"> PAGEREF _Toc242656160 \h </w:instrText>
+              <w:instrText xml:space="preserve"> PAGEREF _Toc242660035 \h </w:instrText>
             </w:r>
             <w:r>
               <w:rPr>
@@ -1764,7 +1764,7 @@
               <w14:ligatures w14:val="standardContextual"/>
             </w:rPr>
           </w:pPr>
-          <w:hyperlink w:anchor="_Toc242656161" w:history="1">
+          <w:hyperlink w:anchor="_Toc242660036" w:history="1">
             <w:r>
               <w:rPr>
                 <w:rStyle w:val="a5"/>
@@ -1788,7 +1788,7 @@
               <w:rPr>
                 <w:noProof/>
               </w:rPr>
-              <w:instrText xml:space="preserve"> PAGEREF _Toc242656161 \h </w:instrText>
+              <w:instrText xml:space="preserve"> PAGEREF _Toc242660036 \h </w:instrText>
             </w:r>
             <w:r>
               <w:rPr>
@@ -1831,7 +1831,7 @@
               <w14:ligatures w14:val="standardContextual"/>
             </w:rPr>
           </w:pPr>
-          <w:hyperlink w:anchor="_Toc242656162" w:history="1">
+          <w:hyperlink w:anchor="_Toc242660037" w:history="1">
             <w:r>
               <w:rPr>
                 <w:rStyle w:val="a5"/>
@@ -1855,7 +1855,7 @@
               <w:rPr>
                 <w:noProof/>
               </w:rPr>
-              <w:instrText xml:space="preserve"> PAGEREF _Toc242656162 \h </w:instrText>
+              <w:instrText xml:space="preserve"> PAGEREF _Toc242660037 \h </w:instrText>
             </w:r>
             <w:r>
               <w:rPr>
@@ -1898,7 +1898,7 @@
               <w14:ligatures w14:val="standardContextual"/>
             </w:rPr>
           </w:pPr>
-          <w:hyperlink w:anchor="_Toc242656163" w:history="1">
+          <w:hyperlink w:anchor="_Toc242660038" w:history="1">
             <w:r>
               <w:rPr>
                 <w:rStyle w:val="a5"/>
@@ -1922,7 +1922,7 @@
               <w:rPr>
                 <w:noProof/>
               </w:rPr>
-              <w:instrText xml:space="preserve"> PAGEREF _Toc242656163 \h </w:instrText>
+              <w:instrText xml:space="preserve"> PAGEREF _Toc242660038 \h </w:instrText>
             </w:r>
             <w:r>
               <w:rPr>
@@ -1965,7 +1965,7 @@
               <w14:ligatures w14:val="standardContextual"/>
             </w:rPr>
           </w:pPr>
-          <w:hyperlink w:anchor="_Toc242656164" w:history="1">
+          <w:hyperlink w:anchor="_Toc242660039" w:history="1">
             <w:r>
               <w:rPr>
                 <w:rStyle w:val="a5"/>
@@ -1989,7 +1989,7 @@
               <w:rPr>
                 <w:noProof/>
               </w:rPr>
-              <w:instrText xml:space="preserve"> PAGEREF _Toc242656164 \h </w:instrText>
+              <w:instrText xml:space="preserve"> PAGEREF _Toc242660039 \h </w:instrText>
             </w:r>
             <w:r>
               <w:rPr>
@@ -2032,7 +2032,7 @@
               <w14:ligatures w14:val="standardContextual"/>
             </w:rPr>
           </w:pPr>
-          <w:hyperlink w:anchor="_Toc242656165" w:history="1">
+          <w:hyperlink w:anchor="_Toc242660040" w:history="1">
             <w:r>
               <w:rPr>
                 <w:rStyle w:val="a5"/>
@@ -2056,7 +2056,7 @@
               <w:rPr>
                 <w:noProof/>
               </w:rPr>
-              <w:instrText xml:space="preserve"> PAGEREF _Toc242656165 \h </w:instrText>
+              <w:instrText xml:space="preserve"> PAGEREF _Toc242660040 \h </w:instrText>
             </w:r>
             <w:r>
               <w:rPr>
@@ -2099,7 +2099,7 @@
               <w14:ligatures w14:val="standardContextual"/>
             </w:rPr>
           </w:pPr>
-          <w:hyperlink w:anchor="_Toc242656166" w:history="1">
+          <w:hyperlink w:anchor="_Toc242660041" w:history="1">
             <w:r>
               <w:rPr>
                 <w:rStyle w:val="a5"/>
@@ -2123,7 +2123,7 @@
               <w:rPr>
                 <w:noProof/>
               </w:rPr>
-              <w:instrText xml:space="preserve"> PAGEREF _Toc242656166 \h </w:instrText>
+              <w:instrText xml:space="preserve"> PAGEREF _Toc242660041 \h </w:instrText>
             </w:r>
             <w:r>
               <w:rPr>
@@ -2166,7 +2166,7 @@
               <w14:ligatures w14:val="standardContextual"/>
             </w:rPr>
           </w:pPr>
-          <w:hyperlink w:anchor="_Toc242656167" w:history="1">
+          <w:hyperlink w:anchor="_Toc242660042" w:history="1">
             <w:r>
               <w:rPr>
                 <w:rStyle w:val="a5"/>
@@ -2190,7 +2190,7 @@
               <w:rPr>
                 <w:noProof/>
               </w:rPr>
-              <w:instrText xml:space="preserve"> PAGEREF _Toc242656167 \h </w:instrText>
+              <w:instrText xml:space="preserve"> PAGEREF _Toc242660042 \h </w:instrText>
             </w:r>
             <w:r>
               <w:rPr>
@@ -2235,7 +2235,7 @@
               <w14:ligatures w14:val="standardContextual"/>
             </w:rPr>
           </w:pPr>
-          <w:hyperlink w:anchor="_Toc242656168" w:history="1">
+          <w:hyperlink w:anchor="_Toc242660043" w:history="1">
             <w:r>
               <w:rPr>
                 <w:rStyle w:val="a5"/>
@@ -2259,7 +2259,7 @@
               <w:rPr>
                 <w:noProof/>
               </w:rPr>
-              <w:instrText xml:space="preserve"> PAGEREF _Toc242656168 \h </w:instrText>
+              <w:instrText xml:space="preserve"> PAGEREF _Toc242660043 \h </w:instrText>
             </w:r>
             <w:r>
               <w:rPr>
@@ -2302,7 +2302,7 @@
               <w14:ligatures w14:val="standardContextual"/>
             </w:rPr>
           </w:pPr>
-          <w:hyperlink w:anchor="_Toc242656169" w:history="1">
+          <w:hyperlink w:anchor="_Toc242660044" w:history="1">
             <w:r>
               <w:rPr>
                 <w:rStyle w:val="a5"/>
@@ -2326,7 +2326,7 @@
               <w:rPr>
                 <w:noProof/>
               </w:rPr>
-              <w:instrText xml:space="preserve"> PAGEREF _Toc242656169 \h </w:instrText>
+              <w:instrText xml:space="preserve"> PAGEREF _Toc242660044 \h </w:instrText>
             </w:r>
             <w:r>
               <w:rPr>
@@ -2369,7 +2369,7 @@
               <w14:ligatures w14:val="standardContextual"/>
             </w:rPr>
           </w:pPr>
-          <w:hyperlink w:anchor="_Toc242656170" w:history="1">
+          <w:hyperlink w:anchor="_Toc242660045" w:history="1">
             <w:r>
               <w:rPr>
                 <w:rStyle w:val="a5"/>
@@ -2393,7 +2393,7 @@
               <w:rPr>
                 <w:noProof/>
               </w:rPr>
-              <w:instrText xml:space="preserve"> PAGEREF _Toc242656170 \h </w:instrText>
+              <w:instrText xml:space="preserve"> PAGEREF _Toc242660045 \h </w:instrText>
             </w:r>
             <w:r>
               <w:rPr>
@@ -2436,7 +2436,7 @@
               <w14:ligatures w14:val="standardContextual"/>
             </w:rPr>
           </w:pPr>
-          <w:hyperlink w:anchor="_Toc242656171" w:history="1">
+          <w:hyperlink w:anchor="_Toc242660046" w:history="1">
             <w:r>
               <w:rPr>
                 <w:rStyle w:val="a5"/>
@@ -2460,7 +2460,7 @@
               <w:rPr>
                 <w:noProof/>
               </w:rPr>
-              <w:instrText xml:space="preserve"> PAGEREF _Toc242656171 \h </w:instrText>
+              <w:instrText xml:space="preserve"> PAGEREF _Toc242660046 \h </w:instrText>
             </w:r>
             <w:r>
               <w:rPr>
@@ -2503,7 +2503,7 @@
               <w14:ligatures w14:val="standardContextual"/>
             </w:rPr>
           </w:pPr>
-          <w:hyperlink w:anchor="_Toc242656172" w:history="1">
+          <w:hyperlink w:anchor="_Toc242660047" w:history="1">
             <w:r>
               <w:rPr>
                 <w:rStyle w:val="a5"/>
@@ -2527,7 +2527,7 @@
               <w:rPr>
                 <w:noProof/>
               </w:rPr>
-              <w:instrText xml:space="preserve"> PAGEREF _Toc242656172 \h </w:instrText>
+              <w:instrText xml:space="preserve"> PAGEREF _Toc242660047 \h </w:instrText>
             </w:r>
             <w:r>
               <w:rPr>
@@ -2570,7 +2570,7 @@
               <w14:ligatures w14:val="standardContextual"/>
             </w:rPr>
           </w:pPr>
-          <w:hyperlink w:anchor="_Toc242656173" w:history="1">
+          <w:hyperlink w:anchor="_Toc242660048" w:history="1">
             <w:r>
               <w:rPr>
                 <w:rStyle w:val="a5"/>
@@ -2594,7 +2594,7 @@
               <w:rPr>
                 <w:noProof/>
               </w:rPr>
-              <w:instrText xml:space="preserve"> PAGEREF _Toc242656173 \h </w:instrText>
+              <w:instrText xml:space="preserve"> PAGEREF _Toc242660048 \h </w:instrText>
             </w:r>
             <w:r>
               <w:rPr>
@@ -2639,7 +2639,7 @@
               <w14:ligatures w14:val="standardContextual"/>
             </w:rPr>
           </w:pPr>
-          <w:hyperlink w:anchor="_Toc242656174" w:history="1">
+          <w:hyperlink w:anchor="_Toc242660049" w:history="1">
             <w:r>
               <w:rPr>
                 <w:rStyle w:val="a5"/>
@@ -2663,7 +2663,7 @@
               <w:rPr>
                 <w:noProof/>
               </w:rPr>
-              <w:instrText xml:space="preserve"> PAGEREF _Toc242656174 \h </w:instrText>
+              <w:instrText xml:space="preserve"> PAGEREF _Toc242660049 \h </w:instrText>
             </w:r>
             <w:r>
               <w:rPr>
@@ -2706,7 +2706,7 @@
               <w14:ligatures w14:val="standardContextual"/>
             </w:rPr>
           </w:pPr>
-          <w:hyperlink w:anchor="_Toc242656175" w:history="1">
+          <w:hyperlink w:anchor="_Toc242660050" w:history="1">
             <w:r>
               <w:rPr>
                 <w:rStyle w:val="a5"/>
@@ -2730,7 +2730,7 @@
               <w:rPr>
                 <w:noProof/>
               </w:rPr>
-              <w:instrText xml:space="preserve"> PAGEREF _Toc242656175 \h </w:instrText>
+              <w:instrText xml:space="preserve"> PAGEREF _Toc242660050 \h </w:instrText>
             </w:r>
             <w:r>
               <w:rPr>
@@ -2773,7 +2773,7 @@
               <w14:ligatures w14:val="standardContextual"/>
             </w:rPr>
           </w:pPr>
-          <w:hyperlink w:anchor="_Toc242656176" w:history="1">
+          <w:hyperlink w:anchor="_Toc242660051" w:history="1">
             <w:r>
               <w:rPr>
                 <w:rStyle w:val="a5"/>
@@ -2797,7 +2797,7 @@
               <w:rPr>
                 <w:noProof/>
               </w:rPr>
-              <w:instrText xml:space="preserve"> PAGEREF _Toc242656176 \h </w:instrText>
+              <w:instrText xml:space="preserve"> PAGEREF _Toc242660051 \h </w:instrText>
             </w:r>
             <w:r>
               <w:rPr>
@@ -2840,7 +2840,7 @@
               <w14:ligatures w14:val="standardContextual"/>
             </w:rPr>
           </w:pPr>
-          <w:hyperlink w:anchor="_Toc242656177" w:history="1">
+          <w:hyperlink w:anchor="_Toc242660052" w:history="1">
             <w:r>
               <w:rPr>
                 <w:rStyle w:val="a5"/>
@@ -2864,7 +2864,7 @@
               <w:rPr>
                 <w:noProof/>
               </w:rPr>
-              <w:instrText xml:space="preserve"> PAGEREF _Toc242656177 \h </w:instrText>
+              <w:instrText xml:space="preserve"> PAGEREF _Toc242660052 \h </w:instrText>
             </w:r>
             <w:r>
               <w:rPr>
@@ -2881,7 +2881,7 @@
               <w:rPr>
                 <w:noProof/>
               </w:rPr>
-              <w:t>21</w:t>
+              <w:t>22</w:t>
             </w:r>
             <w:r>
               <w:rPr>
@@ -2907,7 +2907,7 @@
               <w14:ligatures w14:val="standardContextual"/>
             </w:rPr>
           </w:pPr>
-          <w:hyperlink w:anchor="_Toc242656178" w:history="1">
+          <w:hyperlink w:anchor="_Toc242660053" w:history="1">
             <w:r>
               <w:rPr>
                 <w:rStyle w:val="a5"/>
@@ -2931,7 +2931,7 @@
               <w:rPr>
                 <w:noProof/>
               </w:rPr>
-              <w:instrText xml:space="preserve"> PAGEREF _Toc242656178 \h </w:instrText>
+              <w:instrText xml:space="preserve"> PAGEREF _Toc242660053 \h </w:instrText>
             </w:r>
             <w:r>
               <w:rPr>
@@ -2974,7 +2974,7 @@
               <w14:ligatures w14:val="standardContextual"/>
             </w:rPr>
           </w:pPr>
-          <w:hyperlink w:anchor="_Toc242656179" w:history="1">
+          <w:hyperlink w:anchor="_Toc242660054" w:history="1">
             <w:r>
               <w:rPr>
                 <w:rStyle w:val="a5"/>
@@ -2998,7 +2998,7 @@
               <w:rPr>
                 <w:noProof/>
               </w:rPr>
-              <w:instrText xml:space="preserve"> PAGEREF _Toc242656179 \h </w:instrText>
+              <w:instrText xml:space="preserve"> PAGEREF _Toc242660054 \h </w:instrText>
             </w:r>
             <w:r>
               <w:rPr>
@@ -3043,7 +3043,7 @@
               <w14:ligatures w14:val="standardContextual"/>
             </w:rPr>
           </w:pPr>
-          <w:hyperlink w:anchor="_Toc242656180" w:history="1">
+          <w:hyperlink w:anchor="_Toc242660055" w:history="1">
             <w:r>
               <w:rPr>
                 <w:rStyle w:val="a5"/>
@@ -3067,7 +3067,7 @@
               <w:rPr>
                 <w:noProof/>
               </w:rPr>
-              <w:instrText xml:space="preserve"> PAGEREF _Toc242656180 \h </w:instrText>
+              <w:instrText xml:space="preserve"> PAGEREF _Toc242660055 \h </w:instrText>
             </w:r>
             <w:r>
               <w:rPr>
@@ -3084,7 +3084,7 @@
               <w:rPr>
                 <w:noProof/>
               </w:rPr>
-              <w:t>23</w:t>
+              <w:t>24</w:t>
             </w:r>
             <w:r>
               <w:rPr>
@@ -3110,7 +3110,7 @@
               <w14:ligatures w14:val="standardContextual"/>
             </w:rPr>
           </w:pPr>
-          <w:hyperlink w:anchor="_Toc242656181" w:history="1">
+          <w:hyperlink w:anchor="_Toc242660056" w:history="1">
             <w:r>
               <w:rPr>
                 <w:rStyle w:val="a5"/>
@@ -3134,7 +3134,7 @@
               <w:rPr>
                 <w:noProof/>
               </w:rPr>
-              <w:instrText xml:space="preserve"> PAGEREF _Toc242656181 \h </w:instrText>
+              <w:instrText xml:space="preserve"> PAGEREF _Toc242660056 \h </w:instrText>
             </w:r>
             <w:r>
               <w:rPr>
@@ -3151,7 +3151,7 @@
               <w:rPr>
                 <w:noProof/>
               </w:rPr>
-              <w:t>23</w:t>
+              <w:t>24</w:t>
             </w:r>
             <w:r>
               <w:rPr>
@@ -3179,7 +3179,7 @@
               <w14:ligatures w14:val="standardContextual"/>
             </w:rPr>
           </w:pPr>
-          <w:hyperlink w:anchor="_Toc242656182" w:history="1">
+          <w:hyperlink w:anchor="_Toc242660057" w:history="1">
             <w:r>
               <w:rPr>
                 <w:rStyle w:val="a5"/>
@@ -3203,7 +3203,7 @@
               <w:rPr>
                 <w:noProof/>
               </w:rPr>
-              <w:instrText xml:space="preserve"> PAGEREF _Toc242656182 \h </w:instrText>
+              <w:instrText xml:space="preserve"> PAGEREF _Toc242660057 \h </w:instrText>
             </w:r>
             <w:r>
               <w:rPr>
@@ -3220,7 +3220,7 @@
               <w:rPr>
                 <w:noProof/>
               </w:rPr>
-              <w:t>25</w:t>
+              <w:t>26</w:t>
             </w:r>
             <w:r>
               <w:rPr>
@@ -3246,7 +3246,7 @@
               <w14:ligatures w14:val="standardContextual"/>
             </w:rPr>
           </w:pPr>
-          <w:hyperlink w:anchor="_Toc242656183" w:history="1">
+          <w:hyperlink w:anchor="_Toc242660058" w:history="1">
             <w:r>
               <w:rPr>
                 <w:rStyle w:val="a5"/>
@@ -3270,7 +3270,7 @@
               <w:rPr>
                 <w:noProof/>
               </w:rPr>
-              <w:instrText xml:space="preserve"> PAGEREF _Toc242656183 \h </w:instrText>
+              <w:instrText xml:space="preserve"> PAGEREF _Toc242660058 \h </w:instrText>
             </w:r>
             <w:r>
               <w:rPr>
@@ -3287,7 +3287,7 @@
               <w:rPr>
                 <w:noProof/>
               </w:rPr>
-              <w:t>25</w:t>
+              <w:t>26</w:t>
             </w:r>
             <w:r>
               <w:rPr>
@@ -3313,7 +3313,7 @@
               <w14:ligatures w14:val="standardContextual"/>
             </w:rPr>
           </w:pPr>
-          <w:hyperlink w:anchor="_Toc242656184" w:history="1">
+          <w:hyperlink w:anchor="_Toc242660059" w:history="1">
             <w:r>
               <w:rPr>
                 <w:rStyle w:val="a5"/>
@@ -3337,7 +3337,7 @@
               <w:rPr>
                 <w:noProof/>
               </w:rPr>
-              <w:instrText xml:space="preserve"> PAGEREF _Toc242656184 \h </w:instrText>
+              <w:instrText xml:space="preserve"> PAGEREF _Toc242660059 \h </w:instrText>
             </w:r>
             <w:r>
               <w:rPr>
@@ -3354,7 +3354,7 @@
               <w:rPr>
                 <w:noProof/>
               </w:rPr>
-              <w:t>26</w:t>
+              <w:t>27</w:t>
             </w:r>
             <w:r>
               <w:rPr>
@@ -3380,7 +3380,7 @@
               <w14:ligatures w14:val="standardContextual"/>
             </w:rPr>
           </w:pPr>
-          <w:hyperlink w:anchor="_Toc242656185" w:history="1">
+          <w:hyperlink w:anchor="_Toc242660060" w:history="1">
             <w:r>
               <w:rPr>
                 <w:rStyle w:val="a5"/>
@@ -3404,7 +3404,7 @@
               <w:rPr>
                 <w:noProof/>
               </w:rPr>
-              <w:instrText xml:space="preserve"> PAGEREF _Toc242656185 \h </w:instrText>
+              <w:instrText xml:space="preserve"> PAGEREF _Toc242660060 \h </w:instrText>
             </w:r>
             <w:r>
               <w:rPr>
@@ -3421,7 +3421,7 @@
               <w:rPr>
                 <w:noProof/>
               </w:rPr>
-              <w:t>27</w:t>
+              <w:t>28</w:t>
             </w:r>
             <w:r>
               <w:rPr>
@@ -3447,7 +3447,7 @@
               <w14:ligatures w14:val="standardContextual"/>
             </w:rPr>
           </w:pPr>
-          <w:hyperlink w:anchor="_Toc242656186" w:history="1">
+          <w:hyperlink w:anchor="_Toc242660061" w:history="1">
             <w:r>
               <w:rPr>
                 <w:rStyle w:val="a5"/>
@@ -3471,7 +3471,7 @@
               <w:rPr>
                 <w:noProof/>
               </w:rPr>
-              <w:instrText xml:space="preserve"> PAGEREF _Toc242656186 \h </w:instrText>
+              <w:instrText xml:space="preserve"> PAGEREF _Toc242660061 \h </w:instrText>
             </w:r>
             <w:r>
               <w:rPr>
@@ -3488,7 +3488,7 @@
               <w:rPr>
                 <w:noProof/>
               </w:rPr>
-              <w:t>28</w:t>
+              <w:t>29</w:t>
             </w:r>
             <w:r>
               <w:rPr>
@@ -3514,7 +3514,7 @@
               <w14:ligatures w14:val="standardContextual"/>
             </w:rPr>
           </w:pPr>
-          <w:hyperlink w:anchor="_Toc242656187" w:history="1">
+          <w:hyperlink w:anchor="_Toc242660062" w:history="1">
             <w:r>
               <w:rPr>
                 <w:rStyle w:val="a5"/>
@@ -3538,7 +3538,7 @@
               <w:rPr>
                 <w:noProof/>
               </w:rPr>
-              <w:instrText xml:space="preserve"> PAGEREF _Toc242656187 \h </w:instrText>
+              <w:instrText xml:space="preserve"> PAGEREF _Toc242660062 \h </w:instrText>
             </w:r>
             <w:r>
               <w:rPr>
@@ -3555,7 +3555,7 @@
               <w:rPr>
                 <w:noProof/>
               </w:rPr>
-              <w:t>29</w:t>
+              <w:t>30</w:t>
             </w:r>
             <w:r>
               <w:rPr>
@@ -3581,7 +3581,7 @@
               <w14:ligatures w14:val="standardContextual"/>
             </w:rPr>
           </w:pPr>
-          <w:hyperlink w:anchor="_Toc242656188" w:history="1">
+          <w:hyperlink w:anchor="_Toc242660063" w:history="1">
             <w:r>
               <w:rPr>
                 <w:rStyle w:val="a5"/>
@@ -3605,7 +3605,7 @@
               <w:rPr>
                 <w:noProof/>
               </w:rPr>
-              <w:instrText xml:space="preserve"> PAGEREF _Toc242656188 \h </w:instrText>
+              <w:instrText xml:space="preserve"> PAGEREF _Toc242660063 \h </w:instrText>
             </w:r>
             <w:r>
               <w:rPr>
@@ -3622,7 +3622,7 @@
               <w:rPr>
                 <w:noProof/>
               </w:rPr>
-              <w:t>30</w:t>
+              <w:t>31</w:t>
             </w:r>
             <w:r>
               <w:rPr>
@@ -3650,7 +3650,7 @@
               <w14:ligatures w14:val="standardContextual"/>
             </w:rPr>
           </w:pPr>
-          <w:hyperlink w:anchor="_Toc242656189" w:history="1">
+          <w:hyperlink w:anchor="_Toc242660064" w:history="1">
             <w:r>
               <w:rPr>
                 <w:rStyle w:val="a5"/>
@@ -3674,7 +3674,7 @@
               <w:rPr>
                 <w:noProof/>
               </w:rPr>
-              <w:instrText xml:space="preserve"> PAGEREF _Toc242656189 \h </w:instrText>
+              <w:instrText xml:space="preserve"> PAGEREF _Toc242660064 \h </w:instrText>
             </w:r>
             <w:r>
               <w:rPr>
@@ -3691,7 +3691,7 @@
               <w:rPr>
                 <w:noProof/>
               </w:rPr>
-              <w:t>31</w:t>
+              <w:t>32</w:t>
             </w:r>
             <w:r>
               <w:rPr>
@@ -3717,7 +3717,7 @@
               <w14:ligatures w14:val="standardContextual"/>
             </w:rPr>
           </w:pPr>
-          <w:hyperlink w:anchor="_Toc242656190" w:history="1">
+          <w:hyperlink w:anchor="_Toc242660065" w:history="1">
             <w:r>
               <w:rPr>
                 <w:rStyle w:val="a5"/>
@@ -3741,7 +3741,7 @@
               <w:rPr>
                 <w:noProof/>
               </w:rPr>
-              <w:instrText xml:space="preserve"> PAGEREF _Toc242656190 \h </w:instrText>
+              <w:instrText xml:space="preserve"> PAGEREF _Toc242660065 \h </w:instrText>
             </w:r>
             <w:r>
               <w:rPr>
@@ -3758,7 +3758,7 @@
               <w:rPr>
                 <w:noProof/>
               </w:rPr>
-              <w:t>31</w:t>
+              <w:t>32</w:t>
             </w:r>
             <w:r>
               <w:rPr>
@@ -3784,7 +3784,7 @@
               <w14:ligatures w14:val="standardContextual"/>
             </w:rPr>
           </w:pPr>
-          <w:hyperlink w:anchor="_Toc242656191" w:history="1">
+          <w:hyperlink w:anchor="_Toc242660066" w:history="1">
             <w:r>
               <w:rPr>
                 <w:rStyle w:val="a5"/>
@@ -3808,7 +3808,7 @@
               <w:rPr>
                 <w:noProof/>
               </w:rPr>
-              <w:instrText xml:space="preserve"> PAGEREF _Toc242656191 \h </w:instrText>
+              <w:instrText xml:space="preserve"> PAGEREF _Toc242660066 \h </w:instrText>
             </w:r>
             <w:r>
               <w:rPr>
@@ -3825,7 +3825,7 @@
               <w:rPr>
                 <w:noProof/>
               </w:rPr>
-              <w:t>31</w:t>
+              <w:t>32</w:t>
             </w:r>
             <w:r>
               <w:rPr>
@@ -3851,7 +3851,7 @@
               <w14:ligatures w14:val="standardContextual"/>
             </w:rPr>
           </w:pPr>
-          <w:hyperlink w:anchor="_Toc242656192" w:history="1">
+          <w:hyperlink w:anchor="_Toc242660067" w:history="1">
             <w:r>
               <w:rPr>
                 <w:rStyle w:val="a5"/>
@@ -3875,7 +3875,7 @@
               <w:rPr>
                 <w:noProof/>
               </w:rPr>
-              <w:instrText xml:space="preserve"> PAGEREF _Toc242656192 \h </w:instrText>
+              <w:instrText xml:space="preserve"> PAGEREF _Toc242660067 \h </w:instrText>
             </w:r>
             <w:r>
               <w:rPr>
@@ -3892,7 +3892,7 @@
               <w:rPr>
                 <w:noProof/>
               </w:rPr>
-              <w:t>31</w:t>
+              <w:t>32</w:t>
             </w:r>
             <w:r>
               <w:rPr>
@@ -3918,7 +3918,7 @@
               <w14:ligatures w14:val="standardContextual"/>
             </w:rPr>
           </w:pPr>
-          <w:hyperlink w:anchor="_Toc242656193" w:history="1">
+          <w:hyperlink w:anchor="_Toc242660068" w:history="1">
             <w:r>
               <w:rPr>
                 <w:rStyle w:val="a5"/>
@@ -3942,7 +3942,7 @@
               <w:rPr>
                 <w:noProof/>
               </w:rPr>
-              <w:instrText xml:space="preserve"> PAGEREF _Toc242656193 \h </w:instrText>
+              <w:instrText xml:space="preserve"> PAGEREF _Toc242660068 \h </w:instrText>
             </w:r>
             <w:r>
               <w:rPr>
@@ -3959,7 +3959,7 @@
               <w:rPr>
                 <w:noProof/>
               </w:rPr>
-              <w:t>32</w:t>
+              <w:t>33</w:t>
             </w:r>
             <w:r>
               <w:rPr>
@@ -3987,7 +3987,7 @@
               <w14:ligatures w14:val="standardContextual"/>
             </w:rPr>
           </w:pPr>
-          <w:hyperlink w:anchor="_Toc242656194" w:history="1">
+          <w:hyperlink w:anchor="_Toc242660069" w:history="1">
             <w:r>
               <w:rPr>
                 <w:rStyle w:val="a5"/>
@@ -4011,7 +4011,7 @@
               <w:rPr>
                 <w:noProof/>
               </w:rPr>
-              <w:instrText xml:space="preserve"> PAGEREF _Toc242656194 \h </w:instrText>
+              <w:instrText xml:space="preserve"> PAGEREF _Toc242660069 \h </w:instrText>
             </w:r>
             <w:r>
               <w:rPr>
@@ -4028,7 +4028,7 @@
               <w:rPr>
                 <w:noProof/>
               </w:rPr>
-              <w:t>33</w:t>
+              <w:t>34</w:t>
             </w:r>
             <w:r>
               <w:rPr>
@@ -4056,7 +4056,7 @@
               <w14:ligatures w14:val="standardContextual"/>
             </w:rPr>
           </w:pPr>
-          <w:hyperlink w:anchor="_Toc242656195" w:history="1">
+          <w:hyperlink w:anchor="_Toc242660070" w:history="1">
             <w:r>
               <w:rPr>
                 <w:rStyle w:val="a5"/>
@@ -4080,7 +4080,7 @@
               <w:rPr>
                 <w:noProof/>
               </w:rPr>
-              <w:instrText xml:space="preserve"> PAGEREF _Toc242656195 \h </w:instrText>
+              <w:instrText xml:space="preserve"> PAGEREF _Toc242660070 \h </w:instrText>
             </w:r>
             <w:r>
               <w:rPr>
@@ -4097,7 +4097,7 @@
               <w:rPr>
                 <w:noProof/>
               </w:rPr>
-              <w:t>35</w:t>
+              <w:t>36</w:t>
             </w:r>
             <w:r>
               <w:rPr>
@@ -4125,7 +4125,7 @@
               <w14:ligatures w14:val="standardContextual"/>
             </w:rPr>
           </w:pPr>
-          <w:hyperlink w:anchor="_Toc242656196" w:history="1">
+          <w:hyperlink w:anchor="_Toc242660071" w:history="1">
             <w:r>
               <w:rPr>
                 <w:rStyle w:val="a5"/>
@@ -4149,7 +4149,7 @@
               <w:rPr>
                 <w:noProof/>
               </w:rPr>
-              <w:instrText xml:space="preserve"> PAGEREF _Toc242656196 \h </w:instrText>
+              <w:instrText xml:space="preserve"> PAGEREF _Toc242660071 \h </w:instrText>
             </w:r>
             <w:r>
               <w:rPr>
@@ -4166,7 +4166,7 @@
               <w:rPr>
                 <w:noProof/>
               </w:rPr>
-              <w:t>36</w:t>
+              <w:t>37</w:t>
             </w:r>
             <w:r>
               <w:rPr>
@@ -4218,7 +4218,7 @@
       <w:pPr>
         <w:pStyle w:val="1"/>
       </w:pPr>
-      <w:bookmarkStart w:id="0" w:name="_Toc242656138"/>
+      <w:bookmarkStart w:id="0" w:name="_Toc242660013"/>
       <w:r>
         <w:t>1 Introducing QRcode tool</w:t>
       </w:r>
@@ -4265,7 +4265,7 @@
       <w:pPr>
         <w:pStyle w:val="2"/>
       </w:pPr>
-      <w:bookmarkStart w:id="1" w:name="_Toc242656139"/>
+      <w:bookmarkStart w:id="1" w:name="_Toc242660014"/>
       <w:r>
         <w:t>1.1 Main features</w:t>
       </w:r>
@@ -4287,7 +4287,7 @@
           <w:left w:w="10" w:type="dxa"/>
           <w:right w:w="10" w:type="dxa"/>
         </w:tblCellMar>
-        <w:tblLook w:val="0000" w:firstRow="0" w:lastRow="0" w:firstColumn="0" w:lastColumn="0" w:noHBand="0" w:noVBand="0"/>
+        <w:tblLook w:val="04A0" w:firstRow="1" w:lastRow="0" w:firstColumn="1" w:lastColumn="0" w:noHBand="0" w:noVBand="1"/>
       </w:tblPr>
       <w:tblGrid>
         <w:gridCol w:w="2417"/>
@@ -4902,7 +4902,7 @@
       <w:pPr>
         <w:pStyle w:val="2"/>
       </w:pPr>
-      <w:bookmarkStart w:id="2" w:name="_Toc242656140"/>
+      <w:bookmarkStart w:id="2" w:name="_Toc242660015"/>
       <w:r>
         <w:lastRenderedPageBreak/>
         <w:t>1.2 System requirements</w:t>
@@ -4925,7 +4925,7 @@
           <w:left w:w="10" w:type="dxa"/>
           <w:right w:w="10" w:type="dxa"/>
         </w:tblCellMar>
-        <w:tblLook w:val="0000" w:firstRow="0" w:lastRow="0" w:firstColumn="0" w:lastColumn="0" w:noHBand="0" w:noVBand="0"/>
+        <w:tblLook w:val="04A0" w:firstRow="1" w:lastRow="0" w:firstColumn="1" w:lastColumn="0" w:noHBand="0" w:noVBand="1"/>
       </w:tblPr>
       <w:tblGrid>
         <w:gridCol w:w="2789"/>
@@ -5245,7 +5245,7 @@
       <w:pPr>
         <w:pStyle w:val="2"/>
       </w:pPr>
-      <w:bookmarkStart w:id="3" w:name="_Toc242656141"/>
+      <w:bookmarkStart w:id="3" w:name="_Toc242660016"/>
       <w:r>
         <w:t>1.3 Privacy and safety principles</w:t>
       </w:r>
@@ -5346,7 +5346,7 @@
       <w:pPr>
         <w:pStyle w:val="2"/>
       </w:pPr>
-      <w:bookmarkStart w:id="4" w:name="_Toc242656142"/>
+      <w:bookmarkStart w:id="4" w:name="_Toc242660017"/>
       <w:r>
         <w:t>1.4 Conventions used in this manual</w:t>
       </w:r>
@@ -5537,7 +5537,7 @@
       <w:pPr>
         <w:pStyle w:val="1"/>
       </w:pPr>
-      <w:bookmarkStart w:id="5" w:name="_Toc242656143"/>
+      <w:bookmarkStart w:id="5" w:name="_Toc242660018"/>
       <w:r>
         <w:t>2 Installation and first start</w:t>
       </w:r>
@@ -5547,7 +5547,7 @@
       <w:pPr>
         <w:pStyle w:val="2"/>
       </w:pPr>
-      <w:bookmarkStart w:id="6" w:name="_Toc242656144"/>
+      <w:bookmarkStart w:id="6" w:name="_Toc242660019"/>
       <w:r>
         <w:t>2.1 Download and install (Windows)</w:t>
       </w:r>
@@ -5651,7 +5651,7 @@
           <w:left w:w="10" w:type="dxa"/>
           <w:right w:w="10" w:type="dxa"/>
         </w:tblCellMar>
-        <w:tblLook w:val="0000" w:firstRow="0" w:lastRow="0" w:firstColumn="0" w:lastColumn="0" w:noHBand="0" w:noVBand="0"/>
+        <w:tblLook w:val="04A0" w:firstRow="1" w:lastRow="0" w:firstColumn="1" w:lastColumn="0" w:noHBand="0" w:noVBand="1"/>
       </w:tblPr>
       <w:tblGrid>
         <w:gridCol w:w="9298"/>
@@ -5718,7 +5718,7 @@
       <w:pPr>
         <w:pStyle w:val="2"/>
       </w:pPr>
-      <w:bookmarkStart w:id="7" w:name="_Toc242656145"/>
+      <w:bookmarkStart w:id="7" w:name="_Toc242660020"/>
       <w:r>
         <w:t>2.2 If Windows shows “Windows protected your PC”</w:t>
       </w:r>
@@ -5813,7 +5813,7 @@
           <w:left w:w="10" w:type="dxa"/>
           <w:right w:w="10" w:type="dxa"/>
         </w:tblCellMar>
-        <w:tblLook w:val="0000" w:firstRow="0" w:lastRow="0" w:firstColumn="0" w:lastColumn="0" w:noHBand="0" w:noVBand="0"/>
+        <w:tblLook w:val="04A0" w:firstRow="1" w:lastRow="0" w:firstColumn="1" w:lastColumn="0" w:noHBand="0" w:noVBand="1"/>
       </w:tblPr>
       <w:tblGrid>
         <w:gridCol w:w="9298"/>
@@ -5862,7 +5862,7 @@
       <w:pPr>
         <w:pStyle w:val="2"/>
       </w:pPr>
-      <w:bookmarkStart w:id="8" w:name="_Toc242656146"/>
+      <w:bookmarkStart w:id="8" w:name="_Toc242660021"/>
       <w:r>
         <w:t>2.3 macOS and Linux</w:t>
       </w:r>
@@ -5956,7 +5956,7 @@
       <w:pPr>
         <w:pStyle w:val="2"/>
       </w:pPr>
-      <w:bookmarkStart w:id="9" w:name="_Toc242656147"/>
+      <w:bookmarkStart w:id="9" w:name="_Toc242660022"/>
       <w:r>
         <w:t>2.4 The welcome screen</w:t>
       </w:r>
@@ -5978,10 +5978,10 @@
           <w:noProof/>
         </w:rPr>
         <w:drawing>
-          <wp:inline distT="0" distB="0" distL="0" distR="0" wp14:anchorId="2858C6F9" wp14:editId="70D5F6A7">
+          <wp:inline distT="0" distB="0" distL="0" distR="0" wp14:anchorId="7D28EDE4" wp14:editId="263B3DF7">
             <wp:extent cx="3962400" cy="4352925"/>
             <wp:effectExtent l="0" t="0" r="0" b="0"/>
-            <wp:docPr id="1221895283" name="welcome" descr="welcome" title="welcome"/>
+            <wp:docPr id="1435705023" name="welcome" descr="welcome" title="welcome"/>
             <wp:cNvGraphicFramePr>
               <a:graphicFrameLocks xmlns:a="http://schemas.openxmlformats.org/drawingml/2006/main" noChangeAspect="1"/>
             </wp:cNvGraphicFramePr>
@@ -6161,7 +6161,7 @@
       <w:pPr>
         <w:pStyle w:val="2"/>
       </w:pPr>
-      <w:bookmarkStart w:id="10" w:name="_Toc242656148"/>
+      <w:bookmarkStart w:id="10" w:name="_Toc242660023"/>
       <w:r>
         <w:t>2.5 The tray icon</w:t>
       </w:r>
@@ -6247,10 +6247,10 @@
           <w:noProof/>
         </w:rPr>
         <w:drawing>
-          <wp:inline distT="0" distB="0" distL="0" distR="0" wp14:anchorId="5B645E5A" wp14:editId="34847BF0">
+          <wp:inline distT="0" distB="0" distL="0" distR="0" wp14:anchorId="49C4E334" wp14:editId="214D1DC1">
             <wp:extent cx="3962400" cy="3581400"/>
             <wp:effectExtent l="0" t="0" r="0" b="0"/>
-            <wp:docPr id="176349816" name="tray-menu" descr="tray-menu" title="tray-menu"/>
+            <wp:docPr id="265447012" name="tray-menu" descr="tray-menu" title="tray-menu"/>
             <wp:cNvGraphicFramePr>
               <a:graphicFrameLocks xmlns:a="http://schemas.openxmlformats.org/drawingml/2006/main" noChangeAspect="1"/>
             </wp:cNvGraphicFramePr>
@@ -6326,7 +6326,7 @@
           <w:left w:w="10" w:type="dxa"/>
           <w:right w:w="10" w:type="dxa"/>
         </w:tblCellMar>
-        <w:tblLook w:val="0000" w:firstRow="0" w:lastRow="0" w:firstColumn="0" w:lastColumn="0" w:noHBand="0" w:noVBand="0"/>
+        <w:tblLook w:val="04A0" w:firstRow="1" w:lastRow="0" w:firstColumn="1" w:lastColumn="0" w:noHBand="0" w:noVBand="1"/>
       </w:tblPr>
       <w:tblGrid>
         <w:gridCol w:w="9298"/>
@@ -6398,7 +6398,7 @@
       <w:pPr>
         <w:pStyle w:val="1"/>
       </w:pPr>
-      <w:bookmarkStart w:id="11" w:name="_Toc242656149"/>
+      <w:bookmarkStart w:id="11" w:name="_Toc242660024"/>
       <w:r>
         <w:t>3 Scanning the screen</w:t>
       </w:r>
@@ -6408,7 +6408,7 @@
       <w:pPr>
         <w:pStyle w:val="2"/>
       </w:pPr>
-      <w:bookmarkStart w:id="12" w:name="_Toc242656150"/>
+      <w:bookmarkStart w:id="12" w:name="_Toc242660025"/>
       <w:r>
         <w:t>3.1 Scan the whole screen</w:t>
       </w:r>
@@ -6586,10 +6586,10 @@
           <w:noProof/>
         </w:rPr>
         <w:drawing>
-          <wp:inline distT="0" distB="0" distL="0" distR="0" wp14:anchorId="5993667A" wp14:editId="06CF2A52">
+          <wp:inline distT="0" distB="0" distL="0" distR="0" wp14:anchorId="267B431E" wp14:editId="61CA8CBF">
             <wp:extent cx="5905500" cy="3409950"/>
             <wp:effectExtent l="0" t="0" r="0" b="0"/>
-            <wp:docPr id="1634797621" name="scan-screen" descr="scan-screen" title="scan-screen"/>
+            <wp:docPr id="870512053" name="scan-screen" descr="scan-screen" title="scan-screen"/>
             <wp:cNvGraphicFramePr>
               <a:graphicFrameLocks xmlns:a="http://schemas.openxmlformats.org/drawingml/2006/main" noChangeAspect="1"/>
             </wp:cNvGraphicFramePr>
@@ -6671,7 +6671,7 @@
           <w:left w:w="10" w:type="dxa"/>
           <w:right w:w="10" w:type="dxa"/>
         </w:tblCellMar>
-        <w:tblLook w:val="0000" w:firstRow="0" w:lastRow="0" w:firstColumn="0" w:lastColumn="0" w:noHBand="0" w:noVBand="0"/>
+        <w:tblLook w:val="04A0" w:firstRow="1" w:lastRow="0" w:firstColumn="1" w:lastColumn="0" w:noHBand="0" w:noVBand="1"/>
       </w:tblPr>
       <w:tblGrid>
         <w:gridCol w:w="2046"/>
@@ -7028,7 +7028,7 @@
       <w:pPr>
         <w:pStyle w:val="2"/>
       </w:pPr>
-      <w:bookmarkStart w:id="13" w:name="_Toc242656151"/>
+      <w:bookmarkStart w:id="13" w:name="_Toc242660026"/>
       <w:r>
         <w:t>3.2 Select an area</w:t>
       </w:r>
@@ -7131,10 +7131,10 @@
           <w:noProof/>
         </w:rPr>
         <w:drawing>
-          <wp:inline distT="0" distB="0" distL="0" distR="0" wp14:anchorId="549730A7" wp14:editId="47325E98">
+          <wp:inline distT="0" distB="0" distL="0" distR="0" wp14:anchorId="328653BA" wp14:editId="6646E654">
             <wp:extent cx="5905500" cy="3409950"/>
             <wp:effectExtent l="0" t="0" r="0" b="0"/>
-            <wp:docPr id="1931777780" name="scan-region" descr="scan-region" title="scan-region"/>
+            <wp:docPr id="387105150" name="scan-region" descr="scan-region" title="scan-region"/>
             <wp:cNvGraphicFramePr>
               <a:graphicFrameLocks xmlns:a="http://schemas.openxmlformats.org/drawingml/2006/main" noChangeAspect="1"/>
             </wp:cNvGraphicFramePr>
@@ -7210,7 +7210,7 @@
           <w:left w:w="10" w:type="dxa"/>
           <w:right w:w="10" w:type="dxa"/>
         </w:tblCellMar>
-        <w:tblLook w:val="0000" w:firstRow="0" w:lastRow="0" w:firstColumn="0" w:lastColumn="0" w:noHBand="0" w:noVBand="0"/>
+        <w:tblLook w:val="04A0" w:firstRow="1" w:lastRow="0" w:firstColumn="1" w:lastColumn="0" w:noHBand="0" w:noVBand="1"/>
       </w:tblPr>
       <w:tblGrid>
         <w:gridCol w:w="9298"/>
@@ -7265,7 +7265,7 @@
       <w:pPr>
         <w:pStyle w:val="2"/>
       </w:pPr>
-      <w:bookmarkStart w:id="14" w:name="_Toc242656152"/>
+      <w:bookmarkStart w:id="14" w:name="_Toc242660027"/>
       <w:r>
         <w:t>3.3 The toolbar on the scan screen</w:t>
       </w:r>
@@ -7370,7 +7370,7 @@
       <w:pPr>
         <w:pStyle w:val="2"/>
       </w:pPr>
-      <w:bookmarkStart w:id="15" w:name="_Toc242656153"/>
+      <w:bookmarkStart w:id="15" w:name="_Toc242660028"/>
       <w:r>
         <w:t>3.4 Keyboard</w:t>
       </w:r>
@@ -7397,7 +7397,7 @@
           <w:left w:w="10" w:type="dxa"/>
           <w:right w:w="10" w:type="dxa"/>
         </w:tblCellMar>
-        <w:tblLook w:val="0000" w:firstRow="0" w:lastRow="0" w:firstColumn="0" w:lastColumn="0" w:noHBand="0" w:noVBand="0"/>
+        <w:tblLook w:val="04A0" w:firstRow="1" w:lastRow="0" w:firstColumn="1" w:lastColumn="0" w:noHBand="0" w:noVBand="1"/>
       </w:tblPr>
       <w:tblGrid>
         <w:gridCol w:w="2789"/>
@@ -8044,7 +8044,7 @@
       <w:pPr>
         <w:pStyle w:val="2"/>
       </w:pPr>
-      <w:bookmarkStart w:id="16" w:name="_Toc242656154"/>
+      <w:bookmarkStart w:id="16" w:name="_Toc242660029"/>
       <w:r>
         <w:t>3.5 When no code is found</w:t>
       </w:r>
@@ -8157,7 +8157,7 @@
       <w:pPr>
         <w:pStyle w:val="1"/>
       </w:pPr>
-      <w:bookmarkStart w:id="17" w:name="_Toc242656155"/>
+      <w:bookmarkStart w:id="17" w:name="_Toc242660030"/>
       <w:r>
         <w:t>4 Other ways to scan</w:t>
       </w:r>
@@ -8167,7 +8167,7 @@
       <w:pPr>
         <w:pStyle w:val="2"/>
       </w:pPr>
-      <w:bookmarkStart w:id="18" w:name="_Toc242656156"/>
+      <w:bookmarkStart w:id="18" w:name="_Toc242660031"/>
       <w:r>
         <w:t>4.1 Webcam</w:t>
       </w:r>
@@ -8337,10 +8337,10 @@
           <w:noProof/>
         </w:rPr>
         <w:drawing>
-          <wp:inline distT="0" distB="0" distL="0" distR="0" wp14:anchorId="7263C495" wp14:editId="78798063">
+          <wp:inline distT="0" distB="0" distL="0" distR="0" wp14:anchorId="48FF0399" wp14:editId="7A39F1AD">
             <wp:extent cx="4676775" cy="3895725"/>
             <wp:effectExtent l="0" t="0" r="0" b="0"/>
-            <wp:docPr id="105468239" name="camera" descr="camera" title="camera"/>
+            <wp:docPr id="1115206651" name="camera" descr="camera" title="camera"/>
             <wp:cNvGraphicFramePr>
               <a:graphicFrameLocks xmlns:a="http://schemas.openxmlformats.org/drawingml/2006/main" noChangeAspect="1"/>
             </wp:cNvGraphicFramePr>
@@ -8512,7 +8512,7 @@
           <w:left w:w="10" w:type="dxa"/>
           <w:right w:w="10" w:type="dxa"/>
         </w:tblCellMar>
-        <w:tblLook w:val="0000" w:firstRow="0" w:lastRow="0" w:firstColumn="0" w:lastColumn="0" w:noHBand="0" w:noVBand="0"/>
+        <w:tblLook w:val="04A0" w:firstRow="1" w:lastRow="0" w:firstColumn="1" w:lastColumn="0" w:noHBand="0" w:noVBand="1"/>
       </w:tblPr>
       <w:tblGrid>
         <w:gridCol w:w="9298"/>
@@ -8566,7 +8566,7 @@
       <w:pPr>
         <w:pStyle w:val="2"/>
       </w:pPr>
-      <w:bookmarkStart w:id="19" w:name="_Toc242656157"/>
+      <w:bookmarkStart w:id="19" w:name="_Toc242660032"/>
       <w:r>
         <w:t>4.2 Image on the clipboard</w:t>
       </w:r>
@@ -8662,7 +8662,7 @@
       <w:pPr>
         <w:pStyle w:val="2"/>
       </w:pPr>
-      <w:bookmarkStart w:id="20" w:name="_Toc242656158"/>
+      <w:bookmarkStart w:id="20" w:name="_Toc242660033"/>
       <w:r>
         <w:t>4.3 Image files</w:t>
       </w:r>
@@ -8734,10 +8734,10 @@
         </w:rPr>
         <w:lastRenderedPageBreak/>
         <w:drawing>
-          <wp:inline distT="0" distB="0" distL="0" distR="0" wp14:anchorId="683F4455" wp14:editId="5E2D6025">
+          <wp:inline distT="0" distB="0" distL="0" distR="0" wp14:anchorId="1BF965AC" wp14:editId="49BE39A5">
             <wp:extent cx="4676775" cy="3667125"/>
             <wp:effectExtent l="0" t="0" r="0" b="0"/>
-            <wp:docPr id="1822763572" name="image-preview" descr="image-preview" title="image-preview"/>
+            <wp:docPr id="870861272" name="image-preview" descr="image-preview" title="image-preview"/>
             <wp:cNvGraphicFramePr>
               <a:graphicFrameLocks xmlns:a="http://schemas.openxmlformats.org/drawingml/2006/main" noChangeAspect="1"/>
             </wp:cNvGraphicFramePr>
@@ -8802,7 +8802,7 @@
       <w:pPr>
         <w:pStyle w:val="2"/>
       </w:pPr>
-      <w:bookmarkStart w:id="21" w:name="_Toc242656159"/>
+      <w:bookmarkStart w:id="21" w:name="_Toc242660034"/>
       <w:r>
         <w:t>4.4 Windows right-click menu</w:t>
       </w:r>
@@ -8839,7 +8839,7 @@
           <w:left w:w="10" w:type="dxa"/>
           <w:right w:w="10" w:type="dxa"/>
         </w:tblCellMar>
-        <w:tblLook w:val="0000" w:firstRow="0" w:lastRow="0" w:firstColumn="0" w:lastColumn="0" w:noHBand="0" w:noVBand="0"/>
+        <w:tblLook w:val="04A0" w:firstRow="1" w:lastRow="0" w:firstColumn="1" w:lastColumn="0" w:noHBand="0" w:noVBand="1"/>
       </w:tblPr>
       <w:tblGrid>
         <w:gridCol w:w="3905"/>
@@ -9233,7 +9233,7 @@
       <w:pPr>
         <w:pStyle w:val="2"/>
       </w:pPr>
-      <w:bookmarkStart w:id="22" w:name="_Toc242656160"/>
+      <w:bookmarkStart w:id="22" w:name="_Toc242660035"/>
       <w:r>
         <w:t>4.5 Command line</w:t>
       </w:r>
@@ -9264,7 +9264,7 @@
           <w:left w:w="10" w:type="dxa"/>
           <w:right w:w="10" w:type="dxa"/>
         </w:tblCellMar>
-        <w:tblLook w:val="0000" w:firstRow="0" w:lastRow="0" w:firstColumn="0" w:lastColumn="0" w:noHBand="0" w:noVBand="0"/>
+        <w:tblLook w:val="04A0" w:firstRow="1" w:lastRow="0" w:firstColumn="1" w:lastColumn="0" w:noHBand="0" w:noVBand="1"/>
       </w:tblPr>
       <w:tblGrid>
         <w:gridCol w:w="3905"/>
@@ -10110,7 +10110,7 @@
       <w:pPr>
         <w:pStyle w:val="1"/>
       </w:pPr>
-      <w:bookmarkStart w:id="23" w:name="_Toc242656161"/>
+      <w:bookmarkStart w:id="23" w:name="_Toc242660036"/>
       <w:r>
         <w:t>5 Results and details</w:t>
       </w:r>
@@ -10120,7 +10120,7 @@
       <w:pPr>
         <w:pStyle w:val="2"/>
       </w:pPr>
-      <w:bookmarkStart w:id="24" w:name="_Toc242656162"/>
+      <w:bookmarkStart w:id="24" w:name="_Toc242660037"/>
       <w:r>
         <w:t>5.1 Result labels</w:t>
       </w:r>
@@ -10215,7 +10215,7 @@
       <w:pPr>
         <w:pStyle w:val="2"/>
       </w:pPr>
-      <w:bookmarkStart w:id="25" w:name="_Toc242656163"/>
+      <w:bookmarkStart w:id="25" w:name="_Toc242660038"/>
       <w:r>
         <w:t>5.2 What Enter or a click does</w:t>
       </w:r>
@@ -10237,7 +10237,7 @@
           <w:left w:w="10" w:type="dxa"/>
           <w:right w:w="10" w:type="dxa"/>
         </w:tblCellMar>
-        <w:tblLook w:val="0000" w:firstRow="0" w:lastRow="0" w:firstColumn="0" w:lastColumn="0" w:noHBand="0" w:noVBand="0"/>
+        <w:tblLook w:val="04A0" w:firstRow="1" w:lastRow="0" w:firstColumn="1" w:lastColumn="0" w:noHBand="0" w:noVBand="1"/>
       </w:tblPr>
       <w:tblGrid>
         <w:gridCol w:w="3347"/>
@@ -10498,7 +10498,7 @@
       <w:pPr>
         <w:pStyle w:val="2"/>
       </w:pPr>
-      <w:bookmarkStart w:id="26" w:name="_Toc242656164"/>
+      <w:bookmarkStart w:id="26" w:name="_Toc242660039"/>
       <w:r>
         <w:t>5.3 The detail card</w:t>
       </w:r>
@@ -10531,10 +10531,10 @@
         </w:rPr>
         <w:lastRenderedPageBreak/>
         <w:drawing>
-          <wp:inline distT="0" distB="0" distL="0" distR="0" wp14:anchorId="0DCE6188" wp14:editId="41805C13">
+          <wp:inline distT="0" distB="0" distL="0" distR="0" wp14:anchorId="21B657B1" wp14:editId="6B4EF897">
             <wp:extent cx="4324350" cy="2600325"/>
             <wp:effectExtent l="0" t="0" r="0" b="0"/>
-            <wp:docPr id="1256428556" name="detail-wifi" descr="detail-wifi" title="detail-wifi"/>
+            <wp:docPr id="2018420192" name="detail-wifi" descr="detail-wifi" title="detail-wifi"/>
             <wp:cNvGraphicFramePr>
               <a:graphicFrameLocks xmlns:a="http://schemas.openxmlformats.org/drawingml/2006/main" noChangeAspect="1"/>
             </wp:cNvGraphicFramePr>
@@ -10599,7 +10599,7 @@
       <w:pPr>
         <w:pStyle w:val="2"/>
       </w:pPr>
-      <w:bookmarkStart w:id="27" w:name="_Toc242656165"/>
+      <w:bookmarkStart w:id="27" w:name="_Toc242660040"/>
       <w:r>
         <w:t>5.4 Buttons for each kind of content</w:t>
       </w:r>
@@ -10621,7 +10621,7 @@
           <w:left w:w="10" w:type="dxa"/>
           <w:right w:w="10" w:type="dxa"/>
         </w:tblCellMar>
-        <w:tblLook w:val="0000" w:firstRow="0" w:lastRow="0" w:firstColumn="0" w:lastColumn="0" w:noHBand="0" w:noVBand="0"/>
+        <w:tblLook w:val="04A0" w:firstRow="1" w:lastRow="0" w:firstColumn="1" w:lastColumn="0" w:noHBand="0" w:noVBand="1"/>
       </w:tblPr>
       <w:tblGrid>
         <w:gridCol w:w="2789"/>
@@ -11731,7 +11731,7 @@
       <w:pPr>
         <w:pStyle w:val="2"/>
       </w:pPr>
-      <w:bookmarkStart w:id="28" w:name="_Toc242656166"/>
+      <w:bookmarkStart w:id="28" w:name="_Toc242660041"/>
       <w:r>
         <w:lastRenderedPageBreak/>
         <w:t>5.5 Taiwan e-invoices</w:t>
@@ -11767,7 +11767,7 @@
       <w:pPr>
         <w:pStyle w:val="2"/>
       </w:pPr>
-      <w:bookmarkStart w:id="29" w:name="_Toc242656167"/>
+      <w:bookmarkStart w:id="29" w:name="_Toc242660042"/>
       <w:r>
         <w:t>5.6 Sensitive data</w:t>
       </w:r>
@@ -11810,7 +11810,7 @@
       <w:pPr>
         <w:pStyle w:val="1"/>
       </w:pPr>
-      <w:bookmarkStart w:id="30" w:name="_Toc242656168"/>
+      <w:bookmarkStart w:id="30" w:name="_Toc242660043"/>
       <w:r>
         <w:t>6 Link safety</w:t>
       </w:r>
@@ -11825,7 +11825,7 @@
       <w:pPr>
         <w:pStyle w:val="2"/>
       </w:pPr>
-      <w:bookmarkStart w:id="31" w:name="_Toc242656169"/>
+      <w:bookmarkStart w:id="31" w:name="_Toc242660044"/>
       <w:r>
         <w:t>6.1 Check the site name before opening</w:t>
       </w:r>
@@ -11847,10 +11847,10 @@
           <w:noProof/>
         </w:rPr>
         <w:drawing>
-          <wp:inline distT="0" distB="0" distL="0" distR="0" wp14:anchorId="74590B2F" wp14:editId="170EF274">
+          <wp:inline distT="0" distB="0" distL="0" distR="0" wp14:anchorId="4FA3AA25" wp14:editId="54C33FDB">
             <wp:extent cx="4324350" cy="2781300"/>
             <wp:effectExtent l="0" t="0" r="0" b="0"/>
-            <wp:docPr id="502722263" name="detail-warning" descr="detail-warning" title="detail-warning"/>
+            <wp:docPr id="808815672" name="detail-warning" descr="detail-warning" title="detail-warning"/>
             <wp:cNvGraphicFramePr>
               <a:graphicFrameLocks xmlns:a="http://schemas.openxmlformats.org/drawingml/2006/main" noChangeAspect="1"/>
             </wp:cNvGraphicFramePr>
@@ -11915,7 +11915,7 @@
       <w:pPr>
         <w:pStyle w:val="2"/>
       </w:pPr>
-      <w:bookmarkStart w:id="32" w:name="_Toc242656170"/>
+      <w:bookmarkStart w:id="32" w:name="_Toc242660045"/>
       <w:r>
         <w:t>6.2 Warning levels</w:t>
       </w:r>
@@ -11937,7 +11937,7 @@
           <w:left w:w="10" w:type="dxa"/>
           <w:right w:w="10" w:type="dxa"/>
         </w:tblCellMar>
-        <w:tblLook w:val="0000" w:firstRow="0" w:lastRow="0" w:firstColumn="0" w:lastColumn="0" w:noHBand="0" w:noVBand="0"/>
+        <w:tblLook w:val="04A0" w:firstRow="1" w:lastRow="0" w:firstColumn="1" w:lastColumn="0" w:noHBand="0" w:noVBand="1"/>
       </w:tblPr>
       <w:tblGrid>
         <w:gridCol w:w="1674"/>
@@ -12308,7 +12308,7 @@
       <w:pPr>
         <w:pStyle w:val="2"/>
       </w:pPr>
-      <w:bookmarkStart w:id="33" w:name="_Toc242656171"/>
+      <w:bookmarkStart w:id="33" w:name="_Toc242660046"/>
       <w:r>
         <w:t>6.3 What is checked</w:t>
       </w:r>
@@ -12330,7 +12330,7 @@
           <w:left w:w="10" w:type="dxa"/>
           <w:right w:w="10" w:type="dxa"/>
         </w:tblCellMar>
-        <w:tblLook w:val="0000" w:firstRow="0" w:lastRow="0" w:firstColumn="0" w:lastColumn="0" w:noHBand="0" w:noVBand="0"/>
+        <w:tblLook w:val="04A0" w:firstRow="1" w:lastRow="0" w:firstColumn="1" w:lastColumn="0" w:noHBand="0" w:noVBand="1"/>
       </w:tblPr>
       <w:tblGrid>
         <w:gridCol w:w="2789"/>
@@ -13324,7 +13324,7 @@
       <w:pPr>
         <w:pStyle w:val="2"/>
       </w:pPr>
-      <w:bookmarkStart w:id="34" w:name="_Toc242656172"/>
+      <w:bookmarkStart w:id="34" w:name="_Toc242660047"/>
       <w:r>
         <w:t>6.4 Deceptive links</w:t>
       </w:r>
@@ -13357,10 +13357,10 @@
         </w:rPr>
         <w:lastRenderedPageBreak/>
         <w:drawing>
-          <wp:inline distT="0" distB="0" distL="0" distR="0" wp14:anchorId="337800AB" wp14:editId="1DBE6043">
+          <wp:inline distT="0" distB="0" distL="0" distR="0" wp14:anchorId="61759C68" wp14:editId="77FE388A">
             <wp:extent cx="4324350" cy="2600325"/>
             <wp:effectExtent l="0" t="0" r="0" b="0"/>
-            <wp:docPr id="548134321" name="detail-danger" descr="detail-danger" title="detail-danger"/>
+            <wp:docPr id="2126048653" name="detail-danger" descr="detail-danger" title="detail-danger"/>
             <wp:cNvGraphicFramePr>
               <a:graphicFrameLocks xmlns:a="http://schemas.openxmlformats.org/drawingml/2006/main" noChangeAspect="1"/>
             </wp:cNvGraphicFramePr>
@@ -13450,7 +13450,7 @@
       <w:pPr>
         <w:pStyle w:val="2"/>
       </w:pPr>
-      <w:bookmarkStart w:id="35" w:name="_Toc242656173"/>
+      <w:bookmarkStart w:id="35" w:name="_Toc242660048"/>
       <w:r>
         <w:t>6.5 Trusted sites and automatic opening</w:t>
       </w:r>
@@ -13584,10 +13584,10 @@
         </w:rPr>
         <w:lastRenderedPageBreak/>
         <w:drawing>
-          <wp:inline distT="0" distB="0" distL="0" distR="0" wp14:anchorId="2B7FB066" wp14:editId="5C9F0C86">
+          <wp:inline distT="0" distB="0" distL="0" distR="0" wp14:anchorId="6ECC0283" wp14:editId="23894983">
             <wp:extent cx="4324350" cy="2600325"/>
             <wp:effectExtent l="0" t="0" r="0" b="0"/>
-            <wp:docPr id="1094318680" name="detail-link" descr="detail-link" title="detail-link"/>
+            <wp:docPr id="984374854" name="detail-link" descr="detail-link" title="detail-link"/>
             <wp:cNvGraphicFramePr>
               <a:graphicFrameLocks xmlns:a="http://schemas.openxmlformats.org/drawingml/2006/main" noChangeAspect="1"/>
             </wp:cNvGraphicFramePr>
@@ -13670,7 +13670,7 @@
       <w:pPr>
         <w:pStyle w:val="1"/>
       </w:pPr>
-      <w:bookmarkStart w:id="36" w:name="_Toc242656174"/>
+      <w:bookmarkStart w:id="36" w:name="_Toc242660049"/>
       <w:r>
         <w:t>7 Floating toolbar and bubble</w:t>
       </w:r>
@@ -13735,7 +13735,7 @@
       <w:pPr>
         <w:pStyle w:val="2"/>
       </w:pPr>
-      <w:bookmarkStart w:id="37" w:name="_Toc242656175"/>
+      <w:bookmarkStart w:id="37" w:name="_Toc242660050"/>
       <w:r>
         <w:t>7.1 Toolbar buttons</w:t>
       </w:r>
@@ -13752,10 +13752,10 @@
           <w:noProof/>
         </w:rPr>
         <w:drawing>
-          <wp:inline distT="0" distB="0" distL="0" distR="0" wp14:anchorId="5CB057DB" wp14:editId="74274AF7">
+          <wp:inline distT="0" distB="0" distL="0" distR="0" wp14:anchorId="64D5EC0C" wp14:editId="7DCD70CE">
             <wp:extent cx="3962400" cy="1428750"/>
             <wp:effectExtent l="0" t="0" r="0" b="0"/>
-            <wp:docPr id="1614536154" name="toolbar-row" descr="toolbar-row" title="toolbar-row"/>
+            <wp:docPr id="2106183534" name="toolbar-row" descr="toolbar-row" title="toolbar-row"/>
             <wp:cNvGraphicFramePr>
               <a:graphicFrameLocks xmlns:a="http://schemas.openxmlformats.org/drawingml/2006/main" noChangeAspect="1"/>
             </wp:cNvGraphicFramePr>
@@ -13832,7 +13832,7 @@
           <w:left w:w="10" w:type="dxa"/>
           <w:right w:w="10" w:type="dxa"/>
         </w:tblCellMar>
-        <w:tblLook w:val="0000" w:firstRow="0" w:lastRow="0" w:firstColumn="0" w:lastColumn="0" w:noHBand="0" w:noVBand="0"/>
+        <w:tblLook w:val="04A0" w:firstRow="1" w:lastRow="0" w:firstColumn="1" w:lastColumn="0" w:noHBand="0" w:noVBand="1"/>
       </w:tblPr>
       <w:tblGrid>
         <w:gridCol w:w="3161"/>
@@ -14576,7 +14576,7 @@
                 <w:sz w:val="19"/>
                 <w:szCs w:val="19"/>
               </w:rPr>
-              <w:t>Collapse to bubble</w:t>
+              <w:t>User manual (“?” button)</w:t>
             </w:r>
           </w:p>
         </w:tc>
@@ -14600,7 +14600,7 @@
                 <w:sz w:val="19"/>
                 <w:szCs w:val="19"/>
               </w:rPr>
-              <w:t>Hides the toolbar and shows the small round bubble instead.</w:t>
+              <w:t>Opens the PDF user manual on GitHub in a new browser tab: the Traditional Chinese edition when the UI is in Chinese, the English edition otherwise.</w:t>
             </w:r>
           </w:p>
         </w:tc>
@@ -14635,6 +14635,66 @@
                 <w:sz w:val="19"/>
                 <w:szCs w:val="19"/>
               </w:rPr>
+              <w:t>Collapse to bubble</w:t>
+            </w:r>
+          </w:p>
+        </w:tc>
+        <w:tc>
+          <w:tcPr>
+            <w:tcW w:w="6137" w:type="dxa"/>
+            <w:tcMar>
+              <w:top w:w="90" w:type="dxa"/>
+              <w:left w:w="140" w:type="dxa"/>
+              <w:bottom w:w="90" w:type="dxa"/>
+              <w:right w:w="140" w:type="dxa"/>
+            </w:tcMar>
+            <w:vAlign w:val="center"/>
+          </w:tcPr>
+          <w:p>
+            <w:pPr>
+              <w:spacing w:after="0" w:line="300" w:lineRule="auto"/>
+            </w:pPr>
+            <w:r>
+              <w:rPr>
+                <w:sz w:val="19"/>
+                <w:szCs w:val="19"/>
+              </w:rPr>
+              <w:t>Hides the toolbar and shows the small round bubble instead.</w:t>
+            </w:r>
+          </w:p>
+        </w:tc>
+      </w:tr>
+      <w:tr>
+        <w:tblPrEx>
+          <w:tblCellMar>
+            <w:top w:w="0" w:type="dxa"/>
+            <w:bottom w:w="0" w:type="dxa"/>
+          </w:tblCellMar>
+        </w:tblPrEx>
+        <w:trPr>
+          <w:cantSplit/>
+        </w:trPr>
+        <w:tc>
+          <w:tcPr>
+            <w:tcW w:w="3161" w:type="dxa"/>
+            <w:tcMar>
+              <w:top w:w="90" w:type="dxa"/>
+              <w:left w:w="140" w:type="dxa"/>
+              <w:bottom w:w="90" w:type="dxa"/>
+              <w:right w:w="140" w:type="dxa"/>
+            </w:tcMar>
+            <w:vAlign w:val="center"/>
+          </w:tcPr>
+          <w:p>
+            <w:pPr>
+              <w:spacing w:after="0" w:line="300" w:lineRule="auto"/>
+            </w:pPr>
+            <w:r>
+              <w:rPr>
+                <w:sz w:val="19"/>
+                <w:szCs w:val="19"/>
+              </w:rPr>
+              <w:lastRenderedPageBreak/>
               <w:t>Close toolbar</w:t>
             </w:r>
           </w:p>
@@ -14674,9 +14734,8 @@
       <w:pPr>
         <w:pStyle w:val="2"/>
       </w:pPr>
-      <w:bookmarkStart w:id="38" w:name="_Toc242656176"/>
-      <w:r>
-        <w:lastRenderedPageBreak/>
+      <w:bookmarkStart w:id="38" w:name="_Toc242660051"/>
+      <w:r>
         <w:t>7.2 Vertical toolbar (right or left)</w:t>
       </w:r>
       <w:bookmarkEnd w:id="38"/>
@@ -14701,7 +14760,7 @@
           <w:left w:w="10" w:type="dxa"/>
           <w:right w:w="10" w:type="dxa"/>
         </w:tblCellMar>
-        <w:tblLook w:val="0000" w:firstRow="0" w:lastRow="0" w:firstColumn="0" w:lastColumn="0" w:noHBand="0" w:noVBand="0"/>
+        <w:tblLook w:val="04A0" w:firstRow="1" w:lastRow="0" w:firstColumn="1" w:lastColumn="0" w:noHBand="0" w:noVBand="1"/>
       </w:tblPr>
       <w:tblGrid>
         <w:gridCol w:w="4649"/>
@@ -14737,10 +14796,10 @@
                 <w:noProof/>
               </w:rPr>
               <w:drawing>
-                <wp:inline distT="0" distB="0" distL="0" distR="0" wp14:anchorId="2273E0D7" wp14:editId="52855C5D">
+                <wp:inline distT="0" distB="0" distL="0" distR="0" wp14:anchorId="4D6D96FB" wp14:editId="0045F6AD">
                   <wp:extent cx="2809875" cy="3905250"/>
                   <wp:effectExtent l="0" t="0" r="0" b="0"/>
-                  <wp:docPr id="589167354" name="toolbar-right" descr="toolbar-right" title="toolbar-right"/>
+                  <wp:docPr id="231886410" name="toolbar-right" descr="toolbar-right" title="toolbar-right"/>
                   <wp:cNvGraphicFramePr>
                     <a:graphicFrameLocks xmlns:a="http://schemas.openxmlformats.org/drawingml/2006/main" noChangeAspect="1"/>
                   </wp:cNvGraphicFramePr>
@@ -14811,10 +14870,10 @@
                 <w:noProof/>
               </w:rPr>
               <w:drawing>
-                <wp:inline distT="0" distB="0" distL="0" distR="0" wp14:anchorId="613547D4" wp14:editId="54118D5F">
+                <wp:inline distT="0" distB="0" distL="0" distR="0" wp14:anchorId="1714F602" wp14:editId="1A2E762F">
                   <wp:extent cx="2809875" cy="3905250"/>
                   <wp:effectExtent l="0" t="0" r="0" b="0"/>
-                  <wp:docPr id="261921713" name="toolbar-left" descr="toolbar-left" title="toolbar-left"/>
+                  <wp:docPr id="1867067313" name="toolbar-left" descr="toolbar-left" title="toolbar-left"/>
                   <wp:cNvGraphicFramePr>
                     <a:graphicFrameLocks xmlns:a="http://schemas.openxmlformats.org/drawingml/2006/main" noChangeAspect="1"/>
                   </wp:cNvGraphicFramePr>
@@ -15013,14 +15072,18 @@
     </w:p>
     <w:p>
       <w:r>
-        <w:t>The change takes effect immediately. The toolbar moves to the default place of the new layout: centred at the top for the horizontal layout, vertically centred at the chosen edge for the vertical one. You can still drag it anywhere afterwards.</w:t>
+        <w:t xml:space="preserve">The change takes effect immediately. The toolbar moves to the default place of the new layout: </w:t>
+      </w:r>
+      <w:r>
+        <w:lastRenderedPageBreak/>
+        <w:t>centred at the top for the horizontal layout, vertically centred at the chosen edge for the vertical one. You can still drag it anywhere afterwards.</w:t>
       </w:r>
     </w:p>
     <w:p>
       <w:pPr>
         <w:pStyle w:val="2"/>
       </w:pPr>
-      <w:bookmarkStart w:id="39" w:name="_Toc242656177"/>
+      <w:bookmarkStart w:id="39" w:name="_Toc242660052"/>
       <w:r>
         <w:t>7.3 Moving the toolbar</w:t>
       </w:r>
@@ -15028,18 +15091,14 @@
     </w:p>
     <w:p>
       <w:r>
-        <w:t xml:space="preserve">Hold the dotted handle at one end of the toolbar and drag. The program remembers the last </w:t>
-      </w:r>
-      <w:r>
-        <w:lastRenderedPageBreak/>
-        <w:t>position and shows the toolbar there next time. If that position is no longer on any monitor, for example after unplugging an external display, the toolbar returns to its default place.</w:t>
+        <w:t>Hold the dotted handle at one end of the toolbar and drag. The program remembers the last position and shows the toolbar there next time. If that position is no longer on any monitor, for example after unplugging an external display, the toolbar returns to its default place.</w:t>
       </w:r>
     </w:p>
     <w:p>
       <w:pPr>
         <w:pStyle w:val="2"/>
       </w:pPr>
-      <w:bookmarkStart w:id="40" w:name="_Toc242656178"/>
+      <w:bookmarkStart w:id="40" w:name="_Toc242660053"/>
       <w:r>
         <w:t>7.4 The floating bubble</w:t>
       </w:r>
@@ -15061,10 +15120,10 @@
           <w:noProof/>
         </w:rPr>
         <w:drawing>
-          <wp:inline distT="0" distB="0" distL="0" distR="0" wp14:anchorId="40694AEE" wp14:editId="226C6900">
+          <wp:inline distT="0" distB="0" distL="0" distR="0" wp14:anchorId="0378A78D" wp14:editId="46C073EA">
             <wp:extent cx="2876550" cy="1752600"/>
             <wp:effectExtent l="0" t="0" r="0" b="0"/>
-            <wp:docPr id="1412985006" name="bubble" descr="bubble" title="bubble"/>
+            <wp:docPr id="1651507005" name="bubble" descr="bubble" title="bubble"/>
             <wp:cNvGraphicFramePr>
               <a:graphicFrameLocks xmlns:a="http://schemas.openxmlformats.org/drawingml/2006/main" noChangeAspect="1"/>
             </wp:cNvGraphicFramePr>
@@ -15141,7 +15200,7 @@
           <w:left w:w="10" w:type="dxa"/>
           <w:right w:w="10" w:type="dxa"/>
         </w:tblCellMar>
-        <w:tblLook w:val="0000" w:firstRow="0" w:lastRow="0" w:firstColumn="0" w:lastColumn="0" w:noHBand="0" w:noVBand="0"/>
+        <w:tblLook w:val="04A0" w:firstRow="1" w:lastRow="0" w:firstColumn="1" w:lastColumn="0" w:noHBand="0" w:noVBand="1"/>
       </w:tblPr>
       <w:tblGrid>
         <w:gridCol w:w="2789"/>
@@ -15572,7 +15631,7 @@
       <w:pPr>
         <w:pStyle w:val="2"/>
       </w:pPr>
-      <w:bookmarkStart w:id="41" w:name="_Toc242656179"/>
+      <w:bookmarkStart w:id="41" w:name="_Toc242660054"/>
       <w:r>
         <w:t>7.5 Hiding during full-screen apps</w:t>
       </w:r>
@@ -15587,7 +15646,15 @@
           <w:b/>
           <w:bCs/>
         </w:rPr>
-        <w:t>Settings › General › Hide during full-screen apps</w:t>
+        <w:t xml:space="preserve">Settings › General </w:t>
+      </w:r>
+      <w:r>
+        <w:rPr>
+          <w:b/>
+          <w:bCs/>
+        </w:rPr>
+        <w:lastRenderedPageBreak/>
+        <w:t>› Hide during full-screen apps</w:t>
       </w:r>
       <w:r>
         <w:t>.</w:t>
@@ -15615,7 +15682,7 @@
       <w:pPr>
         <w:pStyle w:val="1"/>
       </w:pPr>
-      <w:bookmarkStart w:id="42" w:name="_Toc242656180"/>
+      <w:bookmarkStart w:id="42" w:name="_Toc242660055"/>
       <w:r>
         <w:t>8 Creating QR codes</w:t>
       </w:r>
@@ -15754,10 +15821,10 @@
           <w:noProof/>
         </w:rPr>
         <w:drawing>
-          <wp:inline distT="0" distB="0" distL="0" distR="0" wp14:anchorId="3404E4FD" wp14:editId="3AD19C65">
+          <wp:inline distT="0" distB="0" distL="0" distR="0" wp14:anchorId="602BC409" wp14:editId="0A0C6C22">
             <wp:extent cx="4676775" cy="3314700"/>
             <wp:effectExtent l="0" t="0" r="0" b="0"/>
-            <wp:docPr id="882656215" name="generator" descr="generator" title="generator"/>
+            <wp:docPr id="1943673898" name="generator" descr="generator" title="generator"/>
             <wp:cNvGraphicFramePr>
               <a:graphicFrameLocks xmlns:a="http://schemas.openxmlformats.org/drawingml/2006/main" noChangeAspect="1"/>
             </wp:cNvGraphicFramePr>
@@ -15822,7 +15889,7 @@
       <w:pPr>
         <w:pStyle w:val="2"/>
       </w:pPr>
-      <w:bookmarkStart w:id="43" w:name="_Toc242656181"/>
+      <w:bookmarkStart w:id="43" w:name="_Toc242660056"/>
       <w:r>
         <w:t>8.1 Error correction</w:t>
       </w:r>
@@ -15849,7 +15916,7 @@
           <w:left w:w="10" w:type="dxa"/>
           <w:right w:w="10" w:type="dxa"/>
         </w:tblCellMar>
-        <w:tblLook w:val="0000" w:firstRow="0" w:lastRow="0" w:firstColumn="0" w:lastColumn="0" w:noHBand="0" w:noVBand="0"/>
+        <w:tblLook w:val="04A0" w:firstRow="1" w:lastRow="0" w:firstColumn="1" w:lastColumn="0" w:noHBand="0" w:noVBand="1"/>
       </w:tblPr>
       <w:tblGrid>
         <w:gridCol w:w="3347"/>
@@ -16181,7 +16248,7 @@
           <w:left w:w="10" w:type="dxa"/>
           <w:right w:w="10" w:type="dxa"/>
         </w:tblCellMar>
-        <w:tblLook w:val="0000" w:firstRow="0" w:lastRow="0" w:firstColumn="0" w:lastColumn="0" w:noHBand="0" w:noVBand="0"/>
+        <w:tblLook w:val="04A0" w:firstRow="1" w:lastRow="0" w:firstColumn="1" w:lastColumn="0" w:noHBand="0" w:noVBand="1"/>
       </w:tblPr>
       <w:tblGrid>
         <w:gridCol w:w="9298"/>
@@ -16302,7 +16369,7 @@
       <w:pPr>
         <w:pStyle w:val="1"/>
       </w:pPr>
-      <w:bookmarkStart w:id="44" w:name="_Toc242656182"/>
+      <w:bookmarkStart w:id="44" w:name="_Toc242660057"/>
       <w:r>
         <w:t>9 Settings</w:t>
       </w:r>
@@ -16327,7 +16394,7 @@
       <w:pPr>
         <w:pStyle w:val="2"/>
       </w:pPr>
-      <w:bookmarkStart w:id="45" w:name="_Toc242656183"/>
+      <w:bookmarkStart w:id="45" w:name="_Toc242660058"/>
       <w:r>
         <w:t>9.1 General</w:t>
       </w:r>
@@ -16344,10 +16411,10 @@
           <w:noProof/>
         </w:rPr>
         <w:drawing>
-          <wp:inline distT="0" distB="0" distL="0" distR="0" wp14:anchorId="1669AA68" wp14:editId="6EBB17D8">
+          <wp:inline distT="0" distB="0" distL="0" distR="0" wp14:anchorId="199D062E" wp14:editId="3802E489">
             <wp:extent cx="5038725" cy="3714750"/>
             <wp:effectExtent l="0" t="0" r="0" b="0"/>
-            <wp:docPr id="1677208287" name="settings-general" descr="settings-general" title="settings-general"/>
+            <wp:docPr id="1321334695" name="settings-general" descr="settings-general" title="settings-general"/>
             <wp:cNvGraphicFramePr>
               <a:graphicFrameLocks xmlns:a="http://schemas.openxmlformats.org/drawingml/2006/main" noChangeAspect="1"/>
             </wp:cNvGraphicFramePr>
@@ -16424,7 +16491,7 @@
           <w:left w:w="10" w:type="dxa"/>
           <w:right w:w="10" w:type="dxa"/>
         </w:tblCellMar>
-        <w:tblLook w:val="0000" w:firstRow="0" w:lastRow="0" w:firstColumn="0" w:lastColumn="0" w:noHBand="0" w:noVBand="0"/>
+        <w:tblLook w:val="04A0" w:firstRow="1" w:lastRow="0" w:firstColumn="1" w:lastColumn="0" w:noHBand="0" w:noVBand="1"/>
       </w:tblPr>
       <w:tblGrid>
         <w:gridCol w:w="3161"/>
@@ -17122,7 +17189,7 @@
       <w:pPr>
         <w:pStyle w:val="2"/>
       </w:pPr>
-      <w:bookmarkStart w:id="46" w:name="_Toc242656184"/>
+      <w:bookmarkStart w:id="46" w:name="_Toc242660059"/>
       <w:r>
         <w:t>9.2 Scanning</w:t>
       </w:r>
@@ -17139,10 +17206,10 @@
           <w:noProof/>
         </w:rPr>
         <w:drawing>
-          <wp:inline distT="0" distB="0" distL="0" distR="0" wp14:anchorId="1A8E9EED" wp14:editId="6C739B79">
+          <wp:inline distT="0" distB="0" distL="0" distR="0" wp14:anchorId="62061CBB" wp14:editId="1F891E48">
             <wp:extent cx="5038725" cy="3714750"/>
             <wp:effectExtent l="0" t="0" r="0" b="0"/>
-            <wp:docPr id="811688805" name="settings-scanning" descr="settings-scanning" title="settings-scanning"/>
+            <wp:docPr id="11936304" name="settings-scanning" descr="settings-scanning" title="settings-scanning"/>
             <wp:cNvGraphicFramePr>
               <a:graphicFrameLocks xmlns:a="http://schemas.openxmlformats.org/drawingml/2006/main" noChangeAspect="1"/>
             </wp:cNvGraphicFramePr>
@@ -17219,7 +17286,7 @@
           <w:left w:w="10" w:type="dxa"/>
           <w:right w:w="10" w:type="dxa"/>
         </w:tblCellMar>
-        <w:tblLook w:val="0000" w:firstRow="0" w:lastRow="0" w:firstColumn="0" w:lastColumn="0" w:noHBand="0" w:noVBand="0"/>
+        <w:tblLook w:val="04A0" w:firstRow="1" w:lastRow="0" w:firstColumn="1" w:lastColumn="0" w:noHBand="0" w:noVBand="1"/>
       </w:tblPr>
       <w:tblGrid>
         <w:gridCol w:w="3161"/>
@@ -17615,7 +17682,7 @@
       <w:pPr>
         <w:pStyle w:val="2"/>
       </w:pPr>
-      <w:bookmarkStart w:id="47" w:name="_Toc242656185"/>
+      <w:bookmarkStart w:id="47" w:name="_Toc242660060"/>
       <w:r>
         <w:t>9.3 Camera</w:t>
       </w:r>
@@ -17632,10 +17699,10 @@
           <w:noProof/>
         </w:rPr>
         <w:drawing>
-          <wp:inline distT="0" distB="0" distL="0" distR="0" wp14:anchorId="2A2065B2" wp14:editId="37EA3781">
+          <wp:inline distT="0" distB="0" distL="0" distR="0" wp14:anchorId="6A5B7CA8" wp14:editId="52CA2454">
             <wp:extent cx="5038725" cy="3714750"/>
             <wp:effectExtent l="0" t="0" r="0" b="0"/>
-            <wp:docPr id="1937024618" name="settings-camera" descr="settings-camera" title="settings-camera"/>
+            <wp:docPr id="1304268892" name="settings-camera" descr="settings-camera" title="settings-camera"/>
             <wp:cNvGraphicFramePr>
               <a:graphicFrameLocks xmlns:a="http://schemas.openxmlformats.org/drawingml/2006/main" noChangeAspect="1"/>
             </wp:cNvGraphicFramePr>
@@ -17712,7 +17779,7 @@
           <w:left w:w="10" w:type="dxa"/>
           <w:right w:w="10" w:type="dxa"/>
         </w:tblCellMar>
-        <w:tblLook w:val="0000" w:firstRow="0" w:lastRow="0" w:firstColumn="0" w:lastColumn="0" w:noHBand="0" w:noVBand="0"/>
+        <w:tblLook w:val="04A0" w:firstRow="1" w:lastRow="0" w:firstColumn="1" w:lastColumn="0" w:noHBand="0" w:noVBand="1"/>
       </w:tblPr>
       <w:tblGrid>
         <w:gridCol w:w="3161"/>
@@ -18033,7 +18100,7 @@
       <w:pPr>
         <w:pStyle w:val="2"/>
       </w:pPr>
-      <w:bookmarkStart w:id="48" w:name="_Toc242656186"/>
+      <w:bookmarkStart w:id="48" w:name="_Toc242660061"/>
       <w:r>
         <w:t>9.4 Shortcuts</w:t>
       </w:r>
@@ -18050,10 +18117,10 @@
           <w:noProof/>
         </w:rPr>
         <w:drawing>
-          <wp:inline distT="0" distB="0" distL="0" distR="0" wp14:anchorId="2F602189" wp14:editId="15F35E29">
+          <wp:inline distT="0" distB="0" distL="0" distR="0" wp14:anchorId="2FE0888D" wp14:editId="53E3617D">
             <wp:extent cx="5038725" cy="3714750"/>
             <wp:effectExtent l="0" t="0" r="0" b="0"/>
-            <wp:docPr id="179367117" name="settings-shortcuts" descr="settings-shortcuts" title="settings-shortcuts"/>
+            <wp:docPr id="1649968057" name="settings-shortcuts" descr="settings-shortcuts" title="settings-shortcuts"/>
             <wp:cNvGraphicFramePr>
               <a:graphicFrameLocks xmlns:a="http://schemas.openxmlformats.org/drawingml/2006/main" noChangeAspect="1"/>
             </wp:cNvGraphicFramePr>
@@ -18130,7 +18197,7 @@
           <w:left w:w="10" w:type="dxa"/>
           <w:right w:w="10" w:type="dxa"/>
         </w:tblCellMar>
-        <w:tblLook w:val="0000" w:firstRow="0" w:lastRow="0" w:firstColumn="0" w:lastColumn="0" w:noHBand="0" w:noVBand="0"/>
+        <w:tblLook w:val="04A0" w:firstRow="1" w:lastRow="0" w:firstColumn="1" w:lastColumn="0" w:noHBand="0" w:noVBand="1"/>
       </w:tblPr>
       <w:tblGrid>
         <w:gridCol w:w="3161"/>
@@ -18863,7 +18930,7 @@
       <w:pPr>
         <w:pStyle w:val="2"/>
       </w:pPr>
-      <w:bookmarkStart w:id="49" w:name="_Toc242656187"/>
+      <w:bookmarkStart w:id="49" w:name="_Toc242660062"/>
       <w:r>
         <w:t>9.5 Privacy &amp; history</w:t>
       </w:r>
@@ -18880,10 +18947,10 @@
           <w:noProof/>
         </w:rPr>
         <w:drawing>
-          <wp:inline distT="0" distB="0" distL="0" distR="0" wp14:anchorId="3470191F" wp14:editId="4B808604">
+          <wp:inline distT="0" distB="0" distL="0" distR="0" wp14:anchorId="551FD133" wp14:editId="40A974BC">
             <wp:extent cx="5038725" cy="3714750"/>
             <wp:effectExtent l="0" t="0" r="0" b="0"/>
-            <wp:docPr id="152702497" name="settings-privacy" descr="settings-privacy" title="settings-privacy"/>
+            <wp:docPr id="1572664427" name="settings-privacy" descr="settings-privacy" title="settings-privacy"/>
             <wp:cNvGraphicFramePr>
               <a:graphicFrameLocks xmlns:a="http://schemas.openxmlformats.org/drawingml/2006/main" noChangeAspect="1"/>
             </wp:cNvGraphicFramePr>
@@ -18960,7 +19027,7 @@
           <w:left w:w="10" w:type="dxa"/>
           <w:right w:w="10" w:type="dxa"/>
         </w:tblCellMar>
-        <w:tblLook w:val="0000" w:firstRow="0" w:lastRow="0" w:firstColumn="0" w:lastColumn="0" w:noHBand="0" w:noVBand="0"/>
+        <w:tblLook w:val="04A0" w:firstRow="1" w:lastRow="0" w:firstColumn="1" w:lastColumn="0" w:noHBand="0" w:noVBand="1"/>
       </w:tblPr>
       <w:tblGrid>
         <w:gridCol w:w="3161"/>
@@ -19312,7 +19379,7 @@
       <w:pPr>
         <w:pStyle w:val="2"/>
       </w:pPr>
-      <w:bookmarkStart w:id="50" w:name="_Toc242656188"/>
+      <w:bookmarkStart w:id="50" w:name="_Toc242660063"/>
       <w:r>
         <w:lastRenderedPageBreak/>
         <w:t>9.6 About</w:t>
@@ -19330,10 +19397,10 @@
           <w:noProof/>
         </w:rPr>
         <w:drawing>
-          <wp:inline distT="0" distB="0" distL="0" distR="0" wp14:anchorId="1CA2136F" wp14:editId="10D043D9">
+          <wp:inline distT="0" distB="0" distL="0" distR="0" wp14:anchorId="3FF016A8" wp14:editId="78A1F402">
             <wp:extent cx="5038725" cy="3714750"/>
             <wp:effectExtent l="0" t="0" r="0" b="0"/>
-            <wp:docPr id="627784271" name="settings-about" descr="settings-about" title="settings-about"/>
+            <wp:docPr id="287495879" name="settings-about" descr="settings-about" title="settings-about"/>
             <wp:cNvGraphicFramePr>
               <a:graphicFrameLocks xmlns:a="http://schemas.openxmlformats.org/drawingml/2006/main" noChangeAspect="1"/>
             </wp:cNvGraphicFramePr>
@@ -19427,14 +19494,7 @@
         <w:spacing w:after="80"/>
       </w:pPr>
       <w:r>
-        <w:rPr>
-          <w:b/>
-          <w:bCs/>
-        </w:rPr>
-        <w:t>User manual (PDF and Word)</w:t>
-      </w:r>
-      <w:r>
-        <w:t xml:space="preserve"> opens the download location of this manual on GitHub.</w:t>
+        <w:t>Links to the source code, problem reports, the privacy statement and open-source licenses.</w:t>
       </w:r>
     </w:p>
     <w:p>
@@ -19447,19 +19507,6 @@
         <w:spacing w:after="80"/>
       </w:pPr>
       <w:r>
-        <w:t>Links to the source code, problem reports, the privacy statement and open-source licenses.</w:t>
-      </w:r>
-    </w:p>
-    <w:p>
-      <w:pPr>
-        <w:pStyle w:val="a4"/>
-        <w:numPr>
-          <w:ilvl w:val="0"/>
-          <w:numId w:val="2"/>
-        </w:numPr>
-        <w:spacing w:after="80"/>
-      </w:pPr>
-      <w:r>
         <w:rPr>
           <w:b/>
           <w:bCs/>
@@ -19502,7 +19549,7 @@
       <w:pPr>
         <w:pStyle w:val="1"/>
       </w:pPr>
-      <w:bookmarkStart w:id="51" w:name="_Toc242656189"/>
+      <w:bookmarkStart w:id="51" w:name="_Toc242660064"/>
       <w:r>
         <w:t>10 Updating and uninstalling</w:t>
       </w:r>
@@ -19512,7 +19559,7 @@
       <w:pPr>
         <w:pStyle w:val="2"/>
       </w:pPr>
-      <w:bookmarkStart w:id="52" w:name="_Toc242656190"/>
+      <w:bookmarkStart w:id="52" w:name="_Toc242660065"/>
       <w:r>
         <w:t>10.1 Checking for and installing updates</w:t>
       </w:r>
@@ -19564,10 +19611,10 @@
           <w:noProof/>
         </w:rPr>
         <w:drawing>
-          <wp:inline distT="0" distB="0" distL="0" distR="0" wp14:anchorId="20C789FD" wp14:editId="2205848E">
+          <wp:inline distT="0" distB="0" distL="0" distR="0" wp14:anchorId="781AEDC7" wp14:editId="3C20F1A4">
             <wp:extent cx="3600450" cy="1743075"/>
             <wp:effectExtent l="0" t="0" r="0" b="0"/>
-            <wp:docPr id="1444808758" name="message-update" descr="message-update" title="message-update"/>
+            <wp:docPr id="1960487754" name="message-update" descr="message-update" title="message-update"/>
             <wp:cNvGraphicFramePr>
               <a:graphicFrameLocks xmlns:a="http://schemas.openxmlformats.org/drawingml/2006/main" noChangeAspect="1"/>
             </wp:cNvGraphicFramePr>
@@ -19721,7 +19768,7 @@
       <w:pPr>
         <w:pStyle w:val="2"/>
       </w:pPr>
-      <w:bookmarkStart w:id="53" w:name="_Toc242656191"/>
+      <w:bookmarkStart w:id="53" w:name="_Toc242660066"/>
       <w:r>
         <w:t>10.2 Portable version</w:t>
       </w:r>
@@ -19749,7 +19796,7 @@
       <w:pPr>
         <w:pStyle w:val="2"/>
       </w:pPr>
-      <w:bookmarkStart w:id="54" w:name="_Toc242656192"/>
+      <w:bookmarkStart w:id="54" w:name="_Toc242660067"/>
       <w:r>
         <w:t>10.3 Uninstalling</w:t>
       </w:r>
@@ -19848,7 +19895,7 @@
       <w:pPr>
         <w:pStyle w:val="2"/>
       </w:pPr>
-      <w:bookmarkStart w:id="55" w:name="_Toc242656193"/>
+      <w:bookmarkStart w:id="55" w:name="_Toc242660068"/>
       <w:r>
         <w:t>10.4 Where settings and logs are stored</w:t>
       </w:r>
@@ -19870,7 +19917,7 @@
           <w:left w:w="10" w:type="dxa"/>
           <w:right w:w="10" w:type="dxa"/>
         </w:tblCellMar>
-        <w:tblLook w:val="0000" w:firstRow="0" w:lastRow="0" w:firstColumn="0" w:lastColumn="0" w:noHBand="0" w:noVBand="0"/>
+        <w:tblLook w:val="04A0" w:firstRow="1" w:lastRow="0" w:firstColumn="1" w:lastColumn="0" w:noHBand="0" w:noVBand="1"/>
       </w:tblPr>
       <w:tblGrid>
         <w:gridCol w:w="1674"/>
@@ -20234,7 +20281,7 @@
       <w:pPr>
         <w:pStyle w:val="1"/>
       </w:pPr>
-      <w:bookmarkStart w:id="56" w:name="_Toc242656194"/>
+      <w:bookmarkStart w:id="56" w:name="_Toc242660069"/>
       <w:r>
         <w:t>11 Troubleshooting</w:t>
       </w:r>
@@ -20702,6 +20749,56 @@
           <w:b/>
           <w:bCs/>
         </w:rPr>
+        <w:t>How do I open this manual again?</w:t>
+      </w:r>
+    </w:p>
+    <w:p>
+      <w:pPr>
+        <w:spacing w:after="120"/>
+        <w:ind w:left="440"/>
+      </w:pPr>
+      <w:r>
+        <w:t xml:space="preserve">Click the </w:t>
+      </w:r>
+      <w:r>
+        <w:rPr>
+          <w:b/>
+          <w:bCs/>
+        </w:rPr>
+        <w:t>?</w:t>
+      </w:r>
+      <w:r>
+        <w:t xml:space="preserve"> button (</w:t>
+      </w:r>
+      <w:r>
+        <w:rPr>
+          <w:b/>
+          <w:bCs/>
+        </w:rPr>
+        <w:t>User manual</w:t>
+      </w:r>
+      <w:r>
+        <w:t>) on the floating toolbar; the PDF edition on GitHub opens in a new browser tab. The Word and PDF files can also be downloaded from the GitHub release page.</w:t>
+      </w:r>
+    </w:p>
+    <w:p>
+      <w:pPr>
+        <w:keepNext/>
+        <w:spacing w:before="200" w:after="60"/>
+      </w:pPr>
+      <w:r>
+        <w:rPr>
+          <w:b/>
+          <w:bCs/>
+          <w:color w:val="1D4FFF"/>
+        </w:rPr>
+        <w:t>Q </w:t>
+      </w:r>
+      <w:r>
+        <w:rPr>
+          <w:b/>
+          <w:bCs/>
+        </w:rPr>
         <w:t>How do I report a problem?</w:t>
       </w:r>
     </w:p>
@@ -20756,7 +20853,7 @@
       <w:pPr>
         <w:pStyle w:val="1"/>
       </w:pPr>
-      <w:bookmarkStart w:id="57" w:name="_Toc242656195"/>
+      <w:bookmarkStart w:id="57" w:name="_Toc242660070"/>
       <w:r>
         <w:t>A Shortcuts and keys at a glance</w:t>
       </w:r>
@@ -20778,7 +20875,7 @@
           <w:left w:w="10" w:type="dxa"/>
           <w:right w:w="10" w:type="dxa"/>
         </w:tblCellMar>
-        <w:tblLook w:val="0000" w:firstRow="0" w:lastRow="0" w:firstColumn="0" w:lastColumn="0" w:noHBand="0" w:noVBand="0"/>
+        <w:tblLook w:val="04A0" w:firstRow="1" w:lastRow="0" w:firstColumn="1" w:lastColumn="0" w:noHBand="0" w:noVBand="1"/>
       </w:tblPr>
       <w:tblGrid>
         <w:gridCol w:w="2790"/>
@@ -21886,7 +21983,7 @@
       <w:pPr>
         <w:pStyle w:val="1"/>
       </w:pPr>
-      <w:bookmarkStart w:id="58" w:name="_Toc242656196"/>
+      <w:bookmarkStart w:id="58" w:name="_Toc242660071"/>
       <w:r>
         <w:t>B Supported codes</w:t>
       </w:r>
@@ -21908,7 +22005,7 @@
           <w:left w:w="10" w:type="dxa"/>
           <w:right w:w="10" w:type="dxa"/>
         </w:tblCellMar>
-        <w:tblLook w:val="0000" w:firstRow="0" w:lastRow="0" w:firstColumn="0" w:lastColumn="0" w:noHBand="0" w:noVBand="0"/>
+        <w:tblLook w:val="04A0" w:firstRow="1" w:lastRow="0" w:firstColumn="1" w:lastColumn="0" w:noHBand="0" w:noVBand="1"/>
       </w:tblPr>
       <w:tblGrid>
         <w:gridCol w:w="2789"/>
@@ -22122,7 +22219,7 @@
           <w:left w:w="10" w:type="dxa"/>
           <w:right w:w="10" w:type="dxa"/>
         </w:tblCellMar>
-        <w:tblLook w:val="0000" w:firstRow="0" w:lastRow="0" w:firstColumn="0" w:lastColumn="0" w:noHBand="0" w:noVBand="0"/>
+        <w:tblLook w:val="04A0" w:firstRow="1" w:lastRow="0" w:firstColumn="1" w:lastColumn="0" w:noHBand="0" w:noVBand="1"/>
       </w:tblPr>
       <w:tblGrid>
         <w:gridCol w:w="2789"/>
@@ -22883,7 +22980,7 @@
         </w:rPr>
         <w:lastRenderedPageBreak/>
         <w:drawing>
-          <wp:anchor distT="0" distB="0" distL="0" distR="0" simplePos="0" relativeHeight="251658240" behindDoc="1" locked="0" layoutInCell="1" allowOverlap="1" wp14:anchorId="48BB06AA" wp14:editId="49FB81BF">
+          <wp:anchor distT="0" distB="0" distL="0" distR="0" simplePos="0" relativeHeight="251658240" behindDoc="1" locked="0" layoutInCell="1" allowOverlap="1" wp14:anchorId="56E2EE47" wp14:editId="5ADC017E">
             <wp:simplePos x="0" y="0"/>
             <wp:positionH relativeFrom="page">
               <wp:posOffset>0</wp:posOffset>
@@ -22894,7 +22991,7 @@
             <wp:extent cx="7562850" cy="10696575"/>
             <wp:effectExtent l="0" t="0" r="0" b="0"/>
             <wp:wrapNone/>
-            <wp:docPr id="1178132778" name="back" descr="QRcode tool User Manual" title="back"/>
+            <wp:docPr id="1491580806" name="back" descr="QRcode tool User Manual" title="back"/>
             <wp:cNvGraphicFramePr>
               <a:graphicFrameLocks xmlns:a="http://schemas.openxmlformats.org/drawingml/2006/main" noChangeAspect="1"/>
             </wp:cNvGraphicFramePr>
@@ -23316,10 +23413,10 @@
 <file path=word/numbering.xml><?xml version="1.0" encoding="utf-8"?>
 <w:numbering xmlns:wpc="http://schemas.microsoft.com/office/word/2010/wordprocessingCanvas" xmlns:cx="http://schemas.microsoft.com/office/drawing/2014/chartex" xmlns:cx1="http://schemas.microsoft.com/office/drawing/2015/9/8/chartex" xmlns:cx2="http://schemas.microsoft.com/office/drawing/2015/10/21/chartex" xmlns:cx3="http://schemas.microsoft.com/office/drawing/2016/5/9/chartex" xmlns:cx4="http://schemas.microsoft.com/office/drawing/2016/5/10/chartex" xmlns:cx5="http://schemas.microsoft.com/office/drawing/2016/5/11/chartex" xmlns:cx6="http://schemas.microsoft.com/office/drawing/2016/5/12/chartex" xmlns:cx7="http://schemas.microsoft.com/office/drawing/2016/5/13/chartex" xmlns:cx8="http://schemas.microsoft.com/office/drawing/2016/5/14/chartex" xmlns:mc="http://schemas.openxmlformats.org/markup-compatibility/2006" xmlns:aink="http://schemas.microsoft.com/office/drawing/2016/ink" xmlns:am3d="http://schemas.microsoft.com/office/drawing/2017/model3d" xmlns:o="urn:schemas-microsoft-com:office:office" xmlns:oel="http://schemas.microsoft.com/office/2019/extlst" xmlns:r="http://schemas.openxmlformats.org/officeDocument/2006/relationships" xmlns:m="http://schemas.openxmlformats.org/officeDocument/2006/math" xmlns:v="urn:schemas-microsoft-com:vml" xmlns:wp14="http://schemas.microsoft.com/office/word/2010/wordprocessingDrawing" xmlns:wp="http://schemas.openxmlformats.org/drawingml/2006/wordprocessingDrawing" xmlns:w10="urn:schemas-microsoft-com:office:word" xmlns:w="http://schemas.openxmlformats.org/wordprocessingml/2006/main" xmlns:w14="http://schemas.microsoft.com/office/word/2010/wordml" xmlns:w15="http://schemas.microsoft.com/office/word/2012/wordml" xmlns:w16cex="http://schemas.microsoft.com/office/word/2018/wordml/cex" xmlns:w16cid="http://schemas.microsoft.com/office/word/2016/wordml/cid" xmlns:w16="http://schemas.microsoft.com/office/word/2018/wordml" xmlns:w16du="http://schemas.microsoft.com/office/word/2023/wordml/word16du" xmlns:w16sdtdh="http://schemas.microsoft.com/office/word/2020/wordml/sdtdatahash" xmlns:w16sdtfl="http://schemas.microsoft.com/office/word/2024/wordml/sdtformatlock" xmlns:w16se="http://schemas.microsoft.com/office/word/2015/wordml/symex" xmlns:wpg="http://schemas.microsoft.com/office/word/2010/wordprocessingGroup" xmlns:wpi="http://schemas.microsoft.com/office/word/2010/wordprocessingInk" xmlns:wne="http://schemas.microsoft.com/office/word/2006/wordml" xmlns:wps="http://schemas.microsoft.com/office/word/2010/wordprocessingShape" mc:Ignorable="w14 w15 w16se w16cid w16 w16cex w16sdtdh w16sdtfl w16du wp14">
   <w:abstractNum w:abstractNumId="0" w15:restartNumberingAfterBreak="0">
-    <w:nsid w:val="076E494A"/>
+    <w:nsid w:val="171C52F7"/>
     <w:multiLevelType w:val="hybridMultilevel"/>
-    <w:tmpl w:val="DFC62FF6"/>
-    <w:lvl w:ilvl="0" w:tplc="4AC0FC9E">
+    <w:tmpl w:val="4288D0B6"/>
+    <w:lvl w:ilvl="0" w:tplc="823E001C">
       <w:start w:val="1"/>
       <w:numFmt w:val="bullet"/>
       <w:lvlText w:val="●"/>
@@ -23328,7 +23425,7 @@
         <w:ind w:left="720" w:hanging="360"/>
       </w:pPr>
     </w:lvl>
-    <w:lvl w:ilvl="1" w:tplc="01241DEC">
+    <w:lvl w:ilvl="1" w:tplc="805251F0">
       <w:start w:val="1"/>
       <w:numFmt w:val="bullet"/>
       <w:lvlText w:val="○"/>
@@ -23337,7 +23434,7 @@
         <w:ind w:left="1440" w:hanging="360"/>
       </w:pPr>
     </w:lvl>
-    <w:lvl w:ilvl="2" w:tplc="6A444F6C">
+    <w:lvl w:ilvl="2" w:tplc="D602C0EE">
       <w:start w:val="1"/>
       <w:numFmt w:val="bullet"/>
       <w:lvlText w:val="■"/>
@@ -23346,7 +23443,7 @@
         <w:ind w:left="2160" w:hanging="360"/>
       </w:pPr>
     </w:lvl>
-    <w:lvl w:ilvl="3" w:tplc="35DA60A8">
+    <w:lvl w:ilvl="3" w:tplc="E19A8DAA">
       <w:start w:val="1"/>
       <w:numFmt w:val="bullet"/>
       <w:lvlText w:val="●"/>
@@ -23355,7 +23452,7 @@
         <w:ind w:left="2880" w:hanging="360"/>
       </w:pPr>
     </w:lvl>
-    <w:lvl w:ilvl="4" w:tplc="702E05AE">
+    <w:lvl w:ilvl="4" w:tplc="2FB6A3D4">
       <w:start w:val="1"/>
       <w:numFmt w:val="bullet"/>
       <w:lvlText w:val="○"/>
@@ -23364,7 +23461,7 @@
         <w:ind w:left="3600" w:hanging="360"/>
       </w:pPr>
     </w:lvl>
-    <w:lvl w:ilvl="5" w:tplc="4B30C928">
+    <w:lvl w:ilvl="5" w:tplc="8652877E">
       <w:start w:val="1"/>
       <w:numFmt w:val="bullet"/>
       <w:lvlText w:val="■"/>
@@ -23373,7 +23470,7 @@
         <w:ind w:left="4320" w:hanging="360"/>
       </w:pPr>
     </w:lvl>
-    <w:lvl w:ilvl="6" w:tplc="90800A02">
+    <w:lvl w:ilvl="6" w:tplc="4E94E52A">
       <w:start w:val="1"/>
       <w:numFmt w:val="bullet"/>
       <w:lvlText w:val="●"/>
@@ -23382,7 +23479,7 @@
         <w:ind w:left="5040" w:hanging="360"/>
       </w:pPr>
     </w:lvl>
-    <w:lvl w:ilvl="7" w:tplc="6602C5D0">
+    <w:lvl w:ilvl="7" w:tplc="F90278E6">
       <w:start w:val="1"/>
       <w:numFmt w:val="bullet"/>
       <w:lvlText w:val="●"/>
@@ -23391,7 +23488,7 @@
         <w:ind w:left="5760" w:hanging="360"/>
       </w:pPr>
     </w:lvl>
-    <w:lvl w:ilvl="8" w:tplc="74764B8A">
+    <w:lvl w:ilvl="8" w:tplc="81CCE5C4">
       <w:start w:val="1"/>
       <w:numFmt w:val="bullet"/>
       <w:lvlText w:val="●"/>
@@ -23402,10 +23499,10 @@
     </w:lvl>
   </w:abstractNum>
   <w:abstractNum w:abstractNumId="1" w15:restartNumberingAfterBreak="0">
-    <w:nsid w:val="10275EFF"/>
+    <w:nsid w:val="206612F6"/>
     <w:multiLevelType w:val="hybridMultilevel"/>
-    <w:tmpl w:val="2A7E7520"/>
-    <w:lvl w:ilvl="0" w:tplc="DA6C1D14">
+    <w:tmpl w:val="4ABA40F6"/>
+    <w:lvl w:ilvl="0" w:tplc="B04AB6C8">
       <w:start w:val="1"/>
       <w:numFmt w:val="decimal"/>
       <w:lvlText w:val="%1."/>
@@ -23419,52 +23516,52 @@
         <w:color w:val="1D4FFF"/>
       </w:rPr>
     </w:lvl>
-    <w:lvl w:ilvl="1" w:tplc="FC42F544">
+    <w:lvl w:ilvl="1" w:tplc="9F0ABB76">
       <w:numFmt w:val="decimal"/>
       <w:lvlText w:val=""/>
       <w:lvlJc w:val="left"/>
     </w:lvl>
-    <w:lvl w:ilvl="2" w:tplc="DA9C12FA">
+    <w:lvl w:ilvl="2" w:tplc="419A10E6">
       <w:numFmt w:val="decimal"/>
       <w:lvlText w:val=""/>
       <w:lvlJc w:val="left"/>
     </w:lvl>
-    <w:lvl w:ilvl="3" w:tplc="7F3CC8A6">
+    <w:lvl w:ilvl="3" w:tplc="CC98909E">
       <w:numFmt w:val="decimal"/>
       <w:lvlText w:val=""/>
       <w:lvlJc w:val="left"/>
     </w:lvl>
-    <w:lvl w:ilvl="4" w:tplc="43FCAFDA">
+    <w:lvl w:ilvl="4" w:tplc="A476B25E">
       <w:numFmt w:val="decimal"/>
       <w:lvlText w:val=""/>
       <w:lvlJc w:val="left"/>
     </w:lvl>
-    <w:lvl w:ilvl="5" w:tplc="F31E7B0A">
+    <w:lvl w:ilvl="5" w:tplc="3BB4C7C0">
       <w:numFmt w:val="decimal"/>
       <w:lvlText w:val=""/>
       <w:lvlJc w:val="left"/>
     </w:lvl>
-    <w:lvl w:ilvl="6" w:tplc="985EB76C">
+    <w:lvl w:ilvl="6" w:tplc="9A309D30">
       <w:numFmt w:val="decimal"/>
       <w:lvlText w:val=""/>
       <w:lvlJc w:val="left"/>
     </w:lvl>
-    <w:lvl w:ilvl="7" w:tplc="2234A6B0">
+    <w:lvl w:ilvl="7" w:tplc="C8AE4696">
       <w:numFmt w:val="decimal"/>
       <w:lvlText w:val=""/>
       <w:lvlJc w:val="left"/>
     </w:lvl>
-    <w:lvl w:ilvl="8" w:tplc="47448532">
+    <w:lvl w:ilvl="8" w:tplc="6C7C66CA">
       <w:numFmt w:val="decimal"/>
       <w:lvlText w:val=""/>
       <w:lvlJc w:val="left"/>
     </w:lvl>
   </w:abstractNum>
   <w:abstractNum w:abstractNumId="2" w15:restartNumberingAfterBreak="0">
-    <w:nsid w:val="66E40C85"/>
+    <w:nsid w:val="33586450"/>
     <w:multiLevelType w:val="hybridMultilevel"/>
-    <w:tmpl w:val="13589D6A"/>
-    <w:lvl w:ilvl="0" w:tplc="70A002B6">
+    <w:tmpl w:val="48A07E74"/>
+    <w:lvl w:ilvl="0" w:tplc="967EE69A">
       <w:start w:val="1"/>
       <w:numFmt w:val="bullet"/>
       <w:lvlText w:val="•"/>
@@ -23476,126 +23573,126 @@
         <w:color w:val="1D4FFF"/>
       </w:rPr>
     </w:lvl>
-    <w:lvl w:ilvl="1" w:tplc="5C3A89FA">
+    <w:lvl w:ilvl="1" w:tplc="385EC990">
       <w:numFmt w:val="decimal"/>
       <w:lvlText w:val=""/>
       <w:lvlJc w:val="left"/>
     </w:lvl>
-    <w:lvl w:ilvl="2" w:tplc="E7E26A60">
+    <w:lvl w:ilvl="2" w:tplc="37260390">
       <w:numFmt w:val="decimal"/>
       <w:lvlText w:val=""/>
       <w:lvlJc w:val="left"/>
     </w:lvl>
-    <w:lvl w:ilvl="3" w:tplc="47EEFA10">
+    <w:lvl w:ilvl="3" w:tplc="F39EB40A">
       <w:numFmt w:val="decimal"/>
       <w:lvlText w:val=""/>
       <w:lvlJc w:val="left"/>
     </w:lvl>
-    <w:lvl w:ilvl="4" w:tplc="0508633C">
+    <w:lvl w:ilvl="4" w:tplc="5900E1EE">
       <w:numFmt w:val="decimal"/>
       <w:lvlText w:val=""/>
       <w:lvlJc w:val="left"/>
     </w:lvl>
-    <w:lvl w:ilvl="5" w:tplc="78408F32">
+    <w:lvl w:ilvl="5" w:tplc="279CF534">
       <w:numFmt w:val="decimal"/>
       <w:lvlText w:val=""/>
       <w:lvlJc w:val="left"/>
     </w:lvl>
-    <w:lvl w:ilvl="6" w:tplc="F854566A">
+    <w:lvl w:ilvl="6" w:tplc="57D4DF5A">
       <w:numFmt w:val="decimal"/>
       <w:lvlText w:val=""/>
       <w:lvlJc w:val="left"/>
     </w:lvl>
-    <w:lvl w:ilvl="7" w:tplc="736A2BB6">
+    <w:lvl w:ilvl="7" w:tplc="2F0AE7D2">
       <w:numFmt w:val="decimal"/>
       <w:lvlText w:val=""/>
       <w:lvlJc w:val="left"/>
     </w:lvl>
-    <w:lvl w:ilvl="8" w:tplc="73E826D4">
+    <w:lvl w:ilvl="8" w:tplc="24D8BB02">
       <w:numFmt w:val="decimal"/>
       <w:lvlText w:val=""/>
       <w:lvlJc w:val="left"/>
     </w:lvl>
   </w:abstractNum>
-  <w:num w:numId="1" w16cid:durableId="1533111407">
+  <w:num w:numId="1" w16cid:durableId="1897008209">
     <w:abstractNumId w:val="0"/>
     <w:lvlOverride w:ilvl="0">
       <w:startOverride w:val="1"/>
     </w:lvlOverride>
   </w:num>
-  <w:num w:numId="2" w16cid:durableId="2025089146">
+  <w:num w:numId="2" w16cid:durableId="1666123718">
     <w:abstractNumId w:val="2"/>
     <w:lvlOverride w:ilvl="0">
       <w:startOverride w:val="1"/>
     </w:lvlOverride>
   </w:num>
-  <w:num w:numId="3" w16cid:durableId="1088504895">
+  <w:num w:numId="3" w16cid:durableId="1381829540">
     <w:abstractNumId w:val="1"/>
     <w:lvlOverride w:ilvl="0">
       <w:startOverride w:val="1"/>
     </w:lvlOverride>
   </w:num>
-  <w:num w:numId="4" w16cid:durableId="1823698515">
+  <w:num w:numId="4" w16cid:durableId="192306998">
     <w:abstractNumId w:val="1"/>
     <w:lvlOverride w:ilvl="0">
       <w:startOverride w:val="1"/>
     </w:lvlOverride>
   </w:num>
-  <w:num w:numId="5" w16cid:durableId="900215484">
+  <w:num w:numId="5" w16cid:durableId="126315807">
     <w:abstractNumId w:val="1"/>
     <w:lvlOverride w:ilvl="0">
       <w:startOverride w:val="1"/>
     </w:lvlOverride>
   </w:num>
-  <w:num w:numId="6" w16cid:durableId="1789204891">
+  <w:num w:numId="6" w16cid:durableId="802847107">
     <w:abstractNumId w:val="1"/>
     <w:lvlOverride w:ilvl="0">
       <w:startOverride w:val="1"/>
     </w:lvlOverride>
   </w:num>
-  <w:num w:numId="7" w16cid:durableId="1096904782">
+  <w:num w:numId="7" w16cid:durableId="1751388974">
     <w:abstractNumId w:val="1"/>
     <w:lvlOverride w:ilvl="0">
       <w:startOverride w:val="1"/>
     </w:lvlOverride>
   </w:num>
-  <w:num w:numId="8" w16cid:durableId="1388995259">
+  <w:num w:numId="8" w16cid:durableId="1125735393">
     <w:abstractNumId w:val="1"/>
     <w:lvlOverride w:ilvl="0">
       <w:startOverride w:val="1"/>
     </w:lvlOverride>
   </w:num>
-  <w:num w:numId="9" w16cid:durableId="2067408521">
+  <w:num w:numId="9" w16cid:durableId="1130825111">
     <w:abstractNumId w:val="1"/>
     <w:lvlOverride w:ilvl="0">
       <w:startOverride w:val="1"/>
     </w:lvlOverride>
   </w:num>
-  <w:num w:numId="10" w16cid:durableId="1775176480">
+  <w:num w:numId="10" w16cid:durableId="1726874540">
     <w:abstractNumId w:val="1"/>
     <w:lvlOverride w:ilvl="0">
       <w:startOverride w:val="1"/>
     </w:lvlOverride>
   </w:num>
-  <w:num w:numId="11" w16cid:durableId="38674550">
+  <w:num w:numId="11" w16cid:durableId="790244786">
     <w:abstractNumId w:val="1"/>
     <w:lvlOverride w:ilvl="0">
       <w:startOverride w:val="1"/>
     </w:lvlOverride>
   </w:num>
-  <w:num w:numId="12" w16cid:durableId="92213009">
+  <w:num w:numId="12" w16cid:durableId="1757432224">
     <w:abstractNumId w:val="1"/>
     <w:lvlOverride w:ilvl="0">
       <w:startOverride w:val="1"/>
     </w:lvlOverride>
   </w:num>
-  <w:num w:numId="13" w16cid:durableId="837379116">
+  <w:num w:numId="13" w16cid:durableId="1432124427">
     <w:abstractNumId w:val="1"/>
     <w:lvlOverride w:ilvl="0">
       <w:startOverride w:val="1"/>
     </w:lvlOverride>
   </w:num>
-  <w:num w:numId="14" w16cid:durableId="946741436">
+  <w:num w:numId="14" w16cid:durableId="973485827">
     <w:abstractNumId w:val="1"/>
     <w:lvlOverride w:ilvl="0">
       <w:startOverride w:val="1"/>
@@ -24223,7 +24320,7 @@
     <w:link w:val="aa"/>
     <w:uiPriority w:val="99"/>
     <w:unhideWhenUsed/>
-    <w:rsid w:val="0097472B"/>
+    <w:rsid w:val="00534550"/>
     <w:pPr>
       <w:tabs>
         <w:tab w:val="center" w:pos="4153"/>
@@ -24241,7 +24338,7 @@
     <w:basedOn w:val="a0"/>
     <w:link w:val="a9"/>
     <w:uiPriority w:val="99"/>
-    <w:rsid w:val="0097472B"/>
+    <w:rsid w:val="00534550"/>
     <w:rPr>
       <w:sz w:val="20"/>
       <w:szCs w:val="20"/>
@@ -24253,7 +24350,7 @@
     <w:link w:val="ac"/>
     <w:uiPriority w:val="99"/>
     <w:unhideWhenUsed/>
-    <w:rsid w:val="0097472B"/>
+    <w:rsid w:val="00534550"/>
     <w:pPr>
       <w:tabs>
         <w:tab w:val="center" w:pos="4153"/>
@@ -24271,7 +24368,7 @@
     <w:basedOn w:val="a0"/>
     <w:link w:val="ab"/>
     <w:uiPriority w:val="99"/>
-    <w:rsid w:val="0097472B"/>
+    <w:rsid w:val="00534550"/>
     <w:rPr>
       <w:sz w:val="20"/>
       <w:szCs w:val="20"/>

--- a/docs/manual/QRcode-tool-User-Manual-en.docx
+++ b/docs/manual/QRcode-tool-User-Manual-en.docx
@@ -8,7 +8,7 @@
           <w:noProof/>
         </w:rPr>
         <w:drawing>
-          <wp:anchor distT="0" distB="0" distL="0" distR="0" simplePos="0" relativeHeight="251657216" behindDoc="1" locked="0" layoutInCell="1" allowOverlap="1" wp14:anchorId="2A9B5B8B" wp14:editId="2513A18A">
+          <wp:anchor distT="0" distB="0" distL="0" distR="0" simplePos="0" relativeHeight="251657216" behindDoc="1" locked="0" layoutInCell="1" allowOverlap="1" wp14:anchorId="29270B34" wp14:editId="59E58828">
             <wp:simplePos x="0" y="0"/>
             <wp:positionH relativeFrom="page">
               <wp:posOffset>0</wp:posOffset>
@@ -179,7 +179,7 @@
     <w:sdt>
       <w:sdtPr>
         <w:alias w:val="Contents"/>
-        <w:id w:val="-1964106426"/>
+        <w:id w:val="1219161515"/>
       </w:sdtPr>
       <w:sdtEndPr>
         <w:rPr>
@@ -215,7 +215,7 @@
           <w:r>
             <w:fldChar w:fldCharType="separate"/>
           </w:r>
-          <w:hyperlink w:anchor="_Toc242660013" w:history="1">
+          <w:hyperlink w:anchor="_Toc242660769" w:history="1">
             <w:r>
               <w:rPr>
                 <w:rStyle w:val="a5"/>
@@ -239,7 +239,7 @@
               <w:rPr>
                 <w:noProof/>
               </w:rPr>
-              <w:instrText xml:space="preserve"> PAGEREF _Toc242660013 \h </w:instrText>
+              <w:instrText xml:space="preserve"> PAGEREF _Toc242660769 \h </w:instrText>
             </w:r>
             <w:r>
               <w:rPr>
@@ -282,7 +282,7 @@
               <w14:ligatures w14:val="standardContextual"/>
             </w:rPr>
           </w:pPr>
-          <w:hyperlink w:anchor="_Toc242660014" w:history="1">
+          <w:hyperlink w:anchor="_Toc242660770" w:history="1">
             <w:r>
               <w:rPr>
                 <w:rStyle w:val="a5"/>
@@ -306,7 +306,7 @@
               <w:rPr>
                 <w:noProof/>
               </w:rPr>
-              <w:instrText xml:space="preserve"> PAGEREF _Toc242660014 \h </w:instrText>
+              <w:instrText xml:space="preserve"> PAGEREF _Toc242660770 \h </w:instrText>
             </w:r>
             <w:r>
               <w:rPr>
@@ -349,7 +349,7 @@
               <w14:ligatures w14:val="standardContextual"/>
             </w:rPr>
           </w:pPr>
-          <w:hyperlink w:anchor="_Toc242660015" w:history="1">
+          <w:hyperlink w:anchor="_Toc242660771" w:history="1">
             <w:r>
               <w:rPr>
                 <w:rStyle w:val="a5"/>
@@ -373,7 +373,7 @@
               <w:rPr>
                 <w:noProof/>
               </w:rPr>
-              <w:instrText xml:space="preserve"> PAGEREF _Toc242660015 \h </w:instrText>
+              <w:instrText xml:space="preserve"> PAGEREF _Toc242660771 \h </w:instrText>
             </w:r>
             <w:r>
               <w:rPr>
@@ -416,7 +416,7 @@
               <w14:ligatures w14:val="standardContextual"/>
             </w:rPr>
           </w:pPr>
-          <w:hyperlink w:anchor="_Toc242660016" w:history="1">
+          <w:hyperlink w:anchor="_Toc242660772" w:history="1">
             <w:r>
               <w:rPr>
                 <w:rStyle w:val="a5"/>
@@ -440,7 +440,7 @@
               <w:rPr>
                 <w:noProof/>
               </w:rPr>
-              <w:instrText xml:space="preserve"> PAGEREF _Toc242660016 \h </w:instrText>
+              <w:instrText xml:space="preserve"> PAGEREF _Toc242660772 \h </w:instrText>
             </w:r>
             <w:r>
               <w:rPr>
@@ -483,7 +483,7 @@
               <w14:ligatures w14:val="standardContextual"/>
             </w:rPr>
           </w:pPr>
-          <w:hyperlink w:anchor="_Toc242660017" w:history="1">
+          <w:hyperlink w:anchor="_Toc242660773" w:history="1">
             <w:r>
               <w:rPr>
                 <w:rStyle w:val="a5"/>
@@ -507,7 +507,7 @@
               <w:rPr>
                 <w:noProof/>
               </w:rPr>
-              <w:instrText xml:space="preserve"> PAGEREF _Toc242660017 \h </w:instrText>
+              <w:instrText xml:space="preserve"> PAGEREF _Toc242660773 \h </w:instrText>
             </w:r>
             <w:r>
               <w:rPr>
@@ -552,7 +552,7 @@
               <w14:ligatures w14:val="standardContextual"/>
             </w:rPr>
           </w:pPr>
-          <w:hyperlink w:anchor="_Toc242660018" w:history="1">
+          <w:hyperlink w:anchor="_Toc242660774" w:history="1">
             <w:r>
               <w:rPr>
                 <w:rStyle w:val="a5"/>
@@ -576,7 +576,7 @@
               <w:rPr>
                 <w:noProof/>
               </w:rPr>
-              <w:instrText xml:space="preserve"> PAGEREF _Toc242660018 \h </w:instrText>
+              <w:instrText xml:space="preserve"> PAGEREF _Toc242660774 \h </w:instrText>
             </w:r>
             <w:r>
               <w:rPr>
@@ -619,7 +619,7 @@
               <w14:ligatures w14:val="standardContextual"/>
             </w:rPr>
           </w:pPr>
-          <w:hyperlink w:anchor="_Toc242660019" w:history="1">
+          <w:hyperlink w:anchor="_Toc242660775" w:history="1">
             <w:r>
               <w:rPr>
                 <w:rStyle w:val="a5"/>
@@ -643,7 +643,7 @@
               <w:rPr>
                 <w:noProof/>
               </w:rPr>
-              <w:instrText xml:space="preserve"> PAGEREF _Toc242660019 \h </w:instrText>
+              <w:instrText xml:space="preserve"> PAGEREF _Toc242660775 \h </w:instrText>
             </w:r>
             <w:r>
               <w:rPr>
@@ -686,7 +686,7 @@
               <w14:ligatures w14:val="standardContextual"/>
             </w:rPr>
           </w:pPr>
-          <w:hyperlink w:anchor="_Toc242660020" w:history="1">
+          <w:hyperlink w:anchor="_Toc242660776" w:history="1">
             <w:r>
               <w:rPr>
                 <w:rStyle w:val="a5"/>
@@ -710,7 +710,7 @@
               <w:rPr>
                 <w:noProof/>
               </w:rPr>
-              <w:instrText xml:space="preserve"> PAGEREF _Toc242660020 \h </w:instrText>
+              <w:instrText xml:space="preserve"> PAGEREF _Toc242660776 \h </w:instrText>
             </w:r>
             <w:r>
               <w:rPr>
@@ -753,7 +753,7 @@
               <w14:ligatures w14:val="standardContextual"/>
             </w:rPr>
           </w:pPr>
-          <w:hyperlink w:anchor="_Toc242660021" w:history="1">
+          <w:hyperlink w:anchor="_Toc242660777" w:history="1">
             <w:r>
               <w:rPr>
                 <w:rStyle w:val="a5"/>
@@ -777,7 +777,7 @@
               <w:rPr>
                 <w:noProof/>
               </w:rPr>
-              <w:instrText xml:space="preserve"> PAGEREF _Toc242660021 \h </w:instrText>
+              <w:instrText xml:space="preserve"> PAGEREF _Toc242660777 \h </w:instrText>
             </w:r>
             <w:r>
               <w:rPr>
@@ -820,7 +820,7 @@
               <w14:ligatures w14:val="standardContextual"/>
             </w:rPr>
           </w:pPr>
-          <w:hyperlink w:anchor="_Toc242660022" w:history="1">
+          <w:hyperlink w:anchor="_Toc242660778" w:history="1">
             <w:r>
               <w:rPr>
                 <w:rStyle w:val="a5"/>
@@ -844,7 +844,7 @@
               <w:rPr>
                 <w:noProof/>
               </w:rPr>
-              <w:instrText xml:space="preserve"> PAGEREF _Toc242660022 \h </w:instrText>
+              <w:instrText xml:space="preserve"> PAGEREF _Toc242660778 \h </w:instrText>
             </w:r>
             <w:r>
               <w:rPr>
@@ -887,7 +887,7 @@
               <w14:ligatures w14:val="standardContextual"/>
             </w:rPr>
           </w:pPr>
-          <w:hyperlink w:anchor="_Toc242660023" w:history="1">
+          <w:hyperlink w:anchor="_Toc242660779" w:history="1">
             <w:r>
               <w:rPr>
                 <w:rStyle w:val="a5"/>
@@ -911,7 +911,7 @@
               <w:rPr>
                 <w:noProof/>
               </w:rPr>
-              <w:instrText xml:space="preserve"> PAGEREF _Toc242660023 \h </w:instrText>
+              <w:instrText xml:space="preserve"> PAGEREF _Toc242660779 \h </w:instrText>
             </w:r>
             <w:r>
               <w:rPr>
@@ -956,7 +956,7 @@
               <w14:ligatures w14:val="standardContextual"/>
             </w:rPr>
           </w:pPr>
-          <w:hyperlink w:anchor="_Toc242660024" w:history="1">
+          <w:hyperlink w:anchor="_Toc242660780" w:history="1">
             <w:r>
               <w:rPr>
                 <w:rStyle w:val="a5"/>
@@ -980,7 +980,7 @@
               <w:rPr>
                 <w:noProof/>
               </w:rPr>
-              <w:instrText xml:space="preserve"> PAGEREF _Toc242660024 \h </w:instrText>
+              <w:instrText xml:space="preserve"> PAGEREF _Toc242660780 \h </w:instrText>
             </w:r>
             <w:r>
               <w:rPr>
@@ -1023,7 +1023,7 @@
               <w14:ligatures w14:val="standardContextual"/>
             </w:rPr>
           </w:pPr>
-          <w:hyperlink w:anchor="_Toc242660025" w:history="1">
+          <w:hyperlink w:anchor="_Toc242660781" w:history="1">
             <w:r>
               <w:rPr>
                 <w:rStyle w:val="a5"/>
@@ -1047,7 +1047,7 @@
               <w:rPr>
                 <w:noProof/>
               </w:rPr>
-              <w:instrText xml:space="preserve"> PAGEREF _Toc242660025 \h </w:instrText>
+              <w:instrText xml:space="preserve"> PAGEREF _Toc242660781 \h </w:instrText>
             </w:r>
             <w:r>
               <w:rPr>
@@ -1090,7 +1090,7 @@
               <w14:ligatures w14:val="standardContextual"/>
             </w:rPr>
           </w:pPr>
-          <w:hyperlink w:anchor="_Toc242660026" w:history="1">
+          <w:hyperlink w:anchor="_Toc242660782" w:history="1">
             <w:r>
               <w:rPr>
                 <w:rStyle w:val="a5"/>
@@ -1114,7 +1114,7 @@
               <w:rPr>
                 <w:noProof/>
               </w:rPr>
-              <w:instrText xml:space="preserve"> PAGEREF _Toc242660026 \h </w:instrText>
+              <w:instrText xml:space="preserve"> PAGEREF _Toc242660782 \h </w:instrText>
             </w:r>
             <w:r>
               <w:rPr>
@@ -1157,7 +1157,7 @@
               <w14:ligatures w14:val="standardContextual"/>
             </w:rPr>
           </w:pPr>
-          <w:hyperlink w:anchor="_Toc242660027" w:history="1">
+          <w:hyperlink w:anchor="_Toc242660783" w:history="1">
             <w:r>
               <w:rPr>
                 <w:rStyle w:val="a5"/>
@@ -1181,7 +1181,7 @@
               <w:rPr>
                 <w:noProof/>
               </w:rPr>
-              <w:instrText xml:space="preserve"> PAGEREF _Toc242660027 \h </w:instrText>
+              <w:instrText xml:space="preserve"> PAGEREF _Toc242660783 \h </w:instrText>
             </w:r>
             <w:r>
               <w:rPr>
@@ -1224,7 +1224,7 @@
               <w14:ligatures w14:val="standardContextual"/>
             </w:rPr>
           </w:pPr>
-          <w:hyperlink w:anchor="_Toc242660028" w:history="1">
+          <w:hyperlink w:anchor="_Toc242660784" w:history="1">
             <w:r>
               <w:rPr>
                 <w:rStyle w:val="a5"/>
@@ -1248,7 +1248,7 @@
               <w:rPr>
                 <w:noProof/>
               </w:rPr>
-              <w:instrText xml:space="preserve"> PAGEREF _Toc242660028 \h </w:instrText>
+              <w:instrText xml:space="preserve"> PAGEREF _Toc242660784 \h </w:instrText>
             </w:r>
             <w:r>
               <w:rPr>
@@ -1291,7 +1291,7 @@
               <w14:ligatures w14:val="standardContextual"/>
             </w:rPr>
           </w:pPr>
-          <w:hyperlink w:anchor="_Toc242660029" w:history="1">
+          <w:hyperlink w:anchor="_Toc242660785" w:history="1">
             <w:r>
               <w:rPr>
                 <w:rStyle w:val="a5"/>
@@ -1315,7 +1315,7 @@
               <w:rPr>
                 <w:noProof/>
               </w:rPr>
-              <w:instrText xml:space="preserve"> PAGEREF _Toc242660029 \h </w:instrText>
+              <w:instrText xml:space="preserve"> PAGEREF _Toc242660785 \h </w:instrText>
             </w:r>
             <w:r>
               <w:rPr>
@@ -1360,7 +1360,7 @@
               <w14:ligatures w14:val="standardContextual"/>
             </w:rPr>
           </w:pPr>
-          <w:hyperlink w:anchor="_Toc242660030" w:history="1">
+          <w:hyperlink w:anchor="_Toc242660786" w:history="1">
             <w:r>
               <w:rPr>
                 <w:rStyle w:val="a5"/>
@@ -1384,7 +1384,7 @@
               <w:rPr>
                 <w:noProof/>
               </w:rPr>
-              <w:instrText xml:space="preserve"> PAGEREF _Toc242660030 \h </w:instrText>
+              <w:instrText xml:space="preserve"> PAGEREF _Toc242660786 \h </w:instrText>
             </w:r>
             <w:r>
               <w:rPr>
@@ -1427,7 +1427,7 @@
               <w14:ligatures w14:val="standardContextual"/>
             </w:rPr>
           </w:pPr>
-          <w:hyperlink w:anchor="_Toc242660031" w:history="1">
+          <w:hyperlink w:anchor="_Toc242660787" w:history="1">
             <w:r>
               <w:rPr>
                 <w:rStyle w:val="a5"/>
@@ -1451,7 +1451,7 @@
               <w:rPr>
                 <w:noProof/>
               </w:rPr>
-              <w:instrText xml:space="preserve"> PAGEREF _Toc242660031 \h </w:instrText>
+              <w:instrText xml:space="preserve"> PAGEREF _Toc242660787 \h </w:instrText>
             </w:r>
             <w:r>
               <w:rPr>
@@ -1494,7 +1494,7 @@
               <w14:ligatures w14:val="standardContextual"/>
             </w:rPr>
           </w:pPr>
-          <w:hyperlink w:anchor="_Toc242660032" w:history="1">
+          <w:hyperlink w:anchor="_Toc242660788" w:history="1">
             <w:r>
               <w:rPr>
                 <w:rStyle w:val="a5"/>
@@ -1518,7 +1518,7 @@
               <w:rPr>
                 <w:noProof/>
               </w:rPr>
-              <w:instrText xml:space="preserve"> PAGEREF _Toc242660032 \h </w:instrText>
+              <w:instrText xml:space="preserve"> PAGEREF _Toc242660788 \h </w:instrText>
             </w:r>
             <w:r>
               <w:rPr>
@@ -1561,7 +1561,7 @@
               <w14:ligatures w14:val="standardContextual"/>
             </w:rPr>
           </w:pPr>
-          <w:hyperlink w:anchor="_Toc242660033" w:history="1">
+          <w:hyperlink w:anchor="_Toc242660789" w:history="1">
             <w:r>
               <w:rPr>
                 <w:rStyle w:val="a5"/>
@@ -1585,7 +1585,7 @@
               <w:rPr>
                 <w:noProof/>
               </w:rPr>
-              <w:instrText xml:space="preserve"> PAGEREF _Toc242660033 \h </w:instrText>
+              <w:instrText xml:space="preserve"> PAGEREF _Toc242660789 \h </w:instrText>
             </w:r>
             <w:r>
               <w:rPr>
@@ -1628,7 +1628,7 @@
               <w14:ligatures w14:val="standardContextual"/>
             </w:rPr>
           </w:pPr>
-          <w:hyperlink w:anchor="_Toc242660034" w:history="1">
+          <w:hyperlink w:anchor="_Toc242660790" w:history="1">
             <w:r>
               <w:rPr>
                 <w:rStyle w:val="a5"/>
@@ -1652,7 +1652,7 @@
               <w:rPr>
                 <w:noProof/>
               </w:rPr>
-              <w:instrText xml:space="preserve"> PAGEREF _Toc242660034 \h </w:instrText>
+              <w:instrText xml:space="preserve"> PAGEREF _Toc242660790 \h </w:instrText>
             </w:r>
             <w:r>
               <w:rPr>
@@ -1695,7 +1695,7 @@
               <w14:ligatures w14:val="standardContextual"/>
             </w:rPr>
           </w:pPr>
-          <w:hyperlink w:anchor="_Toc242660035" w:history="1">
+          <w:hyperlink w:anchor="_Toc242660791" w:history="1">
             <w:r>
               <w:rPr>
                 <w:rStyle w:val="a5"/>
@@ -1719,7 +1719,7 @@
               <w:rPr>
                 <w:noProof/>
               </w:rPr>
-              <w:instrText xml:space="preserve"> PAGEREF _Toc242660035 \h </w:instrText>
+              <w:instrText xml:space="preserve"> PAGEREF _Toc242660791 \h </w:instrText>
             </w:r>
             <w:r>
               <w:rPr>
@@ -1736,7 +1736,7 @@
               <w:rPr>
                 <w:noProof/>
               </w:rPr>
-              <w:t>11</w:t>
+              <w:t>13</w:t>
             </w:r>
             <w:r>
               <w:rPr>
@@ -1764,7 +1764,7 @@
               <w14:ligatures w14:val="standardContextual"/>
             </w:rPr>
           </w:pPr>
-          <w:hyperlink w:anchor="_Toc242660036" w:history="1">
+          <w:hyperlink w:anchor="_Toc242660792" w:history="1">
             <w:r>
               <w:rPr>
                 <w:rStyle w:val="a5"/>
@@ -1788,7 +1788,7 @@
               <w:rPr>
                 <w:noProof/>
               </w:rPr>
-              <w:instrText xml:space="preserve"> PAGEREF _Toc242660036 \h </w:instrText>
+              <w:instrText xml:space="preserve"> PAGEREF _Toc242660792 \h </w:instrText>
             </w:r>
             <w:r>
               <w:rPr>
@@ -1805,7 +1805,7 @@
               <w:rPr>
                 <w:noProof/>
               </w:rPr>
-              <w:t>13</w:t>
+              <w:t>14</w:t>
             </w:r>
             <w:r>
               <w:rPr>
@@ -1831,7 +1831,7 @@
               <w14:ligatures w14:val="standardContextual"/>
             </w:rPr>
           </w:pPr>
-          <w:hyperlink w:anchor="_Toc242660037" w:history="1">
+          <w:hyperlink w:anchor="_Toc242660793" w:history="1">
             <w:r>
               <w:rPr>
                 <w:rStyle w:val="a5"/>
@@ -1855,7 +1855,7 @@
               <w:rPr>
                 <w:noProof/>
               </w:rPr>
-              <w:instrText xml:space="preserve"> PAGEREF _Toc242660037 \h </w:instrText>
+              <w:instrText xml:space="preserve"> PAGEREF _Toc242660793 \h </w:instrText>
             </w:r>
             <w:r>
               <w:rPr>
@@ -1872,7 +1872,7 @@
               <w:rPr>
                 <w:noProof/>
               </w:rPr>
-              <w:t>13</w:t>
+              <w:t>14</w:t>
             </w:r>
             <w:r>
               <w:rPr>
@@ -1898,7 +1898,7 @@
               <w14:ligatures w14:val="standardContextual"/>
             </w:rPr>
           </w:pPr>
-          <w:hyperlink w:anchor="_Toc242660038" w:history="1">
+          <w:hyperlink w:anchor="_Toc242660794" w:history="1">
             <w:r>
               <w:rPr>
                 <w:rStyle w:val="a5"/>
@@ -1922,7 +1922,7 @@
               <w:rPr>
                 <w:noProof/>
               </w:rPr>
-              <w:instrText xml:space="preserve"> PAGEREF _Toc242660038 \h </w:instrText>
+              <w:instrText xml:space="preserve"> PAGEREF _Toc242660794 \h </w:instrText>
             </w:r>
             <w:r>
               <w:rPr>
@@ -1939,7 +1939,7 @@
               <w:rPr>
                 <w:noProof/>
               </w:rPr>
-              <w:t>13</w:t>
+              <w:t>14</w:t>
             </w:r>
             <w:r>
               <w:rPr>
@@ -1965,7 +1965,7 @@
               <w14:ligatures w14:val="standardContextual"/>
             </w:rPr>
           </w:pPr>
-          <w:hyperlink w:anchor="_Toc242660039" w:history="1">
+          <w:hyperlink w:anchor="_Toc242660795" w:history="1">
             <w:r>
               <w:rPr>
                 <w:rStyle w:val="a5"/>
@@ -1989,7 +1989,7 @@
               <w:rPr>
                 <w:noProof/>
               </w:rPr>
-              <w:instrText xml:space="preserve"> PAGEREF _Toc242660039 \h </w:instrText>
+              <w:instrText xml:space="preserve"> PAGEREF _Toc242660795 \h </w:instrText>
             </w:r>
             <w:r>
               <w:rPr>
@@ -2006,7 +2006,7 @@
               <w:rPr>
                 <w:noProof/>
               </w:rPr>
-              <w:t>13</w:t>
+              <w:t>14</w:t>
             </w:r>
             <w:r>
               <w:rPr>
@@ -2032,7 +2032,7 @@
               <w14:ligatures w14:val="standardContextual"/>
             </w:rPr>
           </w:pPr>
-          <w:hyperlink w:anchor="_Toc242660040" w:history="1">
+          <w:hyperlink w:anchor="_Toc242660796" w:history="1">
             <w:r>
               <w:rPr>
                 <w:rStyle w:val="a5"/>
@@ -2056,7 +2056,7 @@
               <w:rPr>
                 <w:noProof/>
               </w:rPr>
-              <w:instrText xml:space="preserve"> PAGEREF _Toc242660040 \h </w:instrText>
+              <w:instrText xml:space="preserve"> PAGEREF _Toc242660796 \h </w:instrText>
             </w:r>
             <w:r>
               <w:rPr>
@@ -2073,7 +2073,7 @@
               <w:rPr>
                 <w:noProof/>
               </w:rPr>
-              <w:t>14</w:t>
+              <w:t>15</w:t>
             </w:r>
             <w:r>
               <w:rPr>
@@ -2099,7 +2099,7 @@
               <w14:ligatures w14:val="standardContextual"/>
             </w:rPr>
           </w:pPr>
-          <w:hyperlink w:anchor="_Toc242660041" w:history="1">
+          <w:hyperlink w:anchor="_Toc242660797" w:history="1">
             <w:r>
               <w:rPr>
                 <w:rStyle w:val="a5"/>
@@ -2123,7 +2123,7 @@
               <w:rPr>
                 <w:noProof/>
               </w:rPr>
-              <w:instrText xml:space="preserve"> PAGEREF _Toc242660041 \h </w:instrText>
+              <w:instrText xml:space="preserve"> PAGEREF _Toc242660797 \h </w:instrText>
             </w:r>
             <w:r>
               <w:rPr>
@@ -2140,7 +2140,7 @@
               <w:rPr>
                 <w:noProof/>
               </w:rPr>
-              <w:t>15</w:t>
+              <w:t>16</w:t>
             </w:r>
             <w:r>
               <w:rPr>
@@ -2166,7 +2166,7 @@
               <w14:ligatures w14:val="standardContextual"/>
             </w:rPr>
           </w:pPr>
-          <w:hyperlink w:anchor="_Toc242660042" w:history="1">
+          <w:hyperlink w:anchor="_Toc242660798" w:history="1">
             <w:r>
               <w:rPr>
                 <w:rStyle w:val="a5"/>
@@ -2190,7 +2190,7 @@
               <w:rPr>
                 <w:noProof/>
               </w:rPr>
-              <w:instrText xml:space="preserve"> PAGEREF _Toc242660042 \h </w:instrText>
+              <w:instrText xml:space="preserve"> PAGEREF _Toc242660798 \h </w:instrText>
             </w:r>
             <w:r>
               <w:rPr>
@@ -2207,7 +2207,7 @@
               <w:rPr>
                 <w:noProof/>
               </w:rPr>
-              <w:t>15</w:t>
+              <w:t>16</w:t>
             </w:r>
             <w:r>
               <w:rPr>
@@ -2235,7 +2235,7 @@
               <w14:ligatures w14:val="standardContextual"/>
             </w:rPr>
           </w:pPr>
-          <w:hyperlink w:anchor="_Toc242660043" w:history="1">
+          <w:hyperlink w:anchor="_Toc242660799" w:history="1">
             <w:r>
               <w:rPr>
                 <w:rStyle w:val="a5"/>
@@ -2259,7 +2259,7 @@
               <w:rPr>
                 <w:noProof/>
               </w:rPr>
-              <w:instrText xml:space="preserve"> PAGEREF _Toc242660043 \h </w:instrText>
+              <w:instrText xml:space="preserve"> PAGEREF _Toc242660799 \h </w:instrText>
             </w:r>
             <w:r>
               <w:rPr>
@@ -2276,7 +2276,7 @@
               <w:rPr>
                 <w:noProof/>
               </w:rPr>
-              <w:t>16</w:t>
+              <w:t>17</w:t>
             </w:r>
             <w:r>
               <w:rPr>
@@ -2302,7 +2302,7 @@
               <w14:ligatures w14:val="standardContextual"/>
             </w:rPr>
           </w:pPr>
-          <w:hyperlink w:anchor="_Toc242660044" w:history="1">
+          <w:hyperlink w:anchor="_Toc242660800" w:history="1">
             <w:r>
               <w:rPr>
                 <w:rStyle w:val="a5"/>
@@ -2326,7 +2326,7 @@
               <w:rPr>
                 <w:noProof/>
               </w:rPr>
-              <w:instrText xml:space="preserve"> PAGEREF _Toc242660044 \h </w:instrText>
+              <w:instrText xml:space="preserve"> PAGEREF _Toc242660800 \h </w:instrText>
             </w:r>
             <w:r>
               <w:rPr>
@@ -2343,7 +2343,7 @@
               <w:rPr>
                 <w:noProof/>
               </w:rPr>
-              <w:t>16</w:t>
+              <w:t>17</w:t>
             </w:r>
             <w:r>
               <w:rPr>
@@ -2369,7 +2369,7 @@
               <w14:ligatures w14:val="standardContextual"/>
             </w:rPr>
           </w:pPr>
-          <w:hyperlink w:anchor="_Toc242660045" w:history="1">
+          <w:hyperlink w:anchor="_Toc242660801" w:history="1">
             <w:r>
               <w:rPr>
                 <w:rStyle w:val="a5"/>
@@ -2393,7 +2393,7 @@
               <w:rPr>
                 <w:noProof/>
               </w:rPr>
-              <w:instrText xml:space="preserve"> PAGEREF _Toc242660045 \h </w:instrText>
+              <w:instrText xml:space="preserve"> PAGEREF _Toc242660801 \h </w:instrText>
             </w:r>
             <w:r>
               <w:rPr>
@@ -2410,7 +2410,7 @@
               <w:rPr>
                 <w:noProof/>
               </w:rPr>
-              <w:t>16</w:t>
+              <w:t>17</w:t>
             </w:r>
             <w:r>
               <w:rPr>
@@ -2436,7 +2436,7 @@
               <w14:ligatures w14:val="standardContextual"/>
             </w:rPr>
           </w:pPr>
-          <w:hyperlink w:anchor="_Toc242660046" w:history="1">
+          <w:hyperlink w:anchor="_Toc242660802" w:history="1">
             <w:r>
               <w:rPr>
                 <w:rStyle w:val="a5"/>
@@ -2460,7 +2460,7 @@
               <w:rPr>
                 <w:noProof/>
               </w:rPr>
-              <w:instrText xml:space="preserve"> PAGEREF _Toc242660046 \h </w:instrText>
+              <w:instrText xml:space="preserve"> PAGEREF _Toc242660802 \h </w:instrText>
             </w:r>
             <w:r>
               <w:rPr>
@@ -2477,7 +2477,7 @@
               <w:rPr>
                 <w:noProof/>
               </w:rPr>
-              <w:t>17</w:t>
+              <w:t>18</w:t>
             </w:r>
             <w:r>
               <w:rPr>
@@ -2503,7 +2503,7 @@
               <w14:ligatures w14:val="standardContextual"/>
             </w:rPr>
           </w:pPr>
-          <w:hyperlink w:anchor="_Toc242660047" w:history="1">
+          <w:hyperlink w:anchor="_Toc242660803" w:history="1">
             <w:r>
               <w:rPr>
                 <w:rStyle w:val="a5"/>
@@ -2527,7 +2527,7 @@
               <w:rPr>
                 <w:noProof/>
               </w:rPr>
-              <w:instrText xml:space="preserve"> PAGEREF _Toc242660047 \h </w:instrText>
+              <w:instrText xml:space="preserve"> PAGEREF _Toc242660803 \h </w:instrText>
             </w:r>
             <w:r>
               <w:rPr>
@@ -2544,7 +2544,7 @@
               <w:rPr>
                 <w:noProof/>
               </w:rPr>
-              <w:t>17</w:t>
+              <w:t>18</w:t>
             </w:r>
             <w:r>
               <w:rPr>
@@ -2570,7 +2570,7 @@
               <w14:ligatures w14:val="standardContextual"/>
             </w:rPr>
           </w:pPr>
-          <w:hyperlink w:anchor="_Toc242660048" w:history="1">
+          <w:hyperlink w:anchor="_Toc242660804" w:history="1">
             <w:r>
               <w:rPr>
                 <w:rStyle w:val="a5"/>
@@ -2594,7 +2594,7 @@
               <w:rPr>
                 <w:noProof/>
               </w:rPr>
-              <w:instrText xml:space="preserve"> PAGEREF _Toc242660048 \h </w:instrText>
+              <w:instrText xml:space="preserve"> PAGEREF _Toc242660804 \h </w:instrText>
             </w:r>
             <w:r>
               <w:rPr>
@@ -2611,7 +2611,7 @@
               <w:rPr>
                 <w:noProof/>
               </w:rPr>
-              <w:t>18</w:t>
+              <w:t>19</w:t>
             </w:r>
             <w:r>
               <w:rPr>
@@ -2639,7 +2639,7 @@
               <w14:ligatures w14:val="standardContextual"/>
             </w:rPr>
           </w:pPr>
-          <w:hyperlink w:anchor="_Toc242660049" w:history="1">
+          <w:hyperlink w:anchor="_Toc242660805" w:history="1">
             <w:r>
               <w:rPr>
                 <w:rStyle w:val="a5"/>
@@ -2663,7 +2663,7 @@
               <w:rPr>
                 <w:noProof/>
               </w:rPr>
-              <w:instrText xml:space="preserve"> PAGEREF _Toc242660049 \h </w:instrText>
+              <w:instrText xml:space="preserve"> PAGEREF _Toc242660805 \h </w:instrText>
             </w:r>
             <w:r>
               <w:rPr>
@@ -2680,7 +2680,7 @@
               <w:rPr>
                 <w:noProof/>
               </w:rPr>
-              <w:t>20</w:t>
+              <w:t>21</w:t>
             </w:r>
             <w:r>
               <w:rPr>
@@ -2706,7 +2706,7 @@
               <w14:ligatures w14:val="standardContextual"/>
             </w:rPr>
           </w:pPr>
-          <w:hyperlink w:anchor="_Toc242660050" w:history="1">
+          <w:hyperlink w:anchor="_Toc242660806" w:history="1">
             <w:r>
               <w:rPr>
                 <w:rStyle w:val="a5"/>
@@ -2730,7 +2730,7 @@
               <w:rPr>
                 <w:noProof/>
               </w:rPr>
-              <w:instrText xml:space="preserve"> PAGEREF _Toc242660050 \h </w:instrText>
+              <w:instrText xml:space="preserve"> PAGEREF _Toc242660806 \h </w:instrText>
             </w:r>
             <w:r>
               <w:rPr>
@@ -2747,7 +2747,7 @@
               <w:rPr>
                 <w:noProof/>
               </w:rPr>
-              <w:t>20</w:t>
+              <w:t>21</w:t>
             </w:r>
             <w:r>
               <w:rPr>
@@ -2773,7 +2773,7 @@
               <w14:ligatures w14:val="standardContextual"/>
             </w:rPr>
           </w:pPr>
-          <w:hyperlink w:anchor="_Toc242660051" w:history="1">
+          <w:hyperlink w:anchor="_Toc242660807" w:history="1">
             <w:r>
               <w:rPr>
                 <w:rStyle w:val="a5"/>
@@ -2797,7 +2797,7 @@
               <w:rPr>
                 <w:noProof/>
               </w:rPr>
-              <w:instrText xml:space="preserve"> PAGEREF _Toc242660051 \h </w:instrText>
+              <w:instrText xml:space="preserve"> PAGEREF _Toc242660807 \h </w:instrText>
             </w:r>
             <w:r>
               <w:rPr>
@@ -2814,7 +2814,7 @@
               <w:rPr>
                 <w:noProof/>
               </w:rPr>
-              <w:t>21</w:t>
+              <w:t>22</w:t>
             </w:r>
             <w:r>
               <w:rPr>
@@ -2840,7 +2840,7 @@
               <w14:ligatures w14:val="standardContextual"/>
             </w:rPr>
           </w:pPr>
-          <w:hyperlink w:anchor="_Toc242660052" w:history="1">
+          <w:hyperlink w:anchor="_Toc242660808" w:history="1">
             <w:r>
               <w:rPr>
                 <w:rStyle w:val="a5"/>
@@ -2864,7 +2864,7 @@
               <w:rPr>
                 <w:noProof/>
               </w:rPr>
-              <w:instrText xml:space="preserve"> PAGEREF _Toc242660052 \h </w:instrText>
+              <w:instrText xml:space="preserve"> PAGEREF _Toc242660808 \h </w:instrText>
             </w:r>
             <w:r>
               <w:rPr>
@@ -2881,7 +2881,7 @@
               <w:rPr>
                 <w:noProof/>
               </w:rPr>
-              <w:t>22</w:t>
+              <w:t>23</w:t>
             </w:r>
             <w:r>
               <w:rPr>
@@ -2907,7 +2907,7 @@
               <w14:ligatures w14:val="standardContextual"/>
             </w:rPr>
           </w:pPr>
-          <w:hyperlink w:anchor="_Toc242660053" w:history="1">
+          <w:hyperlink w:anchor="_Toc242660809" w:history="1">
             <w:r>
               <w:rPr>
                 <w:rStyle w:val="a5"/>
@@ -2931,7 +2931,7 @@
               <w:rPr>
                 <w:noProof/>
               </w:rPr>
-              <w:instrText xml:space="preserve"> PAGEREF _Toc242660053 \h </w:instrText>
+              <w:instrText xml:space="preserve"> PAGEREF _Toc242660809 \h </w:instrText>
             </w:r>
             <w:r>
               <w:rPr>
@@ -2948,7 +2948,7 @@
               <w:rPr>
                 <w:noProof/>
               </w:rPr>
-              <w:t>22</w:t>
+              <w:t>23</w:t>
             </w:r>
             <w:r>
               <w:rPr>
@@ -2974,7 +2974,7 @@
               <w14:ligatures w14:val="standardContextual"/>
             </w:rPr>
           </w:pPr>
-          <w:hyperlink w:anchor="_Toc242660054" w:history="1">
+          <w:hyperlink w:anchor="_Toc242660810" w:history="1">
             <w:r>
               <w:rPr>
                 <w:rStyle w:val="a5"/>
@@ -2998,7 +2998,7 @@
               <w:rPr>
                 <w:noProof/>
               </w:rPr>
-              <w:instrText xml:space="preserve"> PAGEREF _Toc242660054 \h </w:instrText>
+              <w:instrText xml:space="preserve"> PAGEREF _Toc242660810 \h </w:instrText>
             </w:r>
             <w:r>
               <w:rPr>
@@ -3015,7 +3015,7 @@
               <w:rPr>
                 <w:noProof/>
               </w:rPr>
-              <w:t>22</w:t>
+              <w:t>23</w:t>
             </w:r>
             <w:r>
               <w:rPr>
@@ -3043,7 +3043,7 @@
               <w14:ligatures w14:val="standardContextual"/>
             </w:rPr>
           </w:pPr>
-          <w:hyperlink w:anchor="_Toc242660055" w:history="1">
+          <w:hyperlink w:anchor="_Toc242660811" w:history="1">
             <w:r>
               <w:rPr>
                 <w:rStyle w:val="a5"/>
@@ -3067,7 +3067,7 @@
               <w:rPr>
                 <w:noProof/>
               </w:rPr>
-              <w:instrText xml:space="preserve"> PAGEREF _Toc242660055 \h </w:instrText>
+              <w:instrText xml:space="preserve"> PAGEREF _Toc242660811 \h </w:instrText>
             </w:r>
             <w:r>
               <w:rPr>
@@ -3084,7 +3084,7 @@
               <w:rPr>
                 <w:noProof/>
               </w:rPr>
-              <w:t>24</w:t>
+              <w:t>25</w:t>
             </w:r>
             <w:r>
               <w:rPr>
@@ -3110,7 +3110,7 @@
               <w14:ligatures w14:val="standardContextual"/>
             </w:rPr>
           </w:pPr>
-          <w:hyperlink w:anchor="_Toc242660056" w:history="1">
+          <w:hyperlink w:anchor="_Toc242660812" w:history="1">
             <w:r>
               <w:rPr>
                 <w:rStyle w:val="a5"/>
@@ -3134,7 +3134,7 @@
               <w:rPr>
                 <w:noProof/>
               </w:rPr>
-              <w:instrText xml:space="preserve"> PAGEREF _Toc242660056 \h </w:instrText>
+              <w:instrText xml:space="preserve"> PAGEREF _Toc242660812 \h </w:instrText>
             </w:r>
             <w:r>
               <w:rPr>
@@ -3151,7 +3151,7 @@
               <w:rPr>
                 <w:noProof/>
               </w:rPr>
-              <w:t>24</w:t>
+              <w:t>25</w:t>
             </w:r>
             <w:r>
               <w:rPr>
@@ -3179,7 +3179,7 @@
               <w14:ligatures w14:val="standardContextual"/>
             </w:rPr>
           </w:pPr>
-          <w:hyperlink w:anchor="_Toc242660057" w:history="1">
+          <w:hyperlink w:anchor="_Toc242660813" w:history="1">
             <w:r>
               <w:rPr>
                 <w:rStyle w:val="a5"/>
@@ -3203,7 +3203,7 @@
               <w:rPr>
                 <w:noProof/>
               </w:rPr>
-              <w:instrText xml:space="preserve"> PAGEREF _Toc242660057 \h </w:instrText>
+              <w:instrText xml:space="preserve"> PAGEREF _Toc242660813 \h </w:instrText>
             </w:r>
             <w:r>
               <w:rPr>
@@ -3220,7 +3220,7 @@
               <w:rPr>
                 <w:noProof/>
               </w:rPr>
-              <w:t>26</w:t>
+              <w:t>27</w:t>
             </w:r>
             <w:r>
               <w:rPr>
@@ -3246,7 +3246,7 @@
               <w14:ligatures w14:val="standardContextual"/>
             </w:rPr>
           </w:pPr>
-          <w:hyperlink w:anchor="_Toc242660058" w:history="1">
+          <w:hyperlink w:anchor="_Toc242660814" w:history="1">
             <w:r>
               <w:rPr>
                 <w:rStyle w:val="a5"/>
@@ -3270,7 +3270,7 @@
               <w:rPr>
                 <w:noProof/>
               </w:rPr>
-              <w:instrText xml:space="preserve"> PAGEREF _Toc242660058 \h </w:instrText>
+              <w:instrText xml:space="preserve"> PAGEREF _Toc242660814 \h </w:instrText>
             </w:r>
             <w:r>
               <w:rPr>
@@ -3287,7 +3287,7 @@
               <w:rPr>
                 <w:noProof/>
               </w:rPr>
-              <w:t>26</w:t>
+              <w:t>27</w:t>
             </w:r>
             <w:r>
               <w:rPr>
@@ -3313,7 +3313,7 @@
               <w14:ligatures w14:val="standardContextual"/>
             </w:rPr>
           </w:pPr>
-          <w:hyperlink w:anchor="_Toc242660059" w:history="1">
+          <w:hyperlink w:anchor="_Toc242660815" w:history="1">
             <w:r>
               <w:rPr>
                 <w:rStyle w:val="a5"/>
@@ -3337,7 +3337,7 @@
               <w:rPr>
                 <w:noProof/>
               </w:rPr>
-              <w:instrText xml:space="preserve"> PAGEREF _Toc242660059 \h </w:instrText>
+              <w:instrText xml:space="preserve"> PAGEREF _Toc242660815 \h </w:instrText>
             </w:r>
             <w:r>
               <w:rPr>
@@ -3354,7 +3354,7 @@
               <w:rPr>
                 <w:noProof/>
               </w:rPr>
-              <w:t>27</w:t>
+              <w:t>28</w:t>
             </w:r>
             <w:r>
               <w:rPr>
@@ -3380,7 +3380,7 @@
               <w14:ligatures w14:val="standardContextual"/>
             </w:rPr>
           </w:pPr>
-          <w:hyperlink w:anchor="_Toc242660060" w:history="1">
+          <w:hyperlink w:anchor="_Toc242660816" w:history="1">
             <w:r>
               <w:rPr>
                 <w:rStyle w:val="a5"/>
@@ -3404,7 +3404,7 @@
               <w:rPr>
                 <w:noProof/>
               </w:rPr>
-              <w:instrText xml:space="preserve"> PAGEREF _Toc242660060 \h </w:instrText>
+              <w:instrText xml:space="preserve"> PAGEREF _Toc242660816 \h </w:instrText>
             </w:r>
             <w:r>
               <w:rPr>
@@ -3421,7 +3421,7 @@
               <w:rPr>
                 <w:noProof/>
               </w:rPr>
-              <w:t>28</w:t>
+              <w:t>29</w:t>
             </w:r>
             <w:r>
               <w:rPr>
@@ -3447,7 +3447,7 @@
               <w14:ligatures w14:val="standardContextual"/>
             </w:rPr>
           </w:pPr>
-          <w:hyperlink w:anchor="_Toc242660061" w:history="1">
+          <w:hyperlink w:anchor="_Toc242660817" w:history="1">
             <w:r>
               <w:rPr>
                 <w:rStyle w:val="a5"/>
@@ -3471,7 +3471,7 @@
               <w:rPr>
                 <w:noProof/>
               </w:rPr>
-              <w:instrText xml:space="preserve"> PAGEREF _Toc242660061 \h </w:instrText>
+              <w:instrText xml:space="preserve"> PAGEREF _Toc242660817 \h </w:instrText>
             </w:r>
             <w:r>
               <w:rPr>
@@ -3488,7 +3488,7 @@
               <w:rPr>
                 <w:noProof/>
               </w:rPr>
-              <w:t>29</w:t>
+              <w:t>30</w:t>
             </w:r>
             <w:r>
               <w:rPr>
@@ -3514,7 +3514,7 @@
               <w14:ligatures w14:val="standardContextual"/>
             </w:rPr>
           </w:pPr>
-          <w:hyperlink w:anchor="_Toc242660062" w:history="1">
+          <w:hyperlink w:anchor="_Toc242660818" w:history="1">
             <w:r>
               <w:rPr>
                 <w:rStyle w:val="a5"/>
@@ -3538,7 +3538,7 @@
               <w:rPr>
                 <w:noProof/>
               </w:rPr>
-              <w:instrText xml:space="preserve"> PAGEREF _Toc242660062 \h </w:instrText>
+              <w:instrText xml:space="preserve"> PAGEREF _Toc242660818 \h </w:instrText>
             </w:r>
             <w:r>
               <w:rPr>
@@ -3555,7 +3555,7 @@
               <w:rPr>
                 <w:noProof/>
               </w:rPr>
-              <w:t>30</w:t>
+              <w:t>31</w:t>
             </w:r>
             <w:r>
               <w:rPr>
@@ -3581,7 +3581,7 @@
               <w14:ligatures w14:val="standardContextual"/>
             </w:rPr>
           </w:pPr>
-          <w:hyperlink w:anchor="_Toc242660063" w:history="1">
+          <w:hyperlink w:anchor="_Toc242660819" w:history="1">
             <w:r>
               <w:rPr>
                 <w:rStyle w:val="a5"/>
@@ -3605,7 +3605,7 @@
               <w:rPr>
                 <w:noProof/>
               </w:rPr>
-              <w:instrText xml:space="preserve"> PAGEREF _Toc242660063 \h </w:instrText>
+              <w:instrText xml:space="preserve"> PAGEREF _Toc242660819 \h </w:instrText>
             </w:r>
             <w:r>
               <w:rPr>
@@ -3622,7 +3622,7 @@
               <w:rPr>
                 <w:noProof/>
               </w:rPr>
-              <w:t>31</w:t>
+              <w:t>32</w:t>
             </w:r>
             <w:r>
               <w:rPr>
@@ -3650,7 +3650,7 @@
               <w14:ligatures w14:val="standardContextual"/>
             </w:rPr>
           </w:pPr>
-          <w:hyperlink w:anchor="_Toc242660064" w:history="1">
+          <w:hyperlink w:anchor="_Toc242660820" w:history="1">
             <w:r>
               <w:rPr>
                 <w:rStyle w:val="a5"/>
@@ -3674,7 +3674,7 @@
               <w:rPr>
                 <w:noProof/>
               </w:rPr>
-              <w:instrText xml:space="preserve"> PAGEREF _Toc242660064 \h </w:instrText>
+              <w:instrText xml:space="preserve"> PAGEREF _Toc242660820 \h </w:instrText>
             </w:r>
             <w:r>
               <w:rPr>
@@ -3691,7 +3691,7 @@
               <w:rPr>
                 <w:noProof/>
               </w:rPr>
-              <w:t>32</w:t>
+              <w:t>33</w:t>
             </w:r>
             <w:r>
               <w:rPr>
@@ -3717,7 +3717,7 @@
               <w14:ligatures w14:val="standardContextual"/>
             </w:rPr>
           </w:pPr>
-          <w:hyperlink w:anchor="_Toc242660065" w:history="1">
+          <w:hyperlink w:anchor="_Toc242660821" w:history="1">
             <w:r>
               <w:rPr>
                 <w:rStyle w:val="a5"/>
@@ -3741,7 +3741,7 @@
               <w:rPr>
                 <w:noProof/>
               </w:rPr>
-              <w:instrText xml:space="preserve"> PAGEREF _Toc242660065 \h </w:instrText>
+              <w:instrText xml:space="preserve"> PAGEREF _Toc242660821 \h </w:instrText>
             </w:r>
             <w:r>
               <w:rPr>
@@ -3758,7 +3758,7 @@
               <w:rPr>
                 <w:noProof/>
               </w:rPr>
-              <w:t>32</w:t>
+              <w:t>33</w:t>
             </w:r>
             <w:r>
               <w:rPr>
@@ -3784,7 +3784,7 @@
               <w14:ligatures w14:val="standardContextual"/>
             </w:rPr>
           </w:pPr>
-          <w:hyperlink w:anchor="_Toc242660066" w:history="1">
+          <w:hyperlink w:anchor="_Toc242660822" w:history="1">
             <w:r>
               <w:rPr>
                 <w:rStyle w:val="a5"/>
@@ -3808,7 +3808,7 @@
               <w:rPr>
                 <w:noProof/>
               </w:rPr>
-              <w:instrText xml:space="preserve"> PAGEREF _Toc242660066 \h </w:instrText>
+              <w:instrText xml:space="preserve"> PAGEREF _Toc242660822 \h </w:instrText>
             </w:r>
             <w:r>
               <w:rPr>
@@ -3825,7 +3825,7 @@
               <w:rPr>
                 <w:noProof/>
               </w:rPr>
-              <w:t>32</w:t>
+              <w:t>33</w:t>
             </w:r>
             <w:r>
               <w:rPr>
@@ -3851,7 +3851,7 @@
               <w14:ligatures w14:val="standardContextual"/>
             </w:rPr>
           </w:pPr>
-          <w:hyperlink w:anchor="_Toc242660067" w:history="1">
+          <w:hyperlink w:anchor="_Toc242660823" w:history="1">
             <w:r>
               <w:rPr>
                 <w:rStyle w:val="a5"/>
@@ -3875,7 +3875,7 @@
               <w:rPr>
                 <w:noProof/>
               </w:rPr>
-              <w:instrText xml:space="preserve"> PAGEREF _Toc242660067 \h </w:instrText>
+              <w:instrText xml:space="preserve"> PAGEREF _Toc242660823 \h </w:instrText>
             </w:r>
             <w:r>
               <w:rPr>
@@ -3892,7 +3892,7 @@
               <w:rPr>
                 <w:noProof/>
               </w:rPr>
-              <w:t>32</w:t>
+              <w:t>33</w:t>
             </w:r>
             <w:r>
               <w:rPr>
@@ -3918,7 +3918,7 @@
               <w14:ligatures w14:val="standardContextual"/>
             </w:rPr>
           </w:pPr>
-          <w:hyperlink w:anchor="_Toc242660068" w:history="1">
+          <w:hyperlink w:anchor="_Toc242660824" w:history="1">
             <w:r>
               <w:rPr>
                 <w:rStyle w:val="a5"/>
@@ -3942,7 +3942,7 @@
               <w:rPr>
                 <w:noProof/>
               </w:rPr>
-              <w:instrText xml:space="preserve"> PAGEREF _Toc242660068 \h </w:instrText>
+              <w:instrText xml:space="preserve"> PAGEREF _Toc242660824 \h </w:instrText>
             </w:r>
             <w:r>
               <w:rPr>
@@ -3959,7 +3959,7 @@
               <w:rPr>
                 <w:noProof/>
               </w:rPr>
-              <w:t>33</w:t>
+              <w:t>34</w:t>
             </w:r>
             <w:r>
               <w:rPr>
@@ -3987,7 +3987,7 @@
               <w14:ligatures w14:val="standardContextual"/>
             </w:rPr>
           </w:pPr>
-          <w:hyperlink w:anchor="_Toc242660069" w:history="1">
+          <w:hyperlink w:anchor="_Toc242660825" w:history="1">
             <w:r>
               <w:rPr>
                 <w:rStyle w:val="a5"/>
@@ -4011,7 +4011,7 @@
               <w:rPr>
                 <w:noProof/>
               </w:rPr>
-              <w:instrText xml:space="preserve"> PAGEREF _Toc242660069 \h </w:instrText>
+              <w:instrText xml:space="preserve"> PAGEREF _Toc242660825 \h </w:instrText>
             </w:r>
             <w:r>
               <w:rPr>
@@ -4028,7 +4028,7 @@
               <w:rPr>
                 <w:noProof/>
               </w:rPr>
-              <w:t>34</w:t>
+              <w:t>35</w:t>
             </w:r>
             <w:r>
               <w:rPr>
@@ -4056,7 +4056,7 @@
               <w14:ligatures w14:val="standardContextual"/>
             </w:rPr>
           </w:pPr>
-          <w:hyperlink w:anchor="_Toc242660070" w:history="1">
+          <w:hyperlink w:anchor="_Toc242660826" w:history="1">
             <w:r>
               <w:rPr>
                 <w:rStyle w:val="a5"/>
@@ -4080,7 +4080,7 @@
               <w:rPr>
                 <w:noProof/>
               </w:rPr>
-              <w:instrText xml:space="preserve"> PAGEREF _Toc242660070 \h </w:instrText>
+              <w:instrText xml:space="preserve"> PAGEREF _Toc242660826 \h </w:instrText>
             </w:r>
             <w:r>
               <w:rPr>
@@ -4097,7 +4097,7 @@
               <w:rPr>
                 <w:noProof/>
               </w:rPr>
-              <w:t>36</w:t>
+              <w:t>37</w:t>
             </w:r>
             <w:r>
               <w:rPr>
@@ -4125,7 +4125,7 @@
               <w14:ligatures w14:val="standardContextual"/>
             </w:rPr>
           </w:pPr>
-          <w:hyperlink w:anchor="_Toc242660071" w:history="1">
+          <w:hyperlink w:anchor="_Toc242660827" w:history="1">
             <w:r>
               <w:rPr>
                 <w:rStyle w:val="a5"/>
@@ -4149,7 +4149,7 @@
               <w:rPr>
                 <w:noProof/>
               </w:rPr>
-              <w:instrText xml:space="preserve"> PAGEREF _Toc242660071 \h </w:instrText>
+              <w:instrText xml:space="preserve"> PAGEREF _Toc242660827 \h </w:instrText>
             </w:r>
             <w:r>
               <w:rPr>
@@ -4166,7 +4166,7 @@
               <w:rPr>
                 <w:noProof/>
               </w:rPr>
-              <w:t>37</w:t>
+              <w:t>38</w:t>
             </w:r>
             <w:r>
               <w:rPr>
@@ -4218,7 +4218,7 @@
       <w:pPr>
         <w:pStyle w:val="1"/>
       </w:pPr>
-      <w:bookmarkStart w:id="0" w:name="_Toc242660013"/>
+      <w:bookmarkStart w:id="0" w:name="_Toc242660769"/>
       <w:r>
         <w:t>1 Introducing QRcode tool</w:t>
       </w:r>
@@ -4265,7 +4265,7 @@
       <w:pPr>
         <w:pStyle w:val="2"/>
       </w:pPr>
-      <w:bookmarkStart w:id="1" w:name="_Toc242660014"/>
+      <w:bookmarkStart w:id="1" w:name="_Toc242660770"/>
       <w:r>
         <w:t>1.1 Main features</w:t>
       </w:r>
@@ -4902,7 +4902,7 @@
       <w:pPr>
         <w:pStyle w:val="2"/>
       </w:pPr>
-      <w:bookmarkStart w:id="2" w:name="_Toc242660015"/>
+      <w:bookmarkStart w:id="2" w:name="_Toc242660771"/>
       <w:r>
         <w:lastRenderedPageBreak/>
         <w:t>1.2 System requirements</w:t>
@@ -5245,7 +5245,7 @@
       <w:pPr>
         <w:pStyle w:val="2"/>
       </w:pPr>
-      <w:bookmarkStart w:id="3" w:name="_Toc242660016"/>
+      <w:bookmarkStart w:id="3" w:name="_Toc242660772"/>
       <w:r>
         <w:t>1.3 Privacy and safety principles</w:t>
       </w:r>
@@ -5346,7 +5346,7 @@
       <w:pPr>
         <w:pStyle w:val="2"/>
       </w:pPr>
-      <w:bookmarkStart w:id="4" w:name="_Toc242660017"/>
+      <w:bookmarkStart w:id="4" w:name="_Toc242660773"/>
       <w:r>
         <w:t>1.4 Conventions used in this manual</w:t>
       </w:r>
@@ -5537,7 +5537,7 @@
       <w:pPr>
         <w:pStyle w:val="1"/>
       </w:pPr>
-      <w:bookmarkStart w:id="5" w:name="_Toc242660018"/>
+      <w:bookmarkStart w:id="5" w:name="_Toc242660774"/>
       <w:r>
         <w:t>2 Installation and first start</w:t>
       </w:r>
@@ -5547,7 +5547,7 @@
       <w:pPr>
         <w:pStyle w:val="2"/>
       </w:pPr>
-      <w:bookmarkStart w:id="6" w:name="_Toc242660019"/>
+      <w:bookmarkStart w:id="6" w:name="_Toc242660775"/>
       <w:r>
         <w:t>2.1 Download and install (Windows)</w:t>
       </w:r>
@@ -5718,7 +5718,7 @@
       <w:pPr>
         <w:pStyle w:val="2"/>
       </w:pPr>
-      <w:bookmarkStart w:id="7" w:name="_Toc242660020"/>
+      <w:bookmarkStart w:id="7" w:name="_Toc242660776"/>
       <w:r>
         <w:t>2.2 If Windows shows “Windows protected your PC”</w:t>
       </w:r>
@@ -5862,7 +5862,7 @@
       <w:pPr>
         <w:pStyle w:val="2"/>
       </w:pPr>
-      <w:bookmarkStart w:id="8" w:name="_Toc242660021"/>
+      <w:bookmarkStart w:id="8" w:name="_Toc242660777"/>
       <w:r>
         <w:t>2.3 macOS and Linux</w:t>
       </w:r>
@@ -5956,7 +5956,7 @@
       <w:pPr>
         <w:pStyle w:val="2"/>
       </w:pPr>
-      <w:bookmarkStart w:id="9" w:name="_Toc242660022"/>
+      <w:bookmarkStart w:id="9" w:name="_Toc242660778"/>
       <w:r>
         <w:t>2.4 The welcome screen</w:t>
       </w:r>
@@ -5978,10 +5978,10 @@
           <w:noProof/>
         </w:rPr>
         <w:drawing>
-          <wp:inline distT="0" distB="0" distL="0" distR="0" wp14:anchorId="7D28EDE4" wp14:editId="263B3DF7">
+          <wp:inline distT="0" distB="0" distL="0" distR="0" wp14:anchorId="55A53E32" wp14:editId="3F4FF1EF">
             <wp:extent cx="3962400" cy="4352925"/>
             <wp:effectExtent l="0" t="0" r="0" b="0"/>
-            <wp:docPr id="1435705023" name="welcome" descr="welcome" title="welcome"/>
+            <wp:docPr id="1158473086" name="welcome" descr="welcome" title="welcome"/>
             <wp:cNvGraphicFramePr>
               <a:graphicFrameLocks xmlns:a="http://schemas.openxmlformats.org/drawingml/2006/main" noChangeAspect="1"/>
             </wp:cNvGraphicFramePr>
@@ -6161,7 +6161,7 @@
       <w:pPr>
         <w:pStyle w:val="2"/>
       </w:pPr>
-      <w:bookmarkStart w:id="10" w:name="_Toc242660023"/>
+      <w:bookmarkStart w:id="10" w:name="_Toc242660779"/>
       <w:r>
         <w:t>2.5 The tray icon</w:t>
       </w:r>
@@ -6247,10 +6247,10 @@
           <w:noProof/>
         </w:rPr>
         <w:drawing>
-          <wp:inline distT="0" distB="0" distL="0" distR="0" wp14:anchorId="49C4E334" wp14:editId="214D1DC1">
+          <wp:inline distT="0" distB="0" distL="0" distR="0" wp14:anchorId="79013BA2" wp14:editId="3F599F93">
             <wp:extent cx="3962400" cy="3581400"/>
             <wp:effectExtent l="0" t="0" r="0" b="0"/>
-            <wp:docPr id="265447012" name="tray-menu" descr="tray-menu" title="tray-menu"/>
+            <wp:docPr id="185245908" name="tray-menu" descr="tray-menu" title="tray-menu"/>
             <wp:cNvGraphicFramePr>
               <a:graphicFrameLocks xmlns:a="http://schemas.openxmlformats.org/drawingml/2006/main" noChangeAspect="1"/>
             </wp:cNvGraphicFramePr>
@@ -6398,7 +6398,7 @@
       <w:pPr>
         <w:pStyle w:val="1"/>
       </w:pPr>
-      <w:bookmarkStart w:id="11" w:name="_Toc242660024"/>
+      <w:bookmarkStart w:id="11" w:name="_Toc242660780"/>
       <w:r>
         <w:t>3 Scanning the screen</w:t>
       </w:r>
@@ -6408,7 +6408,7 @@
       <w:pPr>
         <w:pStyle w:val="2"/>
       </w:pPr>
-      <w:bookmarkStart w:id="12" w:name="_Toc242660025"/>
+      <w:bookmarkStart w:id="12" w:name="_Toc242660781"/>
       <w:r>
         <w:t>3.1 Scan the whole screen</w:t>
       </w:r>
@@ -6586,10 +6586,10 @@
           <w:noProof/>
         </w:rPr>
         <w:drawing>
-          <wp:inline distT="0" distB="0" distL="0" distR="0" wp14:anchorId="267B431E" wp14:editId="61CA8CBF">
+          <wp:inline distT="0" distB="0" distL="0" distR="0" wp14:anchorId="6C4BAFA1" wp14:editId="2E9D9C8A">
             <wp:extent cx="5905500" cy="3409950"/>
             <wp:effectExtent l="0" t="0" r="0" b="0"/>
-            <wp:docPr id="870512053" name="scan-screen" descr="scan-screen" title="scan-screen"/>
+            <wp:docPr id="126230407" name="scan-screen" descr="scan-screen" title="scan-screen"/>
             <wp:cNvGraphicFramePr>
               <a:graphicFrameLocks xmlns:a="http://schemas.openxmlformats.org/drawingml/2006/main" noChangeAspect="1"/>
             </wp:cNvGraphicFramePr>
@@ -7028,7 +7028,7 @@
       <w:pPr>
         <w:pStyle w:val="2"/>
       </w:pPr>
-      <w:bookmarkStart w:id="13" w:name="_Toc242660026"/>
+      <w:bookmarkStart w:id="13" w:name="_Toc242660782"/>
       <w:r>
         <w:t>3.2 Select an area</w:t>
       </w:r>
@@ -7131,10 +7131,10 @@
           <w:noProof/>
         </w:rPr>
         <w:drawing>
-          <wp:inline distT="0" distB="0" distL="0" distR="0" wp14:anchorId="328653BA" wp14:editId="6646E654">
+          <wp:inline distT="0" distB="0" distL="0" distR="0" wp14:anchorId="6F8B2715" wp14:editId="48673F5F">
             <wp:extent cx="5905500" cy="3409950"/>
             <wp:effectExtent l="0" t="0" r="0" b="0"/>
-            <wp:docPr id="387105150" name="scan-region" descr="scan-region" title="scan-region"/>
+            <wp:docPr id="405704516" name="scan-region" descr="scan-region" title="scan-region"/>
             <wp:cNvGraphicFramePr>
               <a:graphicFrameLocks xmlns:a="http://schemas.openxmlformats.org/drawingml/2006/main" noChangeAspect="1"/>
             </wp:cNvGraphicFramePr>
@@ -7265,7 +7265,7 @@
       <w:pPr>
         <w:pStyle w:val="2"/>
       </w:pPr>
-      <w:bookmarkStart w:id="14" w:name="_Toc242660027"/>
+      <w:bookmarkStart w:id="14" w:name="_Toc242660783"/>
       <w:r>
         <w:t>3.3 The toolbar on the scan screen</w:t>
       </w:r>
@@ -7370,7 +7370,7 @@
       <w:pPr>
         <w:pStyle w:val="2"/>
       </w:pPr>
-      <w:bookmarkStart w:id="15" w:name="_Toc242660028"/>
+      <w:bookmarkStart w:id="15" w:name="_Toc242660784"/>
       <w:r>
         <w:t>3.4 Keyboard</w:t>
       </w:r>
@@ -8044,7 +8044,7 @@
       <w:pPr>
         <w:pStyle w:val="2"/>
       </w:pPr>
-      <w:bookmarkStart w:id="16" w:name="_Toc242660029"/>
+      <w:bookmarkStart w:id="16" w:name="_Toc242660785"/>
       <w:r>
         <w:t>3.5 When no code is found</w:t>
       </w:r>
@@ -8157,7 +8157,7 @@
       <w:pPr>
         <w:pStyle w:val="1"/>
       </w:pPr>
-      <w:bookmarkStart w:id="17" w:name="_Toc242660030"/>
+      <w:bookmarkStart w:id="17" w:name="_Toc242660786"/>
       <w:r>
         <w:t>4 Other ways to scan</w:t>
       </w:r>
@@ -8167,7 +8167,7 @@
       <w:pPr>
         <w:pStyle w:val="2"/>
       </w:pPr>
-      <w:bookmarkStart w:id="18" w:name="_Toc242660031"/>
+      <w:bookmarkStart w:id="18" w:name="_Toc242660787"/>
       <w:r>
         <w:t>4.1 Webcam</w:t>
       </w:r>
@@ -8337,10 +8337,10 @@
           <w:noProof/>
         </w:rPr>
         <w:drawing>
-          <wp:inline distT="0" distB="0" distL="0" distR="0" wp14:anchorId="48FF0399" wp14:editId="7A39F1AD">
+          <wp:inline distT="0" distB="0" distL="0" distR="0" wp14:anchorId="3BF70B56" wp14:editId="0F7AA455">
             <wp:extent cx="4676775" cy="3895725"/>
             <wp:effectExtent l="0" t="0" r="0" b="0"/>
-            <wp:docPr id="1115206651" name="camera" descr="camera" title="camera"/>
+            <wp:docPr id="459752739" name="camera" descr="camera" title="camera"/>
             <wp:cNvGraphicFramePr>
               <a:graphicFrameLocks xmlns:a="http://schemas.openxmlformats.org/drawingml/2006/main" noChangeAspect="1"/>
             </wp:cNvGraphicFramePr>
@@ -8566,7 +8566,7 @@
       <w:pPr>
         <w:pStyle w:val="2"/>
       </w:pPr>
-      <w:bookmarkStart w:id="19" w:name="_Toc242660032"/>
+      <w:bookmarkStart w:id="19" w:name="_Toc242660788"/>
       <w:r>
         <w:t>4.2 Image on the clipboard</w:t>
       </w:r>
@@ -8662,7 +8662,7 @@
       <w:pPr>
         <w:pStyle w:val="2"/>
       </w:pPr>
-      <w:bookmarkStart w:id="20" w:name="_Toc242660033"/>
+      <w:bookmarkStart w:id="20" w:name="_Toc242660789"/>
       <w:r>
         <w:t>4.3 Image files</w:t>
       </w:r>
@@ -8734,10 +8734,10 @@
         </w:rPr>
         <w:lastRenderedPageBreak/>
         <w:drawing>
-          <wp:inline distT="0" distB="0" distL="0" distR="0" wp14:anchorId="1BF965AC" wp14:editId="49BE39A5">
+          <wp:inline distT="0" distB="0" distL="0" distR="0" wp14:anchorId="6EFF0C4B" wp14:editId="49879B06">
             <wp:extent cx="4676775" cy="3667125"/>
             <wp:effectExtent l="0" t="0" r="0" b="0"/>
-            <wp:docPr id="870861272" name="image-preview" descr="image-preview" title="image-preview"/>
+            <wp:docPr id="1230042256" name="image-preview" descr="image-preview" title="image-preview"/>
             <wp:cNvGraphicFramePr>
               <a:graphicFrameLocks xmlns:a="http://schemas.openxmlformats.org/drawingml/2006/main" noChangeAspect="1"/>
             </wp:cNvGraphicFramePr>
@@ -8802,7 +8802,7 @@
       <w:pPr>
         <w:pStyle w:val="2"/>
       </w:pPr>
-      <w:bookmarkStart w:id="21" w:name="_Toc242660034"/>
+      <w:bookmarkStart w:id="21" w:name="_Toc242660790"/>
       <w:r>
         <w:t>4.4 Windows right-click menu</w:t>
       </w:r>
@@ -8810,17 +8810,1267 @@
     </w:p>
     <w:p>
       <w:r>
-        <w:t xml:space="preserve">On Windows, QRcode tool adds the following entries to the desktop and image file right-click menus. On Windows 11, click </w:t>
-      </w:r>
+        <w:t>On Windows, QRcode tool can add its main functions to the File Explorer right-click menu (context menu): right-click the desktop background to scan the screen, or right-click a picture to scan that file, without opening the toolbar or remembering a shortcut.</w:t>
+      </w:r>
+    </w:p>
+    <w:tbl>
+      <w:tblPr>
+        <w:tblW w:w="9298" w:type="dxa"/>
+        <w:tblBorders>
+          <w:top w:val="none" w:sz="0" w:space="0" w:color="FFFFFF"/>
+          <w:left w:val="none" w:sz="0" w:space="0" w:color="FFFFFF"/>
+          <w:bottom w:val="none" w:sz="0" w:space="0" w:color="FFFFFF"/>
+          <w:right w:val="none" w:sz="0" w:space="0" w:color="FFFFFF"/>
+          <w:insideH w:val="none" w:sz="0" w:space="0" w:color="FFFFFF"/>
+          <w:insideV w:val="none" w:sz="0" w:space="0" w:color="FFFFFF"/>
+        </w:tblBorders>
+        <w:tblCellMar>
+          <w:left w:w="10" w:type="dxa"/>
+          <w:right w:w="10" w:type="dxa"/>
+        </w:tblCellMar>
+        <w:tblLook w:val="04A0" w:firstRow="1" w:lastRow="0" w:firstColumn="1" w:lastColumn="0" w:noHBand="0" w:noVBand="1"/>
+      </w:tblPr>
+      <w:tblGrid>
+        <w:gridCol w:w="4649"/>
+        <w:gridCol w:w="4649"/>
+      </w:tblGrid>
+      <w:tr>
+        <w:tblPrEx>
+          <w:tblCellMar>
+            <w:top w:w="0" w:type="dxa"/>
+            <w:bottom w:w="0" w:type="dxa"/>
+          </w:tblCellMar>
+        </w:tblPrEx>
+        <w:trPr>
+          <w:cantSplit/>
+        </w:trPr>
+        <w:tc>
+          <w:tcPr>
+            <w:tcW w:w="4649" w:type="dxa"/>
+            <w:tcMar>
+              <w:top w:w="0" w:type="dxa"/>
+              <w:left w:w="80" w:type="dxa"/>
+              <w:bottom w:w="0" w:type="dxa"/>
+              <w:right w:w="80" w:type="dxa"/>
+            </w:tcMar>
+          </w:tcPr>
+          <w:p>
+            <w:pPr>
+              <w:keepNext/>
+              <w:jc w:val="center"/>
+            </w:pPr>
+            <w:r>
+              <w:rPr>
+                <w:noProof/>
+              </w:rPr>
+              <w:drawing>
+                <wp:inline distT="0" distB="0" distL="0" distR="0" wp14:anchorId="7252FFBB" wp14:editId="75299EDE">
+                  <wp:extent cx="2809875" cy="2543175"/>
+                  <wp:effectExtent l="0" t="0" r="0" b="0"/>
+                  <wp:docPr id="1564155971" name="shell-desktop" descr="shell-desktop" title="shell-desktop"/>
+                  <wp:cNvGraphicFramePr>
+                    <a:graphicFrameLocks xmlns:a="http://schemas.openxmlformats.org/drawingml/2006/main" noChangeAspect="1"/>
+                  </wp:cNvGraphicFramePr>
+                  <a:graphic xmlns:a="http://schemas.openxmlformats.org/drawingml/2006/main">
+                    <a:graphicData uri="http://schemas.openxmlformats.org/drawingml/2006/picture">
+                      <pic:pic xmlns:pic="http://schemas.openxmlformats.org/drawingml/2006/picture">
+                        <pic:nvPicPr>
+                          <pic:cNvPr id="0" name=""/>
+                          <pic:cNvPicPr>
+                            <a:picLocks noChangeAspect="1" noChangeArrowheads="1"/>
+                          </pic:cNvPicPr>
+                        </pic:nvPicPr>
+                        <pic:blipFill>
+                          <a:blip r:embed="rId17"/>
+                          <a:srcRect/>
+                          <a:stretch>
+                            <a:fillRect/>
+                          </a:stretch>
+                        </pic:blipFill>
+                        <pic:spPr bwMode="auto">
+                          <a:xfrm>
+                            <a:off x="0" y="0"/>
+                            <a:ext cx="2809875" cy="2543175"/>
+                          </a:xfrm>
+                          <a:prstGeom prst="rect">
+                            <a:avLst/>
+                          </a:prstGeom>
+                        </pic:spPr>
+                      </pic:pic>
+                    </a:graphicData>
+                  </a:graphic>
+                </wp:inline>
+              </w:drawing>
+            </w:r>
+          </w:p>
+          <w:p>
+            <w:pPr>
+              <w:spacing w:before="40" w:after="0"/>
+              <w:jc w:val="center"/>
+            </w:pPr>
+            <w:r>
+              <w:rPr>
+                <w:color w:val="5B6170"/>
+                <w:sz w:val="17"/>
+                <w:szCs w:val="17"/>
+              </w:rPr>
+              <w:t>Right-click on the desktop background</w:t>
+            </w:r>
+          </w:p>
+        </w:tc>
+        <w:tc>
+          <w:tcPr>
+            <w:tcW w:w="4649" w:type="dxa"/>
+            <w:tcMar>
+              <w:top w:w="0" w:type="dxa"/>
+              <w:left w:w="80" w:type="dxa"/>
+              <w:bottom w:w="0" w:type="dxa"/>
+              <w:right w:w="80" w:type="dxa"/>
+            </w:tcMar>
+          </w:tcPr>
+          <w:p>
+            <w:pPr>
+              <w:keepNext/>
+              <w:jc w:val="center"/>
+            </w:pPr>
+            <w:r>
+              <w:rPr>
+                <w:noProof/>
+              </w:rPr>
+              <w:drawing>
+                <wp:inline distT="0" distB="0" distL="0" distR="0" wp14:anchorId="58C0A741" wp14:editId="71DD4526">
+                  <wp:extent cx="2809875" cy="2743200"/>
+                  <wp:effectExtent l="0" t="0" r="0" b="0"/>
+                  <wp:docPr id="434556121" name="shell-image" descr="shell-image" title="shell-image"/>
+                  <wp:cNvGraphicFramePr>
+                    <a:graphicFrameLocks xmlns:a="http://schemas.openxmlformats.org/drawingml/2006/main" noChangeAspect="1"/>
+                  </wp:cNvGraphicFramePr>
+                  <a:graphic xmlns:a="http://schemas.openxmlformats.org/drawingml/2006/main">
+                    <a:graphicData uri="http://schemas.openxmlformats.org/drawingml/2006/picture">
+                      <pic:pic xmlns:pic="http://schemas.openxmlformats.org/drawingml/2006/picture">
+                        <pic:nvPicPr>
+                          <pic:cNvPr id="0" name=""/>
+                          <pic:cNvPicPr>
+                            <a:picLocks noChangeAspect="1" noChangeArrowheads="1"/>
+                          </pic:cNvPicPr>
+                        </pic:nvPicPr>
+                        <pic:blipFill>
+                          <a:blip r:embed="rId18"/>
+                          <a:srcRect/>
+                          <a:stretch>
+                            <a:fillRect/>
+                          </a:stretch>
+                        </pic:blipFill>
+                        <pic:spPr bwMode="auto">
+                          <a:xfrm>
+                            <a:off x="0" y="0"/>
+                            <a:ext cx="2809875" cy="2743200"/>
+                          </a:xfrm>
+                          <a:prstGeom prst="rect">
+                            <a:avLst/>
+                          </a:prstGeom>
+                        </pic:spPr>
+                      </pic:pic>
+                    </a:graphicData>
+                  </a:graphic>
+                </wp:inline>
+              </w:drawing>
+            </w:r>
+          </w:p>
+          <w:p>
+            <w:pPr>
+              <w:spacing w:before="40" w:after="0"/>
+              <w:jc w:val="center"/>
+            </w:pPr>
+            <w:r>
+              <w:rPr>
+                <w:color w:val="5B6170"/>
+                <w:sz w:val="17"/>
+                <w:szCs w:val="17"/>
+              </w:rPr>
+              <w:t>Right-click on one picture</w:t>
+            </w:r>
+          </w:p>
+        </w:tc>
+      </w:tr>
+    </w:tbl>
+    <w:p>
+      <w:pPr>
+        <w:keepLines/>
+        <w:spacing w:before="60" w:after="260"/>
+        <w:jc w:val="center"/>
+      </w:pPr>
       <w:r>
         <w:rPr>
           <w:b/>
           <w:bCs/>
+          <w:color w:val="1638B8"/>
+          <w:sz w:val="18"/>
+          <w:szCs w:val="18"/>
+        </w:rPr>
+        <w:t>Figure 4-3 </w:t>
+      </w:r>
+      <w:r>
+        <w:rPr>
+          <w:color w:val="5B6170"/>
+          <w:sz w:val="18"/>
+          <w:szCs w:val="18"/>
+        </w:rPr>
+        <w:t>QRcode tool entries in the right-click menu (Windows 11, Show more options)</w:t>
+      </w:r>
+    </w:p>
+    <w:p>
+      <w:pPr>
+        <w:pStyle w:val="3"/>
+      </w:pPr>
+      <w:r>
+        <w:lastRenderedPageBreak/>
+        <w:t>Turning the right-click menu on or off</w:t>
+      </w:r>
+    </w:p>
+    <w:p>
+      <w:r>
+        <w:t xml:space="preserve">The right-click menu is </w:t>
+      </w:r>
+      <w:r>
+        <w:rPr>
+          <w:b/>
+          <w:bCs/>
+        </w:rPr>
+        <w:t>on</w:t>
+      </w:r>
+      <w:r>
+        <w:t xml:space="preserve"> by default: the entries appear as soon as QRcode tool has been installed and started once. If you turned it off earlier, turn it back on like this:</w:t>
+      </w:r>
+    </w:p>
+    <w:p>
+      <w:pPr>
+        <w:pStyle w:val="a4"/>
+        <w:numPr>
+          <w:ilvl w:val="0"/>
+          <w:numId w:val="10"/>
+        </w:numPr>
+        <w:spacing w:after="80"/>
+      </w:pPr>
+      <w:r>
+        <w:t xml:space="preserve">Open </w:t>
+      </w:r>
+      <w:r>
+        <w:rPr>
+          <w:b/>
+          <w:bCs/>
+        </w:rPr>
+        <w:t>Settings</w:t>
+      </w:r>
+      <w:r>
+        <w:t xml:space="preserve"> from the tray menu or the floating toolbar.</w:t>
+      </w:r>
+    </w:p>
+    <w:p>
+      <w:pPr>
+        <w:pStyle w:val="a4"/>
+        <w:numPr>
+          <w:ilvl w:val="0"/>
+          <w:numId w:val="10"/>
+        </w:numPr>
+        <w:spacing w:after="80"/>
+      </w:pPr>
+      <w:r>
+        <w:t xml:space="preserve">Choose </w:t>
+      </w:r>
+      <w:r>
+        <w:rPr>
+          <w:b/>
+          <w:bCs/>
+        </w:rPr>
+        <w:t>General</w:t>
+      </w:r>
+      <w:r>
+        <w:t xml:space="preserve"> on the left.</w:t>
+      </w:r>
+    </w:p>
+    <w:p>
+      <w:pPr>
+        <w:pStyle w:val="a4"/>
+        <w:numPr>
+          <w:ilvl w:val="0"/>
+          <w:numId w:val="10"/>
+        </w:numPr>
+        <w:spacing w:after="80"/>
+      </w:pPr>
+      <w:r>
+        <w:t xml:space="preserve">Turn on </w:t>
+      </w:r>
+      <w:r>
+        <w:rPr>
+          <w:b/>
+          <w:bCs/>
+        </w:rPr>
+        <w:t>Right-click menu</w:t>
+      </w:r>
+      <w:r>
+        <w:t>. The change takes effect immediately; there is no need to restart the computer or File Explorer.</w:t>
+      </w:r>
+    </w:p>
+    <w:p>
+      <w:pPr>
+        <w:spacing w:after="60"/>
+      </w:pPr>
+    </w:p>
+    <w:p>
+      <w:r>
+        <w:t>Turn the same switch off to remove the entries. They are stored in your own user settings (the HKEY_CURRENT_USER part of the registry), so no administrator rights are needed and other accounts on the computer are not affected.</w:t>
+      </w:r>
+    </w:p>
+    <w:p>
+      <w:pPr>
+        <w:pStyle w:val="3"/>
+      </w:pPr>
+      <w:r>
+        <w:t>Opening the menu</w:t>
+      </w:r>
+    </w:p>
+    <w:p>
+      <w:pPr>
+        <w:pStyle w:val="a4"/>
+        <w:numPr>
+          <w:ilvl w:val="0"/>
+          <w:numId w:val="2"/>
+        </w:numPr>
+        <w:spacing w:after="80"/>
+      </w:pPr>
+      <w:r>
+        <w:rPr>
+          <w:b/>
+          <w:bCs/>
+        </w:rPr>
+        <w:t>Windows 11:</w:t>
+      </w:r>
+      <w:r>
+        <w:t xml:space="preserve"> right-click, then choose </w:t>
+      </w:r>
+      <w:r>
+        <w:rPr>
+          <w:b/>
+          <w:bCs/>
         </w:rPr>
         <w:t>Show more options</w:t>
       </w:r>
       <w:r>
-        <w:t xml:space="preserve"> first.</w:t>
+        <w:t xml:space="preserve"> at the bottom; the QRcode tool entries are in the full menu. To open the full menu directly, hold </w:t>
+      </w:r>
+      <w:r>
+        <w:rPr>
+          <w:b/>
+          <w:bCs/>
+          <w:color w:val="2B3140"/>
+          <w:sz w:val="18"/>
+          <w:szCs w:val="18"/>
+          <w:bdr w:val="single" w:sz="4" w:space="0" w:color="C3C9D4"/>
+          <w:shd w:val="clear" w:color="auto" w:fill="F1F3F7"/>
+        </w:rPr>
+        <w:t> </w:t>
+      </w:r>
+      <w:r>
+        <w:rPr>
+          <w:b/>
+          <w:bCs/>
+          <w:color w:val="2B3140"/>
+          <w:sz w:val="18"/>
+          <w:szCs w:val="18"/>
+          <w:bdr w:val="single" w:sz="4" w:space="0" w:color="C3C9D4"/>
+          <w:shd w:val="clear" w:color="auto" w:fill="F1F3F7"/>
+        </w:rPr>
+        <w:t>Shift </w:t>
+      </w:r>
+      <w:r>
+        <w:t xml:space="preserve"> while you right-click, or press </w:t>
+      </w:r>
+      <w:r>
+        <w:rPr>
+          <w:b/>
+          <w:bCs/>
+          <w:color w:val="2B3140"/>
+          <w:sz w:val="18"/>
+          <w:szCs w:val="18"/>
+          <w:bdr w:val="single" w:sz="4" w:space="0" w:color="C3C9D4"/>
+          <w:shd w:val="clear" w:color="auto" w:fill="F1F3F7"/>
+        </w:rPr>
+        <w:t> </w:t>
+      </w:r>
+      <w:r>
+        <w:rPr>
+          <w:b/>
+          <w:bCs/>
+          <w:color w:val="2B3140"/>
+          <w:sz w:val="18"/>
+          <w:szCs w:val="18"/>
+          <w:bdr w:val="single" w:sz="4" w:space="0" w:color="C3C9D4"/>
+          <w:shd w:val="clear" w:color="auto" w:fill="F1F3F7"/>
+        </w:rPr>
+        <w:t>Shift+F10 </w:t>
+      </w:r>
+      <w:r>
+        <w:t>.</w:t>
+      </w:r>
+    </w:p>
+    <w:p>
+      <w:pPr>
+        <w:pStyle w:val="a4"/>
+        <w:numPr>
+          <w:ilvl w:val="0"/>
+          <w:numId w:val="2"/>
+        </w:numPr>
+        <w:spacing w:after="80"/>
+      </w:pPr>
+      <w:r>
+        <w:rPr>
+          <w:b/>
+          <w:bCs/>
+        </w:rPr>
+        <w:t>Windows 10:</w:t>
+      </w:r>
+      <w:r>
+        <w:t xml:space="preserve"> the QRcode tool entries appear as soon as you right-click.</w:t>
+      </w:r>
+    </w:p>
+    <w:tbl>
+      <w:tblPr>
+        <w:tblW w:w="9298" w:type="dxa"/>
+        <w:tblBorders>
+          <w:top w:val="single" w:sz="4" w:space="0" w:color="D5DAE3"/>
+          <w:left w:val="none" w:sz="0" w:space="0" w:color="FFFFFF"/>
+          <w:bottom w:val="single" w:sz="4" w:space="0" w:color="D5DAE3"/>
+          <w:right w:val="none" w:sz="0" w:space="0" w:color="FFFFFF"/>
+          <w:insideH w:val="single" w:sz="4" w:space="0" w:color="D5DAE3"/>
+          <w:insideV w:val="none" w:sz="0" w:space="0" w:color="FFFFFF"/>
+        </w:tblBorders>
+        <w:tblLayout w:type="fixed"/>
+        <w:tblCellMar>
+          <w:left w:w="10" w:type="dxa"/>
+          <w:right w:w="10" w:type="dxa"/>
+        </w:tblCellMar>
+        <w:tblLook w:val="04A0" w:firstRow="1" w:lastRow="0" w:firstColumn="1" w:lastColumn="0" w:noHBand="0" w:noVBand="1"/>
+      </w:tblPr>
+      <w:tblGrid>
+        <w:gridCol w:w="3347"/>
+        <w:gridCol w:w="2046"/>
+        <w:gridCol w:w="3905"/>
+      </w:tblGrid>
+      <w:tr>
+        <w:tblPrEx>
+          <w:tblCellMar>
+            <w:top w:w="0" w:type="dxa"/>
+            <w:bottom w:w="0" w:type="dxa"/>
+          </w:tblCellMar>
+        </w:tblPrEx>
+        <w:trPr>
+          <w:cantSplit/>
+          <w:tblHeader/>
+        </w:trPr>
+        <w:tc>
+          <w:tcPr>
+            <w:tcW w:w="3347" w:type="dxa"/>
+            <w:shd w:val="clear" w:color="auto" w:fill="EEF2FF"/>
+            <w:tcMar>
+              <w:top w:w="90" w:type="dxa"/>
+              <w:left w:w="140" w:type="dxa"/>
+              <w:bottom w:w="90" w:type="dxa"/>
+              <w:right w:w="140" w:type="dxa"/>
+            </w:tcMar>
+            <w:vAlign w:val="center"/>
+          </w:tcPr>
+          <w:p>
+            <w:pPr>
+              <w:spacing w:after="0" w:line="300" w:lineRule="auto"/>
+            </w:pPr>
+            <w:r>
+              <w:rPr>
+                <w:b/>
+                <w:bCs/>
+                <w:color w:val="1638B8"/>
+                <w:sz w:val="19"/>
+                <w:szCs w:val="19"/>
+              </w:rPr>
+              <w:t>Menu entry</w:t>
+            </w:r>
+          </w:p>
+        </w:tc>
+        <w:tc>
+          <w:tcPr>
+            <w:tcW w:w="2046" w:type="dxa"/>
+            <w:shd w:val="clear" w:color="auto" w:fill="EEF2FF"/>
+            <w:tcMar>
+              <w:top w:w="90" w:type="dxa"/>
+              <w:left w:w="140" w:type="dxa"/>
+              <w:bottom w:w="90" w:type="dxa"/>
+              <w:right w:w="140" w:type="dxa"/>
+            </w:tcMar>
+            <w:vAlign w:val="center"/>
+          </w:tcPr>
+          <w:p>
+            <w:pPr>
+              <w:spacing w:after="0" w:line="300" w:lineRule="auto"/>
+            </w:pPr>
+            <w:r>
+              <w:rPr>
+                <w:b/>
+                <w:bCs/>
+                <w:color w:val="1638B8"/>
+                <w:sz w:val="19"/>
+                <w:szCs w:val="19"/>
+              </w:rPr>
+              <w:t>Where</w:t>
+            </w:r>
+          </w:p>
+        </w:tc>
+        <w:tc>
+          <w:tcPr>
+            <w:tcW w:w="3905" w:type="dxa"/>
+            <w:shd w:val="clear" w:color="auto" w:fill="EEF2FF"/>
+            <w:tcMar>
+              <w:top w:w="90" w:type="dxa"/>
+              <w:left w:w="140" w:type="dxa"/>
+              <w:bottom w:w="90" w:type="dxa"/>
+              <w:right w:w="140" w:type="dxa"/>
+            </w:tcMar>
+            <w:vAlign w:val="center"/>
+          </w:tcPr>
+          <w:p>
+            <w:pPr>
+              <w:spacing w:after="0" w:line="300" w:lineRule="auto"/>
+            </w:pPr>
+            <w:r>
+              <w:rPr>
+                <w:b/>
+                <w:bCs/>
+                <w:color w:val="1638B8"/>
+                <w:sz w:val="19"/>
+                <w:szCs w:val="19"/>
+              </w:rPr>
+              <w:t>Action</w:t>
+            </w:r>
+          </w:p>
+        </w:tc>
+      </w:tr>
+      <w:tr>
+        <w:tblPrEx>
+          <w:tblCellMar>
+            <w:top w:w="0" w:type="dxa"/>
+            <w:bottom w:w="0" w:type="dxa"/>
+          </w:tblCellMar>
+        </w:tblPrEx>
+        <w:trPr>
+          <w:cantSplit/>
+        </w:trPr>
+        <w:tc>
+          <w:tcPr>
+            <w:tcW w:w="3347" w:type="dxa"/>
+            <w:tcMar>
+              <w:top w:w="90" w:type="dxa"/>
+              <w:left w:w="140" w:type="dxa"/>
+              <w:bottom w:w="90" w:type="dxa"/>
+              <w:right w:w="140" w:type="dxa"/>
+            </w:tcMar>
+            <w:vAlign w:val="center"/>
+          </w:tcPr>
+          <w:p>
+            <w:pPr>
+              <w:spacing w:after="0" w:line="300" w:lineRule="auto"/>
+            </w:pPr>
+            <w:r>
+              <w:rPr>
+                <w:sz w:val="19"/>
+                <w:szCs w:val="19"/>
+              </w:rPr>
+              <w:t>QRcode tool Scan screen</w:t>
+            </w:r>
+          </w:p>
+        </w:tc>
+        <w:tc>
+          <w:tcPr>
+            <w:tcW w:w="2046" w:type="dxa"/>
+            <w:tcMar>
+              <w:top w:w="90" w:type="dxa"/>
+              <w:left w:w="140" w:type="dxa"/>
+              <w:bottom w:w="90" w:type="dxa"/>
+              <w:right w:w="140" w:type="dxa"/>
+            </w:tcMar>
+            <w:vAlign w:val="center"/>
+          </w:tcPr>
+          <w:p>
+            <w:pPr>
+              <w:spacing w:after="0" w:line="300" w:lineRule="auto"/>
+            </w:pPr>
+            <w:r>
+              <w:rPr>
+                <w:sz w:val="19"/>
+                <w:szCs w:val="19"/>
+              </w:rPr>
+              <w:t>Desktop background</w:t>
+            </w:r>
+          </w:p>
+        </w:tc>
+        <w:tc>
+          <w:tcPr>
+            <w:tcW w:w="3905" w:type="dxa"/>
+            <w:tcMar>
+              <w:top w:w="90" w:type="dxa"/>
+              <w:left w:w="140" w:type="dxa"/>
+              <w:bottom w:w="90" w:type="dxa"/>
+              <w:right w:w="140" w:type="dxa"/>
+            </w:tcMar>
+            <w:vAlign w:val="center"/>
+          </w:tcPr>
+          <w:p>
+            <w:pPr>
+              <w:spacing w:after="0" w:line="300" w:lineRule="auto"/>
+            </w:pPr>
+            <w:r>
+              <w:rPr>
+                <w:sz w:val="19"/>
+                <w:szCs w:val="19"/>
+              </w:rPr>
+              <w:t xml:space="preserve">Scans the whole screen (like </w:t>
+            </w:r>
+            <w:r>
+              <w:rPr>
+                <w:b/>
+                <w:bCs/>
+                <w:color w:val="2B3140"/>
+                <w:sz w:val="16"/>
+                <w:szCs w:val="16"/>
+                <w:bdr w:val="single" w:sz="4" w:space="0" w:color="C3C9D4"/>
+                <w:shd w:val="clear" w:color="auto" w:fill="F1F3F7"/>
+              </w:rPr>
+              <w:t> </w:t>
+            </w:r>
+            <w:r>
+              <w:rPr>
+                <w:b/>
+                <w:bCs/>
+                <w:color w:val="2B3140"/>
+                <w:sz w:val="16"/>
+                <w:szCs w:val="16"/>
+                <w:bdr w:val="single" w:sz="4" w:space="0" w:color="C3C9D4"/>
+                <w:shd w:val="clear" w:color="auto" w:fill="F1F3F7"/>
+              </w:rPr>
+              <w:t>Ctrl+Alt+Q </w:t>
+            </w:r>
+            <w:r>
+              <w:rPr>
+                <w:sz w:val="19"/>
+                <w:szCs w:val="19"/>
+              </w:rPr>
+              <w:t>).</w:t>
+            </w:r>
+          </w:p>
+        </w:tc>
+      </w:tr>
+      <w:tr>
+        <w:tblPrEx>
+          <w:tblCellMar>
+            <w:top w:w="0" w:type="dxa"/>
+            <w:bottom w:w="0" w:type="dxa"/>
+          </w:tblCellMar>
+        </w:tblPrEx>
+        <w:trPr>
+          <w:cantSplit/>
+        </w:trPr>
+        <w:tc>
+          <w:tcPr>
+            <w:tcW w:w="3347" w:type="dxa"/>
+            <w:tcMar>
+              <w:top w:w="90" w:type="dxa"/>
+              <w:left w:w="140" w:type="dxa"/>
+              <w:bottom w:w="90" w:type="dxa"/>
+              <w:right w:w="140" w:type="dxa"/>
+            </w:tcMar>
+            <w:vAlign w:val="center"/>
+          </w:tcPr>
+          <w:p>
+            <w:pPr>
+              <w:spacing w:after="0" w:line="300" w:lineRule="auto"/>
+            </w:pPr>
+            <w:r>
+              <w:rPr>
+                <w:sz w:val="19"/>
+                <w:szCs w:val="19"/>
+              </w:rPr>
+              <w:t>QRcode tool Scan selection</w:t>
+            </w:r>
+          </w:p>
+        </w:tc>
+        <w:tc>
+          <w:tcPr>
+            <w:tcW w:w="2046" w:type="dxa"/>
+            <w:tcMar>
+              <w:top w:w="90" w:type="dxa"/>
+              <w:left w:w="140" w:type="dxa"/>
+              <w:bottom w:w="90" w:type="dxa"/>
+              <w:right w:w="140" w:type="dxa"/>
+            </w:tcMar>
+            <w:vAlign w:val="center"/>
+          </w:tcPr>
+          <w:p>
+            <w:pPr>
+              <w:spacing w:after="0" w:line="300" w:lineRule="auto"/>
+            </w:pPr>
+            <w:r>
+              <w:rPr>
+                <w:sz w:val="19"/>
+                <w:szCs w:val="19"/>
+              </w:rPr>
+              <w:t>Desktop background</w:t>
+            </w:r>
+          </w:p>
+        </w:tc>
+        <w:tc>
+          <w:tcPr>
+            <w:tcW w:w="3905" w:type="dxa"/>
+            <w:tcMar>
+              <w:top w:w="90" w:type="dxa"/>
+              <w:left w:w="140" w:type="dxa"/>
+              <w:bottom w:w="90" w:type="dxa"/>
+              <w:right w:w="140" w:type="dxa"/>
+            </w:tcMar>
+            <w:vAlign w:val="center"/>
+          </w:tcPr>
+          <w:p>
+            <w:pPr>
+              <w:spacing w:after="0" w:line="300" w:lineRule="auto"/>
+            </w:pPr>
+            <w:r>
+              <w:rPr>
+                <w:sz w:val="19"/>
+                <w:szCs w:val="19"/>
+              </w:rPr>
+              <w:t xml:space="preserve">Freezes the screen so you can select an area (like </w:t>
+            </w:r>
+            <w:r>
+              <w:rPr>
+                <w:b/>
+                <w:bCs/>
+                <w:color w:val="2B3140"/>
+                <w:sz w:val="16"/>
+                <w:szCs w:val="16"/>
+                <w:bdr w:val="single" w:sz="4" w:space="0" w:color="C3C9D4"/>
+                <w:shd w:val="clear" w:color="auto" w:fill="F1F3F7"/>
+              </w:rPr>
+              <w:t> </w:t>
+            </w:r>
+            <w:r>
+              <w:rPr>
+                <w:b/>
+                <w:bCs/>
+                <w:color w:val="2B3140"/>
+                <w:sz w:val="16"/>
+                <w:szCs w:val="16"/>
+                <w:bdr w:val="single" w:sz="4" w:space="0" w:color="C3C9D4"/>
+                <w:shd w:val="clear" w:color="auto" w:fill="F1F3F7"/>
+              </w:rPr>
+              <w:t>Ctrl+Alt+A </w:t>
+            </w:r>
+            <w:r>
+              <w:rPr>
+                <w:sz w:val="19"/>
+                <w:szCs w:val="19"/>
+              </w:rPr>
+              <w:t>).</w:t>
+            </w:r>
+          </w:p>
+        </w:tc>
+      </w:tr>
+      <w:tr>
+        <w:tblPrEx>
+          <w:tblCellMar>
+            <w:top w:w="0" w:type="dxa"/>
+            <w:bottom w:w="0" w:type="dxa"/>
+          </w:tblCellMar>
+        </w:tblPrEx>
+        <w:trPr>
+          <w:cantSplit/>
+        </w:trPr>
+        <w:tc>
+          <w:tcPr>
+            <w:tcW w:w="3347" w:type="dxa"/>
+            <w:tcMar>
+              <w:top w:w="90" w:type="dxa"/>
+              <w:left w:w="140" w:type="dxa"/>
+              <w:bottom w:w="90" w:type="dxa"/>
+              <w:right w:w="140" w:type="dxa"/>
+            </w:tcMar>
+            <w:vAlign w:val="center"/>
+          </w:tcPr>
+          <w:p>
+            <w:pPr>
+              <w:spacing w:after="0" w:line="300" w:lineRule="auto"/>
+            </w:pPr>
+            <w:r>
+              <w:rPr>
+                <w:sz w:val="19"/>
+                <w:szCs w:val="19"/>
+              </w:rPr>
+              <w:t>QRcode tool Scan with camera</w:t>
+            </w:r>
+          </w:p>
+        </w:tc>
+        <w:tc>
+          <w:tcPr>
+            <w:tcW w:w="2046" w:type="dxa"/>
+            <w:tcMar>
+              <w:top w:w="90" w:type="dxa"/>
+              <w:left w:w="140" w:type="dxa"/>
+              <w:bottom w:w="90" w:type="dxa"/>
+              <w:right w:w="140" w:type="dxa"/>
+            </w:tcMar>
+            <w:vAlign w:val="center"/>
+          </w:tcPr>
+          <w:p>
+            <w:pPr>
+              <w:spacing w:after="0" w:line="300" w:lineRule="auto"/>
+            </w:pPr>
+            <w:r>
+              <w:rPr>
+                <w:sz w:val="19"/>
+                <w:szCs w:val="19"/>
+              </w:rPr>
+              <w:t>Desktop background</w:t>
+            </w:r>
+          </w:p>
+        </w:tc>
+        <w:tc>
+          <w:tcPr>
+            <w:tcW w:w="3905" w:type="dxa"/>
+            <w:tcMar>
+              <w:top w:w="90" w:type="dxa"/>
+              <w:left w:w="140" w:type="dxa"/>
+              <w:bottom w:w="90" w:type="dxa"/>
+              <w:right w:w="140" w:type="dxa"/>
+            </w:tcMar>
+            <w:vAlign w:val="center"/>
+          </w:tcPr>
+          <w:p>
+            <w:pPr>
+              <w:spacing w:after="0" w:line="300" w:lineRule="auto"/>
+            </w:pPr>
+            <w:r>
+              <w:rPr>
+                <w:sz w:val="19"/>
+                <w:szCs w:val="19"/>
+              </w:rPr>
+              <w:t xml:space="preserve">Opens the webcam (like </w:t>
+            </w:r>
+            <w:r>
+              <w:rPr>
+                <w:b/>
+                <w:bCs/>
+                <w:color w:val="2B3140"/>
+                <w:sz w:val="16"/>
+                <w:szCs w:val="16"/>
+                <w:bdr w:val="single" w:sz="4" w:space="0" w:color="C3C9D4"/>
+                <w:shd w:val="clear" w:color="auto" w:fill="F1F3F7"/>
+              </w:rPr>
+              <w:t> </w:t>
+            </w:r>
+            <w:r>
+              <w:rPr>
+                <w:b/>
+                <w:bCs/>
+                <w:color w:val="2B3140"/>
+                <w:sz w:val="16"/>
+                <w:szCs w:val="16"/>
+                <w:bdr w:val="single" w:sz="4" w:space="0" w:color="C3C9D4"/>
+                <w:shd w:val="clear" w:color="auto" w:fill="F1F3F7"/>
+              </w:rPr>
+              <w:t>Ctrl+Alt+W </w:t>
+            </w:r>
+            <w:r>
+              <w:rPr>
+                <w:sz w:val="19"/>
+                <w:szCs w:val="19"/>
+              </w:rPr>
+              <w:t>).</w:t>
+            </w:r>
+          </w:p>
+        </w:tc>
+      </w:tr>
+      <w:tr>
+        <w:tblPrEx>
+          <w:tblCellMar>
+            <w:top w:w="0" w:type="dxa"/>
+            <w:bottom w:w="0" w:type="dxa"/>
+          </w:tblCellMar>
+        </w:tblPrEx>
+        <w:trPr>
+          <w:cantSplit/>
+        </w:trPr>
+        <w:tc>
+          <w:tcPr>
+            <w:tcW w:w="3347" w:type="dxa"/>
+            <w:tcMar>
+              <w:top w:w="90" w:type="dxa"/>
+              <w:left w:w="140" w:type="dxa"/>
+              <w:bottom w:w="90" w:type="dxa"/>
+              <w:right w:w="140" w:type="dxa"/>
+            </w:tcMar>
+            <w:vAlign w:val="center"/>
+          </w:tcPr>
+          <w:p>
+            <w:pPr>
+              <w:spacing w:after="0" w:line="300" w:lineRule="auto"/>
+            </w:pPr>
+            <w:r>
+              <w:rPr>
+                <w:sz w:val="19"/>
+                <w:szCs w:val="19"/>
+              </w:rPr>
+              <w:t>QRcode tool Toolbar</w:t>
+            </w:r>
+          </w:p>
+        </w:tc>
+        <w:tc>
+          <w:tcPr>
+            <w:tcW w:w="2046" w:type="dxa"/>
+            <w:tcMar>
+              <w:top w:w="90" w:type="dxa"/>
+              <w:left w:w="140" w:type="dxa"/>
+              <w:bottom w:w="90" w:type="dxa"/>
+              <w:right w:w="140" w:type="dxa"/>
+            </w:tcMar>
+            <w:vAlign w:val="center"/>
+          </w:tcPr>
+          <w:p>
+            <w:pPr>
+              <w:spacing w:after="0" w:line="300" w:lineRule="auto"/>
+            </w:pPr>
+            <w:r>
+              <w:rPr>
+                <w:sz w:val="19"/>
+                <w:szCs w:val="19"/>
+              </w:rPr>
+              <w:t>Desktop background</w:t>
+            </w:r>
+          </w:p>
+        </w:tc>
+        <w:tc>
+          <w:tcPr>
+            <w:tcW w:w="3905" w:type="dxa"/>
+            <w:tcMar>
+              <w:top w:w="90" w:type="dxa"/>
+              <w:left w:w="140" w:type="dxa"/>
+              <w:bottom w:w="90" w:type="dxa"/>
+              <w:right w:w="140" w:type="dxa"/>
+            </w:tcMar>
+            <w:vAlign w:val="center"/>
+          </w:tcPr>
+          <w:p>
+            <w:pPr>
+              <w:spacing w:after="0" w:line="300" w:lineRule="auto"/>
+            </w:pPr>
+            <w:r>
+              <w:rPr>
+                <w:sz w:val="19"/>
+                <w:szCs w:val="19"/>
+              </w:rPr>
+              <w:t>Shows the floating toolbar.</w:t>
+            </w:r>
+          </w:p>
+        </w:tc>
+      </w:tr>
+      <w:tr>
+        <w:tblPrEx>
+          <w:tblCellMar>
+            <w:top w:w="0" w:type="dxa"/>
+            <w:bottom w:w="0" w:type="dxa"/>
+          </w:tblCellMar>
+        </w:tblPrEx>
+        <w:trPr>
+          <w:cantSplit/>
+        </w:trPr>
+        <w:tc>
+          <w:tcPr>
+            <w:tcW w:w="3347" w:type="dxa"/>
+            <w:tcMar>
+              <w:top w:w="90" w:type="dxa"/>
+              <w:left w:w="140" w:type="dxa"/>
+              <w:bottom w:w="90" w:type="dxa"/>
+              <w:right w:w="140" w:type="dxa"/>
+            </w:tcMar>
+            <w:vAlign w:val="center"/>
+          </w:tcPr>
+          <w:p>
+            <w:pPr>
+              <w:spacing w:after="0" w:line="300" w:lineRule="auto"/>
+            </w:pPr>
+            <w:r>
+              <w:rPr>
+                <w:sz w:val="19"/>
+                <w:szCs w:val="19"/>
+              </w:rPr>
+              <w:t>QRcode tool Open image</w:t>
+            </w:r>
+          </w:p>
+        </w:tc>
+        <w:tc>
+          <w:tcPr>
+            <w:tcW w:w="2046" w:type="dxa"/>
+            <w:tcMar>
+              <w:top w:w="90" w:type="dxa"/>
+              <w:left w:w="140" w:type="dxa"/>
+              <w:bottom w:w="90" w:type="dxa"/>
+              <w:right w:w="140" w:type="dxa"/>
+            </w:tcMar>
+            <w:vAlign w:val="center"/>
+          </w:tcPr>
+          <w:p>
+            <w:pPr>
+              <w:spacing w:after="0" w:line="300" w:lineRule="auto"/>
+            </w:pPr>
+            <w:r>
+              <w:rPr>
+                <w:sz w:val="19"/>
+                <w:szCs w:val="19"/>
+              </w:rPr>
+              <w:t>Picture files</w:t>
+            </w:r>
+          </w:p>
+        </w:tc>
+        <w:tc>
+          <w:tcPr>
+            <w:tcW w:w="3905" w:type="dxa"/>
+            <w:tcMar>
+              <w:top w:w="90" w:type="dxa"/>
+              <w:left w:w="140" w:type="dxa"/>
+              <w:bottom w:w="90" w:type="dxa"/>
+              <w:right w:w="140" w:type="dxa"/>
+            </w:tcMar>
+            <w:vAlign w:val="center"/>
+          </w:tcPr>
+          <w:p>
+            <w:pPr>
+              <w:spacing w:after="0" w:line="300" w:lineRule="auto"/>
+            </w:pPr>
+            <w:r>
+              <w:rPr>
+                <w:sz w:val="19"/>
+                <w:szCs w:val="19"/>
+              </w:rPr>
+              <w:t>Scans the picture in the preview window. PNG, JPEG, BMP, GIF and WebP are supported.</w:t>
+            </w:r>
+          </w:p>
+        </w:tc>
+      </w:tr>
+    </w:tbl>
+    <w:p>
+      <w:pPr>
+        <w:spacing w:after="200"/>
+      </w:pPr>
+    </w:p>
+    <w:p>
+      <w:pPr>
+        <w:pStyle w:val="a4"/>
+        <w:numPr>
+          <w:ilvl w:val="0"/>
+          <w:numId w:val="2"/>
+        </w:numPr>
+        <w:spacing w:after="80"/>
+      </w:pPr>
+      <w:r>
+        <w:t>The four desktop entries are grouped at the bottom of the menu between separators, with the QRcode tool icon.</w:t>
+      </w:r>
+    </w:p>
+    <w:p>
+      <w:pPr>
+        <w:pStyle w:val="a4"/>
+        <w:numPr>
+          <w:ilvl w:val="0"/>
+          <w:numId w:val="2"/>
+        </w:numPr>
+        <w:spacing w:after="80"/>
+      </w:pPr>
+      <w:r>
+        <w:rPr>
+          <w:b/>
+          <w:bCs/>
+        </w:rPr>
+        <w:t>QRcode tool Open image</w:t>
+      </w:r>
+      <w:r>
+        <w:t xml:space="preserve"> appears only when exactly </w:t>
+      </w:r>
+      <w:r>
+        <w:rPr>
+          <w:b/>
+          <w:bCs/>
+        </w:rPr>
+        <w:t>one</w:t>
+      </w:r>
+      <w:r>
+        <w:t xml:space="preserve"> picture is selected, not for several files at once.</w:t>
+      </w:r>
+    </w:p>
+    <w:p>
+      <w:pPr>
+        <w:pStyle w:val="a4"/>
+        <w:numPr>
+          <w:ilvl w:val="0"/>
+          <w:numId w:val="2"/>
+        </w:numPr>
+        <w:spacing w:after="80"/>
+      </w:pPr>
+      <w:r>
+        <w:t xml:space="preserve">The entries use the QRcode tool language. After you change </w:t>
+      </w:r>
+      <w:r>
+        <w:rPr>
+          <w:b/>
+          <w:bCs/>
+        </w:rPr>
+        <w:t>Settings › General › Language</w:t>
+      </w:r>
+      <w:r>
+        <w:t>, the menu is updated too.</w:t>
+      </w:r>
+    </w:p>
+    <w:p>
+      <w:pPr>
+        <w:pStyle w:val="a4"/>
+        <w:numPr>
+          <w:ilvl w:val="0"/>
+          <w:numId w:val="2"/>
+        </w:numPr>
+        <w:spacing w:after="80"/>
+      </w:pPr>
+      <w:r>
+        <w:lastRenderedPageBreak/>
+        <w:t>If QRcode tool is not running, choosing an entry starts it and runs the function; if it is running, the running program handles the request.</w:t>
+      </w:r>
+    </w:p>
+    <w:p>
+      <w:pPr>
+        <w:pStyle w:val="a4"/>
+        <w:numPr>
+          <w:ilvl w:val="0"/>
+          <w:numId w:val="2"/>
+        </w:numPr>
+        <w:spacing w:after="80"/>
+      </w:pPr>
+      <w:r>
+        <w:t>With the portable version, the entries point to the program’s current location. After moving the portable folder, start the program once so the entries are updated.</w:t>
+      </w:r>
+    </w:p>
+    <w:p>
+      <w:pPr>
+        <w:pStyle w:val="a4"/>
+        <w:numPr>
+          <w:ilvl w:val="0"/>
+          <w:numId w:val="2"/>
+        </w:numPr>
+        <w:spacing w:after="80"/>
+      </w:pPr>
+      <w:r>
+        <w:t>Uninstalling QRcode tool removes the entries. macOS and Linux have no right-click menu entries; use the shortcuts or the command line instead.</w:t>
+      </w:r>
+    </w:p>
+    <w:tbl>
+      <w:tblPr>
+        <w:tblW w:w="9298" w:type="dxa"/>
+        <w:tblBorders>
+          <w:top w:val="none" w:sz="0" w:space="0" w:color="FFFFFF"/>
+          <w:left w:val="single" w:sz="24" w:space="0" w:color="1D4FFF"/>
+          <w:bottom w:val="none" w:sz="0" w:space="0" w:color="FFFFFF"/>
+          <w:right w:val="none" w:sz="0" w:space="0" w:color="FFFFFF"/>
+          <w:insideH w:val="none" w:sz="0" w:space="0" w:color="FFFFFF"/>
+          <w:insideV w:val="none" w:sz="0" w:space="0" w:color="FFFFFF"/>
+        </w:tblBorders>
+        <w:tblCellMar>
+          <w:left w:w="10" w:type="dxa"/>
+          <w:right w:w="10" w:type="dxa"/>
+        </w:tblCellMar>
+        <w:tblLook w:val="04A0" w:firstRow="1" w:lastRow="0" w:firstColumn="1" w:lastColumn="0" w:noHBand="0" w:noVBand="1"/>
+      </w:tblPr>
+      <w:tblGrid>
+        <w:gridCol w:w="9298"/>
+      </w:tblGrid>
+      <w:tr>
+        <w:tblPrEx>
+          <w:tblCellMar>
+            <w:top w:w="0" w:type="dxa"/>
+            <w:bottom w:w="0" w:type="dxa"/>
+          </w:tblCellMar>
+        </w:tblPrEx>
+        <w:trPr>
+          <w:cantSplit/>
+        </w:trPr>
+        <w:tc>
+          <w:tcPr>
+            <w:tcW w:w="9298" w:type="dxa"/>
+            <w:shd w:val="clear" w:color="auto" w:fill="F0F4FF"/>
+            <w:tcMar>
+              <w:top w:w="120" w:type="dxa"/>
+              <w:left w:w="220" w:type="dxa"/>
+              <w:bottom w:w="120" w:type="dxa"/>
+              <w:right w:w="200" w:type="dxa"/>
+            </w:tcMar>
+          </w:tcPr>
+          <w:p>
+            <w:pPr>
+              <w:spacing w:after="0"/>
+            </w:pPr>
+            <w:r>
+              <w:rPr>
+                <w:b/>
+                <w:bCs/>
+                <w:color w:val="1D4FFF"/>
+              </w:rPr>
+              <w:t>Tip </w:t>
+            </w:r>
+            <w:r>
+              <w:t xml:space="preserve">If QRcode tool is missing from the menu: check that </w:t>
+            </w:r>
+            <w:r>
+              <w:rPr>
+                <w:b/>
+                <w:bCs/>
+              </w:rPr>
+              <w:t>Settings › General › Right-click menu</w:t>
+            </w:r>
+            <w:r>
+              <w:t xml:space="preserve"> is on, choose </w:t>
+            </w:r>
+            <w:r>
+              <w:rPr>
+                <w:b/>
+                <w:bCs/>
+              </w:rPr>
+              <w:t>Show more options</w:t>
+            </w:r>
+            <w:r>
+              <w:t xml:space="preserve"> on Windows 11, and start QRcode tool once if it was just installed or moved.</w:t>
+            </w:r>
+          </w:p>
+        </w:tc>
+      </w:tr>
+    </w:tbl>
+    <w:p>
+      <w:pPr>
+        <w:spacing w:after="200"/>
+      </w:pPr>
+    </w:p>
+    <w:p>
+      <w:pPr>
+        <w:pStyle w:val="2"/>
+      </w:pPr>
+      <w:bookmarkStart w:id="22" w:name="_Toc242660791"/>
+      <w:r>
+        <w:t>4.5 Command line</w:t>
+      </w:r>
+      <w:bookmarkEnd w:id="22"/>
+    </w:p>
+    <w:p>
+      <w:r>
+        <w:t>Every scan function can be started with a command. If the program is already running, the command is passed to it. This is especially useful on Linux with Wayland: assign the commands to custom shortcuts in your desktop’s keyboard settings.</w:t>
       </w:r>
     </w:p>
     <w:tbl>
@@ -8880,7 +10130,7 @@
                 <w:sz w:val="19"/>
                 <w:szCs w:val="19"/>
               </w:rPr>
-              <w:t>Menu entry</w:t>
+              <w:t>Command</w:t>
             </w:r>
           </w:p>
         </w:tc>
@@ -8908,7 +10158,7 @@
                 <w:sz w:val="19"/>
                 <w:szCs w:val="19"/>
               </w:rPr>
-              <w:t>Where and what it does</w:t>
+              <w:t>Action</w:t>
             </w:r>
           </w:p>
         </w:tc>
@@ -8940,10 +10190,13 @@
             </w:pPr>
             <w:r>
               <w:rPr>
-                <w:sz w:val="19"/>
-                <w:szCs w:val="19"/>
-              </w:rPr>
-              <w:t>QRcode tool Scan screen</w:t>
+                <w:rFonts w:ascii="Consolas" w:eastAsia="Consolas" w:hAnsi="Consolas" w:cs="Consolas"/>
+                <w:color w:val="1F2A44"/>
+                <w:sz w:val="17"/>
+                <w:szCs w:val="17"/>
+                <w:shd w:val="clear" w:color="auto" w:fill="F3F5F9"/>
+              </w:rPr>
+              <w:t>qrcode-tool</w:t>
             </w:r>
           </w:p>
         </w:tc>
@@ -8967,7 +10220,7 @@
                 <w:sz w:val="19"/>
                 <w:szCs w:val="19"/>
               </w:rPr>
-              <w:t>Desktop background. Scans the whole screen.</w:t>
+              <w:t>Start the program, or show the floating toolbar if it is already running.</w:t>
             </w:r>
           </w:p>
         </w:tc>
@@ -8999,10 +10252,13 @@
             </w:pPr>
             <w:r>
               <w:rPr>
-                <w:sz w:val="19"/>
-                <w:szCs w:val="19"/>
-              </w:rPr>
-              <w:t>QRcode tool Scan selection</w:t>
+                <w:rFonts w:ascii="Consolas" w:eastAsia="Consolas" w:hAnsi="Consolas" w:cs="Consolas"/>
+                <w:color w:val="1F2A44"/>
+                <w:sz w:val="17"/>
+                <w:szCs w:val="17"/>
+                <w:shd w:val="clear" w:color="auto" w:fill="F3F5F9"/>
+              </w:rPr>
+              <w:t>qrcode-tool scan-screen</w:t>
             </w:r>
           </w:p>
         </w:tc>
@@ -9026,7 +10282,7 @@
                 <w:sz w:val="19"/>
                 <w:szCs w:val="19"/>
               </w:rPr>
-              <w:t>Desktop background. Select an area.</w:t>
+              <w:t>Scan the whole screen.</w:t>
             </w:r>
           </w:p>
         </w:tc>
@@ -9058,10 +10314,13 @@
             </w:pPr>
             <w:r>
               <w:rPr>
-                <w:sz w:val="19"/>
-                <w:szCs w:val="19"/>
-              </w:rPr>
-              <w:t>QRcode tool Scan with camera</w:t>
+                <w:rFonts w:ascii="Consolas" w:eastAsia="Consolas" w:hAnsi="Consolas" w:cs="Consolas"/>
+                <w:color w:val="1F2A44"/>
+                <w:sz w:val="17"/>
+                <w:szCs w:val="17"/>
+                <w:shd w:val="clear" w:color="auto" w:fill="F3F5F9"/>
+              </w:rPr>
+              <w:t>qrcode-tool scan-region</w:t>
             </w:r>
           </w:p>
         </w:tc>
@@ -9085,7 +10344,7 @@
                 <w:sz w:val="19"/>
                 <w:szCs w:val="19"/>
               </w:rPr>
-              <w:t>Desktop background. Opens the webcam.</w:t>
+              <w:t>Freeze the screen and select an area.</w:t>
             </w:r>
           </w:p>
         </w:tc>
@@ -9117,10 +10376,13 @@
             </w:pPr>
             <w:r>
               <w:rPr>
-                <w:sz w:val="19"/>
-                <w:szCs w:val="19"/>
-              </w:rPr>
-              <w:t>QRcode tool Toolbar</w:t>
+                <w:rFonts w:ascii="Consolas" w:eastAsia="Consolas" w:hAnsi="Consolas" w:cs="Consolas"/>
+                <w:color w:val="1F2A44"/>
+                <w:sz w:val="17"/>
+                <w:szCs w:val="17"/>
+                <w:shd w:val="clear" w:color="auto" w:fill="F3F5F9"/>
+              </w:rPr>
+              <w:t>qrcode-tool scan-camera</w:t>
             </w:r>
           </w:p>
         </w:tc>
@@ -9144,7 +10406,7 @@
                 <w:sz w:val="19"/>
                 <w:szCs w:val="19"/>
               </w:rPr>
-              <w:t>Desktop background. Shows or hides the floating toolbar.</w:t>
+              <w:t>Scan with the webcam.</w:t>
             </w:r>
           </w:p>
         </w:tc>
@@ -9176,10 +10438,13 @@
             </w:pPr>
             <w:r>
               <w:rPr>
-                <w:sz w:val="19"/>
-                <w:szCs w:val="19"/>
-              </w:rPr>
-              <w:t>QRcode tool Open image</w:t>
+                <w:rFonts w:ascii="Consolas" w:eastAsia="Consolas" w:hAnsi="Consolas" w:cs="Consolas"/>
+                <w:color w:val="1F2A44"/>
+                <w:sz w:val="17"/>
+                <w:szCs w:val="17"/>
+                <w:shd w:val="clear" w:color="auto" w:fill="F3F5F9"/>
+              </w:rPr>
+              <w:t>qrcode-tool scan-clipboard</w:t>
             </w:r>
           </w:p>
         </w:tc>
@@ -9203,137 +10468,7 @@
                 <w:sz w:val="19"/>
                 <w:szCs w:val="19"/>
               </w:rPr>
-              <w:t>Image files (PNG, JPEG, BMP, GIF, WebP). Scans the picture in the preview window.</w:t>
-            </w:r>
-          </w:p>
-        </w:tc>
-      </w:tr>
-    </w:tbl>
-    <w:p>
-      <w:pPr>
-        <w:spacing w:after="200"/>
-      </w:pPr>
-    </w:p>
-    <w:p>
-      <w:r>
-        <w:t xml:space="preserve">Turn the entries off in </w:t>
-      </w:r>
-      <w:r>
-        <w:rPr>
-          <w:b/>
-          <w:bCs/>
-        </w:rPr>
-        <w:t>Settings › General › Right-click menu</w:t>
-      </w:r>
-      <w:r>
-        <w:t>. Uninstalling removes them as well.</w:t>
-      </w:r>
-    </w:p>
-    <w:p>
-      <w:pPr>
-        <w:pStyle w:val="2"/>
-      </w:pPr>
-      <w:bookmarkStart w:id="22" w:name="_Toc242660035"/>
-      <w:r>
-        <w:t>4.5 Command line</w:t>
-      </w:r>
-      <w:bookmarkEnd w:id="22"/>
-    </w:p>
-    <w:p>
-      <w:r>
-        <w:t xml:space="preserve">Every scan function can be started with a command. If the program is already running, the command is passed to it. This is especially useful on Linux with Wayland: assign the commands to </w:t>
-      </w:r>
-      <w:r>
-        <w:lastRenderedPageBreak/>
-        <w:t>custom shortcuts in your desktop’s keyboard settings.</w:t>
-      </w:r>
-    </w:p>
-    <w:tbl>
-      <w:tblPr>
-        <w:tblW w:w="9298" w:type="dxa"/>
-        <w:tblBorders>
-          <w:top w:val="single" w:sz="4" w:space="0" w:color="D5DAE3"/>
-          <w:left w:val="none" w:sz="0" w:space="0" w:color="FFFFFF"/>
-          <w:bottom w:val="single" w:sz="4" w:space="0" w:color="D5DAE3"/>
-          <w:right w:val="none" w:sz="0" w:space="0" w:color="FFFFFF"/>
-          <w:insideH w:val="single" w:sz="4" w:space="0" w:color="D5DAE3"/>
-          <w:insideV w:val="none" w:sz="0" w:space="0" w:color="FFFFFF"/>
-        </w:tblBorders>
-        <w:tblLayout w:type="fixed"/>
-        <w:tblCellMar>
-          <w:left w:w="10" w:type="dxa"/>
-          <w:right w:w="10" w:type="dxa"/>
-        </w:tblCellMar>
-        <w:tblLook w:val="04A0" w:firstRow="1" w:lastRow="0" w:firstColumn="1" w:lastColumn="0" w:noHBand="0" w:noVBand="1"/>
-      </w:tblPr>
-      <w:tblGrid>
-        <w:gridCol w:w="3905"/>
-        <w:gridCol w:w="5393"/>
-      </w:tblGrid>
-      <w:tr>
-        <w:tblPrEx>
-          <w:tblCellMar>
-            <w:top w:w="0" w:type="dxa"/>
-            <w:bottom w:w="0" w:type="dxa"/>
-          </w:tblCellMar>
-        </w:tblPrEx>
-        <w:trPr>
-          <w:cantSplit/>
-          <w:tblHeader/>
-        </w:trPr>
-        <w:tc>
-          <w:tcPr>
-            <w:tcW w:w="3905" w:type="dxa"/>
-            <w:shd w:val="clear" w:color="auto" w:fill="EEF2FF"/>
-            <w:tcMar>
-              <w:top w:w="90" w:type="dxa"/>
-              <w:left w:w="140" w:type="dxa"/>
-              <w:bottom w:w="90" w:type="dxa"/>
-              <w:right w:w="140" w:type="dxa"/>
-            </w:tcMar>
-            <w:vAlign w:val="center"/>
-          </w:tcPr>
-          <w:p>
-            <w:pPr>
-              <w:spacing w:after="0" w:line="300" w:lineRule="auto"/>
-            </w:pPr>
-            <w:r>
-              <w:rPr>
-                <w:b/>
-                <w:bCs/>
-                <w:color w:val="1638B8"/>
-                <w:sz w:val="19"/>
-                <w:szCs w:val="19"/>
-              </w:rPr>
-              <w:t>Command</w:t>
-            </w:r>
-          </w:p>
-        </w:tc>
-        <w:tc>
-          <w:tcPr>
-            <w:tcW w:w="5393" w:type="dxa"/>
-            <w:shd w:val="clear" w:color="auto" w:fill="EEF2FF"/>
-            <w:tcMar>
-              <w:top w:w="90" w:type="dxa"/>
-              <w:left w:w="140" w:type="dxa"/>
-              <w:bottom w:w="90" w:type="dxa"/>
-              <w:right w:w="140" w:type="dxa"/>
-            </w:tcMar>
-            <w:vAlign w:val="center"/>
-          </w:tcPr>
-          <w:p>
-            <w:pPr>
-              <w:spacing w:after="0" w:line="300" w:lineRule="auto"/>
-            </w:pPr>
-            <w:r>
-              <w:rPr>
-                <w:b/>
-                <w:bCs/>
-                <w:color w:val="1638B8"/>
-                <w:sz w:val="19"/>
-                <w:szCs w:val="19"/>
-              </w:rPr>
-              <w:t>Action</w:t>
+              <w:t>Scan the picture on the clipboard.</w:t>
             </w:r>
           </w:p>
         </w:tc>
@@ -9371,7 +10506,7 @@
                 <w:szCs w:val="17"/>
                 <w:shd w:val="clear" w:color="auto" w:fill="F3F5F9"/>
               </w:rPr>
-              <w:t>qrcode-tool</w:t>
+              <w:t>qrcode-tool scan-file FILE</w:t>
             </w:r>
           </w:p>
         </w:tc>
@@ -9395,7 +10530,7 @@
                 <w:sz w:val="19"/>
                 <w:szCs w:val="19"/>
               </w:rPr>
-              <w:t>Start the program, or show the floating toolbar if it is already running.</w:t>
+              <w:t>Scan one image file in the preview window.</w:t>
             </w:r>
           </w:p>
         </w:tc>
@@ -9433,7 +10568,7 @@
                 <w:szCs w:val="17"/>
                 <w:shd w:val="clear" w:color="auto" w:fill="F3F5F9"/>
               </w:rPr>
-              <w:t>qrcode-tool scan-screen</w:t>
+              <w:t>qrcode-tool toolbar</w:t>
             </w:r>
           </w:p>
         </w:tc>
@@ -9457,7 +10592,7 @@
                 <w:sz w:val="19"/>
                 <w:szCs w:val="19"/>
               </w:rPr>
-              <w:t>Scan the whole screen.</w:t>
+              <w:t>Show or hide the floating toolbar.</w:t>
             </w:r>
           </w:p>
         </w:tc>
@@ -9495,7 +10630,7 @@
                 <w:szCs w:val="17"/>
                 <w:shd w:val="clear" w:color="auto" w:fill="F3F5F9"/>
               </w:rPr>
-              <w:t>qrcode-tool scan-region</w:t>
+              <w:t>qrcode-tool bubble</w:t>
             </w:r>
           </w:p>
         </w:tc>
@@ -9519,7 +10654,7 @@
                 <w:sz w:val="19"/>
                 <w:szCs w:val="19"/>
               </w:rPr>
-              <w:t>Freeze the screen and select an area.</w:t>
+              <w:t>Show or hide the floating bubble.</w:t>
             </w:r>
           </w:p>
         </w:tc>
@@ -9557,7 +10692,7 @@
                 <w:szCs w:val="17"/>
                 <w:shd w:val="clear" w:color="auto" w:fill="F3F5F9"/>
               </w:rPr>
-              <w:t>qrcode-tool scan-camera</w:t>
+              <w:t>qrcode-tool generate "TEXT"</w:t>
             </w:r>
           </w:p>
         </w:tc>
@@ -9581,7 +10716,7 @@
                 <w:sz w:val="19"/>
                 <w:szCs w:val="19"/>
               </w:rPr>
-              <w:t>Scan with the webcam.</w:t>
+              <w:t>Open the QR code generator with the text filled in.</w:t>
             </w:r>
           </w:p>
         </w:tc>
@@ -9619,7 +10754,7 @@
                 <w:szCs w:val="17"/>
                 <w:shd w:val="clear" w:color="auto" w:fill="F3F5F9"/>
               </w:rPr>
-              <w:t>qrcode-tool scan-clipboard</w:t>
+              <w:t>qrcode-tool settings</w:t>
             </w:r>
           </w:p>
         </w:tc>
@@ -9643,7 +10778,7 @@
                 <w:sz w:val="19"/>
                 <w:szCs w:val="19"/>
               </w:rPr>
-              <w:t>Scan the picture on the clipboard.</w:t>
+              <w:t>Open Settings.</w:t>
             </w:r>
           </w:p>
         </w:tc>
@@ -9681,7 +10816,7 @@
                 <w:szCs w:val="17"/>
                 <w:shd w:val="clear" w:color="auto" w:fill="F3F5F9"/>
               </w:rPr>
-              <w:t>qrcode-tool scan-file FILE</w:t>
+              <w:t>qrcode-tool decode FILE… [--json]</w:t>
             </w:r>
           </w:p>
         </w:tc>
@@ -9705,7 +10840,7 @@
                 <w:sz w:val="19"/>
                 <w:szCs w:val="19"/>
               </w:rPr>
-              <w:t>Scan one image file in the preview window.</w:t>
+              <w:t>Print the codes in image files to the terminal without starting the UI.</w:t>
             </w:r>
           </w:p>
         </w:tc>
@@ -9743,316 +10878,6 @@
                 <w:szCs w:val="17"/>
                 <w:shd w:val="clear" w:color="auto" w:fill="F3F5F9"/>
               </w:rPr>
-              <w:t>qrcode-tool toolbar</w:t>
-            </w:r>
-          </w:p>
-        </w:tc>
-        <w:tc>
-          <w:tcPr>
-            <w:tcW w:w="5393" w:type="dxa"/>
-            <w:tcMar>
-              <w:top w:w="90" w:type="dxa"/>
-              <w:left w:w="140" w:type="dxa"/>
-              <w:bottom w:w="90" w:type="dxa"/>
-              <w:right w:w="140" w:type="dxa"/>
-            </w:tcMar>
-            <w:vAlign w:val="center"/>
-          </w:tcPr>
-          <w:p>
-            <w:pPr>
-              <w:spacing w:after="0" w:line="300" w:lineRule="auto"/>
-            </w:pPr>
-            <w:r>
-              <w:rPr>
-                <w:sz w:val="19"/>
-                <w:szCs w:val="19"/>
-              </w:rPr>
-              <w:t>Show or hide the floating toolbar.</w:t>
-            </w:r>
-          </w:p>
-        </w:tc>
-      </w:tr>
-      <w:tr>
-        <w:tblPrEx>
-          <w:tblCellMar>
-            <w:top w:w="0" w:type="dxa"/>
-            <w:bottom w:w="0" w:type="dxa"/>
-          </w:tblCellMar>
-        </w:tblPrEx>
-        <w:trPr>
-          <w:cantSplit/>
-        </w:trPr>
-        <w:tc>
-          <w:tcPr>
-            <w:tcW w:w="3905" w:type="dxa"/>
-            <w:tcMar>
-              <w:top w:w="90" w:type="dxa"/>
-              <w:left w:w="140" w:type="dxa"/>
-              <w:bottom w:w="90" w:type="dxa"/>
-              <w:right w:w="140" w:type="dxa"/>
-            </w:tcMar>
-            <w:vAlign w:val="center"/>
-          </w:tcPr>
-          <w:p>
-            <w:pPr>
-              <w:spacing w:after="0" w:line="300" w:lineRule="auto"/>
-            </w:pPr>
-            <w:r>
-              <w:rPr>
-                <w:rFonts w:ascii="Consolas" w:eastAsia="Consolas" w:hAnsi="Consolas" w:cs="Consolas"/>
-                <w:color w:val="1F2A44"/>
-                <w:sz w:val="17"/>
-                <w:szCs w:val="17"/>
-                <w:shd w:val="clear" w:color="auto" w:fill="F3F5F9"/>
-              </w:rPr>
-              <w:t>qrcode-tool bubble</w:t>
-            </w:r>
-          </w:p>
-        </w:tc>
-        <w:tc>
-          <w:tcPr>
-            <w:tcW w:w="5393" w:type="dxa"/>
-            <w:tcMar>
-              <w:top w:w="90" w:type="dxa"/>
-              <w:left w:w="140" w:type="dxa"/>
-              <w:bottom w:w="90" w:type="dxa"/>
-              <w:right w:w="140" w:type="dxa"/>
-            </w:tcMar>
-            <w:vAlign w:val="center"/>
-          </w:tcPr>
-          <w:p>
-            <w:pPr>
-              <w:spacing w:after="0" w:line="300" w:lineRule="auto"/>
-            </w:pPr>
-            <w:r>
-              <w:rPr>
-                <w:sz w:val="19"/>
-                <w:szCs w:val="19"/>
-              </w:rPr>
-              <w:t>Show or hide the floating bubble.</w:t>
-            </w:r>
-          </w:p>
-        </w:tc>
-      </w:tr>
-      <w:tr>
-        <w:tblPrEx>
-          <w:tblCellMar>
-            <w:top w:w="0" w:type="dxa"/>
-            <w:bottom w:w="0" w:type="dxa"/>
-          </w:tblCellMar>
-        </w:tblPrEx>
-        <w:trPr>
-          <w:cantSplit/>
-        </w:trPr>
-        <w:tc>
-          <w:tcPr>
-            <w:tcW w:w="3905" w:type="dxa"/>
-            <w:tcMar>
-              <w:top w:w="90" w:type="dxa"/>
-              <w:left w:w="140" w:type="dxa"/>
-              <w:bottom w:w="90" w:type="dxa"/>
-              <w:right w:w="140" w:type="dxa"/>
-            </w:tcMar>
-            <w:vAlign w:val="center"/>
-          </w:tcPr>
-          <w:p>
-            <w:pPr>
-              <w:spacing w:after="0" w:line="300" w:lineRule="auto"/>
-            </w:pPr>
-            <w:r>
-              <w:rPr>
-                <w:rFonts w:ascii="Consolas" w:eastAsia="Consolas" w:hAnsi="Consolas" w:cs="Consolas"/>
-                <w:color w:val="1F2A44"/>
-                <w:sz w:val="17"/>
-                <w:szCs w:val="17"/>
-                <w:shd w:val="clear" w:color="auto" w:fill="F3F5F9"/>
-              </w:rPr>
-              <w:t>qrcode-tool generate "TEXT"</w:t>
-            </w:r>
-          </w:p>
-        </w:tc>
-        <w:tc>
-          <w:tcPr>
-            <w:tcW w:w="5393" w:type="dxa"/>
-            <w:tcMar>
-              <w:top w:w="90" w:type="dxa"/>
-              <w:left w:w="140" w:type="dxa"/>
-              <w:bottom w:w="90" w:type="dxa"/>
-              <w:right w:w="140" w:type="dxa"/>
-            </w:tcMar>
-            <w:vAlign w:val="center"/>
-          </w:tcPr>
-          <w:p>
-            <w:pPr>
-              <w:spacing w:after="0" w:line="300" w:lineRule="auto"/>
-            </w:pPr>
-            <w:r>
-              <w:rPr>
-                <w:sz w:val="19"/>
-                <w:szCs w:val="19"/>
-              </w:rPr>
-              <w:t>Open the QR code generator with the text filled in.</w:t>
-            </w:r>
-          </w:p>
-        </w:tc>
-      </w:tr>
-      <w:tr>
-        <w:tblPrEx>
-          <w:tblCellMar>
-            <w:top w:w="0" w:type="dxa"/>
-            <w:bottom w:w="0" w:type="dxa"/>
-          </w:tblCellMar>
-        </w:tblPrEx>
-        <w:trPr>
-          <w:cantSplit/>
-        </w:trPr>
-        <w:tc>
-          <w:tcPr>
-            <w:tcW w:w="3905" w:type="dxa"/>
-            <w:tcMar>
-              <w:top w:w="90" w:type="dxa"/>
-              <w:left w:w="140" w:type="dxa"/>
-              <w:bottom w:w="90" w:type="dxa"/>
-              <w:right w:w="140" w:type="dxa"/>
-            </w:tcMar>
-            <w:vAlign w:val="center"/>
-          </w:tcPr>
-          <w:p>
-            <w:pPr>
-              <w:spacing w:after="0" w:line="300" w:lineRule="auto"/>
-            </w:pPr>
-            <w:r>
-              <w:rPr>
-                <w:rFonts w:ascii="Consolas" w:eastAsia="Consolas" w:hAnsi="Consolas" w:cs="Consolas"/>
-                <w:color w:val="1F2A44"/>
-                <w:sz w:val="17"/>
-                <w:szCs w:val="17"/>
-                <w:shd w:val="clear" w:color="auto" w:fill="F3F5F9"/>
-              </w:rPr>
-              <w:t>qrcode-tool settings</w:t>
-            </w:r>
-          </w:p>
-        </w:tc>
-        <w:tc>
-          <w:tcPr>
-            <w:tcW w:w="5393" w:type="dxa"/>
-            <w:tcMar>
-              <w:top w:w="90" w:type="dxa"/>
-              <w:left w:w="140" w:type="dxa"/>
-              <w:bottom w:w="90" w:type="dxa"/>
-              <w:right w:w="140" w:type="dxa"/>
-            </w:tcMar>
-            <w:vAlign w:val="center"/>
-          </w:tcPr>
-          <w:p>
-            <w:pPr>
-              <w:spacing w:after="0" w:line="300" w:lineRule="auto"/>
-            </w:pPr>
-            <w:r>
-              <w:rPr>
-                <w:sz w:val="19"/>
-                <w:szCs w:val="19"/>
-              </w:rPr>
-              <w:t>Open Settings.</w:t>
-            </w:r>
-          </w:p>
-        </w:tc>
-      </w:tr>
-      <w:tr>
-        <w:tblPrEx>
-          <w:tblCellMar>
-            <w:top w:w="0" w:type="dxa"/>
-            <w:bottom w:w="0" w:type="dxa"/>
-          </w:tblCellMar>
-        </w:tblPrEx>
-        <w:trPr>
-          <w:cantSplit/>
-        </w:trPr>
-        <w:tc>
-          <w:tcPr>
-            <w:tcW w:w="3905" w:type="dxa"/>
-            <w:tcMar>
-              <w:top w:w="90" w:type="dxa"/>
-              <w:left w:w="140" w:type="dxa"/>
-              <w:bottom w:w="90" w:type="dxa"/>
-              <w:right w:w="140" w:type="dxa"/>
-            </w:tcMar>
-            <w:vAlign w:val="center"/>
-          </w:tcPr>
-          <w:p>
-            <w:pPr>
-              <w:spacing w:after="0" w:line="300" w:lineRule="auto"/>
-            </w:pPr>
-            <w:r>
-              <w:rPr>
-                <w:rFonts w:ascii="Consolas" w:eastAsia="Consolas" w:hAnsi="Consolas" w:cs="Consolas"/>
-                <w:color w:val="1F2A44"/>
-                <w:sz w:val="17"/>
-                <w:szCs w:val="17"/>
-                <w:shd w:val="clear" w:color="auto" w:fill="F3F5F9"/>
-              </w:rPr>
-              <w:t>qrcode-tool decode FILE… [--json]</w:t>
-            </w:r>
-          </w:p>
-        </w:tc>
-        <w:tc>
-          <w:tcPr>
-            <w:tcW w:w="5393" w:type="dxa"/>
-            <w:tcMar>
-              <w:top w:w="90" w:type="dxa"/>
-              <w:left w:w="140" w:type="dxa"/>
-              <w:bottom w:w="90" w:type="dxa"/>
-              <w:right w:w="140" w:type="dxa"/>
-            </w:tcMar>
-            <w:vAlign w:val="center"/>
-          </w:tcPr>
-          <w:p>
-            <w:pPr>
-              <w:spacing w:after="0" w:line="300" w:lineRule="auto"/>
-            </w:pPr>
-            <w:r>
-              <w:rPr>
-                <w:sz w:val="19"/>
-                <w:szCs w:val="19"/>
-              </w:rPr>
-              <w:t>Print the codes in image files to the terminal without starting the UI.</w:t>
-            </w:r>
-          </w:p>
-        </w:tc>
-      </w:tr>
-      <w:tr>
-        <w:tblPrEx>
-          <w:tblCellMar>
-            <w:top w:w="0" w:type="dxa"/>
-            <w:bottom w:w="0" w:type="dxa"/>
-          </w:tblCellMar>
-        </w:tblPrEx>
-        <w:trPr>
-          <w:cantSplit/>
-        </w:trPr>
-        <w:tc>
-          <w:tcPr>
-            <w:tcW w:w="3905" w:type="dxa"/>
-            <w:tcMar>
-              <w:top w:w="90" w:type="dxa"/>
-              <w:left w:w="140" w:type="dxa"/>
-              <w:bottom w:w="90" w:type="dxa"/>
-              <w:right w:w="140" w:type="dxa"/>
-            </w:tcMar>
-            <w:vAlign w:val="center"/>
-          </w:tcPr>
-          <w:p>
-            <w:pPr>
-              <w:spacing w:after="0" w:line="300" w:lineRule="auto"/>
-            </w:pPr>
-            <w:r>
-              <w:rPr>
-                <w:rFonts w:ascii="Consolas" w:eastAsia="Consolas" w:hAnsi="Consolas" w:cs="Consolas"/>
-                <w:color w:val="1F2A44"/>
-                <w:sz w:val="17"/>
-                <w:szCs w:val="17"/>
-                <w:shd w:val="clear" w:color="auto" w:fill="F3F5F9"/>
-              </w:rPr>
               <w:t>qrcode-tool quit</w:t>
             </w:r>
           </w:p>
@@ -10110,7 +10935,7 @@
       <w:pPr>
         <w:pStyle w:val="1"/>
       </w:pPr>
-      <w:bookmarkStart w:id="23" w:name="_Toc242660036"/>
+      <w:bookmarkStart w:id="23" w:name="_Toc242660792"/>
       <w:r>
         <w:t>5 Results and details</w:t>
       </w:r>
@@ -10120,7 +10945,7 @@
       <w:pPr>
         <w:pStyle w:val="2"/>
       </w:pPr>
-      <w:bookmarkStart w:id="24" w:name="_Toc242660037"/>
+      <w:bookmarkStart w:id="24" w:name="_Toc242660793"/>
       <w:r>
         <w:t>5.1 Result labels</w:t>
       </w:r>
@@ -10215,7 +11040,7 @@
       <w:pPr>
         <w:pStyle w:val="2"/>
       </w:pPr>
-      <w:bookmarkStart w:id="25" w:name="_Toc242660038"/>
+      <w:bookmarkStart w:id="25" w:name="_Toc242660794"/>
       <w:r>
         <w:t>5.2 What Enter or a click does</w:t>
       </w:r>
@@ -10498,7 +11323,7 @@
       <w:pPr>
         <w:pStyle w:val="2"/>
       </w:pPr>
-      <w:bookmarkStart w:id="26" w:name="_Toc242660039"/>
+      <w:bookmarkStart w:id="26" w:name="_Toc242660795"/>
       <w:r>
         <w:t>5.3 The detail card</w:t>
       </w:r>
@@ -10531,10 +11356,10 @@
         </w:rPr>
         <w:lastRenderedPageBreak/>
         <w:drawing>
-          <wp:inline distT="0" distB="0" distL="0" distR="0" wp14:anchorId="21B657B1" wp14:editId="6B4EF897">
+          <wp:inline distT="0" distB="0" distL="0" distR="0" wp14:anchorId="50B2A928" wp14:editId="7110422A">
             <wp:extent cx="4324350" cy="2600325"/>
             <wp:effectExtent l="0" t="0" r="0" b="0"/>
-            <wp:docPr id="2018420192" name="detail-wifi" descr="detail-wifi" title="detail-wifi"/>
+            <wp:docPr id="1037261670" name="detail-wifi" descr="detail-wifi" title="detail-wifi"/>
             <wp:cNvGraphicFramePr>
               <a:graphicFrameLocks xmlns:a="http://schemas.openxmlformats.org/drawingml/2006/main" noChangeAspect="1"/>
             </wp:cNvGraphicFramePr>
@@ -10548,7 +11373,7 @@
                     </pic:cNvPicPr>
                   </pic:nvPicPr>
                   <pic:blipFill>
-                    <a:blip r:embed="rId17"/>
+                    <a:blip r:embed="rId19"/>
                     <a:srcRect/>
                     <a:stretch>
                       <a:fillRect/>
@@ -10599,7 +11424,7 @@
       <w:pPr>
         <w:pStyle w:val="2"/>
       </w:pPr>
-      <w:bookmarkStart w:id="27" w:name="_Toc242660040"/>
+      <w:bookmarkStart w:id="27" w:name="_Toc242660796"/>
       <w:r>
         <w:t>5.4 Buttons for each kind of content</w:t>
       </w:r>
@@ -11731,7 +12556,7 @@
       <w:pPr>
         <w:pStyle w:val="2"/>
       </w:pPr>
-      <w:bookmarkStart w:id="28" w:name="_Toc242660041"/>
+      <w:bookmarkStart w:id="28" w:name="_Toc242660797"/>
       <w:r>
         <w:lastRenderedPageBreak/>
         <w:t>5.5 Taiwan e-invoices</w:t>
@@ -11767,7 +12592,7 @@
       <w:pPr>
         <w:pStyle w:val="2"/>
       </w:pPr>
-      <w:bookmarkStart w:id="29" w:name="_Toc242660042"/>
+      <w:bookmarkStart w:id="29" w:name="_Toc242660798"/>
       <w:r>
         <w:t>5.6 Sensitive data</w:t>
       </w:r>
@@ -11810,7 +12635,7 @@
       <w:pPr>
         <w:pStyle w:val="1"/>
       </w:pPr>
-      <w:bookmarkStart w:id="30" w:name="_Toc242660043"/>
+      <w:bookmarkStart w:id="30" w:name="_Toc242660799"/>
       <w:r>
         <w:t>6 Link safety</w:t>
       </w:r>
@@ -11825,7 +12650,7 @@
       <w:pPr>
         <w:pStyle w:val="2"/>
       </w:pPr>
-      <w:bookmarkStart w:id="31" w:name="_Toc242660044"/>
+      <w:bookmarkStart w:id="31" w:name="_Toc242660800"/>
       <w:r>
         <w:t>6.1 Check the site name before opening</w:t>
       </w:r>
@@ -11847,10 +12672,10 @@
           <w:noProof/>
         </w:rPr>
         <w:drawing>
-          <wp:inline distT="0" distB="0" distL="0" distR="0" wp14:anchorId="4FA3AA25" wp14:editId="54C33FDB">
+          <wp:inline distT="0" distB="0" distL="0" distR="0" wp14:anchorId="17C72EE9" wp14:editId="4F5F589E">
             <wp:extent cx="4324350" cy="2781300"/>
             <wp:effectExtent l="0" t="0" r="0" b="0"/>
-            <wp:docPr id="808815672" name="detail-warning" descr="detail-warning" title="detail-warning"/>
+            <wp:docPr id="563921653" name="detail-warning" descr="detail-warning" title="detail-warning"/>
             <wp:cNvGraphicFramePr>
               <a:graphicFrameLocks xmlns:a="http://schemas.openxmlformats.org/drawingml/2006/main" noChangeAspect="1"/>
             </wp:cNvGraphicFramePr>
@@ -11864,7 +12689,7 @@
                     </pic:cNvPicPr>
                   </pic:nvPicPr>
                   <pic:blipFill>
-                    <a:blip r:embed="rId18"/>
+                    <a:blip r:embed="rId20"/>
                     <a:srcRect/>
                     <a:stretch>
                       <a:fillRect/>
@@ -11915,7 +12740,7 @@
       <w:pPr>
         <w:pStyle w:val="2"/>
       </w:pPr>
-      <w:bookmarkStart w:id="32" w:name="_Toc242660045"/>
+      <w:bookmarkStart w:id="32" w:name="_Toc242660801"/>
       <w:r>
         <w:t>6.2 Warning levels</w:t>
       </w:r>
@@ -12308,7 +13133,7 @@
       <w:pPr>
         <w:pStyle w:val="2"/>
       </w:pPr>
-      <w:bookmarkStart w:id="33" w:name="_Toc242660046"/>
+      <w:bookmarkStart w:id="33" w:name="_Toc242660802"/>
       <w:r>
         <w:t>6.3 What is checked</w:t>
       </w:r>
@@ -13324,7 +14149,7 @@
       <w:pPr>
         <w:pStyle w:val="2"/>
       </w:pPr>
-      <w:bookmarkStart w:id="34" w:name="_Toc242660047"/>
+      <w:bookmarkStart w:id="34" w:name="_Toc242660803"/>
       <w:r>
         <w:t>6.4 Deceptive links</w:t>
       </w:r>
@@ -13357,10 +14182,10 @@
         </w:rPr>
         <w:lastRenderedPageBreak/>
         <w:drawing>
-          <wp:inline distT="0" distB="0" distL="0" distR="0" wp14:anchorId="61759C68" wp14:editId="77FE388A">
+          <wp:inline distT="0" distB="0" distL="0" distR="0" wp14:anchorId="17D7732D" wp14:editId="3F6A4DA7">
             <wp:extent cx="4324350" cy="2600325"/>
             <wp:effectExtent l="0" t="0" r="0" b="0"/>
-            <wp:docPr id="2126048653" name="detail-danger" descr="detail-danger" title="detail-danger"/>
+            <wp:docPr id="591522559" name="detail-danger" descr="detail-danger" title="detail-danger"/>
             <wp:cNvGraphicFramePr>
               <a:graphicFrameLocks xmlns:a="http://schemas.openxmlformats.org/drawingml/2006/main" noChangeAspect="1"/>
             </wp:cNvGraphicFramePr>
@@ -13374,7 +14199,7 @@
                     </pic:cNvPicPr>
                   </pic:nvPicPr>
                   <pic:blipFill>
-                    <a:blip r:embed="rId19"/>
+                    <a:blip r:embed="rId21"/>
                     <a:srcRect/>
                     <a:stretch>
                       <a:fillRect/>
@@ -13450,7 +14275,7 @@
       <w:pPr>
         <w:pStyle w:val="2"/>
       </w:pPr>
-      <w:bookmarkStart w:id="35" w:name="_Toc242660048"/>
+      <w:bookmarkStart w:id="35" w:name="_Toc242660804"/>
       <w:r>
         <w:t>6.5 Trusted sites and automatic opening</w:t>
       </w:r>
@@ -13584,10 +14409,10 @@
         </w:rPr>
         <w:lastRenderedPageBreak/>
         <w:drawing>
-          <wp:inline distT="0" distB="0" distL="0" distR="0" wp14:anchorId="6ECC0283" wp14:editId="23894983">
+          <wp:inline distT="0" distB="0" distL="0" distR="0" wp14:anchorId="6C31E45F" wp14:editId="5112EF25">
             <wp:extent cx="4324350" cy="2600325"/>
             <wp:effectExtent l="0" t="0" r="0" b="0"/>
-            <wp:docPr id="984374854" name="detail-link" descr="detail-link" title="detail-link"/>
+            <wp:docPr id="1889062667" name="detail-link" descr="detail-link" title="detail-link"/>
             <wp:cNvGraphicFramePr>
               <a:graphicFrameLocks xmlns:a="http://schemas.openxmlformats.org/drawingml/2006/main" noChangeAspect="1"/>
             </wp:cNvGraphicFramePr>
@@ -13601,7 +14426,7 @@
                     </pic:cNvPicPr>
                   </pic:nvPicPr>
                   <pic:blipFill>
-                    <a:blip r:embed="rId20"/>
+                    <a:blip r:embed="rId22"/>
                     <a:srcRect/>
                     <a:stretch>
                       <a:fillRect/>
@@ -13670,7 +14495,7 @@
       <w:pPr>
         <w:pStyle w:val="1"/>
       </w:pPr>
-      <w:bookmarkStart w:id="36" w:name="_Toc242660049"/>
+      <w:bookmarkStart w:id="36" w:name="_Toc242660805"/>
       <w:r>
         <w:t>7 Floating toolbar and bubble</w:t>
       </w:r>
@@ -13735,7 +14560,7 @@
       <w:pPr>
         <w:pStyle w:val="2"/>
       </w:pPr>
-      <w:bookmarkStart w:id="37" w:name="_Toc242660050"/>
+      <w:bookmarkStart w:id="37" w:name="_Toc242660806"/>
       <w:r>
         <w:t>7.1 Toolbar buttons</w:t>
       </w:r>
@@ -13752,10 +14577,10 @@
           <w:noProof/>
         </w:rPr>
         <w:drawing>
-          <wp:inline distT="0" distB="0" distL="0" distR="0" wp14:anchorId="64D5EC0C" wp14:editId="7DCD70CE">
+          <wp:inline distT="0" distB="0" distL="0" distR="0" wp14:anchorId="5E6D482A" wp14:editId="2176586A">
             <wp:extent cx="3962400" cy="1428750"/>
             <wp:effectExtent l="0" t="0" r="0" b="0"/>
-            <wp:docPr id="2106183534" name="toolbar-row" descr="toolbar-row" title="toolbar-row"/>
+            <wp:docPr id="1403872785" name="toolbar-row" descr="toolbar-row" title="toolbar-row"/>
             <wp:cNvGraphicFramePr>
               <a:graphicFrameLocks xmlns:a="http://schemas.openxmlformats.org/drawingml/2006/main" noChangeAspect="1"/>
             </wp:cNvGraphicFramePr>
@@ -13769,7 +14594,7 @@
                     </pic:cNvPicPr>
                   </pic:nvPicPr>
                   <pic:blipFill>
-                    <a:blip r:embed="rId21"/>
+                    <a:blip r:embed="rId23"/>
                     <a:srcRect/>
                     <a:stretch>
                       <a:fillRect/>
@@ -14734,7 +15559,7 @@
       <w:pPr>
         <w:pStyle w:val="2"/>
       </w:pPr>
-      <w:bookmarkStart w:id="38" w:name="_Toc242660051"/>
+      <w:bookmarkStart w:id="38" w:name="_Toc242660807"/>
       <w:r>
         <w:t>7.2 Vertical toolbar (right or left)</w:t>
       </w:r>
@@ -14796,10 +15621,10 @@
                 <w:noProof/>
               </w:rPr>
               <w:drawing>
-                <wp:inline distT="0" distB="0" distL="0" distR="0" wp14:anchorId="4D6D96FB" wp14:editId="0045F6AD">
+                <wp:inline distT="0" distB="0" distL="0" distR="0" wp14:anchorId="542A963A" wp14:editId="00D1FFFF">
                   <wp:extent cx="2809875" cy="3905250"/>
                   <wp:effectExtent l="0" t="0" r="0" b="0"/>
-                  <wp:docPr id="231886410" name="toolbar-right" descr="toolbar-right" title="toolbar-right"/>
+                  <wp:docPr id="459889441" name="toolbar-right" descr="toolbar-right" title="toolbar-right"/>
                   <wp:cNvGraphicFramePr>
                     <a:graphicFrameLocks xmlns:a="http://schemas.openxmlformats.org/drawingml/2006/main" noChangeAspect="1"/>
                   </wp:cNvGraphicFramePr>
@@ -14813,7 +15638,7 @@
                           </pic:cNvPicPr>
                         </pic:nvPicPr>
                         <pic:blipFill>
-                          <a:blip r:embed="rId22"/>
+                          <a:blip r:embed="rId24"/>
                           <a:srcRect/>
                           <a:stretch>
                             <a:fillRect/>
@@ -14870,10 +15695,10 @@
                 <w:noProof/>
               </w:rPr>
               <w:drawing>
-                <wp:inline distT="0" distB="0" distL="0" distR="0" wp14:anchorId="1714F602" wp14:editId="1A2E762F">
+                <wp:inline distT="0" distB="0" distL="0" distR="0" wp14:anchorId="135693B6" wp14:editId="7B6D57D3">
                   <wp:extent cx="2809875" cy="3905250"/>
                   <wp:effectExtent l="0" t="0" r="0" b="0"/>
-                  <wp:docPr id="1867067313" name="toolbar-left" descr="toolbar-left" title="toolbar-left"/>
+                  <wp:docPr id="1318376759" name="toolbar-left" descr="toolbar-left" title="toolbar-left"/>
                   <wp:cNvGraphicFramePr>
                     <a:graphicFrameLocks xmlns:a="http://schemas.openxmlformats.org/drawingml/2006/main" noChangeAspect="1"/>
                   </wp:cNvGraphicFramePr>
@@ -14887,7 +15712,7 @@
                           </pic:cNvPicPr>
                         </pic:nvPicPr>
                         <pic:blipFill>
-                          <a:blip r:embed="rId23"/>
+                          <a:blip r:embed="rId25"/>
                           <a:srcRect/>
                           <a:stretch>
                             <a:fillRect/>
@@ -14961,7 +15786,7 @@
         <w:pStyle w:val="a4"/>
         <w:numPr>
           <w:ilvl w:val="0"/>
-          <w:numId w:val="10"/>
+          <w:numId w:val="11"/>
         </w:numPr>
         <w:spacing w:after="80"/>
       </w:pPr>
@@ -14994,7 +15819,7 @@
         <w:pStyle w:val="a4"/>
         <w:numPr>
           <w:ilvl w:val="0"/>
-          <w:numId w:val="10"/>
+          <w:numId w:val="11"/>
         </w:numPr>
         <w:spacing w:after="80"/>
       </w:pPr>
@@ -15027,7 +15852,7 @@
         <w:pStyle w:val="a4"/>
         <w:numPr>
           <w:ilvl w:val="0"/>
-          <w:numId w:val="10"/>
+          <w:numId w:val="11"/>
         </w:numPr>
         <w:spacing w:after="80"/>
       </w:pPr>
@@ -15083,7 +15908,7 @@
       <w:pPr>
         <w:pStyle w:val="2"/>
       </w:pPr>
-      <w:bookmarkStart w:id="39" w:name="_Toc242660052"/>
+      <w:bookmarkStart w:id="39" w:name="_Toc242660808"/>
       <w:r>
         <w:t>7.3 Moving the toolbar</w:t>
       </w:r>
@@ -15098,7 +15923,7 @@
       <w:pPr>
         <w:pStyle w:val="2"/>
       </w:pPr>
-      <w:bookmarkStart w:id="40" w:name="_Toc242660053"/>
+      <w:bookmarkStart w:id="40" w:name="_Toc242660809"/>
       <w:r>
         <w:t>7.4 The floating bubble</w:t>
       </w:r>
@@ -15120,10 +15945,10 @@
           <w:noProof/>
         </w:rPr>
         <w:drawing>
-          <wp:inline distT="0" distB="0" distL="0" distR="0" wp14:anchorId="0378A78D" wp14:editId="46C073EA">
+          <wp:inline distT="0" distB="0" distL="0" distR="0" wp14:anchorId="2CCF3386" wp14:editId="23F87346">
             <wp:extent cx="2876550" cy="1752600"/>
             <wp:effectExtent l="0" t="0" r="0" b="0"/>
-            <wp:docPr id="1651507005" name="bubble" descr="bubble" title="bubble"/>
+            <wp:docPr id="1514828490" name="bubble" descr="bubble" title="bubble"/>
             <wp:cNvGraphicFramePr>
               <a:graphicFrameLocks xmlns:a="http://schemas.openxmlformats.org/drawingml/2006/main" noChangeAspect="1"/>
             </wp:cNvGraphicFramePr>
@@ -15137,7 +15962,7 @@
                     </pic:cNvPicPr>
                   </pic:nvPicPr>
                   <pic:blipFill>
-                    <a:blip r:embed="rId24"/>
+                    <a:blip r:embed="rId26"/>
                     <a:srcRect/>
                     <a:stretch>
                       <a:fillRect/>
@@ -15631,7 +16456,7 @@
       <w:pPr>
         <w:pStyle w:val="2"/>
       </w:pPr>
-      <w:bookmarkStart w:id="41" w:name="_Toc242660054"/>
+      <w:bookmarkStart w:id="41" w:name="_Toc242660810"/>
       <w:r>
         <w:t>7.5 Hiding during full-screen apps</w:t>
       </w:r>
@@ -15682,7 +16507,7 @@
       <w:pPr>
         <w:pStyle w:val="1"/>
       </w:pPr>
-      <w:bookmarkStart w:id="42" w:name="_Toc242660055"/>
+      <w:bookmarkStart w:id="42" w:name="_Toc242660811"/>
       <w:r>
         <w:t>8 Creating QR codes</w:t>
       </w:r>
@@ -15698,7 +16523,7 @@
         <w:pStyle w:val="a4"/>
         <w:numPr>
           <w:ilvl w:val="0"/>
-          <w:numId w:val="11"/>
+          <w:numId w:val="12"/>
         </w:numPr>
         <w:spacing w:after="80"/>
       </w:pPr>
@@ -15721,7 +16546,7 @@
         <w:pStyle w:val="a4"/>
         <w:numPr>
           <w:ilvl w:val="0"/>
-          <w:numId w:val="11"/>
+          <w:numId w:val="12"/>
         </w:numPr>
         <w:spacing w:after="80"/>
       </w:pPr>
@@ -15744,7 +16569,7 @@
         <w:pStyle w:val="a4"/>
         <w:numPr>
           <w:ilvl w:val="0"/>
-          <w:numId w:val="11"/>
+          <w:numId w:val="12"/>
         </w:numPr>
         <w:spacing w:after="80"/>
       </w:pPr>
@@ -15767,7 +16592,7 @@
         <w:pStyle w:val="a4"/>
         <w:numPr>
           <w:ilvl w:val="0"/>
-          <w:numId w:val="11"/>
+          <w:numId w:val="12"/>
         </w:numPr>
         <w:spacing w:after="80"/>
       </w:pPr>
@@ -15821,10 +16646,10 @@
           <w:noProof/>
         </w:rPr>
         <w:drawing>
-          <wp:inline distT="0" distB="0" distL="0" distR="0" wp14:anchorId="602BC409" wp14:editId="0A0C6C22">
+          <wp:inline distT="0" distB="0" distL="0" distR="0" wp14:anchorId="0D6B04DF" wp14:editId="5DA69A94">
             <wp:extent cx="4676775" cy="3314700"/>
             <wp:effectExtent l="0" t="0" r="0" b="0"/>
-            <wp:docPr id="1943673898" name="generator" descr="generator" title="generator"/>
+            <wp:docPr id="1875866872" name="generator" descr="generator" title="generator"/>
             <wp:cNvGraphicFramePr>
               <a:graphicFrameLocks xmlns:a="http://schemas.openxmlformats.org/drawingml/2006/main" noChangeAspect="1"/>
             </wp:cNvGraphicFramePr>
@@ -15838,7 +16663,7 @@
                     </pic:cNvPicPr>
                   </pic:nvPicPr>
                   <pic:blipFill>
-                    <a:blip r:embed="rId25"/>
+                    <a:blip r:embed="rId27"/>
                     <a:srcRect/>
                     <a:stretch>
                       <a:fillRect/>
@@ -15889,7 +16714,7 @@
       <w:pPr>
         <w:pStyle w:val="2"/>
       </w:pPr>
-      <w:bookmarkStart w:id="43" w:name="_Toc242660056"/>
+      <w:bookmarkStart w:id="43" w:name="_Toc242660812"/>
       <w:r>
         <w:t>8.1 Error correction</w:t>
       </w:r>
@@ -16369,7 +17194,7 @@
       <w:pPr>
         <w:pStyle w:val="1"/>
       </w:pPr>
-      <w:bookmarkStart w:id="44" w:name="_Toc242660057"/>
+      <w:bookmarkStart w:id="44" w:name="_Toc242660813"/>
       <w:r>
         <w:t>9 Settings</w:t>
       </w:r>
@@ -16394,7 +17219,7 @@
       <w:pPr>
         <w:pStyle w:val="2"/>
       </w:pPr>
-      <w:bookmarkStart w:id="45" w:name="_Toc242660058"/>
+      <w:bookmarkStart w:id="45" w:name="_Toc242660814"/>
       <w:r>
         <w:t>9.1 General</w:t>
       </w:r>
@@ -16411,10 +17236,10 @@
           <w:noProof/>
         </w:rPr>
         <w:drawing>
-          <wp:inline distT="0" distB="0" distL="0" distR="0" wp14:anchorId="199D062E" wp14:editId="3802E489">
+          <wp:inline distT="0" distB="0" distL="0" distR="0" wp14:anchorId="5B85091D" wp14:editId="19BB8636">
             <wp:extent cx="5038725" cy="3714750"/>
             <wp:effectExtent l="0" t="0" r="0" b="0"/>
-            <wp:docPr id="1321334695" name="settings-general" descr="settings-general" title="settings-general"/>
+            <wp:docPr id="726530007" name="settings-general" descr="settings-general" title="settings-general"/>
             <wp:cNvGraphicFramePr>
               <a:graphicFrameLocks xmlns:a="http://schemas.openxmlformats.org/drawingml/2006/main" noChangeAspect="1"/>
             </wp:cNvGraphicFramePr>
@@ -16428,7 +17253,7 @@
                     </pic:cNvPicPr>
                   </pic:nvPicPr>
                   <pic:blipFill>
-                    <a:blip r:embed="rId26"/>
+                    <a:blip r:embed="rId28"/>
                     <a:srcRect/>
                     <a:stretch>
                       <a:fillRect/>
@@ -16813,6 +17638,7 @@
                 <w:sz w:val="19"/>
                 <w:szCs w:val="19"/>
               </w:rPr>
+              <w:lastRenderedPageBreak/>
               <w:t>Right-click menu</w:t>
             </w:r>
           </w:p>
@@ -16837,7 +17663,7 @@
                 <w:sz w:val="19"/>
                 <w:szCs w:val="19"/>
               </w:rPr>
-              <w:t>(Windows only) Adds QRcode tool entries to the desktop and image file right-click menus.</w:t>
+              <w:t>(Windows only) Adds QRcode tool entries to the desktop and image file right-click menus. On by default; see “Windows right-click menu” in Chapter 4.</w:t>
             </w:r>
           </w:p>
         </w:tc>
@@ -16872,7 +17698,6 @@
                 <w:sz w:val="19"/>
                 <w:szCs w:val="19"/>
               </w:rPr>
-              <w:lastRenderedPageBreak/>
               <w:t>Toolbar layout</w:t>
             </w:r>
           </w:p>
@@ -17189,7 +18014,7 @@
       <w:pPr>
         <w:pStyle w:val="2"/>
       </w:pPr>
-      <w:bookmarkStart w:id="46" w:name="_Toc242660059"/>
+      <w:bookmarkStart w:id="46" w:name="_Toc242660815"/>
       <w:r>
         <w:t>9.2 Scanning</w:t>
       </w:r>
@@ -17206,10 +18031,10 @@
           <w:noProof/>
         </w:rPr>
         <w:drawing>
-          <wp:inline distT="0" distB="0" distL="0" distR="0" wp14:anchorId="62061CBB" wp14:editId="1F891E48">
+          <wp:inline distT="0" distB="0" distL="0" distR="0" wp14:anchorId="4A1895F1" wp14:editId="2C3D0D9A">
             <wp:extent cx="5038725" cy="3714750"/>
             <wp:effectExtent l="0" t="0" r="0" b="0"/>
-            <wp:docPr id="11936304" name="settings-scanning" descr="settings-scanning" title="settings-scanning"/>
+            <wp:docPr id="2099231420" name="settings-scanning" descr="settings-scanning" title="settings-scanning"/>
             <wp:cNvGraphicFramePr>
               <a:graphicFrameLocks xmlns:a="http://schemas.openxmlformats.org/drawingml/2006/main" noChangeAspect="1"/>
             </wp:cNvGraphicFramePr>
@@ -17223,7 +18048,7 @@
                     </pic:cNvPicPr>
                   </pic:nvPicPr>
                   <pic:blipFill>
-                    <a:blip r:embed="rId27"/>
+                    <a:blip r:embed="rId29"/>
                     <a:srcRect/>
                     <a:stretch>
                       <a:fillRect/>
@@ -17327,6 +18152,7 @@
                 <w:sz w:val="19"/>
                 <w:szCs w:val="19"/>
               </w:rPr>
+              <w:lastRenderedPageBreak/>
               <w:t>Setting</w:t>
             </w:r>
           </w:p>
@@ -17449,7 +18275,6 @@
                 <w:sz w:val="19"/>
                 <w:szCs w:val="19"/>
               </w:rPr>
-              <w:lastRenderedPageBreak/>
               <w:t>Play a sound when a code is found</w:t>
             </w:r>
           </w:p>
@@ -17682,7 +18507,7 @@
       <w:pPr>
         <w:pStyle w:val="2"/>
       </w:pPr>
-      <w:bookmarkStart w:id="47" w:name="_Toc242660060"/>
+      <w:bookmarkStart w:id="47" w:name="_Toc242660816"/>
       <w:r>
         <w:t>9.3 Camera</w:t>
       </w:r>
@@ -17699,10 +18524,10 @@
           <w:noProof/>
         </w:rPr>
         <w:drawing>
-          <wp:inline distT="0" distB="0" distL="0" distR="0" wp14:anchorId="6A5B7CA8" wp14:editId="52CA2454">
+          <wp:inline distT="0" distB="0" distL="0" distR="0" wp14:anchorId="3D3F98A0" wp14:editId="4BCEF722">
             <wp:extent cx="5038725" cy="3714750"/>
             <wp:effectExtent l="0" t="0" r="0" b="0"/>
-            <wp:docPr id="1304268892" name="settings-camera" descr="settings-camera" title="settings-camera"/>
+            <wp:docPr id="1645064694" name="settings-camera" descr="settings-camera" title="settings-camera"/>
             <wp:cNvGraphicFramePr>
               <a:graphicFrameLocks xmlns:a="http://schemas.openxmlformats.org/drawingml/2006/main" noChangeAspect="1"/>
             </wp:cNvGraphicFramePr>
@@ -17716,7 +18541,7 @@
                     </pic:cNvPicPr>
                   </pic:nvPicPr>
                   <pic:blipFill>
-                    <a:blip r:embed="rId28"/>
+                    <a:blip r:embed="rId30"/>
                     <a:srcRect/>
                     <a:stretch>
                       <a:fillRect/>
@@ -17942,6 +18767,7 @@
                 <w:sz w:val="19"/>
                 <w:szCs w:val="19"/>
               </w:rPr>
+              <w:lastRenderedPageBreak/>
               <w:t>Mirror the picture</w:t>
             </w:r>
           </w:p>
@@ -18001,7 +18827,6 @@
                 <w:sz w:val="19"/>
                 <w:szCs w:val="19"/>
               </w:rPr>
-              <w:lastRenderedPageBreak/>
               <w:t>Keep results on screen (seconds)</w:t>
             </w:r>
           </w:p>
@@ -18100,7 +18925,7 @@
       <w:pPr>
         <w:pStyle w:val="2"/>
       </w:pPr>
-      <w:bookmarkStart w:id="48" w:name="_Toc242660061"/>
+      <w:bookmarkStart w:id="48" w:name="_Toc242660817"/>
       <w:r>
         <w:t>9.4 Shortcuts</w:t>
       </w:r>
@@ -18117,10 +18942,10 @@
           <w:noProof/>
         </w:rPr>
         <w:drawing>
-          <wp:inline distT="0" distB="0" distL="0" distR="0" wp14:anchorId="2FE0888D" wp14:editId="53E3617D">
+          <wp:inline distT="0" distB="0" distL="0" distR="0" wp14:anchorId="5DEBB85A" wp14:editId="370C4F34">
             <wp:extent cx="5038725" cy="3714750"/>
             <wp:effectExtent l="0" t="0" r="0" b="0"/>
-            <wp:docPr id="1649968057" name="settings-shortcuts" descr="settings-shortcuts" title="settings-shortcuts"/>
+            <wp:docPr id="1782857258" name="settings-shortcuts" descr="settings-shortcuts" title="settings-shortcuts"/>
             <wp:cNvGraphicFramePr>
               <a:graphicFrameLocks xmlns:a="http://schemas.openxmlformats.org/drawingml/2006/main" noChangeAspect="1"/>
             </wp:cNvGraphicFramePr>
@@ -18134,7 +18959,7 @@
                     </pic:cNvPicPr>
                   </pic:nvPicPr>
                   <pic:blipFill>
-                    <a:blip r:embed="rId29"/>
+                    <a:blip r:embed="rId31"/>
                     <a:srcRect/>
                     <a:stretch>
                       <a:fillRect/>
@@ -18716,11 +19541,12 @@
         <w:pStyle w:val="a4"/>
         <w:numPr>
           <w:ilvl w:val="0"/>
-          <w:numId w:val="12"/>
+          <w:numId w:val="13"/>
         </w:numPr>
         <w:spacing w:after="80"/>
       </w:pPr>
       <w:r>
+        <w:lastRenderedPageBreak/>
         <w:t xml:space="preserve">Click the shortcut you want to change. The button shows </w:t>
       </w:r>
       <w:r>
@@ -18739,12 +19565,11 @@
         <w:pStyle w:val="a4"/>
         <w:numPr>
           <w:ilvl w:val="0"/>
-          <w:numId w:val="12"/>
+          <w:numId w:val="13"/>
         </w:numPr>
         <w:spacing w:after="80"/>
       </w:pPr>
       <w:r>
-        <w:lastRenderedPageBreak/>
         <w:t xml:space="preserve">Press the new key combination. It must include at least one of </w:t>
       </w:r>
       <w:r>
@@ -18888,7 +19713,7 @@
         <w:pStyle w:val="a4"/>
         <w:numPr>
           <w:ilvl w:val="0"/>
-          <w:numId w:val="12"/>
+          <w:numId w:val="13"/>
         </w:numPr>
         <w:spacing w:after="80"/>
       </w:pPr>
@@ -18930,7 +19755,7 @@
       <w:pPr>
         <w:pStyle w:val="2"/>
       </w:pPr>
-      <w:bookmarkStart w:id="49" w:name="_Toc242660062"/>
+      <w:bookmarkStart w:id="49" w:name="_Toc242660818"/>
       <w:r>
         <w:t>9.5 Privacy &amp; history</w:t>
       </w:r>
@@ -18947,10 +19772,10 @@
           <w:noProof/>
         </w:rPr>
         <w:drawing>
-          <wp:inline distT="0" distB="0" distL="0" distR="0" wp14:anchorId="551FD133" wp14:editId="40A974BC">
+          <wp:inline distT="0" distB="0" distL="0" distR="0" wp14:anchorId="6E47570E" wp14:editId="41E393C5">
             <wp:extent cx="5038725" cy="3714750"/>
             <wp:effectExtent l="0" t="0" r="0" b="0"/>
-            <wp:docPr id="1572664427" name="settings-privacy" descr="settings-privacy" title="settings-privacy"/>
+            <wp:docPr id="1948495070" name="settings-privacy" descr="settings-privacy" title="settings-privacy"/>
             <wp:cNvGraphicFramePr>
               <a:graphicFrameLocks xmlns:a="http://schemas.openxmlformats.org/drawingml/2006/main" noChangeAspect="1"/>
             </wp:cNvGraphicFramePr>
@@ -18964,7 +19789,7 @@
                     </pic:cNvPicPr>
                   </pic:nvPicPr>
                   <pic:blipFill>
-                    <a:blip r:embed="rId30"/>
+                    <a:blip r:embed="rId32"/>
                     <a:srcRect/>
                     <a:stretch>
                       <a:fillRect/>
@@ -19379,9 +20204,8 @@
       <w:pPr>
         <w:pStyle w:val="2"/>
       </w:pPr>
-      <w:bookmarkStart w:id="50" w:name="_Toc242660063"/>
-      <w:r>
-        <w:lastRenderedPageBreak/>
+      <w:bookmarkStart w:id="50" w:name="_Toc242660819"/>
+      <w:r>
         <w:t>9.6 About</w:t>
       </w:r>
       <w:bookmarkEnd w:id="50"/>
@@ -19397,10 +20221,10 @@
           <w:noProof/>
         </w:rPr>
         <w:drawing>
-          <wp:inline distT="0" distB="0" distL="0" distR="0" wp14:anchorId="3FF016A8" wp14:editId="78A1F402">
+          <wp:inline distT="0" distB="0" distL="0" distR="0" wp14:anchorId="52A8C4C2" wp14:editId="2F91184D">
             <wp:extent cx="5038725" cy="3714750"/>
             <wp:effectExtent l="0" t="0" r="0" b="0"/>
-            <wp:docPr id="287495879" name="settings-about" descr="settings-about" title="settings-about"/>
+            <wp:docPr id="261275140" name="settings-about" descr="settings-about" title="settings-about"/>
             <wp:cNvGraphicFramePr>
               <a:graphicFrameLocks xmlns:a="http://schemas.openxmlformats.org/drawingml/2006/main" noChangeAspect="1"/>
             </wp:cNvGraphicFramePr>
@@ -19414,7 +20238,7 @@
                     </pic:cNvPicPr>
                   </pic:nvPicPr>
                   <pic:blipFill>
-                    <a:blip r:embed="rId31"/>
+                    <a:blip r:embed="rId33"/>
                     <a:srcRect/>
                     <a:stretch>
                       <a:fillRect/>
@@ -19549,7 +20373,7 @@
       <w:pPr>
         <w:pStyle w:val="1"/>
       </w:pPr>
-      <w:bookmarkStart w:id="51" w:name="_Toc242660064"/>
+      <w:bookmarkStart w:id="51" w:name="_Toc242660820"/>
       <w:r>
         <w:t>10 Updating and uninstalling</w:t>
       </w:r>
@@ -19559,7 +20383,7 @@
       <w:pPr>
         <w:pStyle w:val="2"/>
       </w:pPr>
-      <w:bookmarkStart w:id="52" w:name="_Toc242660065"/>
+      <w:bookmarkStart w:id="52" w:name="_Toc242660821"/>
       <w:r>
         <w:t>10.1 Checking for and installing updates</w:t>
       </w:r>
@@ -19611,10 +20435,10 @@
           <w:noProof/>
         </w:rPr>
         <w:drawing>
-          <wp:inline distT="0" distB="0" distL="0" distR="0" wp14:anchorId="781AEDC7" wp14:editId="3C20F1A4">
+          <wp:inline distT="0" distB="0" distL="0" distR="0" wp14:anchorId="6C5E02EF" wp14:editId="6DA3772B">
             <wp:extent cx="3600450" cy="1743075"/>
             <wp:effectExtent l="0" t="0" r="0" b="0"/>
-            <wp:docPr id="1960487754" name="message-update" descr="message-update" title="message-update"/>
+            <wp:docPr id="1934793800" name="message-update" descr="message-update" title="message-update"/>
             <wp:cNvGraphicFramePr>
               <a:graphicFrameLocks xmlns:a="http://schemas.openxmlformats.org/drawingml/2006/main" noChangeAspect="1"/>
             </wp:cNvGraphicFramePr>
@@ -19628,7 +20452,7 @@
                     </pic:cNvPicPr>
                   </pic:nvPicPr>
                   <pic:blipFill>
-                    <a:blip r:embed="rId32"/>
+                    <a:blip r:embed="rId34"/>
                     <a:srcRect/>
                     <a:stretch>
                       <a:fillRect/>
@@ -19680,7 +20504,7 @@
         <w:pStyle w:val="a4"/>
         <w:numPr>
           <w:ilvl w:val="0"/>
-          <w:numId w:val="13"/>
+          <w:numId w:val="14"/>
         </w:numPr>
         <w:spacing w:after="80"/>
       </w:pPr>
@@ -19707,100 +20531,6 @@
       <w:r>
         <w:t>.</w:t>
       </w:r>
-    </w:p>
-    <w:p>
-      <w:pPr>
-        <w:pStyle w:val="a4"/>
-        <w:numPr>
-          <w:ilvl w:val="0"/>
-          <w:numId w:val="13"/>
-        </w:numPr>
-        <w:spacing w:after="80"/>
-      </w:pPr>
-      <w:r>
-        <w:t>The new version is downloaded in the background, and the program restarts when it is done.</w:t>
-      </w:r>
-    </w:p>
-    <w:p>
-      <w:pPr>
-        <w:pStyle w:val="a4"/>
-        <w:numPr>
-          <w:ilvl w:val="0"/>
-          <w:numId w:val="13"/>
-        </w:numPr>
-        <w:spacing w:after="80"/>
-      </w:pPr>
-      <w:r>
-        <w:t xml:space="preserve">Click </w:t>
-      </w:r>
-      <w:r>
-        <w:rPr>
-          <w:b/>
-          <w:bCs/>
-        </w:rPr>
-        <w:t>Later</w:t>
-      </w:r>
-      <w:r>
-        <w:t xml:space="preserve"> if you do not want to update now.</w:t>
-      </w:r>
-    </w:p>
-    <w:p>
-      <w:pPr>
-        <w:spacing w:after="60"/>
-      </w:pPr>
-    </w:p>
-    <w:p>
-      <w:r>
-        <w:t xml:space="preserve">Updates are only installed after you click </w:t>
-      </w:r>
-      <w:r>
-        <w:rPr>
-          <w:b/>
-          <w:bCs/>
-        </w:rPr>
-        <w:t>Update now</w:t>
-      </w:r>
-      <w:r>
-        <w:t>; the program never installs anything on its own.</w:t>
-      </w:r>
-    </w:p>
-    <w:p>
-      <w:pPr>
-        <w:pStyle w:val="2"/>
-      </w:pPr>
-      <w:bookmarkStart w:id="53" w:name="_Toc242660066"/>
-      <w:r>
-        <w:t>10.2 Portable version</w:t>
-      </w:r>
-      <w:bookmarkEnd w:id="53"/>
-    </w:p>
-    <w:p>
-      <w:r>
-        <w:t>The portable version (</w:t>
-      </w:r>
-      <w:r>
-        <w:rPr>
-          <w:rFonts w:ascii="Consolas" w:eastAsia="Consolas" w:hAnsi="Consolas" w:cs="Consolas"/>
-          <w:color w:val="1F2A44"/>
-          <w:sz w:val="19"/>
-          <w:szCs w:val="19"/>
-          <w:shd w:val="clear" w:color="auto" w:fill="F3F5F9"/>
-        </w:rPr>
-        <w:t>Portable.zip</w:t>
-      </w:r>
-      <w:r>
-        <w:t>) does not update itself; checking for updates shows “Updates are not available”. Download the new version from the GitHub release page and replace the old files. Your settings are kept.</w:t>
-      </w:r>
-    </w:p>
-    <w:p>
-      <w:pPr>
-        <w:pStyle w:val="2"/>
-      </w:pPr>
-      <w:bookmarkStart w:id="54" w:name="_Toc242660067"/>
-      <w:r>
-        <w:t>10.3 Uninstalling</w:t>
-      </w:r>
-      <w:bookmarkEnd w:id="54"/>
     </w:p>
     <w:p>
       <w:pPr>
@@ -19812,17 +20542,7 @@
         <w:spacing w:after="80"/>
       </w:pPr>
       <w:r>
-        <w:t xml:space="preserve">Open Windows </w:t>
-      </w:r>
-      <w:r>
-        <w:rPr>
-          <w:b/>
-          <w:bCs/>
-        </w:rPr>
-        <w:t>Settings › Apps › Installed apps</w:t>
-      </w:r>
-      <w:r>
-        <w:t>.</w:t>
+        <w:t>The new version is downloaded in the background, and the program restarts when it is done.</w:t>
       </w:r>
     </w:p>
     <w:p>
@@ -19835,56 +20555,160 @@
         <w:spacing w:after="80"/>
       </w:pPr>
       <w:r>
-        <w:t xml:space="preserve">Find QRcode tool, click </w:t>
+        <w:t xml:space="preserve">Click </w:t>
       </w:r>
       <w:r>
         <w:rPr>
           <w:b/>
           <w:bCs/>
         </w:rPr>
-        <w:t>…</w:t>
-      </w:r>
-      <w:r>
-        <w:t xml:space="preserve"> and choose </w:t>
+        <w:t>Later</w:t>
+      </w:r>
+      <w:r>
+        <w:t xml:space="preserve"> if you do not want to update now.</w:t>
+      </w:r>
+    </w:p>
+    <w:p>
+      <w:pPr>
+        <w:spacing w:after="60"/>
+      </w:pPr>
+    </w:p>
+    <w:p>
+      <w:r>
+        <w:t xml:space="preserve">Updates are only installed after you click </w:t>
       </w:r>
       <w:r>
         <w:rPr>
           <w:b/>
           <w:bCs/>
         </w:rPr>
-        <w:t>Uninstall</w:t>
-      </w:r>
-      <w:r>
-        <w:t>.</w:t>
-      </w:r>
+        <w:t>Update now</w:t>
+      </w:r>
+      <w:r>
+        <w:t>; the program never installs anything on its own.</w:t>
+      </w:r>
+    </w:p>
+    <w:p>
+      <w:pPr>
+        <w:pStyle w:val="2"/>
+      </w:pPr>
+      <w:bookmarkStart w:id="53" w:name="_Toc242660822"/>
+      <w:r>
+        <w:t>10.2 Portable version</w:t>
+      </w:r>
+      <w:bookmarkEnd w:id="53"/>
+    </w:p>
+    <w:p>
+      <w:r>
+        <w:t>The portable version (</w:t>
+      </w:r>
+      <w:r>
+        <w:rPr>
+          <w:rFonts w:ascii="Consolas" w:eastAsia="Consolas" w:hAnsi="Consolas" w:cs="Consolas"/>
+          <w:color w:val="1F2A44"/>
+          <w:sz w:val="19"/>
+          <w:szCs w:val="19"/>
+          <w:shd w:val="clear" w:color="auto" w:fill="F3F5F9"/>
+        </w:rPr>
+        <w:t>Portable.zip</w:t>
+      </w:r>
+      <w:r>
+        <w:t>) does not update itself; checking for updates shows “Updates are not available”. Download the new version from the GitHub release page and replace the old files. Your settings are kept.</w:t>
+      </w:r>
+    </w:p>
+    <w:p>
+      <w:pPr>
+        <w:pStyle w:val="2"/>
+      </w:pPr>
+      <w:bookmarkStart w:id="54" w:name="_Toc242660823"/>
+      <w:r>
+        <w:t>10.3 Uninstalling</w:t>
+      </w:r>
+      <w:bookmarkEnd w:id="54"/>
     </w:p>
     <w:p>
       <w:pPr>
         <w:pStyle w:val="a4"/>
         <w:numPr>
           <w:ilvl w:val="0"/>
-          <w:numId w:val="14"/>
+          <w:numId w:val="15"/>
         </w:numPr>
         <w:spacing w:after="80"/>
       </w:pPr>
       <w:r>
-        <w:t>The start-up entry and the right-click menu entries are removed as well.</w:t>
-      </w:r>
-    </w:p>
-    <w:p>
-      <w:pPr>
-        <w:spacing w:after="60"/>
-      </w:pPr>
-    </w:p>
-    <w:p>
-      <w:r>
-        <w:t xml:space="preserve">To remove your settings and history too, open the settings folder and the log folder from </w:t>
+        <w:t xml:space="preserve">Open Windows </w:t>
       </w:r>
       <w:r>
         <w:rPr>
           <w:b/>
           <w:bCs/>
         </w:rPr>
+        <w:t>Settings › Apps › Installed apps</w:t>
+      </w:r>
+      <w:r>
+        <w:t>.</w:t>
+      </w:r>
+    </w:p>
+    <w:p>
+      <w:pPr>
+        <w:pStyle w:val="a4"/>
+        <w:numPr>
+          <w:ilvl w:val="0"/>
+          <w:numId w:val="15"/>
+        </w:numPr>
+        <w:spacing w:after="80"/>
+      </w:pPr>
+      <w:r>
+        <w:t xml:space="preserve">Find QRcode tool, click </w:t>
+      </w:r>
+      <w:r>
+        <w:rPr>
+          <w:b/>
+          <w:bCs/>
+        </w:rPr>
+        <w:t>…</w:t>
+      </w:r>
+      <w:r>
+        <w:t xml:space="preserve"> and choose </w:t>
+      </w:r>
+      <w:r>
+        <w:rPr>
+          <w:b/>
+          <w:bCs/>
+        </w:rPr>
+        <w:t>Uninstall</w:t>
+      </w:r>
+      <w:r>
+        <w:t>.</w:t>
+      </w:r>
+    </w:p>
+    <w:p>
+      <w:pPr>
+        <w:pStyle w:val="a4"/>
+        <w:numPr>
+          <w:ilvl w:val="0"/>
+          <w:numId w:val="15"/>
+        </w:numPr>
+        <w:spacing w:after="80"/>
+      </w:pPr>
+      <w:r>
+        <w:t>The start-up entry and the right-click menu entries are removed as well.</w:t>
+      </w:r>
+    </w:p>
+    <w:p>
+      <w:pPr>
+        <w:spacing w:after="60"/>
+      </w:pPr>
+    </w:p>
+    <w:p>
+      <w:r>
+        <w:t xml:space="preserve">To remove your settings and history too, open the settings folder and the log folder from </w:t>
+      </w:r>
+      <w:r>
+        <w:rPr>
+          <w:b/>
+          <w:bCs/>
+        </w:rPr>
         <w:t>Settings › About</w:t>
       </w:r>
       <w:r>
@@ -19895,7 +20719,7 @@
       <w:pPr>
         <w:pStyle w:val="2"/>
       </w:pPr>
-      <w:bookmarkStart w:id="55" w:name="_Toc242660068"/>
+      <w:bookmarkStart w:id="55" w:name="_Toc242660824"/>
       <w:r>
         <w:t>10.4 Where settings and logs are stored</w:t>
       </w:r>
@@ -20281,7 +21105,7 @@
       <w:pPr>
         <w:pStyle w:val="1"/>
       </w:pPr>
-      <w:bookmarkStart w:id="56" w:name="_Toc242660069"/>
+      <w:bookmarkStart w:id="56" w:name="_Toc242660825"/>
       <w:r>
         <w:t>11 Troubleshooting</w:t>
       </w:r>
@@ -20475,7 +21299,7 @@
           <w:b/>
           <w:bCs/>
         </w:rPr>
-        <w:t>The toolbar has disappeared.</w:t>
+        <w:t>QRcode tool is missing from the right-click menu.</w:t>
       </w:r>
     </w:p>
     <w:p>
@@ -20484,7 +21308,27 @@
         <w:ind w:left="440"/>
       </w:pPr>
       <w:r>
-        <w:t xml:space="preserve">Press </w:t>
+        <w:t xml:space="preserve">Check that </w:t>
+      </w:r>
+      <w:r>
+        <w:rPr>
+          <w:b/>
+          <w:bCs/>
+        </w:rPr>
+        <w:t>Settings › General › Right-click menu</w:t>
+      </w:r>
+      <w:r>
+        <w:t xml:space="preserve"> is on. On Windows 11 the entries are under </w:t>
+      </w:r>
+      <w:r>
+        <w:rPr>
+          <w:b/>
+          <w:bCs/>
+        </w:rPr>
+        <w:t>Show more options</w:t>
+      </w:r>
+      <w:r>
+        <w:t xml:space="preserve"> (or hold </w:t>
       </w:r>
       <w:r>
         <w:rPr>
@@ -20508,30 +21352,20 @@
           <w:bdr w:val="single" w:sz="4" w:space="0" w:color="C3C9D4"/>
           <w:shd w:val="clear" w:color="auto" w:fill="F1F3F7"/>
         </w:rPr>
-        <w:t>Ctrl+Alt+E </w:t>
-      </w:r>
-      <w:r>
-        <w:t xml:space="preserve"> or tick </w:t>
+        <w:t>Shift </w:t>
+      </w:r>
+      <w:r>
+        <w:t xml:space="preserve"> while you right-click). </w:t>
       </w:r>
       <w:r>
         <w:rPr>
           <w:b/>
           <w:bCs/>
         </w:rPr>
-        <w:t>Floating toolbar</w:t>
-      </w:r>
-      <w:r>
-        <w:t xml:space="preserve"> in the tray menu. With </w:t>
-      </w:r>
-      <w:r>
-        <w:rPr>
-          <w:b/>
-          <w:bCs/>
-        </w:rPr>
-        <w:t>Hide during full-screen apps</w:t>
-      </w:r>
-      <w:r>
-        <w:t xml:space="preserve"> on, the toolbar is hidden while a full-screen program is in front.</w:t>
+        <w:t>QRcode tool Open image</w:t>
+      </w:r>
+      <w:r>
+        <w:t xml:space="preserve"> appears only when one picture is selected. If you just installed QRcode tool or moved the portable version, start it once.</w:t>
       </w:r>
     </w:p>
     <w:p>
@@ -20552,7 +21386,7 @@
           <w:b/>
           <w:bCs/>
         </w:rPr>
-        <w:t>The camera does not start.</w:t>
+        <w:t>The toolbar has disappeared.</w:t>
       </w:r>
     </w:p>
     <w:p>
@@ -20561,17 +21395,54 @@
         <w:ind w:left="440"/>
       </w:pPr>
       <w:r>
-        <w:t xml:space="preserve">Close other programs that use the camera and check that your system’s privacy settings allow QRcode tool to use it. With several cameras, choose the right one in </w:t>
+        <w:t xml:space="preserve">Press </w:t>
       </w:r>
       <w:r>
         <w:rPr>
           <w:b/>
           <w:bCs/>
-        </w:rPr>
-        <w:t>Settings › Camera</w:t>
-      </w:r>
-      <w:r>
-        <w:t>.</w:t>
+          <w:color w:val="2B3140"/>
+          <w:sz w:val="18"/>
+          <w:szCs w:val="18"/>
+          <w:bdr w:val="single" w:sz="4" w:space="0" w:color="C3C9D4"/>
+          <w:shd w:val="clear" w:color="auto" w:fill="F1F3F7"/>
+        </w:rPr>
+        <w:t> </w:t>
+      </w:r>
+      <w:r>
+        <w:rPr>
+          <w:b/>
+          <w:bCs/>
+          <w:color w:val="2B3140"/>
+          <w:sz w:val="18"/>
+          <w:szCs w:val="18"/>
+          <w:bdr w:val="single" w:sz="4" w:space="0" w:color="C3C9D4"/>
+          <w:shd w:val="clear" w:color="auto" w:fill="F1F3F7"/>
+        </w:rPr>
+        <w:t>Ctrl+Alt+E </w:t>
+      </w:r>
+      <w:r>
+        <w:t xml:space="preserve"> or tick </w:t>
+      </w:r>
+      <w:r>
+        <w:rPr>
+          <w:b/>
+          <w:bCs/>
+        </w:rPr>
+        <w:t>Floating toolbar</w:t>
+      </w:r>
+      <w:r>
+        <w:t xml:space="preserve"> in the tray menu. With </w:t>
+      </w:r>
+      <w:r>
+        <w:rPr>
+          <w:b/>
+          <w:bCs/>
+        </w:rPr>
+        <w:t>Hide during full-screen apps</w:t>
+      </w:r>
+      <w:r>
+        <w:t xml:space="preserve"> on, the toolbar is hidden while a full-screen program is in front.</w:t>
       </w:r>
     </w:p>
     <w:p>
@@ -20592,7 +21463,7 @@
           <w:b/>
           <w:bCs/>
         </w:rPr>
-        <w:t>Wi-Fi does not connect automatically.</w:t>
+        <w:t>The camera does not start.</w:t>
       </w:r>
     </w:p>
     <w:p>
@@ -20601,17 +21472,17 @@
         <w:ind w:left="440"/>
       </w:pPr>
       <w:r>
-        <w:t xml:space="preserve">Some networks (for example enterprise authentication) cannot be set up by the program. Click </w:t>
+        <w:t xml:space="preserve">Close other programs that use the camera and check that your system’s privacy settings allow QRcode tool to use it. With several cameras, choose the right one in </w:t>
       </w:r>
       <w:r>
         <w:rPr>
           <w:b/>
           <w:bCs/>
         </w:rPr>
-        <w:t>Copy password</w:t>
-      </w:r>
-      <w:r>
-        <w:t xml:space="preserve"> on the detail card and connect from the system’s Wi-Fi menu.</w:t>
+        <w:t>Settings › Camera</w:t>
+      </w:r>
+      <w:r>
+        <w:t>.</w:t>
       </w:r>
     </w:p>
     <w:p>
@@ -20625,6 +21496,7 @@
           <w:bCs/>
           <w:color w:val="1D4FFF"/>
         </w:rPr>
+        <w:lastRenderedPageBreak/>
         <w:t>Q </w:t>
       </w:r>
       <w:r>
@@ -20632,7 +21504,7 @@
           <w:b/>
           <w:bCs/>
         </w:rPr>
-        <w:t>My antivirus program warns about it.</w:t>
+        <w:t>Wi-Fi does not connect automatically.</w:t>
       </w:r>
     </w:p>
     <w:p>
@@ -20641,11 +21513,47 @@
         <w:ind w:left="440"/>
       </w:pPr>
       <w:r>
-        <w:t xml:space="preserve">New unsigned programs that register shortcuts, read the screen and start with the computer </w:t>
-      </w:r>
-      <w:r>
-        <w:lastRenderedPageBreak/>
-        <w:t>are sometimes flagged by behaviour-based detection. QRcode tool uses standard system interfaces and its source code is public. Please report the false positive to your antivirus vendor, or open an issue on GitHub.</w:t>
+        <w:t xml:space="preserve">Some networks (for example enterprise authentication) cannot be set up by the program. Click </w:t>
+      </w:r>
+      <w:r>
+        <w:rPr>
+          <w:b/>
+          <w:bCs/>
+        </w:rPr>
+        <w:t>Copy password</w:t>
+      </w:r>
+      <w:r>
+        <w:t xml:space="preserve"> on the detail card and connect from the system’s Wi-Fi menu.</w:t>
+      </w:r>
+    </w:p>
+    <w:p>
+      <w:pPr>
+        <w:keepNext/>
+        <w:spacing w:before="200" w:after="60"/>
+      </w:pPr>
+      <w:r>
+        <w:rPr>
+          <w:b/>
+          <w:bCs/>
+          <w:color w:val="1D4FFF"/>
+        </w:rPr>
+        <w:t>Q </w:t>
+      </w:r>
+      <w:r>
+        <w:rPr>
+          <w:b/>
+          <w:bCs/>
+        </w:rPr>
+        <w:t>My antivirus program warns about it.</w:t>
+      </w:r>
+    </w:p>
+    <w:p>
+      <w:pPr>
+        <w:spacing w:after="120"/>
+        <w:ind w:left="440"/>
+      </w:pPr>
+      <w:r>
+        <w:t>New unsigned programs that register shortcuts, read the screen and start with the computer are sometimes flagged by behaviour-based detection. QRcode tool uses standard system interfaces and its source code is public. Please report the false positive to your antivirus vendor, or open an issue on GitHub.</w:t>
       </w:r>
     </w:p>
     <w:p>
@@ -20853,7 +21761,7 @@
       <w:pPr>
         <w:pStyle w:val="1"/>
       </w:pPr>
-      <w:bookmarkStart w:id="57" w:name="_Toc242660070"/>
+      <w:bookmarkStart w:id="57" w:name="_Toc242660826"/>
       <w:r>
         <w:t>A Shortcuts and keys at a glance</w:t>
       </w:r>
@@ -21983,7 +22891,7 @@
       <w:pPr>
         <w:pStyle w:val="1"/>
       </w:pPr>
-      <w:bookmarkStart w:id="58" w:name="_Toc242660071"/>
+      <w:bookmarkStart w:id="58" w:name="_Toc242660827"/>
       <w:r>
         <w:t>B Supported codes</w:t>
       </w:r>
@@ -22963,8 +23871,8 @@
     <w:p>
       <w:pPr>
         <w:sectPr>
-          <w:headerReference w:type="default" r:id="rId33"/>
-          <w:footerReference w:type="default" r:id="rId34"/>
+          <w:headerReference w:type="default" r:id="rId35"/>
+          <w:footerReference w:type="default" r:id="rId36"/>
           <w:pgSz w:w="11906" w:h="16838"/>
           <w:pgMar w:top="1474" w:right="1304" w:bottom="1361" w:left="1304" w:header="709" w:footer="567" w:gutter="0"/>
           <w:pgNumType w:start="1"/>
@@ -22980,7 +23888,7 @@
         </w:rPr>
         <w:lastRenderedPageBreak/>
         <w:drawing>
-          <wp:anchor distT="0" distB="0" distL="0" distR="0" simplePos="0" relativeHeight="251658240" behindDoc="1" locked="0" layoutInCell="1" allowOverlap="1" wp14:anchorId="56E2EE47" wp14:editId="5ADC017E">
+          <wp:anchor distT="0" distB="0" distL="0" distR="0" simplePos="0" relativeHeight="251658240" behindDoc="1" locked="0" layoutInCell="1" allowOverlap="1" wp14:anchorId="331F9FA3" wp14:editId="5F3C0329">
             <wp:simplePos x="0" y="0"/>
             <wp:positionH relativeFrom="page">
               <wp:posOffset>0</wp:posOffset>
@@ -22991,7 +23899,7 @@
             <wp:extent cx="7562850" cy="10696575"/>
             <wp:effectExtent l="0" t="0" r="0" b="0"/>
             <wp:wrapNone/>
-            <wp:docPr id="1491580806" name="back" descr="QRcode tool User Manual" title="back"/>
+            <wp:docPr id="554807022" name="back" descr="QRcode tool User Manual" title="back"/>
             <wp:cNvGraphicFramePr>
               <a:graphicFrameLocks xmlns:a="http://schemas.openxmlformats.org/drawingml/2006/main" noChangeAspect="1"/>
             </wp:cNvGraphicFramePr>
@@ -23005,10 +23913,10 @@
                     </pic:cNvPicPr>
                   </pic:nvPicPr>
                   <pic:blipFill>
-                    <a:blip r:embed="rId35">
+                    <a:blip r:embed="rId37">
                       <a:extLst>
                         <a:ext uri="{96DAC541-7B7A-43D3-8B79-37D633B846F1}">
-                          <asvg:svgBlip xmlns:asvg="http://schemas.microsoft.com/office/drawing/2016/SVG/main" r:embed="rId36"/>
+                          <asvg:svgBlip xmlns:asvg="http://schemas.microsoft.com/office/drawing/2016/SVG/main" r:embed="rId38"/>
                         </a:ext>
                       </a:extLst>
                     </a:blip>
@@ -23081,7 +23989,7 @@
         </w:rPr>
         <w:t>Project page </w:t>
       </w:r>
-      <w:hyperlink r:id="rId37" w:history="1">
+      <w:hyperlink r:id="rId39" w:history="1">
         <w:r>
           <w:rPr>
             <w:color w:val="1D4FFF"/>
@@ -23108,7 +24016,7 @@
         </w:rPr>
         <w:t>Latest release </w:t>
       </w:r>
-      <w:hyperlink r:id="rId38" w:history="1">
+      <w:hyperlink r:id="rId40" w:history="1">
         <w:r>
           <w:rPr>
             <w:color w:val="1D4FFF"/>
@@ -23135,7 +24043,7 @@
         </w:rPr>
         <w:t>Report a problem </w:t>
       </w:r>
-      <w:hyperlink r:id="rId39" w:history="1">
+      <w:hyperlink r:id="rId41" w:history="1">
         <w:r>
           <w:rPr>
             <w:color w:val="1D4FFF"/>
@@ -23193,8 +24101,8 @@
       </w:r>
     </w:p>
     <w:sectPr>
-      <w:headerReference w:type="default" r:id="rId40"/>
-      <w:footerReference w:type="default" r:id="rId41"/>
+      <w:headerReference w:type="default" r:id="rId42"/>
+      <w:footerReference w:type="default" r:id="rId43"/>
       <w:pgSz w:w="11906" w:h="16838"/>
       <w:pgMar w:top="1474" w:right="1304" w:bottom="1361" w:left="1304" w:header="709" w:footer="567" w:gutter="0"/>
       <w:cols w:space="720"/>
@@ -23413,96 +24321,67 @@
 <file path=word/numbering.xml><?xml version="1.0" encoding="utf-8"?>
 <w:numbering xmlns:wpc="http://schemas.microsoft.com/office/word/2010/wordprocessingCanvas" xmlns:cx="http://schemas.microsoft.com/office/drawing/2014/chartex" xmlns:cx1="http://schemas.microsoft.com/office/drawing/2015/9/8/chartex" xmlns:cx2="http://schemas.microsoft.com/office/drawing/2015/10/21/chartex" xmlns:cx3="http://schemas.microsoft.com/office/drawing/2016/5/9/chartex" xmlns:cx4="http://schemas.microsoft.com/office/drawing/2016/5/10/chartex" xmlns:cx5="http://schemas.microsoft.com/office/drawing/2016/5/11/chartex" xmlns:cx6="http://schemas.microsoft.com/office/drawing/2016/5/12/chartex" xmlns:cx7="http://schemas.microsoft.com/office/drawing/2016/5/13/chartex" xmlns:cx8="http://schemas.microsoft.com/office/drawing/2016/5/14/chartex" xmlns:mc="http://schemas.openxmlformats.org/markup-compatibility/2006" xmlns:aink="http://schemas.microsoft.com/office/drawing/2016/ink" xmlns:am3d="http://schemas.microsoft.com/office/drawing/2017/model3d" xmlns:o="urn:schemas-microsoft-com:office:office" xmlns:oel="http://schemas.microsoft.com/office/2019/extlst" xmlns:r="http://schemas.openxmlformats.org/officeDocument/2006/relationships" xmlns:m="http://schemas.openxmlformats.org/officeDocument/2006/math" xmlns:v="urn:schemas-microsoft-com:vml" xmlns:wp14="http://schemas.microsoft.com/office/word/2010/wordprocessingDrawing" xmlns:wp="http://schemas.openxmlformats.org/drawingml/2006/wordprocessingDrawing" xmlns:w10="urn:schemas-microsoft-com:office:word" xmlns:w="http://schemas.openxmlformats.org/wordprocessingml/2006/main" xmlns:w14="http://schemas.microsoft.com/office/word/2010/wordml" xmlns:w15="http://schemas.microsoft.com/office/word/2012/wordml" xmlns:w16cex="http://schemas.microsoft.com/office/word/2018/wordml/cex" xmlns:w16cid="http://schemas.microsoft.com/office/word/2016/wordml/cid" xmlns:w16="http://schemas.microsoft.com/office/word/2018/wordml" xmlns:w16du="http://schemas.microsoft.com/office/word/2023/wordml/word16du" xmlns:w16sdtdh="http://schemas.microsoft.com/office/word/2020/wordml/sdtdatahash" xmlns:w16sdtfl="http://schemas.microsoft.com/office/word/2024/wordml/sdtformatlock" xmlns:w16se="http://schemas.microsoft.com/office/word/2015/wordml/symex" xmlns:wpg="http://schemas.microsoft.com/office/word/2010/wordprocessingGroup" xmlns:wpi="http://schemas.microsoft.com/office/word/2010/wordprocessingInk" xmlns:wne="http://schemas.microsoft.com/office/word/2006/wordml" xmlns:wps="http://schemas.microsoft.com/office/word/2010/wordprocessingShape" mc:Ignorable="w14 w15 w16se w16cid w16 w16cex w16sdtdh w16sdtfl w16du wp14">
   <w:abstractNum w:abstractNumId="0" w15:restartNumberingAfterBreak="0">
-    <w:nsid w:val="171C52F7"/>
+    <w:nsid w:val="2EBB72A7"/>
     <w:multiLevelType w:val="hybridMultilevel"/>
-    <w:tmpl w:val="4288D0B6"/>
-    <w:lvl w:ilvl="0" w:tplc="823E001C">
+    <w:tmpl w:val="66D80A44"/>
+    <w:lvl w:ilvl="0" w:tplc="39CE0D0A">
       <w:start w:val="1"/>
       <w:numFmt w:val="bullet"/>
-      <w:lvlText w:val="●"/>
+      <w:lvlText w:val="•"/>
       <w:lvlJc w:val="left"/>
       <w:pPr>
-        <w:ind w:left="720" w:hanging="360"/>
-      </w:pPr>
+        <w:ind w:left="440" w:hanging="260"/>
+      </w:pPr>
+      <w:rPr>
+        <w:color w:val="1D4FFF"/>
+      </w:rPr>
     </w:lvl>
-    <w:lvl w:ilvl="1" w:tplc="805251F0">
-      <w:start w:val="1"/>
-      <w:numFmt w:val="bullet"/>
-      <w:lvlText w:val="○"/>
+    <w:lvl w:ilvl="1" w:tplc="AB02E968">
+      <w:numFmt w:val="decimal"/>
+      <w:lvlText w:val=""/>
       <w:lvlJc w:val="left"/>
-      <w:pPr>
-        <w:ind w:left="1440" w:hanging="360"/>
-      </w:pPr>
     </w:lvl>
-    <w:lvl w:ilvl="2" w:tplc="D602C0EE">
-      <w:start w:val="1"/>
-      <w:numFmt w:val="bullet"/>
-      <w:lvlText w:val="■"/>
+    <w:lvl w:ilvl="2" w:tplc="FCC84C42">
+      <w:numFmt w:val="decimal"/>
+      <w:lvlText w:val=""/>
       <w:lvlJc w:val="left"/>
-      <w:pPr>
-        <w:ind w:left="2160" w:hanging="360"/>
-      </w:pPr>
     </w:lvl>
-    <w:lvl w:ilvl="3" w:tplc="E19A8DAA">
-      <w:start w:val="1"/>
-      <w:numFmt w:val="bullet"/>
-      <w:lvlText w:val="●"/>
+    <w:lvl w:ilvl="3" w:tplc="E196C976">
+      <w:numFmt w:val="decimal"/>
+      <w:lvlText w:val=""/>
       <w:lvlJc w:val="left"/>
-      <w:pPr>
-        <w:ind w:left="2880" w:hanging="360"/>
-      </w:pPr>
     </w:lvl>
-    <w:lvl w:ilvl="4" w:tplc="2FB6A3D4">
-      <w:start w:val="1"/>
-      <w:numFmt w:val="bullet"/>
-      <w:lvlText w:val="○"/>
+    <w:lvl w:ilvl="4" w:tplc="5B60DE50">
+      <w:numFmt w:val="decimal"/>
+      <w:lvlText w:val=""/>
       <w:lvlJc w:val="left"/>
-      <w:pPr>
-        <w:ind w:left="3600" w:hanging="360"/>
-      </w:pPr>
     </w:lvl>
-    <w:lvl w:ilvl="5" w:tplc="8652877E">
-      <w:start w:val="1"/>
-      <w:numFmt w:val="bullet"/>
-      <w:lvlText w:val="■"/>
+    <w:lvl w:ilvl="5" w:tplc="40267E1C">
+      <w:numFmt w:val="decimal"/>
+      <w:lvlText w:val=""/>
       <w:lvlJc w:val="left"/>
-      <w:pPr>
-        <w:ind w:left="4320" w:hanging="360"/>
-      </w:pPr>
     </w:lvl>
-    <w:lvl w:ilvl="6" w:tplc="4E94E52A">
-      <w:start w:val="1"/>
-      <w:numFmt w:val="bullet"/>
-      <w:lvlText w:val="●"/>
+    <w:lvl w:ilvl="6" w:tplc="6FC2FC08">
+      <w:numFmt w:val="decimal"/>
+      <w:lvlText w:val=""/>
       <w:lvlJc w:val="left"/>
-      <w:pPr>
-        <w:ind w:left="5040" w:hanging="360"/>
-      </w:pPr>
     </w:lvl>
-    <w:lvl w:ilvl="7" w:tplc="F90278E6">
-      <w:start w:val="1"/>
-      <w:numFmt w:val="bullet"/>
-      <w:lvlText w:val="●"/>
+    <w:lvl w:ilvl="7" w:tplc="6A04B88A">
+      <w:numFmt w:val="decimal"/>
+      <w:lvlText w:val=""/>
       <w:lvlJc w:val="left"/>
-      <w:pPr>
-        <w:ind w:left="5760" w:hanging="360"/>
-      </w:pPr>
     </w:lvl>
-    <w:lvl w:ilvl="8" w:tplc="81CCE5C4">
-      <w:start w:val="1"/>
-      <w:numFmt w:val="bullet"/>
-      <w:lvlText w:val="●"/>
+    <w:lvl w:ilvl="8" w:tplc="17847E94">
+      <w:numFmt w:val="decimal"/>
+      <w:lvlText w:val=""/>
       <w:lvlJc w:val="left"/>
-      <w:pPr>
-        <w:ind w:left="6480" w:hanging="360"/>
-      </w:pPr>
     </w:lvl>
   </w:abstractNum>
   <w:abstractNum w:abstractNumId="1" w15:restartNumberingAfterBreak="0">
-    <w:nsid w:val="206612F6"/>
+    <w:nsid w:val="32366C89"/>
     <w:multiLevelType w:val="hybridMultilevel"/>
-    <w:tmpl w:val="4ABA40F6"/>
-    <w:lvl w:ilvl="0" w:tplc="B04AB6C8">
+    <w:tmpl w:val="1332E3C6"/>
+    <w:lvl w:ilvl="0" w:tplc="CAB87EC8">
       <w:start w:val="1"/>
       <w:numFmt w:val="decimal"/>
       <w:lvlText w:val="%1."/>
@@ -23516,183 +24395,218 @@
         <w:color w:val="1D4FFF"/>
       </w:rPr>
     </w:lvl>
-    <w:lvl w:ilvl="1" w:tplc="9F0ABB76">
+    <w:lvl w:ilvl="1" w:tplc="280EEE70">
       <w:numFmt w:val="decimal"/>
       <w:lvlText w:val=""/>
       <w:lvlJc w:val="left"/>
     </w:lvl>
-    <w:lvl w:ilvl="2" w:tplc="419A10E6">
+    <w:lvl w:ilvl="2" w:tplc="DAC8ADF6">
       <w:numFmt w:val="decimal"/>
       <w:lvlText w:val=""/>
       <w:lvlJc w:val="left"/>
     </w:lvl>
-    <w:lvl w:ilvl="3" w:tplc="CC98909E">
+    <w:lvl w:ilvl="3" w:tplc="302695A6">
       <w:numFmt w:val="decimal"/>
       <w:lvlText w:val=""/>
       <w:lvlJc w:val="left"/>
     </w:lvl>
-    <w:lvl w:ilvl="4" w:tplc="A476B25E">
+    <w:lvl w:ilvl="4" w:tplc="A4D6143E">
       <w:numFmt w:val="decimal"/>
       <w:lvlText w:val=""/>
       <w:lvlJc w:val="left"/>
     </w:lvl>
-    <w:lvl w:ilvl="5" w:tplc="3BB4C7C0">
+    <w:lvl w:ilvl="5" w:tplc="F0F0D2B8">
       <w:numFmt w:val="decimal"/>
       <w:lvlText w:val=""/>
       <w:lvlJc w:val="left"/>
     </w:lvl>
-    <w:lvl w:ilvl="6" w:tplc="9A309D30">
+    <w:lvl w:ilvl="6" w:tplc="694E4D6C">
       <w:numFmt w:val="decimal"/>
       <w:lvlText w:val=""/>
       <w:lvlJc w:val="left"/>
     </w:lvl>
-    <w:lvl w:ilvl="7" w:tplc="C8AE4696">
+    <w:lvl w:ilvl="7" w:tplc="82DE0DB6">
       <w:numFmt w:val="decimal"/>
       <w:lvlText w:val=""/>
       <w:lvlJc w:val="left"/>
     </w:lvl>
-    <w:lvl w:ilvl="8" w:tplc="6C7C66CA">
+    <w:lvl w:ilvl="8" w:tplc="3D7878E2">
       <w:numFmt w:val="decimal"/>
       <w:lvlText w:val=""/>
       <w:lvlJc w:val="left"/>
     </w:lvl>
   </w:abstractNum>
   <w:abstractNum w:abstractNumId="2" w15:restartNumberingAfterBreak="0">
-    <w:nsid w:val="33586450"/>
+    <w:nsid w:val="7CB16361"/>
     <w:multiLevelType w:val="hybridMultilevel"/>
-    <w:tmpl w:val="48A07E74"/>
-    <w:lvl w:ilvl="0" w:tplc="967EE69A">
+    <w:tmpl w:val="41188BF4"/>
+    <w:lvl w:ilvl="0" w:tplc="9F9812A0">
       <w:start w:val="1"/>
       <w:numFmt w:val="bullet"/>
-      <w:lvlText w:val="•"/>
+      <w:lvlText w:val="●"/>
       <w:lvlJc w:val="left"/>
       <w:pPr>
-        <w:ind w:left="440" w:hanging="260"/>
-      </w:pPr>
-      <w:rPr>
-        <w:color w:val="1D4FFF"/>
-      </w:rPr>
+        <w:ind w:left="720" w:hanging="360"/>
+      </w:pPr>
     </w:lvl>
-    <w:lvl w:ilvl="1" w:tplc="385EC990">
-      <w:numFmt w:val="decimal"/>
-      <w:lvlText w:val=""/>
+    <w:lvl w:ilvl="1" w:tplc="CAA81C04">
+      <w:start w:val="1"/>
+      <w:numFmt w:val="bullet"/>
+      <w:lvlText w:val="○"/>
       <w:lvlJc w:val="left"/>
+      <w:pPr>
+        <w:ind w:left="1440" w:hanging="360"/>
+      </w:pPr>
     </w:lvl>
-    <w:lvl w:ilvl="2" w:tplc="37260390">
-      <w:numFmt w:val="decimal"/>
-      <w:lvlText w:val=""/>
+    <w:lvl w:ilvl="2" w:tplc="3642DE4E">
+      <w:start w:val="1"/>
+      <w:numFmt w:val="bullet"/>
+      <w:lvlText w:val="■"/>
       <w:lvlJc w:val="left"/>
+      <w:pPr>
+        <w:ind w:left="2160" w:hanging="360"/>
+      </w:pPr>
     </w:lvl>
-    <w:lvl w:ilvl="3" w:tplc="F39EB40A">
-      <w:numFmt w:val="decimal"/>
-      <w:lvlText w:val=""/>
+    <w:lvl w:ilvl="3" w:tplc="EC401C0E">
+      <w:start w:val="1"/>
+      <w:numFmt w:val="bullet"/>
+      <w:lvlText w:val="●"/>
       <w:lvlJc w:val="left"/>
+      <w:pPr>
+        <w:ind w:left="2880" w:hanging="360"/>
+      </w:pPr>
     </w:lvl>
-    <w:lvl w:ilvl="4" w:tplc="5900E1EE">
-      <w:numFmt w:val="decimal"/>
-      <w:lvlText w:val=""/>
+    <w:lvl w:ilvl="4" w:tplc="CE1EFEA4">
+      <w:start w:val="1"/>
+      <w:numFmt w:val="bullet"/>
+      <w:lvlText w:val="○"/>
       <w:lvlJc w:val="left"/>
+      <w:pPr>
+        <w:ind w:left="3600" w:hanging="360"/>
+      </w:pPr>
     </w:lvl>
-    <w:lvl w:ilvl="5" w:tplc="279CF534">
-      <w:numFmt w:val="decimal"/>
-      <w:lvlText w:val=""/>
+    <w:lvl w:ilvl="5" w:tplc="8834D016">
+      <w:start w:val="1"/>
+      <w:numFmt w:val="bullet"/>
+      <w:lvlText w:val="■"/>
       <w:lvlJc w:val="left"/>
+      <w:pPr>
+        <w:ind w:left="4320" w:hanging="360"/>
+      </w:pPr>
     </w:lvl>
-    <w:lvl w:ilvl="6" w:tplc="57D4DF5A">
-      <w:numFmt w:val="decimal"/>
-      <w:lvlText w:val=""/>
+    <w:lvl w:ilvl="6" w:tplc="6792B848">
+      <w:start w:val="1"/>
+      <w:numFmt w:val="bullet"/>
+      <w:lvlText w:val="●"/>
       <w:lvlJc w:val="left"/>
+      <w:pPr>
+        <w:ind w:left="5040" w:hanging="360"/>
+      </w:pPr>
     </w:lvl>
-    <w:lvl w:ilvl="7" w:tplc="2F0AE7D2">
-      <w:numFmt w:val="decimal"/>
-      <w:lvlText w:val=""/>
+    <w:lvl w:ilvl="7" w:tplc="30E05BAC">
+      <w:start w:val="1"/>
+      <w:numFmt w:val="bullet"/>
+      <w:lvlText w:val="●"/>
       <w:lvlJc w:val="left"/>
+      <w:pPr>
+        <w:ind w:left="5760" w:hanging="360"/>
+      </w:pPr>
     </w:lvl>
-    <w:lvl w:ilvl="8" w:tplc="24D8BB02">
-      <w:numFmt w:val="decimal"/>
-      <w:lvlText w:val=""/>
+    <w:lvl w:ilvl="8" w:tplc="2EC6E76C">
+      <w:start w:val="1"/>
+      <w:numFmt w:val="bullet"/>
+      <w:lvlText w:val="●"/>
       <w:lvlJc w:val="left"/>
+      <w:pPr>
+        <w:ind w:left="6480" w:hanging="360"/>
+      </w:pPr>
     </w:lvl>
   </w:abstractNum>
-  <w:num w:numId="1" w16cid:durableId="1897008209">
+  <w:num w:numId="1" w16cid:durableId="1984889173">
+    <w:abstractNumId w:val="2"/>
+    <w:lvlOverride w:ilvl="0">
+      <w:startOverride w:val="1"/>
+    </w:lvlOverride>
+  </w:num>
+  <w:num w:numId="2" w16cid:durableId="1858157174">
     <w:abstractNumId w:val="0"/>
     <w:lvlOverride w:ilvl="0">
       <w:startOverride w:val="1"/>
     </w:lvlOverride>
   </w:num>
-  <w:num w:numId="2" w16cid:durableId="1666123718">
-    <w:abstractNumId w:val="2"/>
-    <w:lvlOverride w:ilvl="0">
-      <w:startOverride w:val="1"/>
-    </w:lvlOverride>
-  </w:num>
-  <w:num w:numId="3" w16cid:durableId="1381829540">
+  <w:num w:numId="3" w16cid:durableId="1010572311">
     <w:abstractNumId w:val="1"/>
     <w:lvlOverride w:ilvl="0">
       <w:startOverride w:val="1"/>
     </w:lvlOverride>
   </w:num>
-  <w:num w:numId="4" w16cid:durableId="192306998">
+  <w:num w:numId="4" w16cid:durableId="790827701">
     <w:abstractNumId w:val="1"/>
     <w:lvlOverride w:ilvl="0">
       <w:startOverride w:val="1"/>
     </w:lvlOverride>
   </w:num>
-  <w:num w:numId="5" w16cid:durableId="126315807">
+  <w:num w:numId="5" w16cid:durableId="1880628822">
     <w:abstractNumId w:val="1"/>
     <w:lvlOverride w:ilvl="0">
       <w:startOverride w:val="1"/>
     </w:lvlOverride>
   </w:num>
-  <w:num w:numId="6" w16cid:durableId="802847107">
+  <w:num w:numId="6" w16cid:durableId="1418480955">
     <w:abstractNumId w:val="1"/>
     <w:lvlOverride w:ilvl="0">
       <w:startOverride w:val="1"/>
     </w:lvlOverride>
   </w:num>
-  <w:num w:numId="7" w16cid:durableId="1751388974">
+  <w:num w:numId="7" w16cid:durableId="1008020888">
     <w:abstractNumId w:val="1"/>
     <w:lvlOverride w:ilvl="0">
       <w:startOverride w:val="1"/>
     </w:lvlOverride>
   </w:num>
-  <w:num w:numId="8" w16cid:durableId="1125735393">
+  <w:num w:numId="8" w16cid:durableId="1047291068">
     <w:abstractNumId w:val="1"/>
     <w:lvlOverride w:ilvl="0">
       <w:startOverride w:val="1"/>
     </w:lvlOverride>
   </w:num>
-  <w:num w:numId="9" w16cid:durableId="1130825111">
+  <w:num w:numId="9" w16cid:durableId="2147313859">
     <w:abstractNumId w:val="1"/>
     <w:lvlOverride w:ilvl="0">
       <w:startOverride w:val="1"/>
     </w:lvlOverride>
   </w:num>
-  <w:num w:numId="10" w16cid:durableId="1726874540">
+  <w:num w:numId="10" w16cid:durableId="694771400">
     <w:abstractNumId w:val="1"/>
     <w:lvlOverride w:ilvl="0">
       <w:startOverride w:val="1"/>
     </w:lvlOverride>
   </w:num>
-  <w:num w:numId="11" w16cid:durableId="790244786">
+  <w:num w:numId="11" w16cid:durableId="405617439">
     <w:abstractNumId w:val="1"/>
     <w:lvlOverride w:ilvl="0">
       <w:startOverride w:val="1"/>
     </w:lvlOverride>
   </w:num>
-  <w:num w:numId="12" w16cid:durableId="1757432224">
+  <w:num w:numId="12" w16cid:durableId="596136606">
     <w:abstractNumId w:val="1"/>
     <w:lvlOverride w:ilvl="0">
       <w:startOverride w:val="1"/>
     </w:lvlOverride>
   </w:num>
-  <w:num w:numId="13" w16cid:durableId="1432124427">
+  <w:num w:numId="13" w16cid:durableId="1822892213">
     <w:abstractNumId w:val="1"/>
     <w:lvlOverride w:ilvl="0">
       <w:startOverride w:val="1"/>
     </w:lvlOverride>
   </w:num>
-  <w:num w:numId="14" w16cid:durableId="973485827">
+  <w:num w:numId="14" w16cid:durableId="148794761">
+    <w:abstractNumId w:val="1"/>
+    <w:lvlOverride w:ilvl="0">
+      <w:startOverride w:val="1"/>
+    </w:lvlOverride>
+  </w:num>
+  <w:num w:numId="15" w16cid:durableId="1426070349">
     <w:abstractNumId w:val="1"/>
     <w:lvlOverride w:ilvl="0">
       <w:startOverride w:val="1"/>
@@ -24146,16 +25060,19 @@
   <w:style w:type="paragraph" w:styleId="3">
     <w:name w:val="heading 3"/>
     <w:uiPriority w:val="9"/>
-    <w:semiHidden/>
     <w:unhideWhenUsed/>
     <w:qFormat/>
     <w:pPr>
+      <w:keepNext/>
+      <w:spacing w:before="240" w:after="100"/>
       <w:outlineLvl w:val="2"/>
     </w:pPr>
     <w:rPr>
-      <w:color w:val="1F4D78"/>
-      <w:sz w:val="24"/>
-      <w:szCs w:val="24"/>
+      <w:rFonts w:eastAsia="Segoe UI"/>
+      <w:b/>
+      <w:bCs/>
+      <w:sz w:val="23"/>
+      <w:szCs w:val="23"/>
     </w:rPr>
   </w:style>
   <w:style w:type="paragraph" w:styleId="4">
@@ -24320,7 +25237,7 @@
     <w:link w:val="aa"/>
     <w:uiPriority w:val="99"/>
     <w:unhideWhenUsed/>
-    <w:rsid w:val="00534550"/>
+    <w:rsid w:val="00ED56BC"/>
     <w:pPr>
       <w:tabs>
         <w:tab w:val="center" w:pos="4153"/>
@@ -24338,7 +25255,7 @@
     <w:basedOn w:val="a0"/>
     <w:link w:val="a9"/>
     <w:uiPriority w:val="99"/>
-    <w:rsid w:val="00534550"/>
+    <w:rsid w:val="00ED56BC"/>
     <w:rPr>
       <w:sz w:val="20"/>
       <w:szCs w:val="20"/>
@@ -24350,7 +25267,7 @@
     <w:link w:val="ac"/>
     <w:uiPriority w:val="99"/>
     <w:unhideWhenUsed/>
-    <w:rsid w:val="00534550"/>
+    <w:rsid w:val="00ED56BC"/>
     <w:pPr>
       <w:tabs>
         <w:tab w:val="center" w:pos="4153"/>
@@ -24368,7 +25285,7 @@
     <w:basedOn w:val="a0"/>
     <w:link w:val="ab"/>
     <w:uiPriority w:val="99"/>
-    <w:rsid w:val="00534550"/>
+    <w:rsid w:val="00ED56BC"/>
     <w:rPr>
       <w:sz w:val="20"/>
       <w:szCs w:val="20"/>

--- a/docs/manual/QRcode-tool-User-Manual-en.docx
+++ b/docs/manual/QRcode-tool-User-Manual-en.docx
@@ -145,7 +145,7 @@
           <w:sz w:val="17"/>
           <w:szCs w:val="17"/>
         </w:rPr>
-        <w:t>github.com/Lrniey666/qrcode-tool</w:t>
+        <w:t>github.com/naritaroad/qrcode-tool</w:t>
       </w:r>
     </w:p>
     <w:p>
@@ -178,15 +178,14 @@
     </w:p>
     <w:sdt>
       <w:sdtPr>
+        <w:rPr>
+          <w:b w:val="0"/>
+          <w:bCs w:val="0"/>
+        </w:rPr>
         <w:alias w:val="Contents"/>
         <w:id w:val="1219161515"/>
       </w:sdtPr>
-      <w:sdtEndPr>
-        <w:rPr>
-          <w:b w:val="0"/>
-          <w:bCs w:val="0"/>
-        </w:rPr>
-      </w:sdtEndPr>
+      <w:sdtEndPr/>
       <w:sdtContent>
         <w:p>
           <w:pPr>
@@ -215,7 +214,7 @@
           <w:r>
             <w:fldChar w:fldCharType="separate"/>
           </w:r>
-          <w:hyperlink w:anchor="_Toc242660769" w:history="1">
+          <w:hyperlink w:anchor="_Toc242998924" w:history="1">
             <w:r>
               <w:rPr>
                 <w:rStyle w:val="a5"/>
@@ -239,7 +238,7 @@
               <w:rPr>
                 <w:noProof/>
               </w:rPr>
-              <w:instrText xml:space="preserve"> PAGEREF _Toc242660769 \h </w:instrText>
+              <w:instrText xml:space="preserve"> PAGEREF _Toc242998924 \h </w:instrText>
             </w:r>
             <w:r>
               <w:rPr>
@@ -282,7 +281,7 @@
               <w14:ligatures w14:val="standardContextual"/>
             </w:rPr>
           </w:pPr>
-          <w:hyperlink w:anchor="_Toc242660770" w:history="1">
+          <w:hyperlink w:anchor="_Toc242998925" w:history="1">
             <w:r>
               <w:rPr>
                 <w:rStyle w:val="a5"/>
@@ -306,7 +305,7 @@
               <w:rPr>
                 <w:noProof/>
               </w:rPr>
-              <w:instrText xml:space="preserve"> PAGEREF _Toc242660770 \h </w:instrText>
+              <w:instrText xml:space="preserve"> PAGEREF _Toc242998925 \h </w:instrText>
             </w:r>
             <w:r>
               <w:rPr>
@@ -349,7 +348,7 @@
               <w14:ligatures w14:val="standardContextual"/>
             </w:rPr>
           </w:pPr>
-          <w:hyperlink w:anchor="_Toc242660771" w:history="1">
+          <w:hyperlink w:anchor="_Toc242998926" w:history="1">
             <w:r>
               <w:rPr>
                 <w:rStyle w:val="a5"/>
@@ -373,7 +372,7 @@
               <w:rPr>
                 <w:noProof/>
               </w:rPr>
-              <w:instrText xml:space="preserve"> PAGEREF _Toc242660771 \h </w:instrText>
+              <w:instrText xml:space="preserve"> PAGEREF _Toc242998926 \h </w:instrText>
             </w:r>
             <w:r>
               <w:rPr>
@@ -416,7 +415,7 @@
               <w14:ligatures w14:val="standardContextual"/>
             </w:rPr>
           </w:pPr>
-          <w:hyperlink w:anchor="_Toc242660772" w:history="1">
+          <w:hyperlink w:anchor="_Toc242998927" w:history="1">
             <w:r>
               <w:rPr>
                 <w:rStyle w:val="a5"/>
@@ -440,7 +439,7 @@
               <w:rPr>
                 <w:noProof/>
               </w:rPr>
-              <w:instrText xml:space="preserve"> PAGEREF _Toc242660772 \h </w:instrText>
+              <w:instrText xml:space="preserve"> PAGEREF _Toc242998927 \h </w:instrText>
             </w:r>
             <w:r>
               <w:rPr>
@@ -483,7 +482,7 @@
               <w14:ligatures w14:val="standardContextual"/>
             </w:rPr>
           </w:pPr>
-          <w:hyperlink w:anchor="_Toc242660773" w:history="1">
+          <w:hyperlink w:anchor="_Toc242998928" w:history="1">
             <w:r>
               <w:rPr>
                 <w:rStyle w:val="a5"/>
@@ -507,7 +506,7 @@
               <w:rPr>
                 <w:noProof/>
               </w:rPr>
-              <w:instrText xml:space="preserve"> PAGEREF _Toc242660773 \h </w:instrText>
+              <w:instrText xml:space="preserve"> PAGEREF _Toc242998928 \h </w:instrText>
             </w:r>
             <w:r>
               <w:rPr>
@@ -552,7 +551,7 @@
               <w14:ligatures w14:val="standardContextual"/>
             </w:rPr>
           </w:pPr>
-          <w:hyperlink w:anchor="_Toc242660774" w:history="1">
+          <w:hyperlink w:anchor="_Toc242998929" w:history="1">
             <w:r>
               <w:rPr>
                 <w:rStyle w:val="a5"/>
@@ -576,7 +575,7 @@
               <w:rPr>
                 <w:noProof/>
               </w:rPr>
-              <w:instrText xml:space="preserve"> PAGEREF _Toc242660774 \h </w:instrText>
+              <w:instrText xml:space="preserve"> PAGEREF _Toc242998929 \h </w:instrText>
             </w:r>
             <w:r>
               <w:rPr>
@@ -619,7 +618,7 @@
               <w14:ligatures w14:val="standardContextual"/>
             </w:rPr>
           </w:pPr>
-          <w:hyperlink w:anchor="_Toc242660775" w:history="1">
+          <w:hyperlink w:anchor="_Toc242998930" w:history="1">
             <w:r>
               <w:rPr>
                 <w:rStyle w:val="a5"/>
@@ -643,7 +642,7 @@
               <w:rPr>
                 <w:noProof/>
               </w:rPr>
-              <w:instrText xml:space="preserve"> PAGEREF _Toc242660775 \h </w:instrText>
+              <w:instrText xml:space="preserve"> PAGEREF _Toc242998930 \h </w:instrText>
             </w:r>
             <w:r>
               <w:rPr>
@@ -686,7 +685,7 @@
               <w14:ligatures w14:val="standardContextual"/>
             </w:rPr>
           </w:pPr>
-          <w:hyperlink w:anchor="_Toc242660776" w:history="1">
+          <w:hyperlink w:anchor="_Toc242998931" w:history="1">
             <w:r>
               <w:rPr>
                 <w:rStyle w:val="a5"/>
@@ -710,7 +709,7 @@
               <w:rPr>
                 <w:noProof/>
               </w:rPr>
-              <w:instrText xml:space="preserve"> PAGEREF _Toc242660776 \h </w:instrText>
+              <w:instrText xml:space="preserve"> PAGEREF _Toc242998931 \h </w:instrText>
             </w:r>
             <w:r>
               <w:rPr>
@@ -753,7 +752,7 @@
               <w14:ligatures w14:val="standardContextual"/>
             </w:rPr>
           </w:pPr>
-          <w:hyperlink w:anchor="_Toc242660777" w:history="1">
+          <w:hyperlink w:anchor="_Toc242998932" w:history="1">
             <w:r>
               <w:rPr>
                 <w:rStyle w:val="a5"/>
@@ -777,7 +776,7 @@
               <w:rPr>
                 <w:noProof/>
               </w:rPr>
-              <w:instrText xml:space="preserve"> PAGEREF _Toc242660777 \h </w:instrText>
+              <w:instrText xml:space="preserve"> PAGEREF _Toc242998932 \h </w:instrText>
             </w:r>
             <w:r>
               <w:rPr>
@@ -820,7 +819,7 @@
               <w14:ligatures w14:val="standardContextual"/>
             </w:rPr>
           </w:pPr>
-          <w:hyperlink w:anchor="_Toc242660778" w:history="1">
+          <w:hyperlink w:anchor="_Toc242998933" w:history="1">
             <w:r>
               <w:rPr>
                 <w:rStyle w:val="a5"/>
@@ -844,7 +843,7 @@
               <w:rPr>
                 <w:noProof/>
               </w:rPr>
-              <w:instrText xml:space="preserve"> PAGEREF _Toc242660778 \h </w:instrText>
+              <w:instrText xml:space="preserve"> PAGEREF _Toc242998933 \h </w:instrText>
             </w:r>
             <w:r>
               <w:rPr>
@@ -887,7 +886,7 @@
               <w14:ligatures w14:val="standardContextual"/>
             </w:rPr>
           </w:pPr>
-          <w:hyperlink w:anchor="_Toc242660779" w:history="1">
+          <w:hyperlink w:anchor="_Toc242998934" w:history="1">
             <w:r>
               <w:rPr>
                 <w:rStyle w:val="a5"/>
@@ -911,7 +910,7 @@
               <w:rPr>
                 <w:noProof/>
               </w:rPr>
-              <w:instrText xml:space="preserve"> PAGEREF _Toc242660779 \h </w:instrText>
+              <w:instrText xml:space="preserve"> PAGEREF _Toc242998934 \h </w:instrText>
             </w:r>
             <w:r>
               <w:rPr>
@@ -956,7 +955,7 @@
               <w14:ligatures w14:val="standardContextual"/>
             </w:rPr>
           </w:pPr>
-          <w:hyperlink w:anchor="_Toc242660780" w:history="1">
+          <w:hyperlink w:anchor="_Toc242998935" w:history="1">
             <w:r>
               <w:rPr>
                 <w:rStyle w:val="a5"/>
@@ -980,7 +979,7 @@
               <w:rPr>
                 <w:noProof/>
               </w:rPr>
-              <w:instrText xml:space="preserve"> PAGEREF _Toc242660780 \h </w:instrText>
+              <w:instrText xml:space="preserve"> PAGEREF _Toc242998935 \h </w:instrText>
             </w:r>
             <w:r>
               <w:rPr>
@@ -1023,7 +1022,7 @@
               <w14:ligatures w14:val="standardContextual"/>
             </w:rPr>
           </w:pPr>
-          <w:hyperlink w:anchor="_Toc242660781" w:history="1">
+          <w:hyperlink w:anchor="_Toc242998936" w:history="1">
             <w:r>
               <w:rPr>
                 <w:rStyle w:val="a5"/>
@@ -1047,7 +1046,7 @@
               <w:rPr>
                 <w:noProof/>
               </w:rPr>
-              <w:instrText xml:space="preserve"> PAGEREF _Toc242660781 \h </w:instrText>
+              <w:instrText xml:space="preserve"> PAGEREF _Toc242998936 \h </w:instrText>
             </w:r>
             <w:r>
               <w:rPr>
@@ -1090,7 +1089,7 @@
               <w14:ligatures w14:val="standardContextual"/>
             </w:rPr>
           </w:pPr>
-          <w:hyperlink w:anchor="_Toc242660782" w:history="1">
+          <w:hyperlink w:anchor="_Toc242998937" w:history="1">
             <w:r>
               <w:rPr>
                 <w:rStyle w:val="a5"/>
@@ -1114,7 +1113,7 @@
               <w:rPr>
                 <w:noProof/>
               </w:rPr>
-              <w:instrText xml:space="preserve"> PAGEREF _Toc242660782 \h </w:instrText>
+              <w:instrText xml:space="preserve"> PAGEREF _Toc242998937 \h </w:instrText>
             </w:r>
             <w:r>
               <w:rPr>
@@ -1157,7 +1156,7 @@
               <w14:ligatures w14:val="standardContextual"/>
             </w:rPr>
           </w:pPr>
-          <w:hyperlink w:anchor="_Toc242660783" w:history="1">
+          <w:hyperlink w:anchor="_Toc242998938" w:history="1">
             <w:r>
               <w:rPr>
                 <w:rStyle w:val="a5"/>
@@ -1181,7 +1180,7 @@
               <w:rPr>
                 <w:noProof/>
               </w:rPr>
-              <w:instrText xml:space="preserve"> PAGEREF _Toc242660783 \h </w:instrText>
+              <w:instrText xml:space="preserve"> PAGEREF _Toc242998938 \h </w:instrText>
             </w:r>
             <w:r>
               <w:rPr>
@@ -1224,7 +1223,7 @@
               <w14:ligatures w14:val="standardContextual"/>
             </w:rPr>
           </w:pPr>
-          <w:hyperlink w:anchor="_Toc242660784" w:history="1">
+          <w:hyperlink w:anchor="_Toc242998939" w:history="1">
             <w:r>
               <w:rPr>
                 <w:rStyle w:val="a5"/>
@@ -1248,7 +1247,7 @@
               <w:rPr>
                 <w:noProof/>
               </w:rPr>
-              <w:instrText xml:space="preserve"> PAGEREF _Toc242660784 \h </w:instrText>
+              <w:instrText xml:space="preserve"> PAGEREF _Toc242998939 \h </w:instrText>
             </w:r>
             <w:r>
               <w:rPr>
@@ -1291,7 +1290,7 @@
               <w14:ligatures w14:val="standardContextual"/>
             </w:rPr>
           </w:pPr>
-          <w:hyperlink w:anchor="_Toc242660785" w:history="1">
+          <w:hyperlink w:anchor="_Toc242998940" w:history="1">
             <w:r>
               <w:rPr>
                 <w:rStyle w:val="a5"/>
@@ -1315,7 +1314,7 @@
               <w:rPr>
                 <w:noProof/>
               </w:rPr>
-              <w:instrText xml:space="preserve"> PAGEREF _Toc242660785 \h </w:instrText>
+              <w:instrText xml:space="preserve"> PAGEREF _Toc242998940 \h </w:instrText>
             </w:r>
             <w:r>
               <w:rPr>
@@ -1360,7 +1359,7 @@
               <w14:ligatures w14:val="standardContextual"/>
             </w:rPr>
           </w:pPr>
-          <w:hyperlink w:anchor="_Toc242660786" w:history="1">
+          <w:hyperlink w:anchor="_Toc242998941" w:history="1">
             <w:r>
               <w:rPr>
                 <w:rStyle w:val="a5"/>
@@ -1384,7 +1383,7 @@
               <w:rPr>
                 <w:noProof/>
               </w:rPr>
-              <w:instrText xml:space="preserve"> PAGEREF _Toc242660786 \h </w:instrText>
+              <w:instrText xml:space="preserve"> PAGEREF _Toc242998941 \h </w:instrText>
             </w:r>
             <w:r>
               <w:rPr>
@@ -1427,7 +1426,7 @@
               <w14:ligatures w14:val="standardContextual"/>
             </w:rPr>
           </w:pPr>
-          <w:hyperlink w:anchor="_Toc242660787" w:history="1">
+          <w:hyperlink w:anchor="_Toc242998942" w:history="1">
             <w:r>
               <w:rPr>
                 <w:rStyle w:val="a5"/>
@@ -1451,7 +1450,7 @@
               <w:rPr>
                 <w:noProof/>
               </w:rPr>
-              <w:instrText xml:space="preserve"> PAGEREF _Toc242660787 \h </w:instrText>
+              <w:instrText xml:space="preserve"> PAGEREF _Toc242998942 \h </w:instrText>
             </w:r>
             <w:r>
               <w:rPr>
@@ -1494,7 +1493,7 @@
               <w14:ligatures w14:val="standardContextual"/>
             </w:rPr>
           </w:pPr>
-          <w:hyperlink w:anchor="_Toc242660788" w:history="1">
+          <w:hyperlink w:anchor="_Toc242998943" w:history="1">
             <w:r>
               <w:rPr>
                 <w:rStyle w:val="a5"/>
@@ -1518,7 +1517,7 @@
               <w:rPr>
                 <w:noProof/>
               </w:rPr>
-              <w:instrText xml:space="preserve"> PAGEREF _Toc242660788 \h </w:instrText>
+              <w:instrText xml:space="preserve"> PAGEREF _Toc242998943 \h </w:instrText>
             </w:r>
             <w:r>
               <w:rPr>
@@ -1561,7 +1560,7 @@
               <w14:ligatures w14:val="standardContextual"/>
             </w:rPr>
           </w:pPr>
-          <w:hyperlink w:anchor="_Toc242660789" w:history="1">
+          <w:hyperlink w:anchor="_Toc242998944" w:history="1">
             <w:r>
               <w:rPr>
                 <w:rStyle w:val="a5"/>
@@ -1585,7 +1584,7 @@
               <w:rPr>
                 <w:noProof/>
               </w:rPr>
-              <w:instrText xml:space="preserve"> PAGEREF _Toc242660789 \h </w:instrText>
+              <w:instrText xml:space="preserve"> PAGEREF _Toc242998944 \h </w:instrText>
             </w:r>
             <w:r>
               <w:rPr>
@@ -1628,7 +1627,7 @@
               <w14:ligatures w14:val="standardContextual"/>
             </w:rPr>
           </w:pPr>
-          <w:hyperlink w:anchor="_Toc242660790" w:history="1">
+          <w:hyperlink w:anchor="_Toc242998945" w:history="1">
             <w:r>
               <w:rPr>
                 <w:rStyle w:val="a5"/>
@@ -1652,7 +1651,7 @@
               <w:rPr>
                 <w:noProof/>
               </w:rPr>
-              <w:instrText xml:space="preserve"> PAGEREF _Toc242660790 \h </w:instrText>
+              <w:instrText xml:space="preserve"> PAGEREF _Toc242998945 \h </w:instrText>
             </w:r>
             <w:r>
               <w:rPr>
@@ -1695,7 +1694,7 @@
               <w14:ligatures w14:val="standardContextual"/>
             </w:rPr>
           </w:pPr>
-          <w:hyperlink w:anchor="_Toc242660791" w:history="1">
+          <w:hyperlink w:anchor="_Toc242998946" w:history="1">
             <w:r>
               <w:rPr>
                 <w:rStyle w:val="a5"/>
@@ -1719,7 +1718,7 @@
               <w:rPr>
                 <w:noProof/>
               </w:rPr>
-              <w:instrText xml:space="preserve"> PAGEREF _Toc242660791 \h </w:instrText>
+              <w:instrText xml:space="preserve"> PAGEREF _Toc242998946 \h </w:instrText>
             </w:r>
             <w:r>
               <w:rPr>
@@ -1764,7 +1763,7 @@
               <w14:ligatures w14:val="standardContextual"/>
             </w:rPr>
           </w:pPr>
-          <w:hyperlink w:anchor="_Toc242660792" w:history="1">
+          <w:hyperlink w:anchor="_Toc242998947" w:history="1">
             <w:r>
               <w:rPr>
                 <w:rStyle w:val="a5"/>
@@ -1788,7 +1787,7 @@
               <w:rPr>
                 <w:noProof/>
               </w:rPr>
-              <w:instrText xml:space="preserve"> PAGEREF _Toc242660792 \h </w:instrText>
+              <w:instrText xml:space="preserve"> PAGEREF _Toc242998947 \h </w:instrText>
             </w:r>
             <w:r>
               <w:rPr>
@@ -1831,7 +1830,7 @@
               <w14:ligatures w14:val="standardContextual"/>
             </w:rPr>
           </w:pPr>
-          <w:hyperlink w:anchor="_Toc242660793" w:history="1">
+          <w:hyperlink w:anchor="_Toc242998948" w:history="1">
             <w:r>
               <w:rPr>
                 <w:rStyle w:val="a5"/>
@@ -1855,7 +1854,7 @@
               <w:rPr>
                 <w:noProof/>
               </w:rPr>
-              <w:instrText xml:space="preserve"> PAGEREF _Toc242660793 \h </w:instrText>
+              <w:instrText xml:space="preserve"> PAGEREF _Toc242998948 \h </w:instrText>
             </w:r>
             <w:r>
               <w:rPr>
@@ -1898,7 +1897,7 @@
               <w14:ligatures w14:val="standardContextual"/>
             </w:rPr>
           </w:pPr>
-          <w:hyperlink w:anchor="_Toc242660794" w:history="1">
+          <w:hyperlink w:anchor="_Toc242998949" w:history="1">
             <w:r>
               <w:rPr>
                 <w:rStyle w:val="a5"/>
@@ -1922,7 +1921,7 @@
               <w:rPr>
                 <w:noProof/>
               </w:rPr>
-              <w:instrText xml:space="preserve"> PAGEREF _Toc242660794 \h </w:instrText>
+              <w:instrText xml:space="preserve"> PAGEREF _Toc242998949 \h </w:instrText>
             </w:r>
             <w:r>
               <w:rPr>
@@ -1965,7 +1964,7 @@
               <w14:ligatures w14:val="standardContextual"/>
             </w:rPr>
           </w:pPr>
-          <w:hyperlink w:anchor="_Toc242660795" w:history="1">
+          <w:hyperlink w:anchor="_Toc242998950" w:history="1">
             <w:r>
               <w:rPr>
                 <w:rStyle w:val="a5"/>
@@ -1989,7 +1988,7 @@
               <w:rPr>
                 <w:noProof/>
               </w:rPr>
-              <w:instrText xml:space="preserve"> PAGEREF _Toc242660795 \h </w:instrText>
+              <w:instrText xml:space="preserve"> PAGEREF _Toc242998950 \h </w:instrText>
             </w:r>
             <w:r>
               <w:rPr>
@@ -2032,7 +2031,7 @@
               <w14:ligatures w14:val="standardContextual"/>
             </w:rPr>
           </w:pPr>
-          <w:hyperlink w:anchor="_Toc242660796" w:history="1">
+          <w:hyperlink w:anchor="_Toc242998951" w:history="1">
             <w:r>
               <w:rPr>
                 <w:rStyle w:val="a5"/>
@@ -2056,7 +2055,7 @@
               <w:rPr>
                 <w:noProof/>
               </w:rPr>
-              <w:instrText xml:space="preserve"> PAGEREF _Toc242660796 \h </w:instrText>
+              <w:instrText xml:space="preserve"> PAGEREF _Toc242998951 \h </w:instrText>
             </w:r>
             <w:r>
               <w:rPr>
@@ -2099,7 +2098,7 @@
               <w14:ligatures w14:val="standardContextual"/>
             </w:rPr>
           </w:pPr>
-          <w:hyperlink w:anchor="_Toc242660797" w:history="1">
+          <w:hyperlink w:anchor="_Toc242998952" w:history="1">
             <w:r>
               <w:rPr>
                 <w:rStyle w:val="a5"/>
@@ -2123,7 +2122,7 @@
               <w:rPr>
                 <w:noProof/>
               </w:rPr>
-              <w:instrText xml:space="preserve"> PAGEREF _Toc242660797 \h </w:instrText>
+              <w:instrText xml:space="preserve"> PAGEREF _Toc242998952 \h </w:instrText>
             </w:r>
             <w:r>
               <w:rPr>
@@ -2166,7 +2165,7 @@
               <w14:ligatures w14:val="standardContextual"/>
             </w:rPr>
           </w:pPr>
-          <w:hyperlink w:anchor="_Toc242660798" w:history="1">
+          <w:hyperlink w:anchor="_Toc242998953" w:history="1">
             <w:r>
               <w:rPr>
                 <w:rStyle w:val="a5"/>
@@ -2190,7 +2189,7 @@
               <w:rPr>
                 <w:noProof/>
               </w:rPr>
-              <w:instrText xml:space="preserve"> PAGEREF _Toc242660798 \h </w:instrText>
+              <w:instrText xml:space="preserve"> PAGEREF _Toc242998953 \h </w:instrText>
             </w:r>
             <w:r>
               <w:rPr>
@@ -2235,7 +2234,7 @@
               <w14:ligatures w14:val="standardContextual"/>
             </w:rPr>
           </w:pPr>
-          <w:hyperlink w:anchor="_Toc242660799" w:history="1">
+          <w:hyperlink w:anchor="_Toc242998954" w:history="1">
             <w:r>
               <w:rPr>
                 <w:rStyle w:val="a5"/>
@@ -2259,7 +2258,7 @@
               <w:rPr>
                 <w:noProof/>
               </w:rPr>
-              <w:instrText xml:space="preserve"> PAGEREF _Toc242660799 \h </w:instrText>
+              <w:instrText xml:space="preserve"> PAGEREF _Toc242998954 \h </w:instrText>
             </w:r>
             <w:r>
               <w:rPr>
@@ -2302,7 +2301,7 @@
               <w14:ligatures w14:val="standardContextual"/>
             </w:rPr>
           </w:pPr>
-          <w:hyperlink w:anchor="_Toc242660800" w:history="1">
+          <w:hyperlink w:anchor="_Toc242998955" w:history="1">
             <w:r>
               <w:rPr>
                 <w:rStyle w:val="a5"/>
@@ -2326,7 +2325,7 @@
               <w:rPr>
                 <w:noProof/>
               </w:rPr>
-              <w:instrText xml:space="preserve"> PAGEREF _Toc242660800 \h </w:instrText>
+              <w:instrText xml:space="preserve"> PAGEREF _Toc242998955 \h </w:instrText>
             </w:r>
             <w:r>
               <w:rPr>
@@ -2369,7 +2368,7 @@
               <w14:ligatures w14:val="standardContextual"/>
             </w:rPr>
           </w:pPr>
-          <w:hyperlink w:anchor="_Toc242660801" w:history="1">
+          <w:hyperlink w:anchor="_Toc242998956" w:history="1">
             <w:r>
               <w:rPr>
                 <w:rStyle w:val="a5"/>
@@ -2393,7 +2392,7 @@
               <w:rPr>
                 <w:noProof/>
               </w:rPr>
-              <w:instrText xml:space="preserve"> PAGEREF _Toc242660801 \h </w:instrText>
+              <w:instrText xml:space="preserve"> PAGEREF _Toc242998956 \h </w:instrText>
             </w:r>
             <w:r>
               <w:rPr>
@@ -2436,7 +2435,7 @@
               <w14:ligatures w14:val="standardContextual"/>
             </w:rPr>
           </w:pPr>
-          <w:hyperlink w:anchor="_Toc242660802" w:history="1">
+          <w:hyperlink w:anchor="_Toc242998957" w:history="1">
             <w:r>
               <w:rPr>
                 <w:rStyle w:val="a5"/>
@@ -2460,7 +2459,7 @@
               <w:rPr>
                 <w:noProof/>
               </w:rPr>
-              <w:instrText xml:space="preserve"> PAGEREF _Toc242660802 \h </w:instrText>
+              <w:instrText xml:space="preserve"> PAGEREF _Toc242998957 \h </w:instrText>
             </w:r>
             <w:r>
               <w:rPr>
@@ -2503,7 +2502,7 @@
               <w14:ligatures w14:val="standardContextual"/>
             </w:rPr>
           </w:pPr>
-          <w:hyperlink w:anchor="_Toc242660803" w:history="1">
+          <w:hyperlink w:anchor="_Toc242998958" w:history="1">
             <w:r>
               <w:rPr>
                 <w:rStyle w:val="a5"/>
@@ -2527,7 +2526,7 @@
               <w:rPr>
                 <w:noProof/>
               </w:rPr>
-              <w:instrText xml:space="preserve"> PAGEREF _Toc242660803 \h </w:instrText>
+              <w:instrText xml:space="preserve"> PAGEREF _Toc242998958 \h </w:instrText>
             </w:r>
             <w:r>
               <w:rPr>
@@ -2570,7 +2569,7 @@
               <w14:ligatures w14:val="standardContextual"/>
             </w:rPr>
           </w:pPr>
-          <w:hyperlink w:anchor="_Toc242660804" w:history="1">
+          <w:hyperlink w:anchor="_Toc242998959" w:history="1">
             <w:r>
               <w:rPr>
                 <w:rStyle w:val="a5"/>
@@ -2594,7 +2593,7 @@
               <w:rPr>
                 <w:noProof/>
               </w:rPr>
-              <w:instrText xml:space="preserve"> PAGEREF _Toc242660804 \h </w:instrText>
+              <w:instrText xml:space="preserve"> PAGEREF _Toc242998959 \h </w:instrText>
             </w:r>
             <w:r>
               <w:rPr>
@@ -2639,7 +2638,7 @@
               <w14:ligatures w14:val="standardContextual"/>
             </w:rPr>
           </w:pPr>
-          <w:hyperlink w:anchor="_Toc242660805" w:history="1">
+          <w:hyperlink w:anchor="_Toc242998960" w:history="1">
             <w:r>
               <w:rPr>
                 <w:rStyle w:val="a5"/>
@@ -2663,7 +2662,7 @@
               <w:rPr>
                 <w:noProof/>
               </w:rPr>
-              <w:instrText xml:space="preserve"> PAGEREF _Toc242660805 \h </w:instrText>
+              <w:instrText xml:space="preserve"> PAGEREF _Toc242998960 \h </w:instrText>
             </w:r>
             <w:r>
               <w:rPr>
@@ -2706,7 +2705,7 @@
               <w14:ligatures w14:val="standardContextual"/>
             </w:rPr>
           </w:pPr>
-          <w:hyperlink w:anchor="_Toc242660806" w:history="1">
+          <w:hyperlink w:anchor="_Toc242998961" w:history="1">
             <w:r>
               <w:rPr>
                 <w:rStyle w:val="a5"/>
@@ -2730,7 +2729,7 @@
               <w:rPr>
                 <w:noProof/>
               </w:rPr>
-              <w:instrText xml:space="preserve"> PAGEREF _Toc242660806 \h </w:instrText>
+              <w:instrText xml:space="preserve"> PAGEREF _Toc242998961 \h </w:instrText>
             </w:r>
             <w:r>
               <w:rPr>
@@ -2773,7 +2772,7 @@
               <w14:ligatures w14:val="standardContextual"/>
             </w:rPr>
           </w:pPr>
-          <w:hyperlink w:anchor="_Toc242660807" w:history="1">
+          <w:hyperlink w:anchor="_Toc242998962" w:history="1">
             <w:r>
               <w:rPr>
                 <w:rStyle w:val="a5"/>
@@ -2797,7 +2796,7 @@
               <w:rPr>
                 <w:noProof/>
               </w:rPr>
-              <w:instrText xml:space="preserve"> PAGEREF _Toc242660807 \h </w:instrText>
+              <w:instrText xml:space="preserve"> PAGEREF _Toc242998962 \h </w:instrText>
             </w:r>
             <w:r>
               <w:rPr>
@@ -2840,7 +2839,7 @@
               <w14:ligatures w14:val="standardContextual"/>
             </w:rPr>
           </w:pPr>
-          <w:hyperlink w:anchor="_Toc242660808" w:history="1">
+          <w:hyperlink w:anchor="_Toc242998963" w:history="1">
             <w:r>
               <w:rPr>
                 <w:rStyle w:val="a5"/>
@@ -2864,7 +2863,7 @@
               <w:rPr>
                 <w:noProof/>
               </w:rPr>
-              <w:instrText xml:space="preserve"> PAGEREF _Toc242660808 \h </w:instrText>
+              <w:instrText xml:space="preserve"> PAGEREF _Toc242998963 \h </w:instrText>
             </w:r>
             <w:r>
               <w:rPr>
@@ -2907,7 +2906,7 @@
               <w14:ligatures w14:val="standardContextual"/>
             </w:rPr>
           </w:pPr>
-          <w:hyperlink w:anchor="_Toc242660809" w:history="1">
+          <w:hyperlink w:anchor="_Toc242998964" w:history="1">
             <w:r>
               <w:rPr>
                 <w:rStyle w:val="a5"/>
@@ -2931,7 +2930,7 @@
               <w:rPr>
                 <w:noProof/>
               </w:rPr>
-              <w:instrText xml:space="preserve"> PAGEREF _Toc242660809 \h </w:instrText>
+              <w:instrText xml:space="preserve"> PAGEREF _Toc242998964 \h </w:instrText>
             </w:r>
             <w:r>
               <w:rPr>
@@ -2974,7 +2973,7 @@
               <w14:ligatures w14:val="standardContextual"/>
             </w:rPr>
           </w:pPr>
-          <w:hyperlink w:anchor="_Toc242660810" w:history="1">
+          <w:hyperlink w:anchor="_Toc242998965" w:history="1">
             <w:r>
               <w:rPr>
                 <w:rStyle w:val="a5"/>
@@ -2998,7 +2997,7 @@
               <w:rPr>
                 <w:noProof/>
               </w:rPr>
-              <w:instrText xml:space="preserve"> PAGEREF _Toc242660810 \h </w:instrText>
+              <w:instrText xml:space="preserve"> PAGEREF _Toc242998965 \h </w:instrText>
             </w:r>
             <w:r>
               <w:rPr>
@@ -3043,7 +3042,7 @@
               <w14:ligatures w14:val="standardContextual"/>
             </w:rPr>
           </w:pPr>
-          <w:hyperlink w:anchor="_Toc242660811" w:history="1">
+          <w:hyperlink w:anchor="_Toc242998966" w:history="1">
             <w:r>
               <w:rPr>
                 <w:rStyle w:val="a5"/>
@@ -3067,7 +3066,7 @@
               <w:rPr>
                 <w:noProof/>
               </w:rPr>
-              <w:instrText xml:space="preserve"> PAGEREF _Toc242660811 \h </w:instrText>
+              <w:instrText xml:space="preserve"> PAGEREF _Toc242998966 \h </w:instrText>
             </w:r>
             <w:r>
               <w:rPr>
@@ -3110,7 +3109,7 @@
               <w14:ligatures w14:val="standardContextual"/>
             </w:rPr>
           </w:pPr>
-          <w:hyperlink w:anchor="_Toc242660812" w:history="1">
+          <w:hyperlink w:anchor="_Toc242998967" w:history="1">
             <w:r>
               <w:rPr>
                 <w:rStyle w:val="a5"/>
@@ -3134,7 +3133,7 @@
               <w:rPr>
                 <w:noProof/>
               </w:rPr>
-              <w:instrText xml:space="preserve"> PAGEREF _Toc242660812 \h </w:instrText>
+              <w:instrText xml:space="preserve"> PAGEREF _Toc242998967 \h </w:instrText>
             </w:r>
             <w:r>
               <w:rPr>
@@ -3179,7 +3178,7 @@
               <w14:ligatures w14:val="standardContextual"/>
             </w:rPr>
           </w:pPr>
-          <w:hyperlink w:anchor="_Toc242660813" w:history="1">
+          <w:hyperlink w:anchor="_Toc242998968" w:history="1">
             <w:r>
               <w:rPr>
                 <w:rStyle w:val="a5"/>
@@ -3203,7 +3202,7 @@
               <w:rPr>
                 <w:noProof/>
               </w:rPr>
-              <w:instrText xml:space="preserve"> PAGEREF _Toc242660813 \h </w:instrText>
+              <w:instrText xml:space="preserve"> PAGEREF _Toc242998968 \h </w:instrText>
             </w:r>
             <w:r>
               <w:rPr>
@@ -3246,7 +3245,7 @@
               <w14:ligatures w14:val="standardContextual"/>
             </w:rPr>
           </w:pPr>
-          <w:hyperlink w:anchor="_Toc242660814" w:history="1">
+          <w:hyperlink w:anchor="_Toc242998969" w:history="1">
             <w:r>
               <w:rPr>
                 <w:rStyle w:val="a5"/>
@@ -3270,7 +3269,7 @@
               <w:rPr>
                 <w:noProof/>
               </w:rPr>
-              <w:instrText xml:space="preserve"> PAGEREF _Toc242660814 \h </w:instrText>
+              <w:instrText xml:space="preserve"> PAGEREF _Toc242998969 \h </w:instrText>
             </w:r>
             <w:r>
               <w:rPr>
@@ -3313,7 +3312,7 @@
               <w14:ligatures w14:val="standardContextual"/>
             </w:rPr>
           </w:pPr>
-          <w:hyperlink w:anchor="_Toc242660815" w:history="1">
+          <w:hyperlink w:anchor="_Toc242998970" w:history="1">
             <w:r>
               <w:rPr>
                 <w:rStyle w:val="a5"/>
@@ -3337,7 +3336,7 @@
               <w:rPr>
                 <w:noProof/>
               </w:rPr>
-              <w:instrText xml:space="preserve"> PAGEREF _Toc242660815 \h </w:instrText>
+              <w:instrText xml:space="preserve"> PAGEREF _Toc242998970 \h </w:instrText>
             </w:r>
             <w:r>
               <w:rPr>
@@ -3380,7 +3379,7 @@
               <w14:ligatures w14:val="standardContextual"/>
             </w:rPr>
           </w:pPr>
-          <w:hyperlink w:anchor="_Toc242660816" w:history="1">
+          <w:hyperlink w:anchor="_Toc242998971" w:history="1">
             <w:r>
               <w:rPr>
                 <w:rStyle w:val="a5"/>
@@ -3404,7 +3403,7 @@
               <w:rPr>
                 <w:noProof/>
               </w:rPr>
-              <w:instrText xml:space="preserve"> PAGEREF _Toc242660816 \h </w:instrText>
+              <w:instrText xml:space="preserve"> PAGEREF _Toc242998971 \h </w:instrText>
             </w:r>
             <w:r>
               <w:rPr>
@@ -3447,7 +3446,7 @@
               <w14:ligatures w14:val="standardContextual"/>
             </w:rPr>
           </w:pPr>
-          <w:hyperlink w:anchor="_Toc242660817" w:history="1">
+          <w:hyperlink w:anchor="_Toc242998972" w:history="1">
             <w:r>
               <w:rPr>
                 <w:rStyle w:val="a5"/>
@@ -3471,7 +3470,7 @@
               <w:rPr>
                 <w:noProof/>
               </w:rPr>
-              <w:instrText xml:space="preserve"> PAGEREF _Toc242660817 \h </w:instrText>
+              <w:instrText xml:space="preserve"> PAGEREF _Toc242998972 \h </w:instrText>
             </w:r>
             <w:r>
               <w:rPr>
@@ -3514,7 +3513,7 @@
               <w14:ligatures w14:val="standardContextual"/>
             </w:rPr>
           </w:pPr>
-          <w:hyperlink w:anchor="_Toc242660818" w:history="1">
+          <w:hyperlink w:anchor="_Toc242998973" w:history="1">
             <w:r>
               <w:rPr>
                 <w:rStyle w:val="a5"/>
@@ -3538,7 +3537,7 @@
               <w:rPr>
                 <w:noProof/>
               </w:rPr>
-              <w:instrText xml:space="preserve"> PAGEREF _Toc242660818 \h </w:instrText>
+              <w:instrText xml:space="preserve"> PAGEREF _Toc242998973 \h </w:instrText>
             </w:r>
             <w:r>
               <w:rPr>
@@ -3581,7 +3580,7 @@
               <w14:ligatures w14:val="standardContextual"/>
             </w:rPr>
           </w:pPr>
-          <w:hyperlink w:anchor="_Toc242660819" w:history="1">
+          <w:hyperlink w:anchor="_Toc242998974" w:history="1">
             <w:r>
               <w:rPr>
                 <w:rStyle w:val="a5"/>
@@ -3605,7 +3604,7 @@
               <w:rPr>
                 <w:noProof/>
               </w:rPr>
-              <w:instrText xml:space="preserve"> PAGEREF _Toc242660819 \h </w:instrText>
+              <w:instrText xml:space="preserve"> PAGEREF _Toc242998974 \h </w:instrText>
             </w:r>
             <w:r>
               <w:rPr>
@@ -3650,7 +3649,7 @@
               <w14:ligatures w14:val="standardContextual"/>
             </w:rPr>
           </w:pPr>
-          <w:hyperlink w:anchor="_Toc242660820" w:history="1">
+          <w:hyperlink w:anchor="_Toc242998975" w:history="1">
             <w:r>
               <w:rPr>
                 <w:rStyle w:val="a5"/>
@@ -3674,7 +3673,7 @@
               <w:rPr>
                 <w:noProof/>
               </w:rPr>
-              <w:instrText xml:space="preserve"> PAGEREF _Toc242660820 \h </w:instrText>
+              <w:instrText xml:space="preserve"> PAGEREF _Toc242998975 \h </w:instrText>
             </w:r>
             <w:r>
               <w:rPr>
@@ -3717,7 +3716,7 @@
               <w14:ligatures w14:val="standardContextual"/>
             </w:rPr>
           </w:pPr>
-          <w:hyperlink w:anchor="_Toc242660821" w:history="1">
+          <w:hyperlink w:anchor="_Toc242998976" w:history="1">
             <w:r>
               <w:rPr>
                 <w:rStyle w:val="a5"/>
@@ -3741,7 +3740,7 @@
               <w:rPr>
                 <w:noProof/>
               </w:rPr>
-              <w:instrText xml:space="preserve"> PAGEREF _Toc242660821 \h </w:instrText>
+              <w:instrText xml:space="preserve"> PAGEREF _Toc242998976 \h </w:instrText>
             </w:r>
             <w:r>
               <w:rPr>
@@ -3784,7 +3783,7 @@
               <w14:ligatures w14:val="standardContextual"/>
             </w:rPr>
           </w:pPr>
-          <w:hyperlink w:anchor="_Toc242660822" w:history="1">
+          <w:hyperlink w:anchor="_Toc242998977" w:history="1">
             <w:r>
               <w:rPr>
                 <w:rStyle w:val="a5"/>
@@ -3808,7 +3807,7 @@
               <w:rPr>
                 <w:noProof/>
               </w:rPr>
-              <w:instrText xml:space="preserve"> PAGEREF _Toc242660822 \h </w:instrText>
+              <w:instrText xml:space="preserve"> PAGEREF _Toc242998977 \h </w:instrText>
             </w:r>
             <w:r>
               <w:rPr>
@@ -3851,7 +3850,7 @@
               <w14:ligatures w14:val="standardContextual"/>
             </w:rPr>
           </w:pPr>
-          <w:hyperlink w:anchor="_Toc242660823" w:history="1">
+          <w:hyperlink w:anchor="_Toc242998978" w:history="1">
             <w:r>
               <w:rPr>
                 <w:rStyle w:val="a5"/>
@@ -3875,7 +3874,7 @@
               <w:rPr>
                 <w:noProof/>
               </w:rPr>
-              <w:instrText xml:space="preserve"> PAGEREF _Toc242660823 \h </w:instrText>
+              <w:instrText xml:space="preserve"> PAGEREF _Toc242998978 \h </w:instrText>
             </w:r>
             <w:r>
               <w:rPr>
@@ -3918,7 +3917,7 @@
               <w14:ligatures w14:val="standardContextual"/>
             </w:rPr>
           </w:pPr>
-          <w:hyperlink w:anchor="_Toc242660824" w:history="1">
+          <w:hyperlink w:anchor="_Toc242998979" w:history="1">
             <w:r>
               <w:rPr>
                 <w:rStyle w:val="a5"/>
@@ -3942,7 +3941,7 @@
               <w:rPr>
                 <w:noProof/>
               </w:rPr>
-              <w:instrText xml:space="preserve"> PAGEREF _Toc242660824 \h </w:instrText>
+              <w:instrText xml:space="preserve"> PAGEREF _Toc242998979 \h </w:instrText>
             </w:r>
             <w:r>
               <w:rPr>
@@ -3987,7 +3986,7 @@
               <w14:ligatures w14:val="standardContextual"/>
             </w:rPr>
           </w:pPr>
-          <w:hyperlink w:anchor="_Toc242660825" w:history="1">
+          <w:hyperlink w:anchor="_Toc242998980" w:history="1">
             <w:r>
               <w:rPr>
                 <w:rStyle w:val="a5"/>
@@ -4011,7 +4010,7 @@
               <w:rPr>
                 <w:noProof/>
               </w:rPr>
-              <w:instrText xml:space="preserve"> PAGEREF _Toc242660825 \h </w:instrText>
+              <w:instrText xml:space="preserve"> PAGEREF _Toc242998980 \h </w:instrText>
             </w:r>
             <w:r>
               <w:rPr>
@@ -4056,7 +4055,7 @@
               <w14:ligatures w14:val="standardContextual"/>
             </w:rPr>
           </w:pPr>
-          <w:hyperlink w:anchor="_Toc242660826" w:history="1">
+          <w:hyperlink w:anchor="_Toc242998981" w:history="1">
             <w:r>
               <w:rPr>
                 <w:rStyle w:val="a5"/>
@@ -4080,7 +4079,7 @@
               <w:rPr>
                 <w:noProof/>
               </w:rPr>
-              <w:instrText xml:space="preserve"> PAGEREF _Toc242660826 \h </w:instrText>
+              <w:instrText xml:space="preserve"> PAGEREF _Toc242998981 \h </w:instrText>
             </w:r>
             <w:r>
               <w:rPr>
@@ -4125,7 +4124,7 @@
               <w14:ligatures w14:val="standardContextual"/>
             </w:rPr>
           </w:pPr>
-          <w:hyperlink w:anchor="_Toc242660827" w:history="1">
+          <w:hyperlink w:anchor="_Toc242998982" w:history="1">
             <w:r>
               <w:rPr>
                 <w:rStyle w:val="a5"/>
@@ -4149,7 +4148,7 @@
               <w:rPr>
                 <w:noProof/>
               </w:rPr>
-              <w:instrText xml:space="preserve"> PAGEREF _Toc242660827 \h </w:instrText>
+              <w:instrText xml:space="preserve"> PAGEREF _Toc242998982 \h </w:instrText>
             </w:r>
             <w:r>
               <w:rPr>
@@ -4218,7 +4217,7 @@
       <w:pPr>
         <w:pStyle w:val="1"/>
       </w:pPr>
-      <w:bookmarkStart w:id="0" w:name="_Toc242660769"/>
+      <w:bookmarkStart w:id="0" w:name="_Toc242998924"/>
       <w:r>
         <w:t>1 Introducing QRcode tool</w:t>
       </w:r>
@@ -4238,19 +4237,7 @@
           <w:bdr w:val="single" w:sz="4" w:space="0" w:color="C3C9D4"/>
           <w:shd w:val="clear" w:color="auto" w:fill="F1F3F7"/>
         </w:rPr>
-        <w:t> </w:t>
-      </w:r>
-      <w:r>
-        <w:rPr>
-          <w:b/>
-          <w:bCs/>
-          <w:color w:val="2B3140"/>
-          <w:sz w:val="18"/>
-          <w:szCs w:val="18"/>
-          <w:bdr w:val="single" w:sz="4" w:space="0" w:color="C3C9D4"/>
-          <w:shd w:val="clear" w:color="auto" w:fill="F1F3F7"/>
-        </w:rPr>
-        <w:t>Enter </w:t>
+        <w:t> Enter </w:t>
       </w:r>
       <w:r>
         <w:t xml:space="preserve"> or click the label to open the link, join the Wi-Fi network or save the contact.</w:t>
@@ -4265,7 +4252,7 @@
       <w:pPr>
         <w:pStyle w:val="2"/>
       </w:pPr>
-      <w:bookmarkStart w:id="1" w:name="_Toc242660770"/>
+      <w:bookmarkStart w:id="1" w:name="_Toc242998925"/>
       <w:r>
         <w:t>1.1 Main features</w:t>
       </w:r>
@@ -4294,12 +4281,6 @@
         <w:gridCol w:w="6881"/>
       </w:tblGrid>
       <w:tr>
-        <w:tblPrEx>
-          <w:tblCellMar>
-            <w:top w:w="0" w:type="dxa"/>
-            <w:bottom w:w="0" w:type="dxa"/>
-          </w:tblCellMar>
-        </w:tblPrEx>
         <w:trPr>
           <w:cantSplit/>
           <w:tblHeader/>
@@ -4362,12 +4343,6 @@
         </w:tc>
       </w:tr>
       <w:tr>
-        <w:tblPrEx>
-          <w:tblCellMar>
-            <w:top w:w="0" w:type="dxa"/>
-            <w:bottom w:w="0" w:type="dxa"/>
-          </w:tblCellMar>
-        </w:tblPrEx>
         <w:trPr>
           <w:cantSplit/>
         </w:trPr>
@@ -4421,12 +4396,6 @@
         </w:tc>
       </w:tr>
       <w:tr>
-        <w:tblPrEx>
-          <w:tblCellMar>
-            <w:top w:w="0" w:type="dxa"/>
-            <w:bottom w:w="0" w:type="dxa"/>
-          </w:tblCellMar>
-        </w:tblPrEx>
         <w:trPr>
           <w:cantSplit/>
         </w:trPr>
@@ -4480,12 +4449,6 @@
         </w:tc>
       </w:tr>
       <w:tr>
-        <w:tblPrEx>
-          <w:tblCellMar>
-            <w:top w:w="0" w:type="dxa"/>
-            <w:bottom w:w="0" w:type="dxa"/>
-          </w:tblCellMar>
-        </w:tblPrEx>
         <w:trPr>
           <w:cantSplit/>
         </w:trPr>
@@ -4539,12 +4502,6 @@
         </w:tc>
       </w:tr>
       <w:tr>
-        <w:tblPrEx>
-          <w:tblCellMar>
-            <w:top w:w="0" w:type="dxa"/>
-            <w:bottom w:w="0" w:type="dxa"/>
-          </w:tblCellMar>
-        </w:tblPrEx>
         <w:trPr>
           <w:cantSplit/>
         </w:trPr>
@@ -4598,12 +4555,6 @@
         </w:tc>
       </w:tr>
       <w:tr>
-        <w:tblPrEx>
-          <w:tblCellMar>
-            <w:top w:w="0" w:type="dxa"/>
-            <w:bottom w:w="0" w:type="dxa"/>
-          </w:tblCellMar>
-        </w:tblPrEx>
         <w:trPr>
           <w:cantSplit/>
         </w:trPr>
@@ -4657,12 +4608,6 @@
         </w:tc>
       </w:tr>
       <w:tr>
-        <w:tblPrEx>
-          <w:tblCellMar>
-            <w:top w:w="0" w:type="dxa"/>
-            <w:bottom w:w="0" w:type="dxa"/>
-          </w:tblCellMar>
-        </w:tblPrEx>
         <w:trPr>
           <w:cantSplit/>
         </w:trPr>
@@ -4716,12 +4661,6 @@
         </w:tc>
       </w:tr>
       <w:tr>
-        <w:tblPrEx>
-          <w:tblCellMar>
-            <w:top w:w="0" w:type="dxa"/>
-            <w:bottom w:w="0" w:type="dxa"/>
-          </w:tblCellMar>
-        </w:tblPrEx>
         <w:trPr>
           <w:cantSplit/>
         </w:trPr>
@@ -4775,12 +4714,6 @@
         </w:tc>
       </w:tr>
       <w:tr>
-        <w:tblPrEx>
-          <w:tblCellMar>
-            <w:top w:w="0" w:type="dxa"/>
-            <w:bottom w:w="0" w:type="dxa"/>
-          </w:tblCellMar>
-        </w:tblPrEx>
         <w:trPr>
           <w:cantSplit/>
         </w:trPr>
@@ -4834,12 +4767,6 @@
         </w:tc>
       </w:tr>
       <w:tr>
-        <w:tblPrEx>
-          <w:tblCellMar>
-            <w:top w:w="0" w:type="dxa"/>
-            <w:bottom w:w="0" w:type="dxa"/>
-          </w:tblCellMar>
-        </w:tblPrEx>
         <w:trPr>
           <w:cantSplit/>
         </w:trPr>
@@ -4902,7 +4829,7 @@
       <w:pPr>
         <w:pStyle w:val="2"/>
       </w:pPr>
-      <w:bookmarkStart w:id="2" w:name="_Toc242660771"/>
+      <w:bookmarkStart w:id="2" w:name="_Toc242998926"/>
       <w:r>
         <w:lastRenderedPageBreak/>
         <w:t>1.2 System requirements</w:t>
@@ -4932,12 +4859,6 @@
         <w:gridCol w:w="6509"/>
       </w:tblGrid>
       <w:tr>
-        <w:tblPrEx>
-          <w:tblCellMar>
-            <w:top w:w="0" w:type="dxa"/>
-            <w:bottom w:w="0" w:type="dxa"/>
-          </w:tblCellMar>
-        </w:tblPrEx>
         <w:trPr>
           <w:cantSplit/>
           <w:tblHeader/>
@@ -5000,12 +4921,6 @@
         </w:tc>
       </w:tr>
       <w:tr>
-        <w:tblPrEx>
-          <w:tblCellMar>
-            <w:top w:w="0" w:type="dxa"/>
-            <w:bottom w:w="0" w:type="dxa"/>
-          </w:tblCellMar>
-        </w:tblPrEx>
         <w:trPr>
           <w:cantSplit/>
         </w:trPr>
@@ -5059,12 +4974,6 @@
         </w:tc>
       </w:tr>
       <w:tr>
-        <w:tblPrEx>
-          <w:tblCellMar>
-            <w:top w:w="0" w:type="dxa"/>
-            <w:bottom w:w="0" w:type="dxa"/>
-          </w:tblCellMar>
-        </w:tblPrEx>
         <w:trPr>
           <w:cantSplit/>
         </w:trPr>
@@ -5118,12 +5027,6 @@
         </w:tc>
       </w:tr>
       <w:tr>
-        <w:tblPrEx>
-          <w:tblCellMar>
-            <w:top w:w="0" w:type="dxa"/>
-            <w:bottom w:w="0" w:type="dxa"/>
-          </w:tblCellMar>
-        </w:tblPrEx>
         <w:trPr>
           <w:cantSplit/>
         </w:trPr>
@@ -5177,12 +5080,6 @@
         </w:tc>
       </w:tr>
       <w:tr>
-        <w:tblPrEx>
-          <w:tblCellMar>
-            <w:top w:w="0" w:type="dxa"/>
-            <w:bottom w:w="0" w:type="dxa"/>
-          </w:tblCellMar>
-        </w:tblPrEx>
         <w:trPr>
           <w:cantSplit/>
         </w:trPr>
@@ -5245,7 +5142,7 @@
       <w:pPr>
         <w:pStyle w:val="2"/>
       </w:pPr>
-      <w:bookmarkStart w:id="3" w:name="_Toc242660772"/>
+      <w:bookmarkStart w:id="3" w:name="_Toc242998927"/>
       <w:r>
         <w:t>1.3 Privacy and safety principles</w:t>
       </w:r>
@@ -5346,7 +5243,7 @@
       <w:pPr>
         <w:pStyle w:val="2"/>
       </w:pPr>
-      <w:bookmarkStart w:id="4" w:name="_Toc242660773"/>
+      <w:bookmarkStart w:id="4" w:name="_Toc242998928"/>
       <w:r>
         <w:t>1.4 Conventions used in this manual</w:t>
       </w:r>
@@ -5417,7 +5314,10 @@
           <w:bdr w:val="single" w:sz="4" w:space="0" w:color="C3C9D4"/>
           <w:shd w:val="clear" w:color="auto" w:fill="F1F3F7"/>
         </w:rPr>
-        <w:t> </w:t>
+        <w:t> Enter </w:t>
+      </w:r>
+      <w:r>
+        <w:t xml:space="preserve"> or </w:t>
       </w:r>
       <w:r>
         <w:rPr>
@@ -5429,34 +5329,7 @@
           <w:bdr w:val="single" w:sz="4" w:space="0" w:color="C3C9D4"/>
           <w:shd w:val="clear" w:color="auto" w:fill="F1F3F7"/>
         </w:rPr>
-        <w:t>Enter </w:t>
-      </w:r>
-      <w:r>
-        <w:t xml:space="preserve"> or </w:t>
-      </w:r>
-      <w:r>
-        <w:rPr>
-          <w:b/>
-          <w:bCs/>
-          <w:color w:val="2B3140"/>
-          <w:sz w:val="18"/>
-          <w:szCs w:val="18"/>
-          <w:bdr w:val="single" w:sz="4" w:space="0" w:color="C3C9D4"/>
-          <w:shd w:val="clear" w:color="auto" w:fill="F1F3F7"/>
-        </w:rPr>
-        <w:t> </w:t>
-      </w:r>
-      <w:r>
-        <w:rPr>
-          <w:b/>
-          <w:bCs/>
-          <w:color w:val="2B3140"/>
-          <w:sz w:val="18"/>
-          <w:szCs w:val="18"/>
-          <w:bdr w:val="single" w:sz="4" w:space="0" w:color="C3C9D4"/>
-          <w:shd w:val="clear" w:color="auto" w:fill="F1F3F7"/>
-        </w:rPr>
-        <w:t>Ctrl+Alt+Q </w:t>
+        <w:t> Ctrl+Alt+Q </w:t>
       </w:r>
       <w:r>
         <w:t>.</w:t>
@@ -5537,7 +5410,7 @@
       <w:pPr>
         <w:pStyle w:val="1"/>
       </w:pPr>
-      <w:bookmarkStart w:id="5" w:name="_Toc242660774"/>
+      <w:bookmarkStart w:id="5" w:name="_Toc242998929"/>
       <w:r>
         <w:t>2 Installation and first start</w:t>
       </w:r>
@@ -5547,7 +5420,7 @@
       <w:pPr>
         <w:pStyle w:val="2"/>
       </w:pPr>
-      <w:bookmarkStart w:id="6" w:name="_Toc242660775"/>
+      <w:bookmarkStart w:id="6" w:name="_Toc242998930"/>
       <w:r>
         <w:t>2.1 Download and install (Windows)</w:t>
       </w:r>
@@ -5563,7 +5436,7 @@
         <w:spacing w:after="80"/>
       </w:pPr>
       <w:r>
-        <w:t>Open the release page on GitHub (https://github.com/Lrniey666/qrcode-tool/releases/latest).</w:t>
+        <w:t>Open the release page on GitHub (https://github.com/naritaroad/qrcode-tool/releases/latest).</w:t>
       </w:r>
     </w:p>
     <w:p>
@@ -5657,12 +5530,6 @@
         <w:gridCol w:w="9298"/>
       </w:tblGrid>
       <w:tr>
-        <w:tblPrEx>
-          <w:tblCellMar>
-            <w:top w:w="0" w:type="dxa"/>
-            <w:bottom w:w="0" w:type="dxa"/>
-          </w:tblCellMar>
-        </w:tblPrEx>
         <w:trPr>
           <w:cantSplit/>
         </w:trPr>
@@ -5718,7 +5585,7 @@
       <w:pPr>
         <w:pStyle w:val="2"/>
       </w:pPr>
-      <w:bookmarkStart w:id="7" w:name="_Toc242660776"/>
+      <w:bookmarkStart w:id="7" w:name="_Toc242998931"/>
       <w:r>
         <w:t>2.2 If Windows shows “Windows protected your PC”</w:t>
       </w:r>
@@ -5819,12 +5686,6 @@
         <w:gridCol w:w="9298"/>
       </w:tblGrid>
       <w:tr>
-        <w:tblPrEx>
-          <w:tblCellMar>
-            <w:top w:w="0" w:type="dxa"/>
-            <w:bottom w:w="0" w:type="dxa"/>
-          </w:tblCellMar>
-        </w:tblPrEx>
         <w:tc>
           <w:tcPr>
             <w:tcW w:w="0" w:type="auto"/>
@@ -5862,7 +5723,7 @@
       <w:pPr>
         <w:pStyle w:val="2"/>
       </w:pPr>
-      <w:bookmarkStart w:id="8" w:name="_Toc242660777"/>
+      <w:bookmarkStart w:id="8" w:name="_Toc242998932"/>
       <w:r>
         <w:t>2.3 macOS and Linux</w:t>
       </w:r>
@@ -5956,7 +5817,7 @@
       <w:pPr>
         <w:pStyle w:val="2"/>
       </w:pPr>
-      <w:bookmarkStart w:id="9" w:name="_Toc242660778"/>
+      <w:bookmarkStart w:id="9" w:name="_Toc242998933"/>
       <w:r>
         <w:t>2.4 The welcome screen</w:t>
       </w:r>
@@ -6161,7 +6022,7 @@
       <w:pPr>
         <w:pStyle w:val="2"/>
       </w:pPr>
-      <w:bookmarkStart w:id="10" w:name="_Toc242660779"/>
+      <w:bookmarkStart w:id="10" w:name="_Toc242998934"/>
       <w:r>
         <w:t>2.5 The tray icon</w:t>
       </w:r>
@@ -6332,12 +6193,6 @@
         <w:gridCol w:w="9298"/>
       </w:tblGrid>
       <w:tr>
-        <w:tblPrEx>
-          <w:tblCellMar>
-            <w:top w:w="0" w:type="dxa"/>
-            <w:bottom w:w="0" w:type="dxa"/>
-          </w:tblCellMar>
-        </w:tblPrEx>
         <w:trPr>
           <w:cantSplit/>
         </w:trPr>
@@ -6398,7 +6253,7 @@
       <w:pPr>
         <w:pStyle w:val="1"/>
       </w:pPr>
-      <w:bookmarkStart w:id="11" w:name="_Toc242660780"/>
+      <w:bookmarkStart w:id="11" w:name="_Toc242998935"/>
       <w:r>
         <w:t>3 Scanning the screen</w:t>
       </w:r>
@@ -6408,7 +6263,7 @@
       <w:pPr>
         <w:pStyle w:val="2"/>
       </w:pPr>
-      <w:bookmarkStart w:id="12" w:name="_Toc242660781"/>
+      <w:bookmarkStart w:id="12" w:name="_Toc242998936"/>
       <w:r>
         <w:t>3.1 Scan the whole screen</w:t>
       </w:r>
@@ -6449,7 +6304,46 @@
           <w:bdr w:val="single" w:sz="4" w:space="0" w:color="C3C9D4"/>
           <w:shd w:val="clear" w:color="auto" w:fill="F1F3F7"/>
         </w:rPr>
-        <w:t> </w:t>
+        <w:t> Ctrl+Alt+Q </w:t>
+      </w:r>
+      <w:r>
+        <w:t xml:space="preserve">, click the tray icon, or click </w:t>
+      </w:r>
+      <w:r>
+        <w:rPr>
+          <w:b/>
+          <w:bCs/>
+        </w:rPr>
+        <w:t>Scan whole screen</w:t>
+      </w:r>
+      <w:r>
+        <w:t xml:space="preserve"> on the floating toolbar.</w:t>
+      </w:r>
+    </w:p>
+    <w:p>
+      <w:pPr>
+        <w:pStyle w:val="a4"/>
+        <w:numPr>
+          <w:ilvl w:val="0"/>
+          <w:numId w:val="5"/>
+        </w:numPr>
+        <w:spacing w:after="80"/>
+      </w:pPr>
+      <w:r>
+        <w:t>The screen freezes and darkens. After a short scan sweep, every code found gets a result label.</w:t>
+      </w:r>
+    </w:p>
+    <w:p>
+      <w:pPr>
+        <w:pStyle w:val="a4"/>
+        <w:numPr>
+          <w:ilvl w:val="0"/>
+          <w:numId w:val="5"/>
+        </w:numPr>
+        <w:spacing w:after="80"/>
+      </w:pPr>
+      <w:r>
+        <w:t xml:space="preserve">Press </w:t>
       </w:r>
       <w:r>
         <w:rPr>
@@ -6461,33 +6355,10 @@
           <w:bdr w:val="single" w:sz="4" w:space="0" w:color="C3C9D4"/>
           <w:shd w:val="clear" w:color="auto" w:fill="F1F3F7"/>
         </w:rPr>
-        <w:t>Ctrl+Alt+Q </w:t>
-      </w:r>
-      <w:r>
-        <w:t xml:space="preserve">, click the tray icon, or click </w:t>
-      </w:r>
-      <w:r>
-        <w:rPr>
-          <w:b/>
-          <w:bCs/>
-        </w:rPr>
-        <w:t>Scan whole screen</w:t>
-      </w:r>
-      <w:r>
-        <w:t xml:space="preserve"> on the floating toolbar.</w:t>
-      </w:r>
-    </w:p>
-    <w:p>
-      <w:pPr>
-        <w:pStyle w:val="a4"/>
-        <w:numPr>
-          <w:ilvl w:val="0"/>
-          <w:numId w:val="5"/>
-        </w:numPr>
-        <w:spacing w:after="80"/>
-      </w:pPr>
-      <w:r>
-        <w:t>The screen freezes and darkens. After a short scan sweep, every code found gets a result label.</w:t>
+        <w:t> Enter </w:t>
+      </w:r>
+      <w:r>
+        <w:t xml:space="preserve"> to open the selected code, or click the label you want.</w:t>
       </w:r>
     </w:p>
     <w:p>
@@ -6512,59 +6383,7 @@
           <w:bdr w:val="single" w:sz="4" w:space="0" w:color="C3C9D4"/>
           <w:shd w:val="clear" w:color="auto" w:fill="F1F3F7"/>
         </w:rPr>
-        <w:t> </w:t>
-      </w:r>
-      <w:r>
-        <w:rPr>
-          <w:b/>
-          <w:bCs/>
-          <w:color w:val="2B3140"/>
-          <w:sz w:val="18"/>
-          <w:szCs w:val="18"/>
-          <w:bdr w:val="single" w:sz="4" w:space="0" w:color="C3C9D4"/>
-          <w:shd w:val="clear" w:color="auto" w:fill="F1F3F7"/>
-        </w:rPr>
-        <w:t>Enter </w:t>
-      </w:r>
-      <w:r>
-        <w:t xml:space="preserve"> to open the selected code, or click the label you want.</w:t>
-      </w:r>
-    </w:p>
-    <w:p>
-      <w:pPr>
-        <w:pStyle w:val="a4"/>
-        <w:numPr>
-          <w:ilvl w:val="0"/>
-          <w:numId w:val="5"/>
-        </w:numPr>
-        <w:spacing w:after="80"/>
-      </w:pPr>
-      <w:r>
-        <w:t xml:space="preserve">Press </w:t>
-      </w:r>
-      <w:r>
-        <w:rPr>
-          <w:b/>
-          <w:bCs/>
-          <w:color w:val="2B3140"/>
-          <w:sz w:val="18"/>
-          <w:szCs w:val="18"/>
-          <w:bdr w:val="single" w:sz="4" w:space="0" w:color="C3C9D4"/>
-          <w:shd w:val="clear" w:color="auto" w:fill="F1F3F7"/>
-        </w:rPr>
-        <w:t> </w:t>
-      </w:r>
-      <w:r>
-        <w:rPr>
-          <w:b/>
-          <w:bCs/>
-          <w:color w:val="2B3140"/>
-          <w:sz w:val="18"/>
-          <w:szCs w:val="18"/>
-          <w:bdr w:val="single" w:sz="4" w:space="0" w:color="C3C9D4"/>
-          <w:shd w:val="clear" w:color="auto" w:fill="F1F3F7"/>
-        </w:rPr>
-        <w:t>Esc </w:t>
+        <w:t> Esc </w:t>
       </w:r>
       <w:r>
         <w:t xml:space="preserve"> or right-click to leave the scan screen.</w:t>
@@ -6678,12 +6497,6 @@
         <w:gridCol w:w="7252"/>
       </w:tblGrid>
       <w:tr>
-        <w:tblPrEx>
-          <w:tblCellMar>
-            <w:top w:w="0" w:type="dxa"/>
-            <w:bottom w:w="0" w:type="dxa"/>
-          </w:tblCellMar>
-        </w:tblPrEx>
         <w:trPr>
           <w:cantSplit/>
           <w:tblHeader/>
@@ -6746,12 +6559,6 @@
         </w:tc>
       </w:tr>
       <w:tr>
-        <w:tblPrEx>
-          <w:tblCellMar>
-            <w:top w:w="0" w:type="dxa"/>
-            <w:bottom w:w="0" w:type="dxa"/>
-          </w:tblCellMar>
-        </w:tblPrEx>
         <w:trPr>
           <w:cantSplit/>
         </w:trPr>
@@ -6805,12 +6612,6 @@
         </w:tc>
       </w:tr>
       <w:tr>
-        <w:tblPrEx>
-          <w:tblCellMar>
-            <w:top w:w="0" w:type="dxa"/>
-            <w:bottom w:w="0" w:type="dxa"/>
-          </w:tblCellMar>
-        </w:tblPrEx>
         <w:trPr>
           <w:cantSplit/>
         </w:trPr>
@@ -6870,19 +6671,7 @@
                 <w:bdr w:val="single" w:sz="4" w:space="0" w:color="C3C9D4"/>
                 <w:shd w:val="clear" w:color="auto" w:fill="F1F3F7"/>
               </w:rPr>
-              <w:t> </w:t>
-            </w:r>
-            <w:r>
-              <w:rPr>
-                <w:b/>
-                <w:bCs/>
-                <w:color w:val="2B3140"/>
-                <w:sz w:val="16"/>
-                <w:szCs w:val="16"/>
-                <w:bdr w:val="single" w:sz="4" w:space="0" w:color="C3C9D4"/>
-                <w:shd w:val="clear" w:color="auto" w:fill="F1F3F7"/>
-              </w:rPr>
-              <w:t>Enter </w:t>
+              <w:t> Enter </w:t>
             </w:r>
             <w:r>
               <w:rPr>
@@ -6895,12 +6684,6 @@
         </w:tc>
       </w:tr>
       <w:tr>
-        <w:tblPrEx>
-          <w:tblCellMar>
-            <w:top w:w="0" w:type="dxa"/>
-            <w:bottom w:w="0" w:type="dxa"/>
-          </w:tblCellMar>
-        </w:tblPrEx>
         <w:trPr>
           <w:cantSplit/>
         </w:trPr>
@@ -6955,12 +6738,6 @@
         </w:tc>
       </w:tr>
       <w:tr>
-        <w:tblPrEx>
-          <w:tblCellMar>
-            <w:top w:w="0" w:type="dxa"/>
-            <w:bottom w:w="0" w:type="dxa"/>
-          </w:tblCellMar>
-        </w:tblPrEx>
         <w:trPr>
           <w:cantSplit/>
         </w:trPr>
@@ -7028,7 +6805,7 @@
       <w:pPr>
         <w:pStyle w:val="2"/>
       </w:pPr>
-      <w:bookmarkStart w:id="13" w:name="_Toc242660782"/>
+      <w:bookmarkStart w:id="13" w:name="_Toc242998937"/>
       <w:r>
         <w:t>3.2 Select an area</w:t>
       </w:r>
@@ -7061,19 +6838,7 @@
           <w:bdr w:val="single" w:sz="4" w:space="0" w:color="C3C9D4"/>
           <w:shd w:val="clear" w:color="auto" w:fill="F1F3F7"/>
         </w:rPr>
-        <w:t> </w:t>
-      </w:r>
-      <w:r>
-        <w:rPr>
-          <w:b/>
-          <w:bCs/>
-          <w:color w:val="2B3140"/>
-          <w:sz w:val="18"/>
-          <w:szCs w:val="18"/>
-          <w:bdr w:val="single" w:sz="4" w:space="0" w:color="C3C9D4"/>
-          <w:shd w:val="clear" w:color="auto" w:fill="F1F3F7"/>
-        </w:rPr>
-        <w:t>Ctrl+Alt+A </w:t>
+        <w:t> Ctrl+Alt+A </w:t>
       </w:r>
       <w:r>
         <w:t xml:space="preserve">, or choose </w:t>
@@ -7216,12 +6981,6 @@
         <w:gridCol w:w="9298"/>
       </w:tblGrid>
       <w:tr>
-        <w:tblPrEx>
-          <w:tblCellMar>
-            <w:top w:w="0" w:type="dxa"/>
-            <w:bottom w:w="0" w:type="dxa"/>
-          </w:tblCellMar>
-        </w:tblPrEx>
         <w:trPr>
           <w:cantSplit/>
         </w:trPr>
@@ -7265,7 +7024,7 @@
       <w:pPr>
         <w:pStyle w:val="2"/>
       </w:pPr>
-      <w:bookmarkStart w:id="14" w:name="_Toc242660783"/>
+      <w:bookmarkStart w:id="14" w:name="_Toc242998938"/>
       <w:r>
         <w:t>3.3 The toolbar on the scan screen</w:t>
       </w:r>
@@ -7370,7 +7129,7 @@
       <w:pPr>
         <w:pStyle w:val="2"/>
       </w:pPr>
-      <w:bookmarkStart w:id="15" w:name="_Toc242660784"/>
+      <w:bookmarkStart w:id="15" w:name="_Toc242998939"/>
       <w:r>
         <w:t>3.4 Keyboard</w:t>
       </w:r>
@@ -7404,12 +7163,6 @@
         <w:gridCol w:w="6509"/>
       </w:tblGrid>
       <w:tr>
-        <w:tblPrEx>
-          <w:tblCellMar>
-            <w:top w:w="0" w:type="dxa"/>
-            <w:bottom w:w="0" w:type="dxa"/>
-          </w:tblCellMar>
-        </w:tblPrEx>
         <w:trPr>
           <w:cantSplit/>
           <w:tblHeader/>
@@ -7472,12 +7225,6 @@
         </w:tc>
       </w:tr>
       <w:tr>
-        <w:tblPrEx>
-          <w:tblCellMar>
-            <w:top w:w="0" w:type="dxa"/>
-            <w:bottom w:w="0" w:type="dxa"/>
-          </w:tblCellMar>
-        </w:tblPrEx>
         <w:trPr>
           <w:cantSplit/>
         </w:trPr>
@@ -7506,8 +7253,54 @@
                 <w:bdr w:val="single" w:sz="4" w:space="0" w:color="C3C9D4"/>
                 <w:shd w:val="clear" w:color="auto" w:fill="F1F3F7"/>
               </w:rPr>
-              <w:t> </w:t>
-            </w:r>
+              <w:t> Enter </w:t>
+            </w:r>
+          </w:p>
+        </w:tc>
+        <w:tc>
+          <w:tcPr>
+            <w:tcW w:w="6509" w:type="dxa"/>
+            <w:tcMar>
+              <w:top w:w="90" w:type="dxa"/>
+              <w:left w:w="140" w:type="dxa"/>
+              <w:bottom w:w="90" w:type="dxa"/>
+              <w:right w:w="140" w:type="dxa"/>
+            </w:tcMar>
+            <w:vAlign w:val="center"/>
+          </w:tcPr>
+          <w:p>
+            <w:pPr>
+              <w:spacing w:after="0" w:line="300" w:lineRule="auto"/>
+            </w:pPr>
+            <w:r>
+              <w:rPr>
+                <w:sz w:val="19"/>
+                <w:szCs w:val="19"/>
+              </w:rPr>
+              <w:t>Open the selected code.</w:t>
+            </w:r>
+          </w:p>
+        </w:tc>
+      </w:tr>
+      <w:tr>
+        <w:trPr>
+          <w:cantSplit/>
+        </w:trPr>
+        <w:tc>
+          <w:tcPr>
+            <w:tcW w:w="2789" w:type="dxa"/>
+            <w:tcMar>
+              <w:top w:w="90" w:type="dxa"/>
+              <w:left w:w="140" w:type="dxa"/>
+              <w:bottom w:w="90" w:type="dxa"/>
+              <w:right w:w="140" w:type="dxa"/>
+            </w:tcMar>
+            <w:vAlign w:val="center"/>
+          </w:tcPr>
+          <w:p>
+            <w:pPr>
+              <w:spacing w:after="0" w:line="300" w:lineRule="auto"/>
+            </w:pPr>
             <w:r>
               <w:rPr>
                 <w:b/>
@@ -7518,60 +7311,15 @@
                 <w:bdr w:val="single" w:sz="4" w:space="0" w:color="C3C9D4"/>
                 <w:shd w:val="clear" w:color="auto" w:fill="F1F3F7"/>
               </w:rPr>
-              <w:t>Enter </w:t>
-            </w:r>
-          </w:p>
-        </w:tc>
-        <w:tc>
-          <w:tcPr>
-            <w:tcW w:w="6509" w:type="dxa"/>
-            <w:tcMar>
-              <w:top w:w="90" w:type="dxa"/>
-              <w:left w:w="140" w:type="dxa"/>
-              <w:bottom w:w="90" w:type="dxa"/>
-              <w:right w:w="140" w:type="dxa"/>
-            </w:tcMar>
-            <w:vAlign w:val="center"/>
-          </w:tcPr>
-          <w:p>
-            <w:pPr>
-              <w:spacing w:after="0" w:line="300" w:lineRule="auto"/>
-            </w:pPr>
-            <w:r>
-              <w:rPr>
-                <w:sz w:val="19"/>
-                <w:szCs w:val="19"/>
-              </w:rPr>
-              <w:t>Open the selected code.</w:t>
-            </w:r>
-          </w:p>
-        </w:tc>
-      </w:tr>
-      <w:tr>
-        <w:tblPrEx>
-          <w:tblCellMar>
-            <w:top w:w="0" w:type="dxa"/>
-            <w:bottom w:w="0" w:type="dxa"/>
-          </w:tblCellMar>
-        </w:tblPrEx>
-        <w:trPr>
-          <w:cantSplit/>
-        </w:trPr>
-        <w:tc>
-          <w:tcPr>
-            <w:tcW w:w="2789" w:type="dxa"/>
-            <w:tcMar>
-              <w:top w:w="90" w:type="dxa"/>
-              <w:left w:w="140" w:type="dxa"/>
-              <w:bottom w:w="90" w:type="dxa"/>
-              <w:right w:w="140" w:type="dxa"/>
-            </w:tcMar>
-            <w:vAlign w:val="center"/>
-          </w:tcPr>
-          <w:p>
-            <w:pPr>
-              <w:spacing w:after="0" w:line="300" w:lineRule="auto"/>
-            </w:pPr>
+              <w:t> Tab </w:t>
+            </w:r>
+            <w:r>
+              <w:rPr>
+                <w:sz w:val="19"/>
+                <w:szCs w:val="19"/>
+              </w:rPr>
+              <w:t xml:space="preserve">, </w:t>
+            </w:r>
             <w:r>
               <w:rPr>
                 <w:b/>
@@ -7582,7 +7330,14 @@
                 <w:bdr w:val="single" w:sz="4" w:space="0" w:color="C3C9D4"/>
                 <w:shd w:val="clear" w:color="auto" w:fill="F1F3F7"/>
               </w:rPr>
-              <w:t> </w:t>
+              <w:t> → </w:t>
+            </w:r>
+            <w:r>
+              <w:rPr>
+                <w:sz w:val="19"/>
+                <w:szCs w:val="19"/>
+              </w:rPr>
+              <w:t xml:space="preserve">, </w:t>
             </w:r>
             <w:r>
               <w:rPr>
@@ -7594,15 +7349,54 @@
                 <w:bdr w:val="single" w:sz="4" w:space="0" w:color="C3C9D4"/>
                 <w:shd w:val="clear" w:color="auto" w:fill="F1F3F7"/>
               </w:rPr>
-              <w:t>Tab </w:t>
-            </w:r>
-            <w:r>
-              <w:rPr>
-                <w:sz w:val="19"/>
-                <w:szCs w:val="19"/>
-              </w:rPr>
-              <w:t xml:space="preserve">, </w:t>
-            </w:r>
+              <w:t> ↓ </w:t>
+            </w:r>
+          </w:p>
+        </w:tc>
+        <w:tc>
+          <w:tcPr>
+            <w:tcW w:w="6509" w:type="dxa"/>
+            <w:tcMar>
+              <w:top w:w="90" w:type="dxa"/>
+              <w:left w:w="140" w:type="dxa"/>
+              <w:bottom w:w="90" w:type="dxa"/>
+              <w:right w:w="140" w:type="dxa"/>
+            </w:tcMar>
+            <w:vAlign w:val="center"/>
+          </w:tcPr>
+          <w:p>
+            <w:pPr>
+              <w:spacing w:after="0" w:line="300" w:lineRule="auto"/>
+            </w:pPr>
+            <w:r>
+              <w:rPr>
+                <w:sz w:val="19"/>
+                <w:szCs w:val="19"/>
+              </w:rPr>
+              <w:t>Select the next code.</w:t>
+            </w:r>
+          </w:p>
+        </w:tc>
+      </w:tr>
+      <w:tr>
+        <w:trPr>
+          <w:cantSplit/>
+        </w:trPr>
+        <w:tc>
+          <w:tcPr>
+            <w:tcW w:w="2789" w:type="dxa"/>
+            <w:tcMar>
+              <w:top w:w="90" w:type="dxa"/>
+              <w:left w:w="140" w:type="dxa"/>
+              <w:bottom w:w="90" w:type="dxa"/>
+              <w:right w:w="140" w:type="dxa"/>
+            </w:tcMar>
+            <w:vAlign w:val="center"/>
+          </w:tcPr>
+          <w:p>
+            <w:pPr>
+              <w:spacing w:after="0" w:line="300" w:lineRule="auto"/>
+            </w:pPr>
             <w:r>
               <w:rPr>
                 <w:b/>
@@ -7613,7 +7407,7 @@
                 <w:bdr w:val="single" w:sz="4" w:space="0" w:color="C3C9D4"/>
                 <w:shd w:val="clear" w:color="auto" w:fill="F1F3F7"/>
               </w:rPr>
-              <w:t> → </w:t>
+              <w:t> Shift+Tab </w:t>
             </w:r>
             <w:r>
               <w:rPr>
@@ -7632,60 +7426,15 @@
                 <w:bdr w:val="single" w:sz="4" w:space="0" w:color="C3C9D4"/>
                 <w:shd w:val="clear" w:color="auto" w:fill="F1F3F7"/>
               </w:rPr>
-              <w:t> ↓ </w:t>
-            </w:r>
-          </w:p>
-        </w:tc>
-        <w:tc>
-          <w:tcPr>
-            <w:tcW w:w="6509" w:type="dxa"/>
-            <w:tcMar>
-              <w:top w:w="90" w:type="dxa"/>
-              <w:left w:w="140" w:type="dxa"/>
-              <w:bottom w:w="90" w:type="dxa"/>
-              <w:right w:w="140" w:type="dxa"/>
-            </w:tcMar>
-            <w:vAlign w:val="center"/>
-          </w:tcPr>
-          <w:p>
-            <w:pPr>
-              <w:spacing w:after="0" w:line="300" w:lineRule="auto"/>
-            </w:pPr>
-            <w:r>
-              <w:rPr>
-                <w:sz w:val="19"/>
-                <w:szCs w:val="19"/>
-              </w:rPr>
-              <w:t>Select the next code.</w:t>
-            </w:r>
-          </w:p>
-        </w:tc>
-      </w:tr>
-      <w:tr>
-        <w:tblPrEx>
-          <w:tblCellMar>
-            <w:top w:w="0" w:type="dxa"/>
-            <w:bottom w:w="0" w:type="dxa"/>
-          </w:tblCellMar>
-        </w:tblPrEx>
-        <w:trPr>
-          <w:cantSplit/>
-        </w:trPr>
-        <w:tc>
-          <w:tcPr>
-            <w:tcW w:w="2789" w:type="dxa"/>
-            <w:tcMar>
-              <w:top w:w="90" w:type="dxa"/>
-              <w:left w:w="140" w:type="dxa"/>
-              <w:bottom w:w="90" w:type="dxa"/>
-              <w:right w:w="140" w:type="dxa"/>
-            </w:tcMar>
-            <w:vAlign w:val="center"/>
-          </w:tcPr>
-          <w:p>
-            <w:pPr>
-              <w:spacing w:after="0" w:line="300" w:lineRule="auto"/>
-            </w:pPr>
+              <w:t> ← </w:t>
+            </w:r>
+            <w:r>
+              <w:rPr>
+                <w:sz w:val="19"/>
+                <w:szCs w:val="19"/>
+              </w:rPr>
+              <w:t xml:space="preserve">, </w:t>
+            </w:r>
             <w:r>
               <w:rPr>
                 <w:b/>
@@ -7696,8 +7445,54 @@
                 <w:bdr w:val="single" w:sz="4" w:space="0" w:color="C3C9D4"/>
                 <w:shd w:val="clear" w:color="auto" w:fill="F1F3F7"/>
               </w:rPr>
-              <w:t> </w:t>
-            </w:r>
+              <w:t> ↑ </w:t>
+            </w:r>
+          </w:p>
+        </w:tc>
+        <w:tc>
+          <w:tcPr>
+            <w:tcW w:w="6509" w:type="dxa"/>
+            <w:tcMar>
+              <w:top w:w="90" w:type="dxa"/>
+              <w:left w:w="140" w:type="dxa"/>
+              <w:bottom w:w="90" w:type="dxa"/>
+              <w:right w:w="140" w:type="dxa"/>
+            </w:tcMar>
+            <w:vAlign w:val="center"/>
+          </w:tcPr>
+          <w:p>
+            <w:pPr>
+              <w:spacing w:after="0" w:line="300" w:lineRule="auto"/>
+            </w:pPr>
+            <w:r>
+              <w:rPr>
+                <w:sz w:val="19"/>
+                <w:szCs w:val="19"/>
+              </w:rPr>
+              <w:t>Select the previous code.</w:t>
+            </w:r>
+          </w:p>
+        </w:tc>
+      </w:tr>
+      <w:tr>
+        <w:trPr>
+          <w:cantSplit/>
+        </w:trPr>
+        <w:tc>
+          <w:tcPr>
+            <w:tcW w:w="2789" w:type="dxa"/>
+            <w:tcMar>
+              <w:top w:w="90" w:type="dxa"/>
+              <w:left w:w="140" w:type="dxa"/>
+              <w:bottom w:w="90" w:type="dxa"/>
+              <w:right w:w="140" w:type="dxa"/>
+            </w:tcMar>
+            <w:vAlign w:val="center"/>
+          </w:tcPr>
+          <w:p>
+            <w:pPr>
+              <w:spacing w:after="0" w:line="300" w:lineRule="auto"/>
+            </w:pPr>
             <w:r>
               <w:rPr>
                 <w:b/>
@@ -7708,15 +7503,54 @@
                 <w:bdr w:val="single" w:sz="4" w:space="0" w:color="C3C9D4"/>
                 <w:shd w:val="clear" w:color="auto" w:fill="F1F3F7"/>
               </w:rPr>
-              <w:t>Shift+Tab </w:t>
-            </w:r>
-            <w:r>
-              <w:rPr>
-                <w:sz w:val="19"/>
-                <w:szCs w:val="19"/>
-              </w:rPr>
-              <w:t xml:space="preserve">, </w:t>
-            </w:r>
+              <w:t> C </w:t>
+            </w:r>
+          </w:p>
+        </w:tc>
+        <w:tc>
+          <w:tcPr>
+            <w:tcW w:w="6509" w:type="dxa"/>
+            <w:tcMar>
+              <w:top w:w="90" w:type="dxa"/>
+              <w:left w:w="140" w:type="dxa"/>
+              <w:bottom w:w="90" w:type="dxa"/>
+              <w:right w:w="140" w:type="dxa"/>
+            </w:tcMar>
+            <w:vAlign w:val="center"/>
+          </w:tcPr>
+          <w:p>
+            <w:pPr>
+              <w:spacing w:after="0" w:line="300" w:lineRule="auto"/>
+            </w:pPr>
+            <w:r>
+              <w:rPr>
+                <w:sz w:val="19"/>
+                <w:szCs w:val="19"/>
+              </w:rPr>
+              <w:t>Copy the selected code.</w:t>
+            </w:r>
+          </w:p>
+        </w:tc>
+      </w:tr>
+      <w:tr>
+        <w:trPr>
+          <w:cantSplit/>
+        </w:trPr>
+        <w:tc>
+          <w:tcPr>
+            <w:tcW w:w="2789" w:type="dxa"/>
+            <w:tcMar>
+              <w:top w:w="90" w:type="dxa"/>
+              <w:left w:w="140" w:type="dxa"/>
+              <w:bottom w:w="90" w:type="dxa"/>
+              <w:right w:w="140" w:type="dxa"/>
+            </w:tcMar>
+            <w:vAlign w:val="center"/>
+          </w:tcPr>
+          <w:p>
+            <w:pPr>
+              <w:spacing w:after="0" w:line="300" w:lineRule="auto"/>
+            </w:pPr>
             <w:r>
               <w:rPr>
                 <w:b/>
@@ -7727,14 +7561,14 @@
                 <w:bdr w:val="single" w:sz="4" w:space="0" w:color="C3C9D4"/>
                 <w:shd w:val="clear" w:color="auto" w:fill="F1F3F7"/>
               </w:rPr>
-              <w:t> ← </w:t>
-            </w:r>
-            <w:r>
-              <w:rPr>
-                <w:sz w:val="19"/>
-                <w:szCs w:val="19"/>
-              </w:rPr>
-              <w:t xml:space="preserve">, </w:t>
+              <w:t> F </w:t>
+            </w:r>
+            <w:r>
+              <w:rPr>
+                <w:sz w:val="19"/>
+                <w:szCs w:val="19"/>
+              </w:rPr>
+              <w:t xml:space="preserve"> or </w:t>
             </w:r>
             <w:r>
               <w:rPr>
@@ -7746,7 +7580,7 @@
                 <w:bdr w:val="single" w:sz="4" w:space="0" w:color="C3C9D4"/>
                 <w:shd w:val="clear" w:color="auto" w:fill="F1F3F7"/>
               </w:rPr>
-              <w:t> ↑ </w:t>
+              <w:t> F5 </w:t>
             </w:r>
           </w:p>
         </w:tc>
@@ -7770,18 +7604,12 @@
                 <w:sz w:val="19"/>
                 <w:szCs w:val="19"/>
               </w:rPr>
-              <w:t>Select the previous code.</w:t>
+              <w:t>Search the whole screen again.</w:t>
             </w:r>
           </w:p>
         </w:tc>
       </w:tr>
       <w:tr>
-        <w:tblPrEx>
-          <w:tblCellMar>
-            <w:top w:w="0" w:type="dxa"/>
-            <w:bottom w:w="0" w:type="dxa"/>
-          </w:tblCellMar>
-        </w:tblPrEx>
         <w:trPr>
           <w:cantSplit/>
         </w:trPr>
@@ -7810,202 +7638,7 @@
                 <w:bdr w:val="single" w:sz="4" w:space="0" w:color="C3C9D4"/>
                 <w:shd w:val="clear" w:color="auto" w:fill="F1F3F7"/>
               </w:rPr>
-              <w:t> </w:t>
-            </w:r>
-            <w:r>
-              <w:rPr>
-                <w:b/>
-                <w:bCs/>
-                <w:color w:val="2B3140"/>
-                <w:sz w:val="16"/>
-                <w:szCs w:val="16"/>
-                <w:bdr w:val="single" w:sz="4" w:space="0" w:color="C3C9D4"/>
-                <w:shd w:val="clear" w:color="auto" w:fill="F1F3F7"/>
-              </w:rPr>
-              <w:t>C </w:t>
-            </w:r>
-          </w:p>
-        </w:tc>
-        <w:tc>
-          <w:tcPr>
-            <w:tcW w:w="6509" w:type="dxa"/>
-            <w:tcMar>
-              <w:top w:w="90" w:type="dxa"/>
-              <w:left w:w="140" w:type="dxa"/>
-              <w:bottom w:w="90" w:type="dxa"/>
-              <w:right w:w="140" w:type="dxa"/>
-            </w:tcMar>
-            <w:vAlign w:val="center"/>
-          </w:tcPr>
-          <w:p>
-            <w:pPr>
-              <w:spacing w:after="0" w:line="300" w:lineRule="auto"/>
-            </w:pPr>
-            <w:r>
-              <w:rPr>
-                <w:sz w:val="19"/>
-                <w:szCs w:val="19"/>
-              </w:rPr>
-              <w:t>Copy the selected code.</w:t>
-            </w:r>
-          </w:p>
-        </w:tc>
-      </w:tr>
-      <w:tr>
-        <w:tblPrEx>
-          <w:tblCellMar>
-            <w:top w:w="0" w:type="dxa"/>
-            <w:bottom w:w="0" w:type="dxa"/>
-          </w:tblCellMar>
-        </w:tblPrEx>
-        <w:trPr>
-          <w:cantSplit/>
-        </w:trPr>
-        <w:tc>
-          <w:tcPr>
-            <w:tcW w:w="2789" w:type="dxa"/>
-            <w:tcMar>
-              <w:top w:w="90" w:type="dxa"/>
-              <w:left w:w="140" w:type="dxa"/>
-              <w:bottom w:w="90" w:type="dxa"/>
-              <w:right w:w="140" w:type="dxa"/>
-            </w:tcMar>
-            <w:vAlign w:val="center"/>
-          </w:tcPr>
-          <w:p>
-            <w:pPr>
-              <w:spacing w:after="0" w:line="300" w:lineRule="auto"/>
-            </w:pPr>
-            <w:r>
-              <w:rPr>
-                <w:b/>
-                <w:bCs/>
-                <w:color w:val="2B3140"/>
-                <w:sz w:val="16"/>
-                <w:szCs w:val="16"/>
-                <w:bdr w:val="single" w:sz="4" w:space="0" w:color="C3C9D4"/>
-                <w:shd w:val="clear" w:color="auto" w:fill="F1F3F7"/>
-              </w:rPr>
-              <w:t> </w:t>
-            </w:r>
-            <w:r>
-              <w:rPr>
-                <w:b/>
-                <w:bCs/>
-                <w:color w:val="2B3140"/>
-                <w:sz w:val="16"/>
-                <w:szCs w:val="16"/>
-                <w:bdr w:val="single" w:sz="4" w:space="0" w:color="C3C9D4"/>
-                <w:shd w:val="clear" w:color="auto" w:fill="F1F3F7"/>
-              </w:rPr>
-              <w:t>F </w:t>
-            </w:r>
-            <w:r>
-              <w:rPr>
-                <w:sz w:val="19"/>
-                <w:szCs w:val="19"/>
-              </w:rPr>
-              <w:t xml:space="preserve"> or </w:t>
-            </w:r>
-            <w:r>
-              <w:rPr>
-                <w:b/>
-                <w:bCs/>
-                <w:color w:val="2B3140"/>
-                <w:sz w:val="16"/>
-                <w:szCs w:val="16"/>
-                <w:bdr w:val="single" w:sz="4" w:space="0" w:color="C3C9D4"/>
-                <w:shd w:val="clear" w:color="auto" w:fill="F1F3F7"/>
-              </w:rPr>
-              <w:t> </w:t>
-            </w:r>
-            <w:r>
-              <w:rPr>
-                <w:b/>
-                <w:bCs/>
-                <w:color w:val="2B3140"/>
-                <w:sz w:val="16"/>
-                <w:szCs w:val="16"/>
-                <w:bdr w:val="single" w:sz="4" w:space="0" w:color="C3C9D4"/>
-                <w:shd w:val="clear" w:color="auto" w:fill="F1F3F7"/>
-              </w:rPr>
-              <w:t>F5 </w:t>
-            </w:r>
-          </w:p>
-        </w:tc>
-        <w:tc>
-          <w:tcPr>
-            <w:tcW w:w="6509" w:type="dxa"/>
-            <w:tcMar>
-              <w:top w:w="90" w:type="dxa"/>
-              <w:left w:w="140" w:type="dxa"/>
-              <w:bottom w:w="90" w:type="dxa"/>
-              <w:right w:w="140" w:type="dxa"/>
-            </w:tcMar>
-            <w:vAlign w:val="center"/>
-          </w:tcPr>
-          <w:p>
-            <w:pPr>
-              <w:spacing w:after="0" w:line="300" w:lineRule="auto"/>
-            </w:pPr>
-            <w:r>
-              <w:rPr>
-                <w:sz w:val="19"/>
-                <w:szCs w:val="19"/>
-              </w:rPr>
-              <w:t>Search the whole screen again.</w:t>
-            </w:r>
-          </w:p>
-        </w:tc>
-      </w:tr>
-      <w:tr>
-        <w:tblPrEx>
-          <w:tblCellMar>
-            <w:top w:w="0" w:type="dxa"/>
-            <w:bottom w:w="0" w:type="dxa"/>
-          </w:tblCellMar>
-        </w:tblPrEx>
-        <w:trPr>
-          <w:cantSplit/>
-        </w:trPr>
-        <w:tc>
-          <w:tcPr>
-            <w:tcW w:w="2789" w:type="dxa"/>
-            <w:tcMar>
-              <w:top w:w="90" w:type="dxa"/>
-              <w:left w:w="140" w:type="dxa"/>
-              <w:bottom w:w="90" w:type="dxa"/>
-              <w:right w:w="140" w:type="dxa"/>
-            </w:tcMar>
-            <w:vAlign w:val="center"/>
-          </w:tcPr>
-          <w:p>
-            <w:pPr>
-              <w:spacing w:after="0" w:line="300" w:lineRule="auto"/>
-            </w:pPr>
-            <w:r>
-              <w:rPr>
-                <w:b/>
-                <w:bCs/>
-                <w:color w:val="2B3140"/>
-                <w:sz w:val="16"/>
-                <w:szCs w:val="16"/>
-                <w:bdr w:val="single" w:sz="4" w:space="0" w:color="C3C9D4"/>
-                <w:shd w:val="clear" w:color="auto" w:fill="F1F3F7"/>
-              </w:rPr>
-              <w:t> </w:t>
-            </w:r>
-            <w:r>
-              <w:rPr>
-                <w:b/>
-                <w:bCs/>
-                <w:color w:val="2B3140"/>
-                <w:sz w:val="16"/>
-                <w:szCs w:val="16"/>
-                <w:bdr w:val="single" w:sz="4" w:space="0" w:color="C3C9D4"/>
-                <w:shd w:val="clear" w:color="auto" w:fill="F1F3F7"/>
-              </w:rPr>
-              <w:t>Esc </w:t>
+              <w:t> Esc </w:t>
             </w:r>
           </w:p>
         </w:tc>
@@ -8044,7 +7677,7 @@
       <w:pPr>
         <w:pStyle w:val="2"/>
       </w:pPr>
-      <w:bookmarkStart w:id="16" w:name="_Toc242660785"/>
+      <w:bookmarkStart w:id="16" w:name="_Toc242998940"/>
       <w:r>
         <w:t>3.5 When no code is found</w:t>
       </w:r>
@@ -8157,7 +7790,7 @@
       <w:pPr>
         <w:pStyle w:val="1"/>
       </w:pPr>
-      <w:bookmarkStart w:id="17" w:name="_Toc242660786"/>
+      <w:bookmarkStart w:id="17" w:name="_Toc242998941"/>
       <w:r>
         <w:t>4 Other ways to scan</w:t>
       </w:r>
@@ -8167,7 +7800,7 @@
       <w:pPr>
         <w:pStyle w:val="2"/>
       </w:pPr>
-      <w:bookmarkStart w:id="18" w:name="_Toc242660787"/>
+      <w:bookmarkStart w:id="18" w:name="_Toc242998942"/>
       <w:r>
         <w:t>4.1 Webcam</w:t>
       </w:r>
@@ -8200,7 +7833,59 @@
           <w:bdr w:val="single" w:sz="4" w:space="0" w:color="C3C9D4"/>
           <w:shd w:val="clear" w:color="auto" w:fill="F1F3F7"/>
         </w:rPr>
-        <w:t> </w:t>
+        <w:t> Ctrl+Alt+W </w:t>
+      </w:r>
+      <w:r>
+        <w:t xml:space="preserve">, or choose </w:t>
+      </w:r>
+      <w:r>
+        <w:rPr>
+          <w:b/>
+          <w:bCs/>
+        </w:rPr>
+        <w:t>Scan with camera</w:t>
+      </w:r>
+      <w:r>
+        <w:t>.</w:t>
+      </w:r>
+    </w:p>
+    <w:p>
+      <w:pPr>
+        <w:pStyle w:val="a4"/>
+        <w:numPr>
+          <w:ilvl w:val="0"/>
+          <w:numId w:val="7"/>
+        </w:numPr>
+        <w:spacing w:after="80"/>
+      </w:pPr>
+      <w:r>
+        <w:t>Hold the code up to the camera at a distance of about 15 to 30 cm.</w:t>
+      </w:r>
+    </w:p>
+    <w:p>
+      <w:pPr>
+        <w:pStyle w:val="a4"/>
+        <w:numPr>
+          <w:ilvl w:val="0"/>
+          <w:numId w:val="7"/>
+        </w:numPr>
+        <w:spacing w:after="80"/>
+      </w:pPr>
+      <w:r>
+        <w:t>When a code is recognised, brackets appear around it and its result label is placed in a steady list at the bottom of the picture.</w:t>
+      </w:r>
+    </w:p>
+    <w:p>
+      <w:pPr>
+        <w:pStyle w:val="a4"/>
+        <w:numPr>
+          <w:ilvl w:val="0"/>
+          <w:numId w:val="7"/>
+        </w:numPr>
+        <w:spacing w:after="80"/>
+      </w:pPr>
+      <w:r>
+        <w:t xml:space="preserve">Click the label, or select it with </w:t>
       </w:r>
       <w:r>
         <w:rPr>
@@ -8212,59 +7897,10 @@
           <w:bdr w:val="single" w:sz="4" w:space="0" w:color="C3C9D4"/>
           <w:shd w:val="clear" w:color="auto" w:fill="F1F3F7"/>
         </w:rPr>
-        <w:t>Ctrl+Alt+W </w:t>
-      </w:r>
-      <w:r>
-        <w:t xml:space="preserve">, or choose </w:t>
-      </w:r>
-      <w:r>
-        <w:rPr>
-          <w:b/>
-          <w:bCs/>
-        </w:rPr>
-        <w:t>Scan with camera</w:t>
-      </w:r>
-      <w:r>
-        <w:t>.</w:t>
-      </w:r>
-    </w:p>
-    <w:p>
-      <w:pPr>
-        <w:pStyle w:val="a4"/>
-        <w:numPr>
-          <w:ilvl w:val="0"/>
-          <w:numId w:val="7"/>
-        </w:numPr>
-        <w:spacing w:after="80"/>
-      </w:pPr>
-      <w:r>
-        <w:t>Hold the code up to the camera at a distance of about 15 to 30 cm.</w:t>
-      </w:r>
-    </w:p>
-    <w:p>
-      <w:pPr>
-        <w:pStyle w:val="a4"/>
-        <w:numPr>
-          <w:ilvl w:val="0"/>
-          <w:numId w:val="7"/>
-        </w:numPr>
-        <w:spacing w:after="80"/>
-      </w:pPr>
-      <w:r>
-        <w:t>When a code is recognised, brackets appear around it and its result label is placed in a steady list at the bottom of the picture.</w:t>
-      </w:r>
-    </w:p>
-    <w:p>
-      <w:pPr>
-        <w:pStyle w:val="a4"/>
-        <w:numPr>
-          <w:ilvl w:val="0"/>
-          <w:numId w:val="7"/>
-        </w:numPr>
-        <w:spacing w:after="80"/>
-      </w:pPr>
-      <w:r>
-        <w:t xml:space="preserve">Click the label, or select it with </w:t>
+        <w:t> Tab </w:t>
+      </w:r>
+      <w:r>
+        <w:t xml:space="preserve"> and press </w:t>
       </w:r>
       <w:r>
         <w:rPr>
@@ -8276,46 +7912,7 @@
           <w:bdr w:val="single" w:sz="4" w:space="0" w:color="C3C9D4"/>
           <w:shd w:val="clear" w:color="auto" w:fill="F1F3F7"/>
         </w:rPr>
-        <w:t> </w:t>
-      </w:r>
-      <w:r>
-        <w:rPr>
-          <w:b/>
-          <w:bCs/>
-          <w:color w:val="2B3140"/>
-          <w:sz w:val="18"/>
-          <w:szCs w:val="18"/>
-          <w:bdr w:val="single" w:sz="4" w:space="0" w:color="C3C9D4"/>
-          <w:shd w:val="clear" w:color="auto" w:fill="F1F3F7"/>
-        </w:rPr>
-        <w:t>Tab </w:t>
-      </w:r>
-      <w:r>
-        <w:t xml:space="preserve"> and press </w:t>
-      </w:r>
-      <w:r>
-        <w:rPr>
-          <w:b/>
-          <w:bCs/>
-          <w:color w:val="2B3140"/>
-          <w:sz w:val="18"/>
-          <w:szCs w:val="18"/>
-          <w:bdr w:val="single" w:sz="4" w:space="0" w:color="C3C9D4"/>
-          <w:shd w:val="clear" w:color="auto" w:fill="F1F3F7"/>
-        </w:rPr>
-        <w:t> </w:t>
-      </w:r>
-      <w:r>
-        <w:rPr>
-          <w:b/>
-          <w:bCs/>
-          <w:color w:val="2B3140"/>
-          <w:sz w:val="18"/>
-          <w:szCs w:val="18"/>
-          <w:bdr w:val="single" w:sz="4" w:space="0" w:color="C3C9D4"/>
-          <w:shd w:val="clear" w:color="auto" w:fill="F1F3F7"/>
-        </w:rPr>
-        <w:t>Enter </w:t>
+        <w:t> Enter </w:t>
       </w:r>
       <w:r>
         <w:t>.</w:t>
@@ -8518,12 +8115,6 @@
         <w:gridCol w:w="9298"/>
       </w:tblGrid>
       <w:tr>
-        <w:tblPrEx>
-          <w:tblCellMar>
-            <w:top w:w="0" w:type="dxa"/>
-            <w:bottom w:w="0" w:type="dxa"/>
-          </w:tblCellMar>
-        </w:tblPrEx>
         <w:trPr>
           <w:cantSplit/>
         </w:trPr>
@@ -8566,7 +8157,7 @@
       <w:pPr>
         <w:pStyle w:val="2"/>
       </w:pPr>
-      <w:bookmarkStart w:id="19" w:name="_Toc242660788"/>
+      <w:bookmarkStart w:id="19" w:name="_Toc242998943"/>
       <w:r>
         <w:t>4.2 Image on the clipboard</w:t>
       </w:r>
@@ -8594,19 +8185,7 @@
           <w:bdr w:val="single" w:sz="4" w:space="0" w:color="C3C9D4"/>
           <w:shd w:val="clear" w:color="auto" w:fill="F1F3F7"/>
         </w:rPr>
-        <w:t> </w:t>
-      </w:r>
-      <w:r>
-        <w:rPr>
-          <w:b/>
-          <w:bCs/>
-          <w:color w:val="2B3140"/>
-          <w:sz w:val="18"/>
-          <w:szCs w:val="18"/>
-          <w:bdr w:val="single" w:sz="4" w:space="0" w:color="C3C9D4"/>
-          <w:shd w:val="clear" w:color="auto" w:fill="F1F3F7"/>
-        </w:rPr>
-        <w:t>Win+Shift+S </w:t>
+        <w:t> Win+Shift+S </w:t>
       </w:r>
       <w:r>
         <w:t xml:space="preserve"> or another screenshot tool, or copy a picture from a web page.</w:t>
@@ -8662,7 +8241,7 @@
       <w:pPr>
         <w:pStyle w:val="2"/>
       </w:pPr>
-      <w:bookmarkStart w:id="20" w:name="_Toc242660789"/>
+      <w:bookmarkStart w:id="20" w:name="_Toc242998944"/>
       <w:r>
         <w:t>4.3 Image files</w:t>
       </w:r>
@@ -8802,7 +8381,7 @@
       <w:pPr>
         <w:pStyle w:val="2"/>
       </w:pPr>
-      <w:bookmarkStart w:id="21" w:name="_Toc242660790"/>
+      <w:bookmarkStart w:id="21" w:name="_Toc242998945"/>
       <w:r>
         <w:t>4.4 Windows right-click menu</w:t>
       </w:r>
@@ -8835,12 +8414,6 @@
         <w:gridCol w:w="4649"/>
       </w:tblGrid>
       <w:tr>
-        <w:tblPrEx>
-          <w:tblCellMar>
-            <w:top w:w="0" w:type="dxa"/>
-            <w:bottom w:w="0" w:type="dxa"/>
-          </w:tblCellMar>
-        </w:tblPrEx>
         <w:trPr>
           <w:cantSplit/>
         </w:trPr>
@@ -9169,7 +8742,10 @@
           <w:bdr w:val="single" w:sz="4" w:space="0" w:color="C3C9D4"/>
           <w:shd w:val="clear" w:color="auto" w:fill="F1F3F7"/>
         </w:rPr>
-        <w:t> </w:t>
+        <w:t> Shift </w:t>
+      </w:r>
+      <w:r>
+        <w:t xml:space="preserve"> while you right-click, or press </w:t>
       </w:r>
       <w:r>
         <w:rPr>
@@ -9181,34 +8757,7 @@
           <w:bdr w:val="single" w:sz="4" w:space="0" w:color="C3C9D4"/>
           <w:shd w:val="clear" w:color="auto" w:fill="F1F3F7"/>
         </w:rPr>
-        <w:t>Shift </w:t>
-      </w:r>
-      <w:r>
-        <w:t xml:space="preserve"> while you right-click, or press </w:t>
-      </w:r>
-      <w:r>
-        <w:rPr>
-          <w:b/>
-          <w:bCs/>
-          <w:color w:val="2B3140"/>
-          <w:sz w:val="18"/>
-          <w:szCs w:val="18"/>
-          <w:bdr w:val="single" w:sz="4" w:space="0" w:color="C3C9D4"/>
-          <w:shd w:val="clear" w:color="auto" w:fill="F1F3F7"/>
-        </w:rPr>
-        <w:t> </w:t>
-      </w:r>
-      <w:r>
-        <w:rPr>
-          <w:b/>
-          <w:bCs/>
-          <w:color w:val="2B3140"/>
-          <w:sz w:val="18"/>
-          <w:szCs w:val="18"/>
-          <w:bdr w:val="single" w:sz="4" w:space="0" w:color="C3C9D4"/>
-          <w:shd w:val="clear" w:color="auto" w:fill="F1F3F7"/>
-        </w:rPr>
-        <w:t>Shift+F10 </w:t>
+        <w:t> Shift+F10 </w:t>
       </w:r>
       <w:r>
         <w:t>.</w:t>
@@ -9258,12 +8807,6 @@
         <w:gridCol w:w="3905"/>
       </w:tblGrid>
       <w:tr>
-        <w:tblPrEx>
-          <w:tblCellMar>
-            <w:top w:w="0" w:type="dxa"/>
-            <w:bottom w:w="0" w:type="dxa"/>
-          </w:tblCellMar>
-        </w:tblPrEx>
         <w:trPr>
           <w:cantSplit/>
           <w:tblHeader/>
@@ -9354,12 +8897,6 @@
         </w:tc>
       </w:tr>
       <w:tr>
-        <w:tblPrEx>
-          <w:tblCellMar>
-            <w:top w:w="0" w:type="dxa"/>
-            <w:bottom w:w="0" w:type="dxa"/>
-          </w:tblCellMar>
-        </w:tblPrEx>
         <w:trPr>
           <w:cantSplit/>
         </w:trPr>
@@ -9443,7 +8980,91 @@
                 <w:bdr w:val="single" w:sz="4" w:space="0" w:color="C3C9D4"/>
                 <w:shd w:val="clear" w:color="auto" w:fill="F1F3F7"/>
               </w:rPr>
-              <w:t> </w:t>
+              <w:t> Ctrl+Alt+Q </w:t>
+            </w:r>
+            <w:r>
+              <w:rPr>
+                <w:sz w:val="19"/>
+                <w:szCs w:val="19"/>
+              </w:rPr>
+              <w:t>).</w:t>
+            </w:r>
+          </w:p>
+        </w:tc>
+      </w:tr>
+      <w:tr>
+        <w:trPr>
+          <w:cantSplit/>
+        </w:trPr>
+        <w:tc>
+          <w:tcPr>
+            <w:tcW w:w="3347" w:type="dxa"/>
+            <w:tcMar>
+              <w:top w:w="90" w:type="dxa"/>
+              <w:left w:w="140" w:type="dxa"/>
+              <w:bottom w:w="90" w:type="dxa"/>
+              <w:right w:w="140" w:type="dxa"/>
+            </w:tcMar>
+            <w:vAlign w:val="center"/>
+          </w:tcPr>
+          <w:p>
+            <w:pPr>
+              <w:spacing w:after="0" w:line="300" w:lineRule="auto"/>
+            </w:pPr>
+            <w:r>
+              <w:rPr>
+                <w:sz w:val="19"/>
+                <w:szCs w:val="19"/>
+              </w:rPr>
+              <w:t>QRcode tool Scan selection</w:t>
+            </w:r>
+          </w:p>
+        </w:tc>
+        <w:tc>
+          <w:tcPr>
+            <w:tcW w:w="2046" w:type="dxa"/>
+            <w:tcMar>
+              <w:top w:w="90" w:type="dxa"/>
+              <w:left w:w="140" w:type="dxa"/>
+              <w:bottom w:w="90" w:type="dxa"/>
+              <w:right w:w="140" w:type="dxa"/>
+            </w:tcMar>
+            <w:vAlign w:val="center"/>
+          </w:tcPr>
+          <w:p>
+            <w:pPr>
+              <w:spacing w:after="0" w:line="300" w:lineRule="auto"/>
+            </w:pPr>
+            <w:r>
+              <w:rPr>
+                <w:sz w:val="19"/>
+                <w:szCs w:val="19"/>
+              </w:rPr>
+              <w:t>Desktop background</w:t>
+            </w:r>
+          </w:p>
+        </w:tc>
+        <w:tc>
+          <w:tcPr>
+            <w:tcW w:w="3905" w:type="dxa"/>
+            <w:tcMar>
+              <w:top w:w="90" w:type="dxa"/>
+              <w:left w:w="140" w:type="dxa"/>
+              <w:bottom w:w="90" w:type="dxa"/>
+              <w:right w:w="140" w:type="dxa"/>
+            </w:tcMar>
+            <w:vAlign w:val="center"/>
+          </w:tcPr>
+          <w:p>
+            <w:pPr>
+              <w:spacing w:after="0" w:line="300" w:lineRule="auto"/>
+            </w:pPr>
+            <w:r>
+              <w:rPr>
+                <w:sz w:val="19"/>
+                <w:szCs w:val="19"/>
+              </w:rPr>
+              <w:t xml:space="preserve">Freezes the screen so you can select an area (like </w:t>
             </w:r>
             <w:r>
               <w:rPr>
@@ -9455,7 +9076,7 @@
                 <w:bdr w:val="single" w:sz="4" w:space="0" w:color="C3C9D4"/>
                 <w:shd w:val="clear" w:color="auto" w:fill="F1F3F7"/>
               </w:rPr>
-              <w:t>Ctrl+Alt+Q </w:t>
+              <w:t> Ctrl+Alt+A </w:t>
             </w:r>
             <w:r>
               <w:rPr>
@@ -9468,12 +9089,6 @@
         </w:tc>
       </w:tr>
       <w:tr>
-        <w:tblPrEx>
-          <w:tblCellMar>
-            <w:top w:w="0" w:type="dxa"/>
-            <w:bottom w:w="0" w:type="dxa"/>
-          </w:tblCellMar>
-        </w:tblPrEx>
         <w:trPr>
           <w:cantSplit/>
         </w:trPr>
@@ -9497,7 +9112,7 @@
                 <w:sz w:val="19"/>
                 <w:szCs w:val="19"/>
               </w:rPr>
-              <w:t>QRcode tool Scan selection</w:t>
+              <w:t>QRcode tool Scan with camera</w:t>
             </w:r>
           </w:p>
         </w:tc>
@@ -9545,7 +9160,7 @@
                 <w:sz w:val="19"/>
                 <w:szCs w:val="19"/>
               </w:rPr>
-              <w:t xml:space="preserve">Freezes the screen so you can select an area (like </w:t>
+              <w:t xml:space="preserve">Opens the webcam (like </w:t>
             </w:r>
             <w:r>
               <w:rPr>
@@ -9557,19 +9172,7 @@
                 <w:bdr w:val="single" w:sz="4" w:space="0" w:color="C3C9D4"/>
                 <w:shd w:val="clear" w:color="auto" w:fill="F1F3F7"/>
               </w:rPr>
-              <w:t> </w:t>
-            </w:r>
-            <w:r>
-              <w:rPr>
-                <w:b/>
-                <w:bCs/>
-                <w:color w:val="2B3140"/>
-                <w:sz w:val="16"/>
-                <w:szCs w:val="16"/>
-                <w:bdr w:val="single" w:sz="4" w:space="0" w:color="C3C9D4"/>
-                <w:shd w:val="clear" w:color="auto" w:fill="F1F3F7"/>
-              </w:rPr>
-              <w:t>Ctrl+Alt+A </w:t>
+              <w:t> Ctrl+Alt+W </w:t>
             </w:r>
             <w:r>
               <w:rPr>
@@ -9582,12 +9185,6 @@
         </w:tc>
       </w:tr>
       <w:tr>
-        <w:tblPrEx>
-          <w:tblCellMar>
-            <w:top w:w="0" w:type="dxa"/>
-            <w:bottom w:w="0" w:type="dxa"/>
-          </w:tblCellMar>
-        </w:tblPrEx>
         <w:trPr>
           <w:cantSplit/>
         </w:trPr>
@@ -9611,7 +9208,7 @@
                 <w:sz w:val="19"/>
                 <w:szCs w:val="19"/>
               </w:rPr>
-              <w:t>QRcode tool Scan with camera</w:t>
+              <w:t>QRcode tool Toolbar</w:t>
             </w:r>
           </w:p>
         </w:tc>
@@ -9659,132 +9256,12 @@
                 <w:sz w:val="19"/>
                 <w:szCs w:val="19"/>
               </w:rPr>
-              <w:t xml:space="preserve">Opens the webcam (like </w:t>
-            </w:r>
-            <w:r>
-              <w:rPr>
-                <w:b/>
-                <w:bCs/>
-                <w:color w:val="2B3140"/>
-                <w:sz w:val="16"/>
-                <w:szCs w:val="16"/>
-                <w:bdr w:val="single" w:sz="4" w:space="0" w:color="C3C9D4"/>
-                <w:shd w:val="clear" w:color="auto" w:fill="F1F3F7"/>
-              </w:rPr>
-              <w:t> </w:t>
-            </w:r>
-            <w:r>
-              <w:rPr>
-                <w:b/>
-                <w:bCs/>
-                <w:color w:val="2B3140"/>
-                <w:sz w:val="16"/>
-                <w:szCs w:val="16"/>
-                <w:bdr w:val="single" w:sz="4" w:space="0" w:color="C3C9D4"/>
-                <w:shd w:val="clear" w:color="auto" w:fill="F1F3F7"/>
-              </w:rPr>
-              <w:t>Ctrl+Alt+W </w:t>
-            </w:r>
-            <w:r>
-              <w:rPr>
-                <w:sz w:val="19"/>
-                <w:szCs w:val="19"/>
-              </w:rPr>
-              <w:t>).</w:t>
+              <w:t>Shows the floating toolbar.</w:t>
             </w:r>
           </w:p>
         </w:tc>
       </w:tr>
       <w:tr>
-        <w:tblPrEx>
-          <w:tblCellMar>
-            <w:top w:w="0" w:type="dxa"/>
-            <w:bottom w:w="0" w:type="dxa"/>
-          </w:tblCellMar>
-        </w:tblPrEx>
-        <w:trPr>
-          <w:cantSplit/>
-        </w:trPr>
-        <w:tc>
-          <w:tcPr>
-            <w:tcW w:w="3347" w:type="dxa"/>
-            <w:tcMar>
-              <w:top w:w="90" w:type="dxa"/>
-              <w:left w:w="140" w:type="dxa"/>
-              <w:bottom w:w="90" w:type="dxa"/>
-              <w:right w:w="140" w:type="dxa"/>
-            </w:tcMar>
-            <w:vAlign w:val="center"/>
-          </w:tcPr>
-          <w:p>
-            <w:pPr>
-              <w:spacing w:after="0" w:line="300" w:lineRule="auto"/>
-            </w:pPr>
-            <w:r>
-              <w:rPr>
-                <w:sz w:val="19"/>
-                <w:szCs w:val="19"/>
-              </w:rPr>
-              <w:t>QRcode tool Toolbar</w:t>
-            </w:r>
-          </w:p>
-        </w:tc>
-        <w:tc>
-          <w:tcPr>
-            <w:tcW w:w="2046" w:type="dxa"/>
-            <w:tcMar>
-              <w:top w:w="90" w:type="dxa"/>
-              <w:left w:w="140" w:type="dxa"/>
-              <w:bottom w:w="90" w:type="dxa"/>
-              <w:right w:w="140" w:type="dxa"/>
-            </w:tcMar>
-            <w:vAlign w:val="center"/>
-          </w:tcPr>
-          <w:p>
-            <w:pPr>
-              <w:spacing w:after="0" w:line="300" w:lineRule="auto"/>
-            </w:pPr>
-            <w:r>
-              <w:rPr>
-                <w:sz w:val="19"/>
-                <w:szCs w:val="19"/>
-              </w:rPr>
-              <w:t>Desktop background</w:t>
-            </w:r>
-          </w:p>
-        </w:tc>
-        <w:tc>
-          <w:tcPr>
-            <w:tcW w:w="3905" w:type="dxa"/>
-            <w:tcMar>
-              <w:top w:w="90" w:type="dxa"/>
-              <w:left w:w="140" w:type="dxa"/>
-              <w:bottom w:w="90" w:type="dxa"/>
-              <w:right w:w="140" w:type="dxa"/>
-            </w:tcMar>
-            <w:vAlign w:val="center"/>
-          </w:tcPr>
-          <w:p>
-            <w:pPr>
-              <w:spacing w:after="0" w:line="300" w:lineRule="auto"/>
-            </w:pPr>
-            <w:r>
-              <w:rPr>
-                <w:sz w:val="19"/>
-                <w:szCs w:val="19"/>
-              </w:rPr>
-              <w:t>Shows the floating toolbar.</w:t>
-            </w:r>
-          </w:p>
-        </w:tc>
-      </w:tr>
-      <w:tr>
-        <w:tblPrEx>
-          <w:tblCellMar>
-            <w:top w:w="0" w:type="dxa"/>
-            <w:bottom w:w="0" w:type="dxa"/>
-          </w:tblCellMar>
-        </w:tblPrEx>
         <w:trPr>
           <w:cantSplit/>
         </w:trPr>
@@ -9994,12 +9471,6 @@
         <w:gridCol w:w="9298"/>
       </w:tblGrid>
       <w:tr>
-        <w:tblPrEx>
-          <w:tblCellMar>
-            <w:top w:w="0" w:type="dxa"/>
-            <w:bottom w:w="0" w:type="dxa"/>
-          </w:tblCellMar>
-        </w:tblPrEx>
         <w:trPr>
           <w:cantSplit/>
         </w:trPr>
@@ -10062,7 +9533,7 @@
       <w:pPr>
         <w:pStyle w:val="2"/>
       </w:pPr>
-      <w:bookmarkStart w:id="22" w:name="_Toc242660791"/>
+      <w:bookmarkStart w:id="22" w:name="_Toc242998946"/>
       <w:r>
         <w:t>4.5 Command line</w:t>
       </w:r>
@@ -10096,12 +9567,6 @@
         <w:gridCol w:w="5393"/>
       </w:tblGrid>
       <w:tr>
-        <w:tblPrEx>
-          <w:tblCellMar>
-            <w:top w:w="0" w:type="dxa"/>
-            <w:bottom w:w="0" w:type="dxa"/>
-          </w:tblCellMar>
-        </w:tblPrEx>
         <w:trPr>
           <w:cantSplit/>
           <w:tblHeader/>
@@ -10164,12 +9629,6 @@
         </w:tc>
       </w:tr>
       <w:tr>
-        <w:tblPrEx>
-          <w:tblCellMar>
-            <w:top w:w="0" w:type="dxa"/>
-            <w:bottom w:w="0" w:type="dxa"/>
-          </w:tblCellMar>
-        </w:tblPrEx>
         <w:trPr>
           <w:cantSplit/>
         </w:trPr>
@@ -10226,12 +9685,6 @@
         </w:tc>
       </w:tr>
       <w:tr>
-        <w:tblPrEx>
-          <w:tblCellMar>
-            <w:top w:w="0" w:type="dxa"/>
-            <w:bottom w:w="0" w:type="dxa"/>
-          </w:tblCellMar>
-        </w:tblPrEx>
         <w:trPr>
           <w:cantSplit/>
         </w:trPr>
@@ -10288,12 +9741,6 @@
         </w:tc>
       </w:tr>
       <w:tr>
-        <w:tblPrEx>
-          <w:tblCellMar>
-            <w:top w:w="0" w:type="dxa"/>
-            <w:bottom w:w="0" w:type="dxa"/>
-          </w:tblCellMar>
-        </w:tblPrEx>
         <w:trPr>
           <w:cantSplit/>
         </w:trPr>
@@ -10350,12 +9797,6 @@
         </w:tc>
       </w:tr>
       <w:tr>
-        <w:tblPrEx>
-          <w:tblCellMar>
-            <w:top w:w="0" w:type="dxa"/>
-            <w:bottom w:w="0" w:type="dxa"/>
-          </w:tblCellMar>
-        </w:tblPrEx>
         <w:trPr>
           <w:cantSplit/>
         </w:trPr>
@@ -10412,12 +9853,6 @@
         </w:tc>
       </w:tr>
       <w:tr>
-        <w:tblPrEx>
-          <w:tblCellMar>
-            <w:top w:w="0" w:type="dxa"/>
-            <w:bottom w:w="0" w:type="dxa"/>
-          </w:tblCellMar>
-        </w:tblPrEx>
         <w:trPr>
           <w:cantSplit/>
         </w:trPr>
@@ -10474,12 +9909,6 @@
         </w:tc>
       </w:tr>
       <w:tr>
-        <w:tblPrEx>
-          <w:tblCellMar>
-            <w:top w:w="0" w:type="dxa"/>
-            <w:bottom w:w="0" w:type="dxa"/>
-          </w:tblCellMar>
-        </w:tblPrEx>
         <w:trPr>
           <w:cantSplit/>
         </w:trPr>
@@ -10536,12 +9965,6 @@
         </w:tc>
       </w:tr>
       <w:tr>
-        <w:tblPrEx>
-          <w:tblCellMar>
-            <w:top w:w="0" w:type="dxa"/>
-            <w:bottom w:w="0" w:type="dxa"/>
-          </w:tblCellMar>
-        </w:tblPrEx>
         <w:trPr>
           <w:cantSplit/>
         </w:trPr>
@@ -10598,12 +10021,6 @@
         </w:tc>
       </w:tr>
       <w:tr>
-        <w:tblPrEx>
-          <w:tblCellMar>
-            <w:top w:w="0" w:type="dxa"/>
-            <w:bottom w:w="0" w:type="dxa"/>
-          </w:tblCellMar>
-        </w:tblPrEx>
         <w:trPr>
           <w:cantSplit/>
         </w:trPr>
@@ -10660,12 +10077,6 @@
         </w:tc>
       </w:tr>
       <w:tr>
-        <w:tblPrEx>
-          <w:tblCellMar>
-            <w:top w:w="0" w:type="dxa"/>
-            <w:bottom w:w="0" w:type="dxa"/>
-          </w:tblCellMar>
-        </w:tblPrEx>
         <w:trPr>
           <w:cantSplit/>
         </w:trPr>
@@ -10722,12 +10133,6 @@
         </w:tc>
       </w:tr>
       <w:tr>
-        <w:tblPrEx>
-          <w:tblCellMar>
-            <w:top w:w="0" w:type="dxa"/>
-            <w:bottom w:w="0" w:type="dxa"/>
-          </w:tblCellMar>
-        </w:tblPrEx>
         <w:trPr>
           <w:cantSplit/>
         </w:trPr>
@@ -10784,12 +10189,6 @@
         </w:tc>
       </w:tr>
       <w:tr>
-        <w:tblPrEx>
-          <w:tblCellMar>
-            <w:top w:w="0" w:type="dxa"/>
-            <w:bottom w:w="0" w:type="dxa"/>
-          </w:tblCellMar>
-        </w:tblPrEx>
         <w:trPr>
           <w:cantSplit/>
         </w:trPr>
@@ -10846,12 +10245,6 @@
         </w:tc>
       </w:tr>
       <w:tr>
-        <w:tblPrEx>
-          <w:tblCellMar>
-            <w:top w:w="0" w:type="dxa"/>
-            <w:bottom w:w="0" w:type="dxa"/>
-          </w:tblCellMar>
-        </w:tblPrEx>
         <w:trPr>
           <w:cantSplit/>
         </w:trPr>
@@ -10935,7 +10328,7 @@
       <w:pPr>
         <w:pStyle w:val="1"/>
       </w:pPr>
-      <w:bookmarkStart w:id="23" w:name="_Toc242660792"/>
+      <w:bookmarkStart w:id="23" w:name="_Toc242998947"/>
       <w:r>
         <w:t>5 Results and details</w:t>
       </w:r>
@@ -10945,7 +10338,7 @@
       <w:pPr>
         <w:pStyle w:val="2"/>
       </w:pPr>
-      <w:bookmarkStart w:id="24" w:name="_Toc242660793"/>
+      <w:bookmarkStart w:id="24" w:name="_Toc242998948"/>
       <w:r>
         <w:t>5.1 Result labels</w:t>
       </w:r>
@@ -11040,7 +10433,7 @@
       <w:pPr>
         <w:pStyle w:val="2"/>
       </w:pPr>
-      <w:bookmarkStart w:id="25" w:name="_Toc242660794"/>
+      <w:bookmarkStart w:id="25" w:name="_Toc242998949"/>
       <w:r>
         <w:t>5.2 What Enter or a click does</w:t>
       </w:r>
@@ -11069,12 +10462,6 @@
         <w:gridCol w:w="5951"/>
       </w:tblGrid>
       <w:tr>
-        <w:tblPrEx>
-          <w:tblCellMar>
-            <w:top w:w="0" w:type="dxa"/>
-            <w:bottom w:w="0" w:type="dxa"/>
-          </w:tblCellMar>
-        </w:tblPrEx>
         <w:trPr>
           <w:cantSplit/>
           <w:tblHeader/>
@@ -11137,12 +10524,6 @@
         </w:tc>
       </w:tr>
       <w:tr>
-        <w:tblPrEx>
-          <w:tblCellMar>
-            <w:top w:w="0" w:type="dxa"/>
-            <w:bottom w:w="0" w:type="dxa"/>
-          </w:tblCellMar>
-        </w:tblPrEx>
         <w:trPr>
           <w:cantSplit/>
         </w:trPr>
@@ -11196,12 +10577,6 @@
         </w:tc>
       </w:tr>
       <w:tr>
-        <w:tblPrEx>
-          <w:tblCellMar>
-            <w:top w:w="0" w:type="dxa"/>
-            <w:bottom w:w="0" w:type="dxa"/>
-          </w:tblCellMar>
-        </w:tblPrEx>
         <w:trPr>
           <w:cantSplit/>
         </w:trPr>
@@ -11255,12 +10630,6 @@
         </w:tc>
       </w:tr>
       <w:tr>
-        <w:tblPrEx>
-          <w:tblCellMar>
-            <w:top w:w="0" w:type="dxa"/>
-            <w:bottom w:w="0" w:type="dxa"/>
-          </w:tblCellMar>
-        </w:tblPrEx>
         <w:trPr>
           <w:cantSplit/>
         </w:trPr>
@@ -11323,7 +10692,7 @@
       <w:pPr>
         <w:pStyle w:val="2"/>
       </w:pPr>
-      <w:bookmarkStart w:id="26" w:name="_Toc242660795"/>
+      <w:bookmarkStart w:id="26" w:name="_Toc242998950"/>
       <w:r>
         <w:t>5.3 The detail card</w:t>
       </w:r>
@@ -11424,7 +10793,7 @@
       <w:pPr>
         <w:pStyle w:val="2"/>
       </w:pPr>
-      <w:bookmarkStart w:id="27" w:name="_Toc242660796"/>
+      <w:bookmarkStart w:id="27" w:name="_Toc242998951"/>
       <w:r>
         <w:t>5.4 Buttons for each kind of content</w:t>
       </w:r>
@@ -11453,12 +10822,6 @@
         <w:gridCol w:w="6509"/>
       </w:tblGrid>
       <w:tr>
-        <w:tblPrEx>
-          <w:tblCellMar>
-            <w:top w:w="0" w:type="dxa"/>
-            <w:bottom w:w="0" w:type="dxa"/>
-          </w:tblCellMar>
-        </w:tblPrEx>
         <w:trPr>
           <w:cantSplit/>
           <w:tblHeader/>
@@ -11521,12 +10884,6 @@
         </w:tc>
       </w:tr>
       <w:tr>
-        <w:tblPrEx>
-          <w:tblCellMar>
-            <w:top w:w="0" w:type="dxa"/>
-            <w:bottom w:w="0" w:type="dxa"/>
-          </w:tblCellMar>
-        </w:tblPrEx>
         <w:trPr>
           <w:cantSplit/>
         </w:trPr>
@@ -11621,12 +10978,6 @@
         </w:tc>
       </w:tr>
       <w:tr>
-        <w:tblPrEx>
-          <w:tblCellMar>
-            <w:top w:w="0" w:type="dxa"/>
-            <w:bottom w:w="0" w:type="dxa"/>
-          </w:tblCellMar>
-        </w:tblPrEx>
         <w:trPr>
           <w:cantSplit/>
         </w:trPr>
@@ -11705,12 +11056,6 @@
         </w:tc>
       </w:tr>
       <w:tr>
-        <w:tblPrEx>
-          <w:tblCellMar>
-            <w:top w:w="0" w:type="dxa"/>
-            <w:bottom w:w="0" w:type="dxa"/>
-          </w:tblCellMar>
-        </w:tblPrEx>
         <w:trPr>
           <w:cantSplit/>
         </w:trPr>
@@ -11789,12 +11134,6 @@
         </w:tc>
       </w:tr>
       <w:tr>
-        <w:tblPrEx>
-          <w:tblCellMar>
-            <w:top w:w="0" w:type="dxa"/>
-            <w:bottom w:w="0" w:type="dxa"/>
-          </w:tblCellMar>
-        </w:tblPrEx>
         <w:trPr>
           <w:cantSplit/>
         </w:trPr>
@@ -11873,12 +11212,6 @@
         </w:tc>
       </w:tr>
       <w:tr>
-        <w:tblPrEx>
-          <w:tblCellMar>
-            <w:top w:w="0" w:type="dxa"/>
-            <w:bottom w:w="0" w:type="dxa"/>
-          </w:tblCellMar>
-        </w:tblPrEx>
         <w:trPr>
           <w:cantSplit/>
         </w:trPr>
@@ -11957,12 +11290,6 @@
         </w:tc>
       </w:tr>
       <w:tr>
-        <w:tblPrEx>
-          <w:tblCellMar>
-            <w:top w:w="0" w:type="dxa"/>
-            <w:bottom w:w="0" w:type="dxa"/>
-          </w:tblCellMar>
-        </w:tblPrEx>
         <w:trPr>
           <w:cantSplit/>
         </w:trPr>
@@ -12041,12 +11368,6 @@
         </w:tc>
       </w:tr>
       <w:tr>
-        <w:tblPrEx>
-          <w:tblCellMar>
-            <w:top w:w="0" w:type="dxa"/>
-            <w:bottom w:w="0" w:type="dxa"/>
-          </w:tblCellMar>
-        </w:tblPrEx>
         <w:trPr>
           <w:cantSplit/>
         </w:trPr>
@@ -12125,12 +11446,6 @@
         </w:tc>
       </w:tr>
       <w:tr>
-        <w:tblPrEx>
-          <w:tblCellMar>
-            <w:top w:w="0" w:type="dxa"/>
-            <w:bottom w:w="0" w:type="dxa"/>
-          </w:tblCellMar>
-        </w:tblPrEx>
         <w:trPr>
           <w:cantSplit/>
         </w:trPr>
@@ -12200,12 +11515,6 @@
         </w:tc>
       </w:tr>
       <w:tr>
-        <w:tblPrEx>
-          <w:tblCellMar>
-            <w:top w:w="0" w:type="dxa"/>
-            <w:bottom w:w="0" w:type="dxa"/>
-          </w:tblCellMar>
-        </w:tblPrEx>
         <w:trPr>
           <w:cantSplit/>
         </w:trPr>
@@ -12268,12 +11577,6 @@
         </w:tc>
       </w:tr>
       <w:tr>
-        <w:tblPrEx>
-          <w:tblCellMar>
-            <w:top w:w="0" w:type="dxa"/>
-            <w:bottom w:w="0" w:type="dxa"/>
-          </w:tblCellMar>
-        </w:tblPrEx>
         <w:trPr>
           <w:cantSplit/>
         </w:trPr>
@@ -12352,12 +11655,6 @@
         </w:tc>
       </w:tr>
       <w:tr>
-        <w:tblPrEx>
-          <w:tblCellMar>
-            <w:top w:w="0" w:type="dxa"/>
-            <w:bottom w:w="0" w:type="dxa"/>
-          </w:tblCellMar>
-        </w:tblPrEx>
         <w:trPr>
           <w:cantSplit/>
         </w:trPr>
@@ -12479,12 +11776,6 @@
         </w:tc>
       </w:tr>
       <w:tr>
-        <w:tblPrEx>
-          <w:tblCellMar>
-            <w:top w:w="0" w:type="dxa"/>
-            <w:bottom w:w="0" w:type="dxa"/>
-          </w:tblCellMar>
-        </w:tblPrEx>
         <w:trPr>
           <w:cantSplit/>
         </w:trPr>
@@ -12556,7 +11847,7 @@
       <w:pPr>
         <w:pStyle w:val="2"/>
       </w:pPr>
-      <w:bookmarkStart w:id="28" w:name="_Toc242660797"/>
+      <w:bookmarkStart w:id="28" w:name="_Toc242998952"/>
       <w:r>
         <w:lastRenderedPageBreak/>
         <w:t>5.5 Taiwan e-invoices</w:t>
@@ -12592,7 +11883,7 @@
       <w:pPr>
         <w:pStyle w:val="2"/>
       </w:pPr>
-      <w:bookmarkStart w:id="29" w:name="_Toc242660798"/>
+      <w:bookmarkStart w:id="29" w:name="_Toc242998953"/>
       <w:r>
         <w:t>5.6 Sensitive data</w:t>
       </w:r>
@@ -12635,7 +11926,7 @@
       <w:pPr>
         <w:pStyle w:val="1"/>
       </w:pPr>
-      <w:bookmarkStart w:id="30" w:name="_Toc242660799"/>
+      <w:bookmarkStart w:id="30" w:name="_Toc242998954"/>
       <w:r>
         <w:t>6 Link safety</w:t>
       </w:r>
@@ -12650,7 +11941,7 @@
       <w:pPr>
         <w:pStyle w:val="2"/>
       </w:pPr>
-      <w:bookmarkStart w:id="31" w:name="_Toc242660800"/>
+      <w:bookmarkStart w:id="31" w:name="_Toc242998955"/>
       <w:r>
         <w:t>6.1 Check the site name before opening</w:t>
       </w:r>
@@ -12740,7 +12031,7 @@
       <w:pPr>
         <w:pStyle w:val="2"/>
       </w:pPr>
-      <w:bookmarkStart w:id="32" w:name="_Toc242660801"/>
+      <w:bookmarkStart w:id="32" w:name="_Toc242998956"/>
       <w:r>
         <w:t>6.2 Warning levels</w:t>
       </w:r>
@@ -12769,12 +12060,6 @@
         <w:gridCol w:w="7624"/>
       </w:tblGrid>
       <w:tr>
-        <w:tblPrEx>
-          <w:tblCellMar>
-            <w:top w:w="0" w:type="dxa"/>
-            <w:bottom w:w="0" w:type="dxa"/>
-          </w:tblCellMar>
-        </w:tblPrEx>
         <w:trPr>
           <w:cantSplit/>
           <w:tblHeader/>
@@ -12837,12 +12122,6 @@
         </w:tc>
       </w:tr>
       <w:tr>
-        <w:tblPrEx>
-          <w:tblCellMar>
-            <w:top w:w="0" w:type="dxa"/>
-            <w:bottom w:w="0" w:type="dxa"/>
-          </w:tblCellMar>
-        </w:tblPrEx>
         <w:trPr>
           <w:cantSplit/>
         </w:trPr>
@@ -12902,7 +12181,67 @@
                 <w:bdr w:val="single" w:sz="4" w:space="0" w:color="C3C9D4"/>
                 <w:shd w:val="clear" w:color="auto" w:fill="F1F3F7"/>
               </w:rPr>
-              <w:t> </w:t>
+              <w:t> Enter </w:t>
+            </w:r>
+            <w:r>
+              <w:rPr>
+                <w:sz w:val="19"/>
+                <w:szCs w:val="19"/>
+              </w:rPr>
+              <w:t xml:space="preserve"> opens the link directly.</w:t>
+            </w:r>
+          </w:p>
+        </w:tc>
+      </w:tr>
+      <w:tr>
+        <w:trPr>
+          <w:cantSplit/>
+        </w:trPr>
+        <w:tc>
+          <w:tcPr>
+            <w:tcW w:w="1674" w:type="dxa"/>
+            <w:tcMar>
+              <w:top w:w="90" w:type="dxa"/>
+              <w:left w:w="140" w:type="dxa"/>
+              <w:bottom w:w="90" w:type="dxa"/>
+              <w:right w:w="140" w:type="dxa"/>
+            </w:tcMar>
+            <w:vAlign w:val="center"/>
+          </w:tcPr>
+          <w:p>
+            <w:pPr>
+              <w:spacing w:after="0" w:line="300" w:lineRule="auto"/>
+            </w:pPr>
+            <w:r>
+              <w:rPr>
+                <w:sz w:val="19"/>
+                <w:szCs w:val="19"/>
+              </w:rPr>
+              <w:t>Warning</w:t>
+            </w:r>
+          </w:p>
+        </w:tc>
+        <w:tc>
+          <w:tcPr>
+            <w:tcW w:w="7624" w:type="dxa"/>
+            <w:tcMar>
+              <w:top w:w="90" w:type="dxa"/>
+              <w:left w:w="140" w:type="dxa"/>
+              <w:bottom w:w="90" w:type="dxa"/>
+              <w:right w:w="140" w:type="dxa"/>
+            </w:tcMar>
+            <w:vAlign w:val="center"/>
+          </w:tcPr>
+          <w:p>
+            <w:pPr>
+              <w:spacing w:after="0" w:line="300" w:lineRule="auto"/>
+            </w:pPr>
+            <w:r>
+              <w:rPr>
+                <w:sz w:val="19"/>
+                <w:szCs w:val="19"/>
+              </w:rPr>
+              <w:t xml:space="preserve">Yellow brackets and icon. </w:t>
             </w:r>
             <w:r>
               <w:rPr>
@@ -12914,25 +12253,35 @@
                 <w:bdr w:val="single" w:sz="4" w:space="0" w:color="C3C9D4"/>
                 <w:shd w:val="clear" w:color="auto" w:fill="F1F3F7"/>
               </w:rPr>
-              <w:t>Enter </w:t>
-            </w:r>
-            <w:r>
-              <w:rPr>
-                <w:sz w:val="19"/>
-                <w:szCs w:val="19"/>
-              </w:rPr>
-              <w:t xml:space="preserve"> opens the link directly.</w:t>
+              <w:t> Enter </w:t>
+            </w:r>
+            <w:r>
+              <w:rPr>
+                <w:sz w:val="19"/>
+                <w:szCs w:val="19"/>
+              </w:rPr>
+              <w:t xml:space="preserve"> or a click shows the detail card first; you then click </w:t>
+            </w:r>
+            <w:r>
+              <w:rPr>
+                <w:b/>
+                <w:bCs/>
+                <w:sz w:val="19"/>
+                <w:szCs w:val="19"/>
+              </w:rPr>
+              <w:t>Open</w:t>
+            </w:r>
+            <w:r>
+              <w:rPr>
+                <w:sz w:val="19"/>
+                <w:szCs w:val="19"/>
+              </w:rPr>
+              <w:t>.</w:t>
             </w:r>
           </w:p>
         </w:tc>
       </w:tr>
       <w:tr>
-        <w:tblPrEx>
-          <w:tblCellMar>
-            <w:top w:w="0" w:type="dxa"/>
-            <w:bottom w:w="0" w:type="dxa"/>
-          </w:tblCellMar>
-        </w:tblPrEx>
         <w:trPr>
           <w:cantSplit/>
         </w:trPr>
@@ -12956,7 +12305,7 @@
                 <w:sz w:val="19"/>
                 <w:szCs w:val="19"/>
               </w:rPr>
-              <w:t>Warning</w:t>
+              <w:t>Danger</w:t>
             </w:r>
           </w:p>
         </w:tc>
@@ -12980,134 +12329,28 @@
                 <w:sz w:val="19"/>
                 <w:szCs w:val="19"/>
               </w:rPr>
-              <w:t xml:space="preserve">Yellow brackets and icon. </w:t>
+              <w:t xml:space="preserve">Red brackets and icon. </w:t>
             </w:r>
             <w:r>
               <w:rPr>
                 <w:b/>
                 <w:bCs/>
-                <w:color w:val="2B3140"/>
-                <w:sz w:val="16"/>
-                <w:szCs w:val="16"/>
-                <w:bdr w:val="single" w:sz="4" w:space="0" w:color="C3C9D4"/>
-                <w:shd w:val="clear" w:color="auto" w:fill="F1F3F7"/>
-              </w:rPr>
-              <w:t> </w:t>
+                <w:sz w:val="19"/>
+                <w:szCs w:val="19"/>
+              </w:rPr>
+              <w:t>Open</w:t>
+            </w:r>
+            <w:r>
+              <w:rPr>
+                <w:sz w:val="19"/>
+                <w:szCs w:val="19"/>
+              </w:rPr>
+              <w:t xml:space="preserve"> is no longer the default button, and after clicking it you must confirm with </w:t>
             </w:r>
             <w:r>
               <w:rPr>
                 <w:b/>
                 <w:bCs/>
-                <w:color w:val="2B3140"/>
-                <w:sz w:val="16"/>
-                <w:szCs w:val="16"/>
-                <w:bdr w:val="single" w:sz="4" w:space="0" w:color="C3C9D4"/>
-                <w:shd w:val="clear" w:color="auto" w:fill="F1F3F7"/>
-              </w:rPr>
-              <w:t>Enter </w:t>
-            </w:r>
-            <w:r>
-              <w:rPr>
-                <w:sz w:val="19"/>
-                <w:szCs w:val="19"/>
-              </w:rPr>
-              <w:t xml:space="preserve"> or a click shows the detail card first; you then click </w:t>
-            </w:r>
-            <w:r>
-              <w:rPr>
-                <w:b/>
-                <w:bCs/>
-                <w:sz w:val="19"/>
-                <w:szCs w:val="19"/>
-              </w:rPr>
-              <w:t>Open</w:t>
-            </w:r>
-            <w:r>
-              <w:rPr>
-                <w:sz w:val="19"/>
-                <w:szCs w:val="19"/>
-              </w:rPr>
-              <w:t>.</w:t>
-            </w:r>
-          </w:p>
-        </w:tc>
-      </w:tr>
-      <w:tr>
-        <w:tblPrEx>
-          <w:tblCellMar>
-            <w:top w:w="0" w:type="dxa"/>
-            <w:bottom w:w="0" w:type="dxa"/>
-          </w:tblCellMar>
-        </w:tblPrEx>
-        <w:trPr>
-          <w:cantSplit/>
-        </w:trPr>
-        <w:tc>
-          <w:tcPr>
-            <w:tcW w:w="1674" w:type="dxa"/>
-            <w:tcMar>
-              <w:top w:w="90" w:type="dxa"/>
-              <w:left w:w="140" w:type="dxa"/>
-              <w:bottom w:w="90" w:type="dxa"/>
-              <w:right w:w="140" w:type="dxa"/>
-            </w:tcMar>
-            <w:vAlign w:val="center"/>
-          </w:tcPr>
-          <w:p>
-            <w:pPr>
-              <w:spacing w:after="0" w:line="300" w:lineRule="auto"/>
-            </w:pPr>
-            <w:r>
-              <w:rPr>
-                <w:sz w:val="19"/>
-                <w:szCs w:val="19"/>
-              </w:rPr>
-              <w:t>Danger</w:t>
-            </w:r>
-          </w:p>
-        </w:tc>
-        <w:tc>
-          <w:tcPr>
-            <w:tcW w:w="7624" w:type="dxa"/>
-            <w:tcMar>
-              <w:top w:w="90" w:type="dxa"/>
-              <w:left w:w="140" w:type="dxa"/>
-              <w:bottom w:w="90" w:type="dxa"/>
-              <w:right w:w="140" w:type="dxa"/>
-            </w:tcMar>
-            <w:vAlign w:val="center"/>
-          </w:tcPr>
-          <w:p>
-            <w:pPr>
-              <w:spacing w:after="0" w:line="300" w:lineRule="auto"/>
-            </w:pPr>
-            <w:r>
-              <w:rPr>
-                <w:sz w:val="19"/>
-                <w:szCs w:val="19"/>
-              </w:rPr>
-              <w:t xml:space="preserve">Red brackets and icon. </w:t>
-            </w:r>
-            <w:r>
-              <w:rPr>
-                <w:b/>
-                <w:bCs/>
-                <w:sz w:val="19"/>
-                <w:szCs w:val="19"/>
-              </w:rPr>
-              <w:t>Open</w:t>
-            </w:r>
-            <w:r>
-              <w:rPr>
-                <w:sz w:val="19"/>
-                <w:szCs w:val="19"/>
-              </w:rPr>
-              <w:t xml:space="preserve"> is no longer the default button, and after clicking it you must confirm with </w:t>
-            </w:r>
-            <w:r>
-              <w:rPr>
-                <w:b/>
-                <w:bCs/>
                 <w:sz w:val="19"/>
                 <w:szCs w:val="19"/>
               </w:rPr>
@@ -13133,7 +12376,7 @@
       <w:pPr>
         <w:pStyle w:val="2"/>
       </w:pPr>
-      <w:bookmarkStart w:id="33" w:name="_Toc242660802"/>
+      <w:bookmarkStart w:id="33" w:name="_Toc242998957"/>
       <w:r>
         <w:t>6.3 What is checked</w:t>
       </w:r>
@@ -13163,12 +12406,6 @@
         <w:gridCol w:w="5393"/>
       </w:tblGrid>
       <w:tr>
-        <w:tblPrEx>
-          <w:tblCellMar>
-            <w:top w:w="0" w:type="dxa"/>
-            <w:bottom w:w="0" w:type="dxa"/>
-          </w:tblCellMar>
-        </w:tblPrEx>
         <w:trPr>
           <w:cantSplit/>
           <w:tblHeader/>
@@ -13259,12 +12496,6 @@
         </w:tc>
       </w:tr>
       <w:tr>
-        <w:tblPrEx>
-          <w:tblCellMar>
-            <w:top w:w="0" w:type="dxa"/>
-            <w:bottom w:w="0" w:type="dxa"/>
-          </w:tblCellMar>
-        </w:tblPrEx>
         <w:trPr>
           <w:cantSplit/>
         </w:trPr>
@@ -13342,12 +12573,6 @@
         </w:tc>
       </w:tr>
       <w:tr>
-        <w:tblPrEx>
-          <w:tblCellMar>
-            <w:top w:w="0" w:type="dxa"/>
-            <w:bottom w:w="0" w:type="dxa"/>
-          </w:tblCellMar>
-        </w:tblPrEx>
         <w:trPr>
           <w:cantSplit/>
         </w:trPr>
@@ -13442,12 +12667,6 @@
         </w:tc>
       </w:tr>
       <w:tr>
-        <w:tblPrEx>
-          <w:tblCellMar>
-            <w:top w:w="0" w:type="dxa"/>
-            <w:bottom w:w="0" w:type="dxa"/>
-          </w:tblCellMar>
-        </w:tblPrEx>
         <w:trPr>
           <w:cantSplit/>
         </w:trPr>
@@ -13542,12 +12761,6 @@
         </w:tc>
       </w:tr>
       <w:tr>
-        <w:tblPrEx>
-          <w:tblCellMar>
-            <w:top w:w="0" w:type="dxa"/>
-            <w:bottom w:w="0" w:type="dxa"/>
-          </w:tblCellMar>
-        </w:tblPrEx>
         <w:trPr>
           <w:cantSplit/>
         </w:trPr>
@@ -13625,12 +12838,6 @@
         </w:tc>
       </w:tr>
       <w:tr>
-        <w:tblPrEx>
-          <w:tblCellMar>
-            <w:top w:w="0" w:type="dxa"/>
-            <w:bottom w:w="0" w:type="dxa"/>
-          </w:tblCellMar>
-        </w:tblPrEx>
         <w:trPr>
           <w:cantSplit/>
         </w:trPr>
@@ -13708,12 +12915,6 @@
         </w:tc>
       </w:tr>
       <w:tr>
-        <w:tblPrEx>
-          <w:tblCellMar>
-            <w:top w:w="0" w:type="dxa"/>
-            <w:bottom w:w="0" w:type="dxa"/>
-          </w:tblCellMar>
-        </w:tblPrEx>
         <w:trPr>
           <w:cantSplit/>
         </w:trPr>
@@ -13791,12 +12992,6 @@
         </w:tc>
       </w:tr>
       <w:tr>
-        <w:tblPrEx>
-          <w:tblCellMar>
-            <w:top w:w="0" w:type="dxa"/>
-            <w:bottom w:w="0" w:type="dxa"/>
-          </w:tblCellMar>
-        </w:tblPrEx>
         <w:trPr>
           <w:cantSplit/>
         </w:trPr>
@@ -13874,12 +13069,6 @@
         </w:tc>
       </w:tr>
       <w:tr>
-        <w:tblPrEx>
-          <w:tblCellMar>
-            <w:top w:w="0" w:type="dxa"/>
-            <w:bottom w:w="0" w:type="dxa"/>
-          </w:tblCellMar>
-        </w:tblPrEx>
         <w:trPr>
           <w:cantSplit/>
         </w:trPr>
@@ -13957,12 +13146,6 @@
         </w:tc>
       </w:tr>
       <w:tr>
-        <w:tblPrEx>
-          <w:tblCellMar>
-            <w:top w:w="0" w:type="dxa"/>
-            <w:bottom w:w="0" w:type="dxa"/>
-          </w:tblCellMar>
-        </w:tblPrEx>
         <w:trPr>
           <w:cantSplit/>
         </w:trPr>
@@ -14040,12 +13223,6 @@
         </w:tc>
       </w:tr>
       <w:tr>
-        <w:tblPrEx>
-          <w:tblCellMar>
-            <w:top w:w="0" w:type="dxa"/>
-            <w:bottom w:w="0" w:type="dxa"/>
-          </w:tblCellMar>
-        </w:tblPrEx>
         <w:trPr>
           <w:cantSplit/>
         </w:trPr>
@@ -14149,7 +13326,7 @@
       <w:pPr>
         <w:pStyle w:val="2"/>
       </w:pPr>
-      <w:bookmarkStart w:id="34" w:name="_Toc242660803"/>
+      <w:bookmarkStart w:id="34" w:name="_Toc242998958"/>
       <w:r>
         <w:t>6.4 Deceptive links</w:t>
       </w:r>
@@ -14275,7 +13452,7 @@
       <w:pPr>
         <w:pStyle w:val="2"/>
       </w:pPr>
-      <w:bookmarkStart w:id="35" w:name="_Toc242660804"/>
+      <w:bookmarkStart w:id="35" w:name="_Toc242998959"/>
       <w:r>
         <w:t>6.5 Trusted sites and automatic opening</w:t>
       </w:r>
@@ -14295,19 +13472,7 @@
           <w:bdr w:val="single" w:sz="4" w:space="0" w:color="C3C9D4"/>
           <w:shd w:val="clear" w:color="auto" w:fill="F1F3F7"/>
         </w:rPr>
-        <w:t> </w:t>
-      </w:r>
-      <w:r>
-        <w:rPr>
-          <w:b/>
-          <w:bCs/>
-          <w:color w:val="2B3140"/>
-          <w:sz w:val="18"/>
-          <w:szCs w:val="18"/>
-          <w:bdr w:val="single" w:sz="4" w:space="0" w:color="C3C9D4"/>
-          <w:shd w:val="clear" w:color="auto" w:fill="F1F3F7"/>
-        </w:rPr>
-        <w:t>Enter </w:t>
+        <w:t> Enter </w:t>
       </w:r>
       <w:r>
         <w:t>, when all of these are true:</w:t>
@@ -14495,7 +13660,7 @@
       <w:pPr>
         <w:pStyle w:val="1"/>
       </w:pPr>
-      <w:bookmarkStart w:id="36" w:name="_Toc242660805"/>
+      <w:bookmarkStart w:id="36" w:name="_Toc242998960"/>
       <w:r>
         <w:t>7 Floating toolbar and bubble</w:t>
       </w:r>
@@ -14525,19 +13690,7 @@
           <w:bdr w:val="single" w:sz="4" w:space="0" w:color="C3C9D4"/>
           <w:shd w:val="clear" w:color="auto" w:fill="F1F3F7"/>
         </w:rPr>
-        <w:t> </w:t>
-      </w:r>
-      <w:r>
-        <w:rPr>
-          <w:b/>
-          <w:bCs/>
-          <w:color w:val="2B3140"/>
-          <w:sz w:val="18"/>
-          <w:szCs w:val="18"/>
-          <w:bdr w:val="single" w:sz="4" w:space="0" w:color="C3C9D4"/>
-          <w:shd w:val="clear" w:color="auto" w:fill="F1F3F7"/>
-        </w:rPr>
-        <w:t>Ctrl+Alt+E </w:t>
+        <w:t> Ctrl+Alt+E </w:t>
       </w:r>
       <w:r>
         <w:t xml:space="preserve"> or the command </w:t>
@@ -14560,7 +13713,7 @@
       <w:pPr>
         <w:pStyle w:val="2"/>
       </w:pPr>
-      <w:bookmarkStart w:id="37" w:name="_Toc242660806"/>
+      <w:bookmarkStart w:id="37" w:name="_Toc242998961"/>
       <w:r>
         <w:t>7.1 Toolbar buttons</w:t>
       </w:r>
@@ -14664,12 +13817,6 @@
         <w:gridCol w:w="6137"/>
       </w:tblGrid>
       <w:tr>
-        <w:tblPrEx>
-          <w:tblCellMar>
-            <w:top w:w="0" w:type="dxa"/>
-            <w:bottom w:w="0" w:type="dxa"/>
-          </w:tblCellMar>
-        </w:tblPrEx>
         <w:trPr>
           <w:cantSplit/>
           <w:tblHeader/>
@@ -14732,12 +13879,6 @@
         </w:tc>
       </w:tr>
       <w:tr>
-        <w:tblPrEx>
-          <w:tblCellMar>
-            <w:top w:w="0" w:type="dxa"/>
-            <w:bottom w:w="0" w:type="dxa"/>
-          </w:tblCellMar>
-        </w:tblPrEx>
         <w:trPr>
           <w:cantSplit/>
         </w:trPr>
@@ -14791,12 +13932,6 @@
         </w:tc>
       </w:tr>
       <w:tr>
-        <w:tblPrEx>
-          <w:tblCellMar>
-            <w:top w:w="0" w:type="dxa"/>
-            <w:bottom w:w="0" w:type="dxa"/>
-          </w:tblCellMar>
-        </w:tblPrEx>
         <w:trPr>
           <w:cantSplit/>
         </w:trPr>
@@ -14856,7 +13991,67 @@
                 <w:bdr w:val="single" w:sz="4" w:space="0" w:color="C3C9D4"/>
                 <w:shd w:val="clear" w:color="auto" w:fill="F1F3F7"/>
               </w:rPr>
-              <w:t> </w:t>
+              <w:t> Ctrl+Alt+Q </w:t>
+            </w:r>
+            <w:r>
+              <w:rPr>
+                <w:sz w:val="19"/>
+                <w:szCs w:val="19"/>
+              </w:rPr>
+              <w:t>.</w:t>
+            </w:r>
+          </w:p>
+        </w:tc>
+      </w:tr>
+      <w:tr>
+        <w:trPr>
+          <w:cantSplit/>
+        </w:trPr>
+        <w:tc>
+          <w:tcPr>
+            <w:tcW w:w="3161" w:type="dxa"/>
+            <w:tcMar>
+              <w:top w:w="90" w:type="dxa"/>
+              <w:left w:w="140" w:type="dxa"/>
+              <w:bottom w:w="90" w:type="dxa"/>
+              <w:right w:w="140" w:type="dxa"/>
+            </w:tcMar>
+            <w:vAlign w:val="center"/>
+          </w:tcPr>
+          <w:p>
+            <w:pPr>
+              <w:spacing w:after="0" w:line="300" w:lineRule="auto"/>
+            </w:pPr>
+            <w:r>
+              <w:rPr>
+                <w:sz w:val="19"/>
+                <w:szCs w:val="19"/>
+              </w:rPr>
+              <w:t>Select area</w:t>
+            </w:r>
+          </w:p>
+        </w:tc>
+        <w:tc>
+          <w:tcPr>
+            <w:tcW w:w="6137" w:type="dxa"/>
+            <w:tcMar>
+              <w:top w:w="90" w:type="dxa"/>
+              <w:left w:w="140" w:type="dxa"/>
+              <w:bottom w:w="90" w:type="dxa"/>
+              <w:right w:w="140" w:type="dxa"/>
+            </w:tcMar>
+            <w:vAlign w:val="center"/>
+          </w:tcPr>
+          <w:p>
+            <w:pPr>
+              <w:spacing w:after="0" w:line="300" w:lineRule="auto"/>
+            </w:pPr>
+            <w:r>
+              <w:rPr>
+                <w:sz w:val="19"/>
+                <w:szCs w:val="19"/>
+              </w:rPr>
+              <w:t xml:space="preserve">Same as </w:t>
             </w:r>
             <w:r>
               <w:rPr>
@@ -14868,7 +14063,7 @@
                 <w:bdr w:val="single" w:sz="4" w:space="0" w:color="C3C9D4"/>
                 <w:shd w:val="clear" w:color="auto" w:fill="F1F3F7"/>
               </w:rPr>
-              <w:t>Ctrl+Alt+Q </w:t>
+              <w:t> Ctrl+Alt+A </w:t>
             </w:r>
             <w:r>
               <w:rPr>
@@ -14881,12 +14076,6 @@
         </w:tc>
       </w:tr>
       <w:tr>
-        <w:tblPrEx>
-          <w:tblCellMar>
-            <w:top w:w="0" w:type="dxa"/>
-            <w:bottom w:w="0" w:type="dxa"/>
-          </w:tblCellMar>
-        </w:tblPrEx>
         <w:trPr>
           <w:cantSplit/>
         </w:trPr>
@@ -14910,7 +14099,7 @@
                 <w:sz w:val="19"/>
                 <w:szCs w:val="19"/>
               </w:rPr>
-              <w:t>Select area</w:t>
+              <w:t>Scan with camera</w:t>
             </w:r>
           </w:p>
         </w:tc>
@@ -14946,37 +14135,19 @@
                 <w:bdr w:val="single" w:sz="4" w:space="0" w:color="C3C9D4"/>
                 <w:shd w:val="clear" w:color="auto" w:fill="F1F3F7"/>
               </w:rPr>
-              <w:t> </w:t>
-            </w:r>
-            <w:r>
-              <w:rPr>
-                <w:b/>
-                <w:bCs/>
-                <w:color w:val="2B3140"/>
-                <w:sz w:val="16"/>
-                <w:szCs w:val="16"/>
-                <w:bdr w:val="single" w:sz="4" w:space="0" w:color="C3C9D4"/>
-                <w:shd w:val="clear" w:color="auto" w:fill="F1F3F7"/>
-              </w:rPr>
-              <w:t>Ctrl+Alt+A </w:t>
-            </w:r>
-            <w:r>
-              <w:rPr>
-                <w:sz w:val="19"/>
-                <w:szCs w:val="19"/>
-              </w:rPr>
-              <w:t>.</w:t>
+              <w:t> Ctrl+Alt+W </w:t>
+            </w:r>
+            <w:r>
+              <w:rPr>
+                <w:sz w:val="19"/>
+                <w:szCs w:val="19"/>
+              </w:rPr>
+              <w:t>. Greyed out when no camera is found.</w:t>
             </w:r>
           </w:p>
         </w:tc>
       </w:tr>
       <w:tr>
-        <w:tblPrEx>
-          <w:tblCellMar>
-            <w:top w:w="0" w:type="dxa"/>
-            <w:bottom w:w="0" w:type="dxa"/>
-          </w:tblCellMar>
-        </w:tblPrEx>
         <w:trPr>
           <w:cantSplit/>
         </w:trPr>
@@ -15000,7 +14171,7 @@
                 <w:sz w:val="19"/>
                 <w:szCs w:val="19"/>
               </w:rPr>
-              <w:t>Scan with camera</w:t>
+              <w:t>Scan image from clipboard</w:t>
             </w:r>
           </w:p>
         </w:tc>
@@ -15024,49 +14195,12 @@
                 <w:sz w:val="19"/>
                 <w:szCs w:val="19"/>
               </w:rPr>
-              <w:t xml:space="preserve">Same as </w:t>
-            </w:r>
-            <w:r>
-              <w:rPr>
-                <w:b/>
-                <w:bCs/>
-                <w:color w:val="2B3140"/>
-                <w:sz w:val="16"/>
-                <w:szCs w:val="16"/>
-                <w:bdr w:val="single" w:sz="4" w:space="0" w:color="C3C9D4"/>
-                <w:shd w:val="clear" w:color="auto" w:fill="F1F3F7"/>
-              </w:rPr>
-              <w:t> </w:t>
-            </w:r>
-            <w:r>
-              <w:rPr>
-                <w:b/>
-                <w:bCs/>
-                <w:color w:val="2B3140"/>
-                <w:sz w:val="16"/>
-                <w:szCs w:val="16"/>
-                <w:bdr w:val="single" w:sz="4" w:space="0" w:color="C3C9D4"/>
-                <w:shd w:val="clear" w:color="auto" w:fill="F1F3F7"/>
-              </w:rPr>
-              <w:t>Ctrl+Alt+W </w:t>
-            </w:r>
-            <w:r>
-              <w:rPr>
-                <w:sz w:val="19"/>
-                <w:szCs w:val="19"/>
-              </w:rPr>
-              <w:t>. Greyed out when no camera is found.</w:t>
+              <w:t>Reads the picture on the clipboard.</w:t>
             </w:r>
           </w:p>
         </w:tc>
       </w:tr>
       <w:tr>
-        <w:tblPrEx>
-          <w:tblCellMar>
-            <w:top w:w="0" w:type="dxa"/>
-            <w:bottom w:w="0" w:type="dxa"/>
-          </w:tblCellMar>
-        </w:tblPrEx>
         <w:trPr>
           <w:cantSplit/>
         </w:trPr>
@@ -15090,7 +14224,7 @@
                 <w:sz w:val="19"/>
                 <w:szCs w:val="19"/>
               </w:rPr>
-              <w:t>Scan image from clipboard</w:t>
+              <w:t>Open image…</w:t>
             </w:r>
           </w:p>
         </w:tc>
@@ -15114,18 +14248,12 @@
                 <w:sz w:val="19"/>
                 <w:szCs w:val="19"/>
               </w:rPr>
-              <w:t>Reads the picture on the clipboard.</w:t>
+              <w:t>Choose an image file and scan it.</w:t>
             </w:r>
           </w:p>
         </w:tc>
       </w:tr>
       <w:tr>
-        <w:tblPrEx>
-          <w:tblCellMar>
-            <w:top w:w="0" w:type="dxa"/>
-            <w:bottom w:w="0" w:type="dxa"/>
-          </w:tblCellMar>
-        </w:tblPrEx>
         <w:trPr>
           <w:cantSplit/>
         </w:trPr>
@@ -15149,7 +14277,7 @@
                 <w:sz w:val="19"/>
                 <w:szCs w:val="19"/>
               </w:rPr>
-              <w:t>Open image…</w:t>
+              <w:t>Create QR code…</w:t>
             </w:r>
           </w:p>
         </w:tc>
@@ -15173,18 +14301,12 @@
                 <w:sz w:val="19"/>
                 <w:szCs w:val="19"/>
               </w:rPr>
-              <w:t>Choose an image file and scan it.</w:t>
+              <w:t>Opens the QR code generator.</w:t>
             </w:r>
           </w:p>
         </w:tc>
       </w:tr>
       <w:tr>
-        <w:tblPrEx>
-          <w:tblCellMar>
-            <w:top w:w="0" w:type="dxa"/>
-            <w:bottom w:w="0" w:type="dxa"/>
-          </w:tblCellMar>
-        </w:tblPrEx>
         <w:trPr>
           <w:cantSplit/>
         </w:trPr>
@@ -15208,7 +14330,7 @@
                 <w:sz w:val="19"/>
                 <w:szCs w:val="19"/>
               </w:rPr>
-              <w:t>Create QR code…</w:t>
+              <w:t>History</w:t>
             </w:r>
           </w:p>
         </w:tc>
@@ -15232,18 +14354,28 @@
                 <w:sz w:val="19"/>
                 <w:szCs w:val="19"/>
               </w:rPr>
-              <w:t>Opens the QR code generator.</w:t>
+              <w:t xml:space="preserve">Opens </w:t>
+            </w:r>
+            <w:r>
+              <w:rPr>
+                <w:b/>
+                <w:bCs/>
+                <w:sz w:val="19"/>
+                <w:szCs w:val="19"/>
+              </w:rPr>
+              <w:t>Settings › Privacy &amp; history</w:t>
+            </w:r>
+            <w:r>
+              <w:rPr>
+                <w:sz w:val="19"/>
+                <w:szCs w:val="19"/>
+              </w:rPr>
+              <w:t>.</w:t>
             </w:r>
           </w:p>
         </w:tc>
       </w:tr>
       <w:tr>
-        <w:tblPrEx>
-          <w:tblCellMar>
-            <w:top w:w="0" w:type="dxa"/>
-            <w:bottom w:w="0" w:type="dxa"/>
-          </w:tblCellMar>
-        </w:tblPrEx>
         <w:trPr>
           <w:cantSplit/>
         </w:trPr>
@@ -15267,7 +14399,7 @@
                 <w:sz w:val="19"/>
                 <w:szCs w:val="19"/>
               </w:rPr>
-              <w:t>History</w:t>
+              <w:t>Settings</w:t>
             </w:r>
           </w:p>
         </w:tc>
@@ -15291,34 +14423,12 @@
                 <w:sz w:val="19"/>
                 <w:szCs w:val="19"/>
               </w:rPr>
-              <w:t xml:space="preserve">Opens </w:t>
-            </w:r>
-            <w:r>
-              <w:rPr>
-                <w:b/>
-                <w:bCs/>
-                <w:sz w:val="19"/>
-                <w:szCs w:val="19"/>
-              </w:rPr>
-              <w:t>Settings › Privacy &amp; history</w:t>
-            </w:r>
-            <w:r>
-              <w:rPr>
-                <w:sz w:val="19"/>
-                <w:szCs w:val="19"/>
-              </w:rPr>
-              <w:t>.</w:t>
+              <w:t>Opens Settings.</w:t>
             </w:r>
           </w:p>
         </w:tc>
       </w:tr>
       <w:tr>
-        <w:tblPrEx>
-          <w:tblCellMar>
-            <w:top w:w="0" w:type="dxa"/>
-            <w:bottom w:w="0" w:type="dxa"/>
-          </w:tblCellMar>
-        </w:tblPrEx>
         <w:trPr>
           <w:cantSplit/>
         </w:trPr>
@@ -15342,7 +14452,7 @@
                 <w:sz w:val="19"/>
                 <w:szCs w:val="19"/>
               </w:rPr>
-              <w:t>Settings</w:t>
+              <w:t>User manual (“?” button)</w:t>
             </w:r>
           </w:p>
         </w:tc>
@@ -15366,18 +14476,12 @@
                 <w:sz w:val="19"/>
                 <w:szCs w:val="19"/>
               </w:rPr>
-              <w:t>Opens Settings.</w:t>
+              <w:t>Opens the PDF user manual on GitHub in a new browser tab: the Traditional Chinese edition when the UI is in Chinese, the English edition otherwise.</w:t>
             </w:r>
           </w:p>
         </w:tc>
       </w:tr>
       <w:tr>
-        <w:tblPrEx>
-          <w:tblCellMar>
-            <w:top w:w="0" w:type="dxa"/>
-            <w:bottom w:w="0" w:type="dxa"/>
-          </w:tblCellMar>
-        </w:tblPrEx>
         <w:trPr>
           <w:cantSplit/>
         </w:trPr>
@@ -15401,7 +14505,7 @@
                 <w:sz w:val="19"/>
                 <w:szCs w:val="19"/>
               </w:rPr>
-              <w:t>User manual (“?” button)</w:t>
+              <w:t>Collapse to bubble</w:t>
             </w:r>
           </w:p>
         </w:tc>
@@ -15425,18 +14529,12 @@
                 <w:sz w:val="19"/>
                 <w:szCs w:val="19"/>
               </w:rPr>
-              <w:t>Opens the PDF user manual on GitHub in a new browser tab: the Traditional Chinese edition when the UI is in Chinese, the English edition otherwise.</w:t>
+              <w:t>Hides the toolbar and shows the small round bubble instead.</w:t>
             </w:r>
           </w:p>
         </w:tc>
       </w:tr>
       <w:tr>
-        <w:tblPrEx>
-          <w:tblCellMar>
-            <w:top w:w="0" w:type="dxa"/>
-            <w:bottom w:w="0" w:type="dxa"/>
-          </w:tblCellMar>
-        </w:tblPrEx>
         <w:trPr>
           <w:cantSplit/>
         </w:trPr>
@@ -15460,65 +14558,6 @@
                 <w:sz w:val="19"/>
                 <w:szCs w:val="19"/>
               </w:rPr>
-              <w:t>Collapse to bubble</w:t>
-            </w:r>
-          </w:p>
-        </w:tc>
-        <w:tc>
-          <w:tcPr>
-            <w:tcW w:w="6137" w:type="dxa"/>
-            <w:tcMar>
-              <w:top w:w="90" w:type="dxa"/>
-              <w:left w:w="140" w:type="dxa"/>
-              <w:bottom w:w="90" w:type="dxa"/>
-              <w:right w:w="140" w:type="dxa"/>
-            </w:tcMar>
-            <w:vAlign w:val="center"/>
-          </w:tcPr>
-          <w:p>
-            <w:pPr>
-              <w:spacing w:after="0" w:line="300" w:lineRule="auto"/>
-            </w:pPr>
-            <w:r>
-              <w:rPr>
-                <w:sz w:val="19"/>
-                <w:szCs w:val="19"/>
-              </w:rPr>
-              <w:t>Hides the toolbar and shows the small round bubble instead.</w:t>
-            </w:r>
-          </w:p>
-        </w:tc>
-      </w:tr>
-      <w:tr>
-        <w:tblPrEx>
-          <w:tblCellMar>
-            <w:top w:w="0" w:type="dxa"/>
-            <w:bottom w:w="0" w:type="dxa"/>
-          </w:tblCellMar>
-        </w:tblPrEx>
-        <w:trPr>
-          <w:cantSplit/>
-        </w:trPr>
-        <w:tc>
-          <w:tcPr>
-            <w:tcW w:w="3161" w:type="dxa"/>
-            <w:tcMar>
-              <w:top w:w="90" w:type="dxa"/>
-              <w:left w:w="140" w:type="dxa"/>
-              <w:bottom w:w="90" w:type="dxa"/>
-              <w:right w:w="140" w:type="dxa"/>
-            </w:tcMar>
-            <w:vAlign w:val="center"/>
-          </w:tcPr>
-          <w:p>
-            <w:pPr>
-              <w:spacing w:after="0" w:line="300" w:lineRule="auto"/>
-            </w:pPr>
-            <w:r>
-              <w:rPr>
-                <w:sz w:val="19"/>
-                <w:szCs w:val="19"/>
-              </w:rPr>
               <w:lastRenderedPageBreak/>
               <w:t>Close toolbar</w:t>
             </w:r>
@@ -15559,7 +14598,7 @@
       <w:pPr>
         <w:pStyle w:val="2"/>
       </w:pPr>
-      <w:bookmarkStart w:id="38" w:name="_Toc242660807"/>
+      <w:bookmarkStart w:id="38" w:name="_Toc242998962"/>
       <w:r>
         <w:t>7.2 Vertical toolbar (right or left)</w:t>
       </w:r>
@@ -15592,12 +14631,6 @@
         <w:gridCol w:w="4649"/>
       </w:tblGrid>
       <w:tr>
-        <w:tblPrEx>
-          <w:tblCellMar>
-            <w:top w:w="0" w:type="dxa"/>
-            <w:bottom w:w="0" w:type="dxa"/>
-          </w:tblCellMar>
-        </w:tblPrEx>
         <w:trPr>
           <w:cantSplit/>
         </w:trPr>
@@ -15908,7 +14941,7 @@
       <w:pPr>
         <w:pStyle w:val="2"/>
       </w:pPr>
-      <w:bookmarkStart w:id="39" w:name="_Toc242660808"/>
+      <w:bookmarkStart w:id="39" w:name="_Toc242998963"/>
       <w:r>
         <w:t>7.3 Moving the toolbar</w:t>
       </w:r>
@@ -15923,7 +14956,7 @@
       <w:pPr>
         <w:pStyle w:val="2"/>
       </w:pPr>
-      <w:bookmarkStart w:id="40" w:name="_Toc242660809"/>
+      <w:bookmarkStart w:id="40" w:name="_Toc242998964"/>
       <w:r>
         <w:t>7.4 The floating bubble</w:t>
       </w:r>
@@ -16032,12 +15065,6 @@
         <w:gridCol w:w="6509"/>
       </w:tblGrid>
       <w:tr>
-        <w:tblPrEx>
-          <w:tblCellMar>
-            <w:top w:w="0" w:type="dxa"/>
-            <w:bottom w:w="0" w:type="dxa"/>
-          </w:tblCellMar>
-        </w:tblPrEx>
         <w:trPr>
           <w:cantSplit/>
           <w:tblHeader/>
@@ -16100,12 +15127,6 @@
         </w:tc>
       </w:tr>
       <w:tr>
-        <w:tblPrEx>
-          <w:tblCellMar>
-            <w:top w:w="0" w:type="dxa"/>
-            <w:bottom w:w="0" w:type="dxa"/>
-          </w:tblCellMar>
-        </w:tblPrEx>
         <w:trPr>
           <w:cantSplit/>
         </w:trPr>
@@ -16159,12 +15180,6 @@
         </w:tc>
       </w:tr>
       <w:tr>
-        <w:tblPrEx>
-          <w:tblCellMar>
-            <w:top w:w="0" w:type="dxa"/>
-            <w:bottom w:w="0" w:type="dxa"/>
-          </w:tblCellMar>
-        </w:tblPrEx>
         <w:trPr>
           <w:cantSplit/>
         </w:trPr>
@@ -16218,12 +15233,6 @@
         </w:tc>
       </w:tr>
       <w:tr>
-        <w:tblPrEx>
-          <w:tblCellMar>
-            <w:top w:w="0" w:type="dxa"/>
-            <w:bottom w:w="0" w:type="dxa"/>
-          </w:tblCellMar>
-        </w:tblPrEx>
         <w:trPr>
           <w:cantSplit/>
         </w:trPr>
@@ -16373,12 +15382,6 @@
         </w:tc>
       </w:tr>
       <w:tr>
-        <w:tblPrEx>
-          <w:tblCellMar>
-            <w:top w:w="0" w:type="dxa"/>
-            <w:bottom w:w="0" w:type="dxa"/>
-          </w:tblCellMar>
-        </w:tblPrEx>
         <w:trPr>
           <w:cantSplit/>
         </w:trPr>
@@ -16456,7 +15459,7 @@
       <w:pPr>
         <w:pStyle w:val="2"/>
       </w:pPr>
-      <w:bookmarkStart w:id="41" w:name="_Toc242660810"/>
+      <w:bookmarkStart w:id="41" w:name="_Toc242998965"/>
       <w:r>
         <w:t>7.5 Hiding during full-screen apps</w:t>
       </w:r>
@@ -16507,7 +15510,7 @@
       <w:pPr>
         <w:pStyle w:val="1"/>
       </w:pPr>
-      <w:bookmarkStart w:id="42" w:name="_Toc242660811"/>
+      <w:bookmarkStart w:id="42" w:name="_Toc242998966"/>
       <w:r>
         <w:t>8 Creating QR codes</w:t>
       </w:r>
@@ -16714,7 +15717,7 @@
       <w:pPr>
         <w:pStyle w:val="2"/>
       </w:pPr>
-      <w:bookmarkStart w:id="43" w:name="_Toc242660812"/>
+      <w:bookmarkStart w:id="43" w:name="_Toc242998967"/>
       <w:r>
         <w:t>8.1 Error correction</w:t>
       </w:r>
@@ -16748,12 +15751,6 @@
         <w:gridCol w:w="5951"/>
       </w:tblGrid>
       <w:tr>
-        <w:tblPrEx>
-          <w:tblCellMar>
-            <w:top w:w="0" w:type="dxa"/>
-            <w:bottom w:w="0" w:type="dxa"/>
-          </w:tblCellMar>
-        </w:tblPrEx>
         <w:trPr>
           <w:cantSplit/>
           <w:tblHeader/>
@@ -16816,12 +15813,6 @@
         </w:tc>
       </w:tr>
       <w:tr>
-        <w:tblPrEx>
-          <w:tblCellMar>
-            <w:top w:w="0" w:type="dxa"/>
-            <w:bottom w:w="0" w:type="dxa"/>
-          </w:tblCellMar>
-        </w:tblPrEx>
         <w:trPr>
           <w:cantSplit/>
         </w:trPr>
@@ -16875,12 +15866,6 @@
         </w:tc>
       </w:tr>
       <w:tr>
-        <w:tblPrEx>
-          <w:tblCellMar>
-            <w:top w:w="0" w:type="dxa"/>
-            <w:bottom w:w="0" w:type="dxa"/>
-          </w:tblCellMar>
-        </w:tblPrEx>
         <w:trPr>
           <w:cantSplit/>
         </w:trPr>
@@ -16935,12 +15920,6 @@
         </w:tc>
       </w:tr>
       <w:tr>
-        <w:tblPrEx>
-          <w:tblCellMar>
-            <w:top w:w="0" w:type="dxa"/>
-            <w:bottom w:w="0" w:type="dxa"/>
-          </w:tblCellMar>
-        </w:tblPrEx>
         <w:trPr>
           <w:cantSplit/>
         </w:trPr>
@@ -16994,12 +15973,6 @@
         </w:tc>
       </w:tr>
       <w:tr>
-        <w:tblPrEx>
-          <w:tblCellMar>
-            <w:top w:w="0" w:type="dxa"/>
-            <w:bottom w:w="0" w:type="dxa"/>
-          </w:tblCellMar>
-        </w:tblPrEx>
         <w:trPr>
           <w:cantSplit/>
         </w:trPr>
@@ -17079,12 +16052,6 @@
         <w:gridCol w:w="9298"/>
       </w:tblGrid>
       <w:tr>
-        <w:tblPrEx>
-          <w:tblCellMar>
-            <w:top w:w="0" w:type="dxa"/>
-            <w:bottom w:w="0" w:type="dxa"/>
-          </w:tblCellMar>
-        </w:tblPrEx>
         <w:trPr>
           <w:cantSplit/>
         </w:trPr>
@@ -17154,19 +16121,7 @@
           <w:bdr w:val="single" w:sz="4" w:space="0" w:color="C3C9D4"/>
           <w:shd w:val="clear" w:color="auto" w:fill="F1F3F7"/>
         </w:rPr>
-        <w:t> </w:t>
-      </w:r>
-      <w:r>
-        <w:rPr>
-          <w:b/>
-          <w:bCs/>
-          <w:color w:val="2B3140"/>
-          <w:sz w:val="18"/>
-          <w:szCs w:val="18"/>
-          <w:bdr w:val="single" w:sz="4" w:space="0" w:color="C3C9D4"/>
-          <w:shd w:val="clear" w:color="auto" w:fill="F1F3F7"/>
-        </w:rPr>
-        <w:t>Esc </w:t>
+        <w:t> Esc </w:t>
       </w:r>
       <w:r>
         <w:t xml:space="preserve"> to close the generator.</w:t>
@@ -17194,7 +16149,7 @@
       <w:pPr>
         <w:pStyle w:val="1"/>
       </w:pPr>
-      <w:bookmarkStart w:id="44" w:name="_Toc242660813"/>
+      <w:bookmarkStart w:id="44" w:name="_Toc242998968"/>
       <w:r>
         <w:t>9 Settings</w:t>
       </w:r>
@@ -17219,7 +16174,7 @@
       <w:pPr>
         <w:pStyle w:val="2"/>
       </w:pPr>
-      <w:bookmarkStart w:id="45" w:name="_Toc242660814"/>
+      <w:bookmarkStart w:id="45" w:name="_Toc242998969"/>
       <w:r>
         <w:t>9.1 General</w:t>
       </w:r>
@@ -17323,12 +16278,6 @@
         <w:gridCol w:w="6137"/>
       </w:tblGrid>
       <w:tr>
-        <w:tblPrEx>
-          <w:tblCellMar>
-            <w:top w:w="0" w:type="dxa"/>
-            <w:bottom w:w="0" w:type="dxa"/>
-          </w:tblCellMar>
-        </w:tblPrEx>
         <w:trPr>
           <w:cantSplit/>
           <w:tblHeader/>
@@ -17391,12 +16340,6 @@
         </w:tc>
       </w:tr>
       <w:tr>
-        <w:tblPrEx>
-          <w:tblCellMar>
-            <w:top w:w="0" w:type="dxa"/>
-            <w:bottom w:w="0" w:type="dxa"/>
-          </w:tblCellMar>
-        </w:tblPrEx>
         <w:trPr>
           <w:cantSplit/>
         </w:trPr>
@@ -17450,12 +16393,6 @@
         </w:tc>
       </w:tr>
       <w:tr>
-        <w:tblPrEx>
-          <w:tblCellMar>
-            <w:top w:w="0" w:type="dxa"/>
-            <w:bottom w:w="0" w:type="dxa"/>
-          </w:tblCellMar>
-        </w:tblPrEx>
         <w:trPr>
           <w:cantSplit/>
         </w:trPr>
@@ -17550,12 +16487,6 @@
         </w:tc>
       </w:tr>
       <w:tr>
-        <w:tblPrEx>
-          <w:tblCellMar>
-            <w:top w:w="0" w:type="dxa"/>
-            <w:bottom w:w="0" w:type="dxa"/>
-          </w:tblCellMar>
-        </w:tblPrEx>
         <w:trPr>
           <w:cantSplit/>
         </w:trPr>
@@ -17609,12 +16540,6 @@
         </w:tc>
       </w:tr>
       <w:tr>
-        <w:tblPrEx>
-          <w:tblCellMar>
-            <w:top w:w="0" w:type="dxa"/>
-            <w:bottom w:w="0" w:type="dxa"/>
-          </w:tblCellMar>
-        </w:tblPrEx>
         <w:trPr>
           <w:cantSplit/>
         </w:trPr>
@@ -17669,12 +16594,6 @@
         </w:tc>
       </w:tr>
       <w:tr>
-        <w:tblPrEx>
-          <w:tblCellMar>
-            <w:top w:w="0" w:type="dxa"/>
-            <w:bottom w:w="0" w:type="dxa"/>
-          </w:tblCellMar>
-        </w:tblPrEx>
         <w:trPr>
           <w:cantSplit/>
         </w:trPr>
@@ -17769,12 +16688,6 @@
         </w:tc>
       </w:tr>
       <w:tr>
-        <w:tblPrEx>
-          <w:tblCellMar>
-            <w:top w:w="0" w:type="dxa"/>
-            <w:bottom w:w="0" w:type="dxa"/>
-          </w:tblCellMar>
-        </w:tblPrEx>
         <w:trPr>
           <w:cantSplit/>
         </w:trPr>
@@ -17828,12 +16741,6 @@
         </w:tc>
       </w:tr>
       <w:tr>
-        <w:tblPrEx>
-          <w:tblCellMar>
-            <w:top w:w="0" w:type="dxa"/>
-            <w:bottom w:w="0" w:type="dxa"/>
-          </w:tblCellMar>
-        </w:tblPrEx>
         <w:trPr>
           <w:cantSplit/>
         </w:trPr>
@@ -17887,12 +16794,6 @@
         </w:tc>
       </w:tr>
       <w:tr>
-        <w:tblPrEx>
-          <w:tblCellMar>
-            <w:top w:w="0" w:type="dxa"/>
-            <w:bottom w:w="0" w:type="dxa"/>
-          </w:tblCellMar>
-        </w:tblPrEx>
         <w:trPr>
           <w:cantSplit/>
         </w:trPr>
@@ -17946,12 +16847,6 @@
         </w:tc>
       </w:tr>
       <w:tr>
-        <w:tblPrEx>
-          <w:tblCellMar>
-            <w:top w:w="0" w:type="dxa"/>
-            <w:bottom w:w="0" w:type="dxa"/>
-          </w:tblCellMar>
-        </w:tblPrEx>
         <w:trPr>
           <w:cantSplit/>
         </w:trPr>
@@ -18014,7 +16909,7 @@
       <w:pPr>
         <w:pStyle w:val="2"/>
       </w:pPr>
-      <w:bookmarkStart w:id="46" w:name="_Toc242660815"/>
+      <w:bookmarkStart w:id="46" w:name="_Toc242998970"/>
       <w:r>
         <w:t>9.2 Scanning</w:t>
       </w:r>
@@ -18118,12 +17013,6 @@
         <w:gridCol w:w="6137"/>
       </w:tblGrid>
       <w:tr>
-        <w:tblPrEx>
-          <w:tblCellMar>
-            <w:top w:w="0" w:type="dxa"/>
-            <w:bottom w:w="0" w:type="dxa"/>
-          </w:tblCellMar>
-        </w:tblPrEx>
         <w:trPr>
           <w:cantSplit/>
           <w:tblHeader/>
@@ -18187,12 +17076,6 @@
         </w:tc>
       </w:tr>
       <w:tr>
-        <w:tblPrEx>
-          <w:tblCellMar>
-            <w:top w:w="0" w:type="dxa"/>
-            <w:bottom w:w="0" w:type="dxa"/>
-          </w:tblCellMar>
-        </w:tblPrEx>
         <w:trPr>
           <w:cantSplit/>
         </w:trPr>
@@ -18246,12 +17129,6 @@
         </w:tc>
       </w:tr>
       <w:tr>
-        <w:tblPrEx>
-          <w:tblCellMar>
-            <w:top w:w="0" w:type="dxa"/>
-            <w:bottom w:w="0" w:type="dxa"/>
-          </w:tblCellMar>
-        </w:tblPrEx>
         <w:trPr>
           <w:cantSplit/>
         </w:trPr>
@@ -18305,12 +17182,6 @@
         </w:tc>
       </w:tr>
       <w:tr>
-        <w:tblPrEx>
-          <w:tblCellMar>
-            <w:top w:w="0" w:type="dxa"/>
-            <w:bottom w:w="0" w:type="dxa"/>
-          </w:tblCellMar>
-        </w:tblPrEx>
         <w:trPr>
           <w:cantSplit/>
         </w:trPr>
@@ -18364,12 +17235,6 @@
         </w:tc>
       </w:tr>
       <w:tr>
-        <w:tblPrEx>
-          <w:tblCellMar>
-            <w:top w:w="0" w:type="dxa"/>
-            <w:bottom w:w="0" w:type="dxa"/>
-          </w:tblCellMar>
-        </w:tblPrEx>
         <w:trPr>
           <w:cantSplit/>
         </w:trPr>
@@ -18423,12 +17288,6 @@
         </w:tc>
       </w:tr>
       <w:tr>
-        <w:tblPrEx>
-          <w:tblCellMar>
-            <w:top w:w="0" w:type="dxa"/>
-            <w:bottom w:w="0" w:type="dxa"/>
-          </w:tblCellMar>
-        </w:tblPrEx>
         <w:trPr>
           <w:cantSplit/>
         </w:trPr>
@@ -18507,7 +17366,7 @@
       <w:pPr>
         <w:pStyle w:val="2"/>
       </w:pPr>
-      <w:bookmarkStart w:id="47" w:name="_Toc242660816"/>
+      <w:bookmarkStart w:id="47" w:name="_Toc242998971"/>
       <w:r>
         <w:t>9.3 Camera</w:t>
       </w:r>
@@ -18611,12 +17470,6 @@
         <w:gridCol w:w="6137"/>
       </w:tblGrid>
       <w:tr>
-        <w:tblPrEx>
-          <w:tblCellMar>
-            <w:top w:w="0" w:type="dxa"/>
-            <w:bottom w:w="0" w:type="dxa"/>
-          </w:tblCellMar>
-        </w:tblPrEx>
         <w:trPr>
           <w:cantSplit/>
           <w:tblHeader/>
@@ -18679,12 +17532,6 @@
         </w:tc>
       </w:tr>
       <w:tr>
-        <w:tblPrEx>
-          <w:tblCellMar>
-            <w:top w:w="0" w:type="dxa"/>
-            <w:bottom w:w="0" w:type="dxa"/>
-          </w:tblCellMar>
-        </w:tblPrEx>
         <w:trPr>
           <w:cantSplit/>
         </w:trPr>
@@ -18738,12 +17585,6 @@
         </w:tc>
       </w:tr>
       <w:tr>
-        <w:tblPrEx>
-          <w:tblCellMar>
-            <w:top w:w="0" w:type="dxa"/>
-            <w:bottom w:w="0" w:type="dxa"/>
-          </w:tblCellMar>
-        </w:tblPrEx>
         <w:trPr>
           <w:cantSplit/>
         </w:trPr>
@@ -18798,12 +17639,6 @@
         </w:tc>
       </w:tr>
       <w:tr>
-        <w:tblPrEx>
-          <w:tblCellMar>
-            <w:top w:w="0" w:type="dxa"/>
-            <w:bottom w:w="0" w:type="dxa"/>
-          </w:tblCellMar>
-        </w:tblPrEx>
         <w:trPr>
           <w:cantSplit/>
         </w:trPr>
@@ -18857,12 +17692,6 @@
         </w:tc>
       </w:tr>
       <w:tr>
-        <w:tblPrEx>
-          <w:tblCellMar>
-            <w:top w:w="0" w:type="dxa"/>
-            <w:bottom w:w="0" w:type="dxa"/>
-          </w:tblCellMar>
-        </w:tblPrEx>
         <w:trPr>
           <w:cantSplit/>
         </w:trPr>
@@ -18925,7 +17754,7 @@
       <w:pPr>
         <w:pStyle w:val="2"/>
       </w:pPr>
-      <w:bookmarkStart w:id="48" w:name="_Toc242660817"/>
+      <w:bookmarkStart w:id="48" w:name="_Toc242998972"/>
       <w:r>
         <w:t>9.4 Shortcuts</w:t>
       </w:r>
@@ -19030,12 +17859,6 @@
         <w:gridCol w:w="4091"/>
       </w:tblGrid>
       <w:tr>
-        <w:tblPrEx>
-          <w:tblCellMar>
-            <w:top w:w="0" w:type="dxa"/>
-            <w:bottom w:w="0" w:type="dxa"/>
-          </w:tblCellMar>
-        </w:tblPrEx>
         <w:trPr>
           <w:cantSplit/>
           <w:tblHeader/>
@@ -19126,12 +17949,6 @@
         </w:tc>
       </w:tr>
       <w:tr>
-        <w:tblPrEx>
-          <w:tblCellMar>
-            <w:top w:w="0" w:type="dxa"/>
-            <w:bottom w:w="0" w:type="dxa"/>
-          </w:tblCellMar>
-        </w:tblPrEx>
         <w:trPr>
           <w:cantSplit/>
         </w:trPr>
@@ -19184,8 +18001,78 @@
                 <w:bdr w:val="single" w:sz="4" w:space="0" w:color="C3C9D4"/>
                 <w:shd w:val="clear" w:color="auto" w:fill="F1F3F7"/>
               </w:rPr>
-              <w:t> </w:t>
-            </w:r>
+              <w:t> Ctrl+Alt+Q </w:t>
+            </w:r>
+          </w:p>
+        </w:tc>
+        <w:tc>
+          <w:tcPr>
+            <w:tcW w:w="4091" w:type="dxa"/>
+            <w:tcMar>
+              <w:top w:w="90" w:type="dxa"/>
+              <w:left w:w="140" w:type="dxa"/>
+              <w:bottom w:w="90" w:type="dxa"/>
+              <w:right w:w="140" w:type="dxa"/>
+            </w:tcMar>
+            <w:vAlign w:val="center"/>
+          </w:tcPr>
+          <w:p>
+            <w:pPr>
+              <w:spacing w:after="0" w:line="300" w:lineRule="auto"/>
+            </w:pPr>
+            <w:r>
+              <w:rPr>
+                <w:sz w:val="19"/>
+                <w:szCs w:val="19"/>
+              </w:rPr>
+              <w:t>Freezes and scans all monitors.</w:t>
+            </w:r>
+          </w:p>
+        </w:tc>
+      </w:tr>
+      <w:tr>
+        <w:trPr>
+          <w:cantSplit/>
+        </w:trPr>
+        <w:tc>
+          <w:tcPr>
+            <w:tcW w:w="3161" w:type="dxa"/>
+            <w:tcMar>
+              <w:top w:w="90" w:type="dxa"/>
+              <w:left w:w="140" w:type="dxa"/>
+              <w:bottom w:w="90" w:type="dxa"/>
+              <w:right w:w="140" w:type="dxa"/>
+            </w:tcMar>
+            <w:vAlign w:val="center"/>
+          </w:tcPr>
+          <w:p>
+            <w:pPr>
+              <w:spacing w:after="0" w:line="300" w:lineRule="auto"/>
+            </w:pPr>
+            <w:r>
+              <w:rPr>
+                <w:sz w:val="19"/>
+                <w:szCs w:val="19"/>
+              </w:rPr>
+              <w:t>Select area</w:t>
+            </w:r>
+          </w:p>
+        </w:tc>
+        <w:tc>
+          <w:tcPr>
+            <w:tcW w:w="2046" w:type="dxa"/>
+            <w:tcMar>
+              <w:top w:w="90" w:type="dxa"/>
+              <w:left w:w="140" w:type="dxa"/>
+              <w:bottom w:w="90" w:type="dxa"/>
+              <w:right w:w="140" w:type="dxa"/>
+            </w:tcMar>
+            <w:vAlign w:val="center"/>
+          </w:tcPr>
+          <w:p>
+            <w:pPr>
+              <w:spacing w:after="0" w:line="300" w:lineRule="auto"/>
+            </w:pPr>
             <w:r>
               <w:rPr>
                 <w:b/>
@@ -19196,7 +18083,7 @@
                 <w:bdr w:val="single" w:sz="4" w:space="0" w:color="C3C9D4"/>
                 <w:shd w:val="clear" w:color="auto" w:fill="F1F3F7"/>
               </w:rPr>
-              <w:t>Ctrl+Alt+Q </w:t>
+              <w:t> Ctrl+Alt+A </w:t>
             </w:r>
           </w:p>
         </w:tc>
@@ -19220,18 +18107,12 @@
                 <w:sz w:val="19"/>
                 <w:szCs w:val="19"/>
               </w:rPr>
-              <w:t>Freezes and scans all monitors.</w:t>
+              <w:t>Freezes the screen so you can drag a box.</w:t>
             </w:r>
           </w:p>
         </w:tc>
       </w:tr>
       <w:tr>
-        <w:tblPrEx>
-          <w:tblCellMar>
-            <w:top w:w="0" w:type="dxa"/>
-            <w:bottom w:w="0" w:type="dxa"/>
-          </w:tblCellMar>
-        </w:tblPrEx>
         <w:trPr>
           <w:cantSplit/>
         </w:trPr>
@@ -19255,7 +18136,7 @@
                 <w:sz w:val="19"/>
                 <w:szCs w:val="19"/>
               </w:rPr>
-              <w:t>Select area</w:t>
+              <w:t>Scan with camera</w:t>
             </w:r>
           </w:p>
         </w:tc>
@@ -19284,8 +18165,78 @@
                 <w:bdr w:val="single" w:sz="4" w:space="0" w:color="C3C9D4"/>
                 <w:shd w:val="clear" w:color="auto" w:fill="F1F3F7"/>
               </w:rPr>
-              <w:t> </w:t>
-            </w:r>
+              <w:t> Ctrl+Alt+W </w:t>
+            </w:r>
+          </w:p>
+        </w:tc>
+        <w:tc>
+          <w:tcPr>
+            <w:tcW w:w="4091" w:type="dxa"/>
+            <w:tcMar>
+              <w:top w:w="90" w:type="dxa"/>
+              <w:left w:w="140" w:type="dxa"/>
+              <w:bottom w:w="90" w:type="dxa"/>
+              <w:right w:w="140" w:type="dxa"/>
+            </w:tcMar>
+            <w:vAlign w:val="center"/>
+          </w:tcPr>
+          <w:p>
+            <w:pPr>
+              <w:spacing w:after="0" w:line="300" w:lineRule="auto"/>
+            </w:pPr>
+            <w:r>
+              <w:rPr>
+                <w:sz w:val="19"/>
+                <w:szCs w:val="19"/>
+              </w:rPr>
+              <w:t>Opens the webcam window.</w:t>
+            </w:r>
+          </w:p>
+        </w:tc>
+      </w:tr>
+      <w:tr>
+        <w:trPr>
+          <w:cantSplit/>
+        </w:trPr>
+        <w:tc>
+          <w:tcPr>
+            <w:tcW w:w="3161" w:type="dxa"/>
+            <w:tcMar>
+              <w:top w:w="90" w:type="dxa"/>
+              <w:left w:w="140" w:type="dxa"/>
+              <w:bottom w:w="90" w:type="dxa"/>
+              <w:right w:w="140" w:type="dxa"/>
+            </w:tcMar>
+            <w:vAlign w:val="center"/>
+          </w:tcPr>
+          <w:p>
+            <w:pPr>
+              <w:spacing w:after="0" w:line="300" w:lineRule="auto"/>
+            </w:pPr>
+            <w:r>
+              <w:rPr>
+                <w:sz w:val="19"/>
+                <w:szCs w:val="19"/>
+              </w:rPr>
+              <w:t>Show or hide the toolbar</w:t>
+            </w:r>
+          </w:p>
+        </w:tc>
+        <w:tc>
+          <w:tcPr>
+            <w:tcW w:w="2046" w:type="dxa"/>
+            <w:tcMar>
+              <w:top w:w="90" w:type="dxa"/>
+              <w:left w:w="140" w:type="dxa"/>
+              <w:bottom w:w="90" w:type="dxa"/>
+              <w:right w:w="140" w:type="dxa"/>
+            </w:tcMar>
+            <w:vAlign w:val="center"/>
+          </w:tcPr>
+          <w:p>
+            <w:pPr>
+              <w:spacing w:after="0" w:line="300" w:lineRule="auto"/>
+            </w:pPr>
             <w:r>
               <w:rPr>
                 <w:b/>
@@ -19296,207 +18247,7 @@
                 <w:bdr w:val="single" w:sz="4" w:space="0" w:color="C3C9D4"/>
                 <w:shd w:val="clear" w:color="auto" w:fill="F1F3F7"/>
               </w:rPr>
-              <w:t>Ctrl+Alt+A </w:t>
-            </w:r>
-          </w:p>
-        </w:tc>
-        <w:tc>
-          <w:tcPr>
-            <w:tcW w:w="4091" w:type="dxa"/>
-            <w:tcMar>
-              <w:top w:w="90" w:type="dxa"/>
-              <w:left w:w="140" w:type="dxa"/>
-              <w:bottom w:w="90" w:type="dxa"/>
-              <w:right w:w="140" w:type="dxa"/>
-            </w:tcMar>
-            <w:vAlign w:val="center"/>
-          </w:tcPr>
-          <w:p>
-            <w:pPr>
-              <w:spacing w:after="0" w:line="300" w:lineRule="auto"/>
-            </w:pPr>
-            <w:r>
-              <w:rPr>
-                <w:sz w:val="19"/>
-                <w:szCs w:val="19"/>
-              </w:rPr>
-              <w:t>Freezes the screen so you can drag a box.</w:t>
-            </w:r>
-          </w:p>
-        </w:tc>
-      </w:tr>
-      <w:tr>
-        <w:tblPrEx>
-          <w:tblCellMar>
-            <w:top w:w="0" w:type="dxa"/>
-            <w:bottom w:w="0" w:type="dxa"/>
-          </w:tblCellMar>
-        </w:tblPrEx>
-        <w:trPr>
-          <w:cantSplit/>
-        </w:trPr>
-        <w:tc>
-          <w:tcPr>
-            <w:tcW w:w="3161" w:type="dxa"/>
-            <w:tcMar>
-              <w:top w:w="90" w:type="dxa"/>
-              <w:left w:w="140" w:type="dxa"/>
-              <w:bottom w:w="90" w:type="dxa"/>
-              <w:right w:w="140" w:type="dxa"/>
-            </w:tcMar>
-            <w:vAlign w:val="center"/>
-          </w:tcPr>
-          <w:p>
-            <w:pPr>
-              <w:spacing w:after="0" w:line="300" w:lineRule="auto"/>
-            </w:pPr>
-            <w:r>
-              <w:rPr>
-                <w:sz w:val="19"/>
-                <w:szCs w:val="19"/>
-              </w:rPr>
-              <w:t>Scan with camera</w:t>
-            </w:r>
-          </w:p>
-        </w:tc>
-        <w:tc>
-          <w:tcPr>
-            <w:tcW w:w="2046" w:type="dxa"/>
-            <w:tcMar>
-              <w:top w:w="90" w:type="dxa"/>
-              <w:left w:w="140" w:type="dxa"/>
-              <w:bottom w:w="90" w:type="dxa"/>
-              <w:right w:w="140" w:type="dxa"/>
-            </w:tcMar>
-            <w:vAlign w:val="center"/>
-          </w:tcPr>
-          <w:p>
-            <w:pPr>
-              <w:spacing w:after="0" w:line="300" w:lineRule="auto"/>
-            </w:pPr>
-            <w:r>
-              <w:rPr>
-                <w:b/>
-                <w:bCs/>
-                <w:color w:val="2B3140"/>
-                <w:sz w:val="16"/>
-                <w:szCs w:val="16"/>
-                <w:bdr w:val="single" w:sz="4" w:space="0" w:color="C3C9D4"/>
-                <w:shd w:val="clear" w:color="auto" w:fill="F1F3F7"/>
-              </w:rPr>
-              <w:t> </w:t>
-            </w:r>
-            <w:r>
-              <w:rPr>
-                <w:b/>
-                <w:bCs/>
-                <w:color w:val="2B3140"/>
-                <w:sz w:val="16"/>
-                <w:szCs w:val="16"/>
-                <w:bdr w:val="single" w:sz="4" w:space="0" w:color="C3C9D4"/>
-                <w:shd w:val="clear" w:color="auto" w:fill="F1F3F7"/>
-              </w:rPr>
-              <w:t>Ctrl+Alt+W </w:t>
-            </w:r>
-          </w:p>
-        </w:tc>
-        <w:tc>
-          <w:tcPr>
-            <w:tcW w:w="4091" w:type="dxa"/>
-            <w:tcMar>
-              <w:top w:w="90" w:type="dxa"/>
-              <w:left w:w="140" w:type="dxa"/>
-              <w:bottom w:w="90" w:type="dxa"/>
-              <w:right w:w="140" w:type="dxa"/>
-            </w:tcMar>
-            <w:vAlign w:val="center"/>
-          </w:tcPr>
-          <w:p>
-            <w:pPr>
-              <w:spacing w:after="0" w:line="300" w:lineRule="auto"/>
-            </w:pPr>
-            <w:r>
-              <w:rPr>
-                <w:sz w:val="19"/>
-                <w:szCs w:val="19"/>
-              </w:rPr>
-              <w:t>Opens the webcam window.</w:t>
-            </w:r>
-          </w:p>
-        </w:tc>
-      </w:tr>
-      <w:tr>
-        <w:tblPrEx>
-          <w:tblCellMar>
-            <w:top w:w="0" w:type="dxa"/>
-            <w:bottom w:w="0" w:type="dxa"/>
-          </w:tblCellMar>
-        </w:tblPrEx>
-        <w:trPr>
-          <w:cantSplit/>
-        </w:trPr>
-        <w:tc>
-          <w:tcPr>
-            <w:tcW w:w="3161" w:type="dxa"/>
-            <w:tcMar>
-              <w:top w:w="90" w:type="dxa"/>
-              <w:left w:w="140" w:type="dxa"/>
-              <w:bottom w:w="90" w:type="dxa"/>
-              <w:right w:w="140" w:type="dxa"/>
-            </w:tcMar>
-            <w:vAlign w:val="center"/>
-          </w:tcPr>
-          <w:p>
-            <w:pPr>
-              <w:spacing w:after="0" w:line="300" w:lineRule="auto"/>
-            </w:pPr>
-            <w:r>
-              <w:rPr>
-                <w:sz w:val="19"/>
-                <w:szCs w:val="19"/>
-              </w:rPr>
-              <w:t>Show or hide the toolbar</w:t>
-            </w:r>
-          </w:p>
-        </w:tc>
-        <w:tc>
-          <w:tcPr>
-            <w:tcW w:w="2046" w:type="dxa"/>
-            <w:tcMar>
-              <w:top w:w="90" w:type="dxa"/>
-              <w:left w:w="140" w:type="dxa"/>
-              <w:bottom w:w="90" w:type="dxa"/>
-              <w:right w:w="140" w:type="dxa"/>
-            </w:tcMar>
-            <w:vAlign w:val="center"/>
-          </w:tcPr>
-          <w:p>
-            <w:pPr>
-              <w:spacing w:after="0" w:line="300" w:lineRule="auto"/>
-            </w:pPr>
-            <w:r>
-              <w:rPr>
-                <w:b/>
-                <w:bCs/>
-                <w:color w:val="2B3140"/>
-                <w:sz w:val="16"/>
-                <w:szCs w:val="16"/>
-                <w:bdr w:val="single" w:sz="4" w:space="0" w:color="C3C9D4"/>
-                <w:shd w:val="clear" w:color="auto" w:fill="F1F3F7"/>
-              </w:rPr>
-              <w:t> </w:t>
-            </w:r>
-            <w:r>
-              <w:rPr>
-                <w:b/>
-                <w:bCs/>
-                <w:color w:val="2B3140"/>
-                <w:sz w:val="16"/>
-                <w:szCs w:val="16"/>
-                <w:bdr w:val="single" w:sz="4" w:space="0" w:color="C3C9D4"/>
-                <w:shd w:val="clear" w:color="auto" w:fill="F1F3F7"/>
-              </w:rPr>
-              <w:t>Ctrl+Alt+E </w:t>
+              <w:t> Ctrl+Alt+E </w:t>
             </w:r>
           </w:p>
         </w:tc>
@@ -19582,7 +18333,10 @@
           <w:bdr w:val="single" w:sz="4" w:space="0" w:color="C3C9D4"/>
           <w:shd w:val="clear" w:color="auto" w:fill="F1F3F7"/>
         </w:rPr>
-        <w:t> </w:t>
+        <w:t> Ctrl </w:t>
+      </w:r>
+      <w:r>
+        <w:t xml:space="preserve">, </w:t>
       </w:r>
       <w:r>
         <w:rPr>
@@ -19594,7 +18348,7 @@
           <w:bdr w:val="single" w:sz="4" w:space="0" w:color="C3C9D4"/>
           <w:shd w:val="clear" w:color="auto" w:fill="F1F3F7"/>
         </w:rPr>
-        <w:t>Ctrl </w:t>
+        <w:t> Alt </w:t>
       </w:r>
       <w:r>
         <w:t xml:space="preserve">, </w:t>
@@ -19609,7 +18363,10 @@
           <w:bdr w:val="single" w:sz="4" w:space="0" w:color="C3C9D4"/>
           <w:shd w:val="clear" w:color="auto" w:fill="F1F3F7"/>
         </w:rPr>
-        <w:t> </w:t>
+        <w:t> Shift </w:t>
+      </w:r>
+      <w:r>
+        <w:t xml:space="preserve"> or </w:t>
       </w:r>
       <w:r>
         <w:rPr>
@@ -19621,10 +18378,10 @@
           <w:bdr w:val="single" w:sz="4" w:space="0" w:color="C3C9D4"/>
           <w:shd w:val="clear" w:color="auto" w:fill="F1F3F7"/>
         </w:rPr>
-        <w:t>Alt </w:t>
-      </w:r>
-      <w:r>
-        <w:t xml:space="preserve">, </w:t>
+        <w:t> Win </w:t>
+      </w:r>
+      <w:r>
+        <w:t xml:space="preserve"> (on a Mac, </w:t>
       </w:r>
       <w:r>
         <w:rPr>
@@ -19636,73 +18393,7 @@
           <w:bdr w:val="single" w:sz="4" w:space="0" w:color="C3C9D4"/>
           <w:shd w:val="clear" w:color="auto" w:fill="F1F3F7"/>
         </w:rPr>
-        <w:t> </w:t>
-      </w:r>
-      <w:r>
-        <w:rPr>
-          <w:b/>
-          <w:bCs/>
-          <w:color w:val="2B3140"/>
-          <w:sz w:val="18"/>
-          <w:szCs w:val="18"/>
-          <w:bdr w:val="single" w:sz="4" w:space="0" w:color="C3C9D4"/>
-          <w:shd w:val="clear" w:color="auto" w:fill="F1F3F7"/>
-        </w:rPr>
-        <w:t>Shift </w:t>
-      </w:r>
-      <w:r>
-        <w:t xml:space="preserve"> or </w:t>
-      </w:r>
-      <w:r>
-        <w:rPr>
-          <w:b/>
-          <w:bCs/>
-          <w:color w:val="2B3140"/>
-          <w:sz w:val="18"/>
-          <w:szCs w:val="18"/>
-          <w:bdr w:val="single" w:sz="4" w:space="0" w:color="C3C9D4"/>
-          <w:shd w:val="clear" w:color="auto" w:fill="F1F3F7"/>
-        </w:rPr>
-        <w:t> </w:t>
-      </w:r>
-      <w:r>
-        <w:rPr>
-          <w:b/>
-          <w:bCs/>
-          <w:color w:val="2B3140"/>
-          <w:sz w:val="18"/>
-          <w:szCs w:val="18"/>
-          <w:bdr w:val="single" w:sz="4" w:space="0" w:color="C3C9D4"/>
-          <w:shd w:val="clear" w:color="auto" w:fill="F1F3F7"/>
-        </w:rPr>
-        <w:t>Win </w:t>
-      </w:r>
-      <w:r>
-        <w:t xml:space="preserve"> (on a Mac, </w:t>
-      </w:r>
-      <w:r>
-        <w:rPr>
-          <w:b/>
-          <w:bCs/>
-          <w:color w:val="2B3140"/>
-          <w:sz w:val="18"/>
-          <w:szCs w:val="18"/>
-          <w:bdr w:val="single" w:sz="4" w:space="0" w:color="C3C9D4"/>
-          <w:shd w:val="clear" w:color="auto" w:fill="F1F3F7"/>
-        </w:rPr>
-        <w:t> </w:t>
-      </w:r>
-      <w:r>
-        <w:rPr>
-          <w:b/>
-          <w:bCs/>
-          <w:color w:val="2B3140"/>
-          <w:sz w:val="18"/>
-          <w:szCs w:val="18"/>
-          <w:bdr w:val="single" w:sz="4" w:space="0" w:color="C3C9D4"/>
-          <w:shd w:val="clear" w:color="auto" w:fill="F1F3F7"/>
-        </w:rPr>
-        <w:t>Cmd </w:t>
+        <w:t> Cmd </w:t>
       </w:r>
       <w:r>
         <w:t>).</w:t>
@@ -19755,7 +18446,7 @@
       <w:pPr>
         <w:pStyle w:val="2"/>
       </w:pPr>
-      <w:bookmarkStart w:id="49" w:name="_Toc242660818"/>
+      <w:bookmarkStart w:id="49" w:name="_Toc242998973"/>
       <w:r>
         <w:t>9.5 Privacy &amp; history</w:t>
       </w:r>
@@ -19859,12 +18550,6 @@
         <w:gridCol w:w="6137"/>
       </w:tblGrid>
       <w:tr>
-        <w:tblPrEx>
-          <w:tblCellMar>
-            <w:top w:w="0" w:type="dxa"/>
-            <w:bottom w:w="0" w:type="dxa"/>
-          </w:tblCellMar>
-        </w:tblPrEx>
         <w:trPr>
           <w:cantSplit/>
           <w:tblHeader/>
@@ -19927,12 +18612,6 @@
         </w:tc>
       </w:tr>
       <w:tr>
-        <w:tblPrEx>
-          <w:tblCellMar>
-            <w:top w:w="0" w:type="dxa"/>
-            <w:bottom w:w="0" w:type="dxa"/>
-          </w:tblCellMar>
-        </w:tblPrEx>
         <w:trPr>
           <w:cantSplit/>
         </w:trPr>
@@ -19986,12 +18665,6 @@
         </w:tc>
       </w:tr>
       <w:tr>
-        <w:tblPrEx>
-          <w:tblCellMar>
-            <w:top w:w="0" w:type="dxa"/>
-            <w:bottom w:w="0" w:type="dxa"/>
-          </w:tblCellMar>
-        </w:tblPrEx>
         <w:trPr>
           <w:cantSplit/>
         </w:trPr>
@@ -20045,12 +18718,6 @@
         </w:tc>
       </w:tr>
       <w:tr>
-        <w:tblPrEx>
-          <w:tblCellMar>
-            <w:top w:w="0" w:type="dxa"/>
-            <w:bottom w:w="0" w:type="dxa"/>
-          </w:tblCellMar>
-        </w:tblPrEx>
         <w:trPr>
           <w:cantSplit/>
         </w:trPr>
@@ -20136,12 +18803,6 @@
         </w:tc>
       </w:tr>
       <w:tr>
-        <w:tblPrEx>
-          <w:tblCellMar>
-            <w:top w:w="0" w:type="dxa"/>
-            <w:bottom w:w="0" w:type="dxa"/>
-          </w:tblCellMar>
-        </w:tblPrEx>
         <w:trPr>
           <w:cantSplit/>
         </w:trPr>
@@ -20204,7 +18865,7 @@
       <w:pPr>
         <w:pStyle w:val="2"/>
       </w:pPr>
-      <w:bookmarkStart w:id="50" w:name="_Toc242660819"/>
+      <w:bookmarkStart w:id="50" w:name="_Toc242998974"/>
       <w:r>
         <w:t>9.6 About</w:t>
       </w:r>
@@ -20373,7 +19034,7 @@
       <w:pPr>
         <w:pStyle w:val="1"/>
       </w:pPr>
-      <w:bookmarkStart w:id="51" w:name="_Toc242660820"/>
+      <w:bookmarkStart w:id="51" w:name="_Toc242998975"/>
       <w:r>
         <w:t>10 Updating and uninstalling</w:t>
       </w:r>
@@ -20383,7 +19044,7 @@
       <w:pPr>
         <w:pStyle w:val="2"/>
       </w:pPr>
-      <w:bookmarkStart w:id="52" w:name="_Toc242660821"/>
+      <w:bookmarkStart w:id="52" w:name="_Toc242998976"/>
       <w:r>
         <w:t>10.1 Checking for and installing updates</w:t>
       </w:r>
@@ -20592,7 +19253,7 @@
       <w:pPr>
         <w:pStyle w:val="2"/>
       </w:pPr>
-      <w:bookmarkStart w:id="53" w:name="_Toc242660822"/>
+      <w:bookmarkStart w:id="53" w:name="_Toc242998977"/>
       <w:r>
         <w:t>10.2 Portable version</w:t>
       </w:r>
@@ -20620,7 +19281,7 @@
       <w:pPr>
         <w:pStyle w:val="2"/>
       </w:pPr>
-      <w:bookmarkStart w:id="54" w:name="_Toc242660823"/>
+      <w:bookmarkStart w:id="54" w:name="_Toc242998978"/>
       <w:r>
         <w:t>10.3 Uninstalling</w:t>
       </w:r>
@@ -20719,7 +19380,7 @@
       <w:pPr>
         <w:pStyle w:val="2"/>
       </w:pPr>
-      <w:bookmarkStart w:id="55" w:name="_Toc242660824"/>
+      <w:bookmarkStart w:id="55" w:name="_Toc242998979"/>
       <w:r>
         <w:t>10.4 Where settings and logs are stored</w:t>
       </w:r>
@@ -20748,12 +19409,6 @@
         <w:gridCol w:w="7624"/>
       </w:tblGrid>
       <w:tr>
-        <w:tblPrEx>
-          <w:tblCellMar>
-            <w:top w:w="0" w:type="dxa"/>
-            <w:bottom w:w="0" w:type="dxa"/>
-          </w:tblCellMar>
-        </w:tblPrEx>
         <w:trPr>
           <w:cantSplit/>
           <w:tblHeader/>
@@ -20816,12 +19471,6 @@
         </w:tc>
       </w:tr>
       <w:tr>
-        <w:tblPrEx>
-          <w:tblCellMar>
-            <w:top w:w="0" w:type="dxa"/>
-            <w:bottom w:w="0" w:type="dxa"/>
-          </w:tblCellMar>
-        </w:tblPrEx>
         <w:trPr>
           <w:cantSplit/>
         </w:trPr>
@@ -20907,12 +19556,6 @@
         </w:tc>
       </w:tr>
       <w:tr>
-        <w:tblPrEx>
-          <w:tblCellMar>
-            <w:top w:w="0" w:type="dxa"/>
-            <w:bottom w:w="0" w:type="dxa"/>
-          </w:tblCellMar>
-        </w:tblPrEx>
         <w:trPr>
           <w:cantSplit/>
         </w:trPr>
@@ -20969,12 +19612,6 @@
         </w:tc>
       </w:tr>
       <w:tr>
-        <w:tblPrEx>
-          <w:tblCellMar>
-            <w:top w:w="0" w:type="dxa"/>
-            <w:bottom w:w="0" w:type="dxa"/>
-          </w:tblCellMar>
-        </w:tblPrEx>
         <w:trPr>
           <w:cantSplit/>
         </w:trPr>
@@ -21105,7 +19742,7 @@
       <w:pPr>
         <w:pStyle w:val="1"/>
       </w:pPr>
-      <w:bookmarkStart w:id="56" w:name="_Toc242660825"/>
+      <w:bookmarkStart w:id="56" w:name="_Toc242998980"/>
       <w:r>
         <w:t>11 Troubleshooting</w:t>
       </w:r>
@@ -21340,7 +19977,50 @@
           <w:bdr w:val="single" w:sz="4" w:space="0" w:color="C3C9D4"/>
           <w:shd w:val="clear" w:color="auto" w:fill="F1F3F7"/>
         </w:rPr>
-        <w:t> </w:t>
+        <w:t> Shift </w:t>
+      </w:r>
+      <w:r>
+        <w:t xml:space="preserve"> while you right-click). </w:t>
+      </w:r>
+      <w:r>
+        <w:rPr>
+          <w:b/>
+          <w:bCs/>
+        </w:rPr>
+        <w:t>QRcode tool Open image</w:t>
+      </w:r>
+      <w:r>
+        <w:t xml:space="preserve"> appears only when one picture is selected. If you just installed QRcode tool or moved the portable version, start it once.</w:t>
+      </w:r>
+    </w:p>
+    <w:p>
+      <w:pPr>
+        <w:keepNext/>
+        <w:spacing w:before="200" w:after="60"/>
+      </w:pPr>
+      <w:r>
+        <w:rPr>
+          <w:b/>
+          <w:bCs/>
+          <w:color w:val="1D4FFF"/>
+        </w:rPr>
+        <w:t>Q </w:t>
+      </w:r>
+      <w:r>
+        <w:rPr>
+          <w:b/>
+          <w:bCs/>
+        </w:rPr>
+        <w:t>The toolbar has disappeared.</w:t>
+      </w:r>
+    </w:p>
+    <w:p>
+      <w:pPr>
+        <w:spacing w:after="120"/>
+        <w:ind w:left="440"/>
+      </w:pPr>
+      <w:r>
+        <w:t xml:space="preserve">Press </w:t>
       </w:r>
       <w:r>
         <w:rPr>
@@ -21352,74 +20032,7 @@
           <w:bdr w:val="single" w:sz="4" w:space="0" w:color="C3C9D4"/>
           <w:shd w:val="clear" w:color="auto" w:fill="F1F3F7"/>
         </w:rPr>
-        <w:t>Shift </w:t>
-      </w:r>
-      <w:r>
-        <w:t xml:space="preserve"> while you right-click). </w:t>
-      </w:r>
-      <w:r>
-        <w:rPr>
-          <w:b/>
-          <w:bCs/>
-        </w:rPr>
-        <w:t>QRcode tool Open image</w:t>
-      </w:r>
-      <w:r>
-        <w:t xml:space="preserve"> appears only when one picture is selected. If you just installed QRcode tool or moved the portable version, start it once.</w:t>
-      </w:r>
-    </w:p>
-    <w:p>
-      <w:pPr>
-        <w:keepNext/>
-        <w:spacing w:before="200" w:after="60"/>
-      </w:pPr>
-      <w:r>
-        <w:rPr>
-          <w:b/>
-          <w:bCs/>
-          <w:color w:val="1D4FFF"/>
-        </w:rPr>
-        <w:t>Q </w:t>
-      </w:r>
-      <w:r>
-        <w:rPr>
-          <w:b/>
-          <w:bCs/>
-        </w:rPr>
-        <w:t>The toolbar has disappeared.</w:t>
-      </w:r>
-    </w:p>
-    <w:p>
-      <w:pPr>
-        <w:spacing w:after="120"/>
-        <w:ind w:left="440"/>
-      </w:pPr>
-      <w:r>
-        <w:t xml:space="preserve">Press </w:t>
-      </w:r>
-      <w:r>
-        <w:rPr>
-          <w:b/>
-          <w:bCs/>
-          <w:color w:val="2B3140"/>
-          <w:sz w:val="18"/>
-          <w:szCs w:val="18"/>
-          <w:bdr w:val="single" w:sz="4" w:space="0" w:color="C3C9D4"/>
-          <w:shd w:val="clear" w:color="auto" w:fill="F1F3F7"/>
-        </w:rPr>
-        <w:t> </w:t>
-      </w:r>
-      <w:r>
-        <w:rPr>
-          <w:b/>
-          <w:bCs/>
-          <w:color w:val="2B3140"/>
-          <w:sz w:val="18"/>
-          <w:szCs w:val="18"/>
-          <w:bdr w:val="single" w:sz="4" w:space="0" w:color="C3C9D4"/>
-          <w:shd w:val="clear" w:color="auto" w:fill="F1F3F7"/>
-        </w:rPr>
-        <w:t>Ctrl+Alt+E </w:t>
+        <w:t> Ctrl+Alt+E </w:t>
       </w:r>
       <w:r>
         <w:t xml:space="preserve"> or tick </w:t>
@@ -21761,7 +20374,7 @@
       <w:pPr>
         <w:pStyle w:val="1"/>
       </w:pPr>
-      <w:bookmarkStart w:id="57" w:name="_Toc242660826"/>
+      <w:bookmarkStart w:id="57" w:name="_Toc242998981"/>
       <w:r>
         <w:t>A Shortcuts and keys at a glance</w:t>
       </w:r>
@@ -21791,12 +20404,6 @@
         <w:gridCol w:w="4091"/>
       </w:tblGrid>
       <w:tr>
-        <w:tblPrEx>
-          <w:tblCellMar>
-            <w:top w:w="0" w:type="dxa"/>
-            <w:bottom w:w="0" w:type="dxa"/>
-          </w:tblCellMar>
-        </w:tblPrEx>
         <w:trPr>
           <w:cantSplit/>
           <w:tblHeader/>
@@ -21887,12 +20494,6 @@
         </w:tc>
       </w:tr>
       <w:tr>
-        <w:tblPrEx>
-          <w:tblCellMar>
-            <w:top w:w="0" w:type="dxa"/>
-            <w:bottom w:w="0" w:type="dxa"/>
-          </w:tblCellMar>
-        </w:tblPrEx>
         <w:trPr>
           <w:cantSplit/>
         </w:trPr>
@@ -21945,8 +20546,78 @@
                 <w:bdr w:val="single" w:sz="4" w:space="0" w:color="C3C9D4"/>
                 <w:shd w:val="clear" w:color="auto" w:fill="F1F3F7"/>
               </w:rPr>
-              <w:t> </w:t>
-            </w:r>
+              <w:t> Ctrl+Alt+Q </w:t>
+            </w:r>
+          </w:p>
+        </w:tc>
+        <w:tc>
+          <w:tcPr>
+            <w:tcW w:w="4091" w:type="dxa"/>
+            <w:tcMar>
+              <w:top w:w="90" w:type="dxa"/>
+              <w:left w:w="140" w:type="dxa"/>
+              <w:bottom w:w="90" w:type="dxa"/>
+              <w:right w:w="140" w:type="dxa"/>
+            </w:tcMar>
+            <w:vAlign w:val="center"/>
+          </w:tcPr>
+          <w:p>
+            <w:pPr>
+              <w:spacing w:after="0" w:line="300" w:lineRule="auto"/>
+            </w:pPr>
+            <w:r>
+              <w:rPr>
+                <w:sz w:val="19"/>
+                <w:szCs w:val="19"/>
+              </w:rPr>
+              <w:t>Scan whole screen</w:t>
+            </w:r>
+          </w:p>
+        </w:tc>
+      </w:tr>
+      <w:tr>
+        <w:trPr>
+          <w:cantSplit/>
+        </w:trPr>
+        <w:tc>
+          <w:tcPr>
+            <w:tcW w:w="2789" w:type="dxa"/>
+            <w:tcMar>
+              <w:top w:w="90" w:type="dxa"/>
+              <w:left w:w="140" w:type="dxa"/>
+              <w:bottom w:w="90" w:type="dxa"/>
+              <w:right w:w="140" w:type="dxa"/>
+            </w:tcMar>
+            <w:vAlign w:val="center"/>
+          </w:tcPr>
+          <w:p>
+            <w:pPr>
+              <w:spacing w:after="0" w:line="300" w:lineRule="auto"/>
+            </w:pPr>
+            <w:r>
+              <w:rPr>
+                <w:sz w:val="19"/>
+                <w:szCs w:val="19"/>
+              </w:rPr>
+              <w:t>Anywhere</w:t>
+            </w:r>
+          </w:p>
+        </w:tc>
+        <w:tc>
+          <w:tcPr>
+            <w:tcW w:w="2417" w:type="dxa"/>
+            <w:tcMar>
+              <w:top w:w="90" w:type="dxa"/>
+              <w:left w:w="140" w:type="dxa"/>
+              <w:bottom w:w="90" w:type="dxa"/>
+              <w:right w:w="140" w:type="dxa"/>
+            </w:tcMar>
+            <w:vAlign w:val="center"/>
+          </w:tcPr>
+          <w:p>
+            <w:pPr>
+              <w:spacing w:after="0" w:line="300" w:lineRule="auto"/>
+            </w:pPr>
             <w:r>
               <w:rPr>
                 <w:b/>
@@ -21957,7 +20628,7 @@
                 <w:bdr w:val="single" w:sz="4" w:space="0" w:color="C3C9D4"/>
                 <w:shd w:val="clear" w:color="auto" w:fill="F1F3F7"/>
               </w:rPr>
-              <w:t>Ctrl+Alt+Q </w:t>
+              <w:t> Ctrl+Alt+A </w:t>
             </w:r>
           </w:p>
         </w:tc>
@@ -21981,18 +20652,12 @@
                 <w:sz w:val="19"/>
                 <w:szCs w:val="19"/>
               </w:rPr>
-              <w:t>Scan whole screen</w:t>
+              <w:t>Select area</w:t>
             </w:r>
           </w:p>
         </w:tc>
       </w:tr>
       <w:tr>
-        <w:tblPrEx>
-          <w:tblCellMar>
-            <w:top w:w="0" w:type="dxa"/>
-            <w:bottom w:w="0" w:type="dxa"/>
-          </w:tblCellMar>
-        </w:tblPrEx>
         <w:trPr>
           <w:cantSplit/>
         </w:trPr>
@@ -22045,8 +20710,78 @@
                 <w:bdr w:val="single" w:sz="4" w:space="0" w:color="C3C9D4"/>
                 <w:shd w:val="clear" w:color="auto" w:fill="F1F3F7"/>
               </w:rPr>
-              <w:t> </w:t>
-            </w:r>
+              <w:t> Ctrl+Alt+W </w:t>
+            </w:r>
+          </w:p>
+        </w:tc>
+        <w:tc>
+          <w:tcPr>
+            <w:tcW w:w="4091" w:type="dxa"/>
+            <w:tcMar>
+              <w:top w:w="90" w:type="dxa"/>
+              <w:left w:w="140" w:type="dxa"/>
+              <w:bottom w:w="90" w:type="dxa"/>
+              <w:right w:w="140" w:type="dxa"/>
+            </w:tcMar>
+            <w:vAlign w:val="center"/>
+          </w:tcPr>
+          <w:p>
+            <w:pPr>
+              <w:spacing w:after="0" w:line="300" w:lineRule="auto"/>
+            </w:pPr>
+            <w:r>
+              <w:rPr>
+                <w:sz w:val="19"/>
+                <w:szCs w:val="19"/>
+              </w:rPr>
+              <w:t>Scan with camera</w:t>
+            </w:r>
+          </w:p>
+        </w:tc>
+      </w:tr>
+      <w:tr>
+        <w:trPr>
+          <w:cantSplit/>
+        </w:trPr>
+        <w:tc>
+          <w:tcPr>
+            <w:tcW w:w="2789" w:type="dxa"/>
+            <w:tcMar>
+              <w:top w:w="90" w:type="dxa"/>
+              <w:left w:w="140" w:type="dxa"/>
+              <w:bottom w:w="90" w:type="dxa"/>
+              <w:right w:w="140" w:type="dxa"/>
+            </w:tcMar>
+            <w:vAlign w:val="center"/>
+          </w:tcPr>
+          <w:p>
+            <w:pPr>
+              <w:spacing w:after="0" w:line="300" w:lineRule="auto"/>
+            </w:pPr>
+            <w:r>
+              <w:rPr>
+                <w:sz w:val="19"/>
+                <w:szCs w:val="19"/>
+              </w:rPr>
+              <w:t>Anywhere</w:t>
+            </w:r>
+          </w:p>
+        </w:tc>
+        <w:tc>
+          <w:tcPr>
+            <w:tcW w:w="2417" w:type="dxa"/>
+            <w:tcMar>
+              <w:top w:w="90" w:type="dxa"/>
+              <w:left w:w="140" w:type="dxa"/>
+              <w:bottom w:w="90" w:type="dxa"/>
+              <w:right w:w="140" w:type="dxa"/>
+            </w:tcMar>
+            <w:vAlign w:val="center"/>
+          </w:tcPr>
+          <w:p>
+            <w:pPr>
+              <w:spacing w:after="0" w:line="300" w:lineRule="auto"/>
+            </w:pPr>
             <w:r>
               <w:rPr>
                 <w:b/>
@@ -22057,7 +20792,7 @@
                 <w:bdr w:val="single" w:sz="4" w:space="0" w:color="C3C9D4"/>
                 <w:shd w:val="clear" w:color="auto" w:fill="F1F3F7"/>
               </w:rPr>
-              <w:t>Ctrl+Alt+A </w:t>
+              <w:t> Ctrl+Alt+E </w:t>
             </w:r>
           </w:p>
         </w:tc>
@@ -22081,18 +20816,12 @@
                 <w:sz w:val="19"/>
                 <w:szCs w:val="19"/>
               </w:rPr>
-              <w:t>Select area</w:t>
+              <w:t>Show or hide the floating toolbar</w:t>
             </w:r>
           </w:p>
         </w:tc>
       </w:tr>
       <w:tr>
-        <w:tblPrEx>
-          <w:tblCellMar>
-            <w:top w:w="0" w:type="dxa"/>
-            <w:bottom w:w="0" w:type="dxa"/>
-          </w:tblCellMar>
-        </w:tblPrEx>
         <w:trPr>
           <w:cantSplit/>
         </w:trPr>
@@ -22116,7 +20845,7 @@
                 <w:sz w:val="19"/>
                 <w:szCs w:val="19"/>
               </w:rPr>
-              <w:t>Anywhere</w:t>
+              <w:t>Scan screen, preview</w:t>
             </w:r>
           </w:p>
         </w:tc>
@@ -22145,8 +20874,78 @@
                 <w:bdr w:val="single" w:sz="4" w:space="0" w:color="C3C9D4"/>
                 <w:shd w:val="clear" w:color="auto" w:fill="F1F3F7"/>
               </w:rPr>
-              <w:t> </w:t>
-            </w:r>
+              <w:t> Enter </w:t>
+            </w:r>
+          </w:p>
+        </w:tc>
+        <w:tc>
+          <w:tcPr>
+            <w:tcW w:w="4091" w:type="dxa"/>
+            <w:tcMar>
+              <w:top w:w="90" w:type="dxa"/>
+              <w:left w:w="140" w:type="dxa"/>
+              <w:bottom w:w="90" w:type="dxa"/>
+              <w:right w:w="140" w:type="dxa"/>
+            </w:tcMar>
+            <w:vAlign w:val="center"/>
+          </w:tcPr>
+          <w:p>
+            <w:pPr>
+              <w:spacing w:after="0" w:line="300" w:lineRule="auto"/>
+            </w:pPr>
+            <w:r>
+              <w:rPr>
+                <w:sz w:val="19"/>
+                <w:szCs w:val="19"/>
+              </w:rPr>
+              <w:t>Open the selected code</w:t>
+            </w:r>
+          </w:p>
+        </w:tc>
+      </w:tr>
+      <w:tr>
+        <w:trPr>
+          <w:cantSplit/>
+        </w:trPr>
+        <w:tc>
+          <w:tcPr>
+            <w:tcW w:w="2789" w:type="dxa"/>
+            <w:tcMar>
+              <w:top w:w="90" w:type="dxa"/>
+              <w:left w:w="140" w:type="dxa"/>
+              <w:bottom w:w="90" w:type="dxa"/>
+              <w:right w:w="140" w:type="dxa"/>
+            </w:tcMar>
+            <w:vAlign w:val="center"/>
+          </w:tcPr>
+          <w:p>
+            <w:pPr>
+              <w:spacing w:after="0" w:line="300" w:lineRule="auto"/>
+            </w:pPr>
+            <w:r>
+              <w:rPr>
+                <w:sz w:val="19"/>
+                <w:szCs w:val="19"/>
+              </w:rPr>
+              <w:t>Scan screen, preview</w:t>
+            </w:r>
+          </w:p>
+        </w:tc>
+        <w:tc>
+          <w:tcPr>
+            <w:tcW w:w="2417" w:type="dxa"/>
+            <w:tcMar>
+              <w:top w:w="90" w:type="dxa"/>
+              <w:left w:w="140" w:type="dxa"/>
+              <w:bottom w:w="90" w:type="dxa"/>
+              <w:right w:w="140" w:type="dxa"/>
+            </w:tcMar>
+            <w:vAlign w:val="center"/>
+          </w:tcPr>
+          <w:p>
+            <w:pPr>
+              <w:spacing w:after="0" w:line="300" w:lineRule="auto"/>
+            </w:pPr>
             <w:r>
               <w:rPr>
                 <w:b/>
@@ -22157,84 +20956,15 @@
                 <w:bdr w:val="single" w:sz="4" w:space="0" w:color="C3C9D4"/>
                 <w:shd w:val="clear" w:color="auto" w:fill="F1F3F7"/>
               </w:rPr>
-              <w:t>Ctrl+Alt+W </w:t>
-            </w:r>
-          </w:p>
-        </w:tc>
-        <w:tc>
-          <w:tcPr>
-            <w:tcW w:w="4091" w:type="dxa"/>
-            <w:tcMar>
-              <w:top w:w="90" w:type="dxa"/>
-              <w:left w:w="140" w:type="dxa"/>
-              <w:bottom w:w="90" w:type="dxa"/>
-              <w:right w:w="140" w:type="dxa"/>
-            </w:tcMar>
-            <w:vAlign w:val="center"/>
-          </w:tcPr>
-          <w:p>
-            <w:pPr>
-              <w:spacing w:after="0" w:line="300" w:lineRule="auto"/>
-            </w:pPr>
-            <w:r>
-              <w:rPr>
-                <w:sz w:val="19"/>
-                <w:szCs w:val="19"/>
-              </w:rPr>
-              <w:t>Scan with camera</w:t>
-            </w:r>
-          </w:p>
-        </w:tc>
-      </w:tr>
-      <w:tr>
-        <w:tblPrEx>
-          <w:tblCellMar>
-            <w:top w:w="0" w:type="dxa"/>
-            <w:bottom w:w="0" w:type="dxa"/>
-          </w:tblCellMar>
-        </w:tblPrEx>
-        <w:trPr>
-          <w:cantSplit/>
-        </w:trPr>
-        <w:tc>
-          <w:tcPr>
-            <w:tcW w:w="2789" w:type="dxa"/>
-            <w:tcMar>
-              <w:top w:w="90" w:type="dxa"/>
-              <w:left w:w="140" w:type="dxa"/>
-              <w:bottom w:w="90" w:type="dxa"/>
-              <w:right w:w="140" w:type="dxa"/>
-            </w:tcMar>
-            <w:vAlign w:val="center"/>
-          </w:tcPr>
-          <w:p>
-            <w:pPr>
-              <w:spacing w:after="0" w:line="300" w:lineRule="auto"/>
-            </w:pPr>
-            <w:r>
-              <w:rPr>
-                <w:sz w:val="19"/>
-                <w:szCs w:val="19"/>
-              </w:rPr>
-              <w:t>Anywhere</w:t>
-            </w:r>
-          </w:p>
-        </w:tc>
-        <w:tc>
-          <w:tcPr>
-            <w:tcW w:w="2417" w:type="dxa"/>
-            <w:tcMar>
-              <w:top w:w="90" w:type="dxa"/>
-              <w:left w:w="140" w:type="dxa"/>
-              <w:bottom w:w="90" w:type="dxa"/>
-              <w:right w:w="140" w:type="dxa"/>
-            </w:tcMar>
-            <w:vAlign w:val="center"/>
-          </w:tcPr>
-          <w:p>
-            <w:pPr>
-              <w:spacing w:after="0" w:line="300" w:lineRule="auto"/>
-            </w:pPr>
+              <w:t> Tab </w:t>
+            </w:r>
+            <w:r>
+              <w:rPr>
+                <w:sz w:val="19"/>
+                <w:szCs w:val="19"/>
+              </w:rPr>
+              <w:t xml:space="preserve"> / </w:t>
+            </w:r>
             <w:r>
               <w:rPr>
                 <w:b/>
@@ -22245,8 +20975,78 @@
                 <w:bdr w:val="single" w:sz="4" w:space="0" w:color="C3C9D4"/>
                 <w:shd w:val="clear" w:color="auto" w:fill="F1F3F7"/>
               </w:rPr>
-              <w:t> </w:t>
-            </w:r>
+              <w:t> Shift+Tab </w:t>
+            </w:r>
+          </w:p>
+        </w:tc>
+        <w:tc>
+          <w:tcPr>
+            <w:tcW w:w="4091" w:type="dxa"/>
+            <w:tcMar>
+              <w:top w:w="90" w:type="dxa"/>
+              <w:left w:w="140" w:type="dxa"/>
+              <w:bottom w:w="90" w:type="dxa"/>
+              <w:right w:w="140" w:type="dxa"/>
+            </w:tcMar>
+            <w:vAlign w:val="center"/>
+          </w:tcPr>
+          <w:p>
+            <w:pPr>
+              <w:spacing w:after="0" w:line="300" w:lineRule="auto"/>
+            </w:pPr>
+            <w:r>
+              <w:rPr>
+                <w:sz w:val="19"/>
+                <w:szCs w:val="19"/>
+              </w:rPr>
+              <w:t>Select the next / previous code</w:t>
+            </w:r>
+          </w:p>
+        </w:tc>
+      </w:tr>
+      <w:tr>
+        <w:trPr>
+          <w:cantSplit/>
+        </w:trPr>
+        <w:tc>
+          <w:tcPr>
+            <w:tcW w:w="2789" w:type="dxa"/>
+            <w:tcMar>
+              <w:top w:w="90" w:type="dxa"/>
+              <w:left w:w="140" w:type="dxa"/>
+              <w:bottom w:w="90" w:type="dxa"/>
+              <w:right w:w="140" w:type="dxa"/>
+            </w:tcMar>
+            <w:vAlign w:val="center"/>
+          </w:tcPr>
+          <w:p>
+            <w:pPr>
+              <w:spacing w:after="0" w:line="300" w:lineRule="auto"/>
+            </w:pPr>
+            <w:r>
+              <w:rPr>
+                <w:sz w:val="19"/>
+                <w:szCs w:val="19"/>
+              </w:rPr>
+              <w:t>Scan screen, preview</w:t>
+            </w:r>
+          </w:p>
+        </w:tc>
+        <w:tc>
+          <w:tcPr>
+            <w:tcW w:w="2417" w:type="dxa"/>
+            <w:tcMar>
+              <w:top w:w="90" w:type="dxa"/>
+              <w:left w:w="140" w:type="dxa"/>
+              <w:bottom w:w="90" w:type="dxa"/>
+              <w:right w:w="140" w:type="dxa"/>
+            </w:tcMar>
+            <w:vAlign w:val="center"/>
+          </w:tcPr>
+          <w:p>
+            <w:pPr>
+              <w:spacing w:after="0" w:line="300" w:lineRule="auto"/>
+            </w:pPr>
             <w:r>
               <w:rPr>
                 <w:b/>
@@ -22257,7 +21057,7 @@
                 <w:bdr w:val="single" w:sz="4" w:space="0" w:color="C3C9D4"/>
                 <w:shd w:val="clear" w:color="auto" w:fill="F1F3F7"/>
               </w:rPr>
-              <w:t>Ctrl+Alt+E </w:t>
+              <w:t> C </w:t>
             </w:r>
           </w:p>
         </w:tc>
@@ -22281,18 +21081,12 @@
                 <w:sz w:val="19"/>
                 <w:szCs w:val="19"/>
               </w:rPr>
-              <w:t>Show or hide the floating toolbar</w:t>
+              <w:t>Copy the selected code</w:t>
             </w:r>
           </w:p>
         </w:tc>
       </w:tr>
       <w:tr>
-        <w:tblPrEx>
-          <w:tblCellMar>
-            <w:top w:w="0" w:type="dxa"/>
-            <w:bottom w:w="0" w:type="dxa"/>
-          </w:tblCellMar>
-        </w:tblPrEx>
         <w:trPr>
           <w:cantSplit/>
         </w:trPr>
@@ -22316,7 +21110,7 @@
                 <w:sz w:val="19"/>
                 <w:szCs w:val="19"/>
               </w:rPr>
-              <w:t>Scan screen, preview</w:t>
+              <w:t>Scan screen</w:t>
             </w:r>
           </w:p>
         </w:tc>
@@ -22345,7 +21139,14 @@
                 <w:bdr w:val="single" w:sz="4" w:space="0" w:color="C3C9D4"/>
                 <w:shd w:val="clear" w:color="auto" w:fill="F1F3F7"/>
               </w:rPr>
-              <w:t> </w:t>
+              <w:t> F </w:t>
+            </w:r>
+            <w:r>
+              <w:rPr>
+                <w:sz w:val="19"/>
+                <w:szCs w:val="19"/>
+              </w:rPr>
+              <w:t xml:space="preserve"> or </w:t>
             </w:r>
             <w:r>
               <w:rPr>
@@ -22357,7 +21158,7 @@
                 <w:bdr w:val="single" w:sz="4" w:space="0" w:color="C3C9D4"/>
                 <w:shd w:val="clear" w:color="auto" w:fill="F1F3F7"/>
               </w:rPr>
-              <w:t>Enter </w:t>
+              <w:t> F5 </w:t>
             </w:r>
           </w:p>
         </w:tc>
@@ -22381,18 +21182,12 @@
                 <w:sz w:val="19"/>
                 <w:szCs w:val="19"/>
               </w:rPr>
-              <w:t>Open the selected code</w:t>
+              <w:t>Search the whole screen again</w:t>
             </w:r>
           </w:p>
         </w:tc>
       </w:tr>
       <w:tr>
-        <w:tblPrEx>
-          <w:tblCellMar>
-            <w:top w:w="0" w:type="dxa"/>
-            <w:bottom w:w="0" w:type="dxa"/>
-          </w:tblCellMar>
-        </w:tblPrEx>
         <w:trPr>
           <w:cantSplit/>
         </w:trPr>
@@ -22416,7 +21211,7 @@
                 <w:sz w:val="19"/>
                 <w:szCs w:val="19"/>
               </w:rPr>
-              <w:t>Scan screen, preview</w:t>
+              <w:t>Scan screen, preview, generator</w:t>
             </w:r>
           </w:p>
         </w:tc>
@@ -22445,381 +21240,7 @@
                 <w:bdr w:val="single" w:sz="4" w:space="0" w:color="C3C9D4"/>
                 <w:shd w:val="clear" w:color="auto" w:fill="F1F3F7"/>
               </w:rPr>
-              <w:t> </w:t>
-            </w:r>
-            <w:r>
-              <w:rPr>
-                <w:b/>
-                <w:bCs/>
-                <w:color w:val="2B3140"/>
-                <w:sz w:val="16"/>
-                <w:szCs w:val="16"/>
-                <w:bdr w:val="single" w:sz="4" w:space="0" w:color="C3C9D4"/>
-                <w:shd w:val="clear" w:color="auto" w:fill="F1F3F7"/>
-              </w:rPr>
-              <w:t>Tab </w:t>
-            </w:r>
-            <w:r>
-              <w:rPr>
-                <w:sz w:val="19"/>
-                <w:szCs w:val="19"/>
-              </w:rPr>
-              <w:t xml:space="preserve"> / </w:t>
-            </w:r>
-            <w:r>
-              <w:rPr>
-                <w:b/>
-                <w:bCs/>
-                <w:color w:val="2B3140"/>
-                <w:sz w:val="16"/>
-                <w:szCs w:val="16"/>
-                <w:bdr w:val="single" w:sz="4" w:space="0" w:color="C3C9D4"/>
-                <w:shd w:val="clear" w:color="auto" w:fill="F1F3F7"/>
-              </w:rPr>
-              <w:t> </w:t>
-            </w:r>
-            <w:r>
-              <w:rPr>
-                <w:b/>
-                <w:bCs/>
-                <w:color w:val="2B3140"/>
-                <w:sz w:val="16"/>
-                <w:szCs w:val="16"/>
-                <w:bdr w:val="single" w:sz="4" w:space="0" w:color="C3C9D4"/>
-                <w:shd w:val="clear" w:color="auto" w:fill="F1F3F7"/>
-              </w:rPr>
-              <w:t>Shift+Tab </w:t>
-            </w:r>
-          </w:p>
-        </w:tc>
-        <w:tc>
-          <w:tcPr>
-            <w:tcW w:w="4091" w:type="dxa"/>
-            <w:tcMar>
-              <w:top w:w="90" w:type="dxa"/>
-              <w:left w:w="140" w:type="dxa"/>
-              <w:bottom w:w="90" w:type="dxa"/>
-              <w:right w:w="140" w:type="dxa"/>
-            </w:tcMar>
-            <w:vAlign w:val="center"/>
-          </w:tcPr>
-          <w:p>
-            <w:pPr>
-              <w:spacing w:after="0" w:line="300" w:lineRule="auto"/>
-            </w:pPr>
-            <w:r>
-              <w:rPr>
-                <w:sz w:val="19"/>
-                <w:szCs w:val="19"/>
-              </w:rPr>
-              <w:t>Select the next / previous code</w:t>
-            </w:r>
-          </w:p>
-        </w:tc>
-      </w:tr>
-      <w:tr>
-        <w:tblPrEx>
-          <w:tblCellMar>
-            <w:top w:w="0" w:type="dxa"/>
-            <w:bottom w:w="0" w:type="dxa"/>
-          </w:tblCellMar>
-        </w:tblPrEx>
-        <w:trPr>
-          <w:cantSplit/>
-        </w:trPr>
-        <w:tc>
-          <w:tcPr>
-            <w:tcW w:w="2789" w:type="dxa"/>
-            <w:tcMar>
-              <w:top w:w="90" w:type="dxa"/>
-              <w:left w:w="140" w:type="dxa"/>
-              <w:bottom w:w="90" w:type="dxa"/>
-              <w:right w:w="140" w:type="dxa"/>
-            </w:tcMar>
-            <w:vAlign w:val="center"/>
-          </w:tcPr>
-          <w:p>
-            <w:pPr>
-              <w:spacing w:after="0" w:line="300" w:lineRule="auto"/>
-            </w:pPr>
-            <w:r>
-              <w:rPr>
-                <w:sz w:val="19"/>
-                <w:szCs w:val="19"/>
-              </w:rPr>
-              <w:t>Scan screen, preview</w:t>
-            </w:r>
-          </w:p>
-        </w:tc>
-        <w:tc>
-          <w:tcPr>
-            <w:tcW w:w="2417" w:type="dxa"/>
-            <w:tcMar>
-              <w:top w:w="90" w:type="dxa"/>
-              <w:left w:w="140" w:type="dxa"/>
-              <w:bottom w:w="90" w:type="dxa"/>
-              <w:right w:w="140" w:type="dxa"/>
-            </w:tcMar>
-            <w:vAlign w:val="center"/>
-          </w:tcPr>
-          <w:p>
-            <w:pPr>
-              <w:spacing w:after="0" w:line="300" w:lineRule="auto"/>
-            </w:pPr>
-            <w:r>
-              <w:rPr>
-                <w:b/>
-                <w:bCs/>
-                <w:color w:val="2B3140"/>
-                <w:sz w:val="16"/>
-                <w:szCs w:val="16"/>
-                <w:bdr w:val="single" w:sz="4" w:space="0" w:color="C3C9D4"/>
-                <w:shd w:val="clear" w:color="auto" w:fill="F1F3F7"/>
-              </w:rPr>
-              <w:t> </w:t>
-            </w:r>
-            <w:r>
-              <w:rPr>
-                <w:b/>
-                <w:bCs/>
-                <w:color w:val="2B3140"/>
-                <w:sz w:val="16"/>
-                <w:szCs w:val="16"/>
-                <w:bdr w:val="single" w:sz="4" w:space="0" w:color="C3C9D4"/>
-                <w:shd w:val="clear" w:color="auto" w:fill="F1F3F7"/>
-              </w:rPr>
-              <w:t>C </w:t>
-            </w:r>
-          </w:p>
-        </w:tc>
-        <w:tc>
-          <w:tcPr>
-            <w:tcW w:w="4091" w:type="dxa"/>
-            <w:tcMar>
-              <w:top w:w="90" w:type="dxa"/>
-              <w:left w:w="140" w:type="dxa"/>
-              <w:bottom w:w="90" w:type="dxa"/>
-              <w:right w:w="140" w:type="dxa"/>
-            </w:tcMar>
-            <w:vAlign w:val="center"/>
-          </w:tcPr>
-          <w:p>
-            <w:pPr>
-              <w:spacing w:after="0" w:line="300" w:lineRule="auto"/>
-            </w:pPr>
-            <w:r>
-              <w:rPr>
-                <w:sz w:val="19"/>
-                <w:szCs w:val="19"/>
-              </w:rPr>
-              <w:t>Copy the selected code</w:t>
-            </w:r>
-          </w:p>
-        </w:tc>
-      </w:tr>
-      <w:tr>
-        <w:tblPrEx>
-          <w:tblCellMar>
-            <w:top w:w="0" w:type="dxa"/>
-            <w:bottom w:w="0" w:type="dxa"/>
-          </w:tblCellMar>
-        </w:tblPrEx>
-        <w:trPr>
-          <w:cantSplit/>
-        </w:trPr>
-        <w:tc>
-          <w:tcPr>
-            <w:tcW w:w="2789" w:type="dxa"/>
-            <w:tcMar>
-              <w:top w:w="90" w:type="dxa"/>
-              <w:left w:w="140" w:type="dxa"/>
-              <w:bottom w:w="90" w:type="dxa"/>
-              <w:right w:w="140" w:type="dxa"/>
-            </w:tcMar>
-            <w:vAlign w:val="center"/>
-          </w:tcPr>
-          <w:p>
-            <w:pPr>
-              <w:spacing w:after="0" w:line="300" w:lineRule="auto"/>
-            </w:pPr>
-            <w:r>
-              <w:rPr>
-                <w:sz w:val="19"/>
-                <w:szCs w:val="19"/>
-              </w:rPr>
-              <w:t>Scan screen</w:t>
-            </w:r>
-          </w:p>
-        </w:tc>
-        <w:tc>
-          <w:tcPr>
-            <w:tcW w:w="2417" w:type="dxa"/>
-            <w:tcMar>
-              <w:top w:w="90" w:type="dxa"/>
-              <w:left w:w="140" w:type="dxa"/>
-              <w:bottom w:w="90" w:type="dxa"/>
-              <w:right w:w="140" w:type="dxa"/>
-            </w:tcMar>
-            <w:vAlign w:val="center"/>
-          </w:tcPr>
-          <w:p>
-            <w:pPr>
-              <w:spacing w:after="0" w:line="300" w:lineRule="auto"/>
-            </w:pPr>
-            <w:r>
-              <w:rPr>
-                <w:b/>
-                <w:bCs/>
-                <w:color w:val="2B3140"/>
-                <w:sz w:val="16"/>
-                <w:szCs w:val="16"/>
-                <w:bdr w:val="single" w:sz="4" w:space="0" w:color="C3C9D4"/>
-                <w:shd w:val="clear" w:color="auto" w:fill="F1F3F7"/>
-              </w:rPr>
-              <w:t> </w:t>
-            </w:r>
-            <w:r>
-              <w:rPr>
-                <w:b/>
-                <w:bCs/>
-                <w:color w:val="2B3140"/>
-                <w:sz w:val="16"/>
-                <w:szCs w:val="16"/>
-                <w:bdr w:val="single" w:sz="4" w:space="0" w:color="C3C9D4"/>
-                <w:shd w:val="clear" w:color="auto" w:fill="F1F3F7"/>
-              </w:rPr>
-              <w:t>F </w:t>
-            </w:r>
-            <w:r>
-              <w:rPr>
-                <w:sz w:val="19"/>
-                <w:szCs w:val="19"/>
-              </w:rPr>
-              <w:t xml:space="preserve"> or </w:t>
-            </w:r>
-            <w:r>
-              <w:rPr>
-                <w:b/>
-                <w:bCs/>
-                <w:color w:val="2B3140"/>
-                <w:sz w:val="16"/>
-                <w:szCs w:val="16"/>
-                <w:bdr w:val="single" w:sz="4" w:space="0" w:color="C3C9D4"/>
-                <w:shd w:val="clear" w:color="auto" w:fill="F1F3F7"/>
-              </w:rPr>
-              <w:t> </w:t>
-            </w:r>
-            <w:r>
-              <w:rPr>
-                <w:b/>
-                <w:bCs/>
-                <w:color w:val="2B3140"/>
-                <w:sz w:val="16"/>
-                <w:szCs w:val="16"/>
-                <w:bdr w:val="single" w:sz="4" w:space="0" w:color="C3C9D4"/>
-                <w:shd w:val="clear" w:color="auto" w:fill="F1F3F7"/>
-              </w:rPr>
-              <w:t>F5 </w:t>
-            </w:r>
-          </w:p>
-        </w:tc>
-        <w:tc>
-          <w:tcPr>
-            <w:tcW w:w="4091" w:type="dxa"/>
-            <w:tcMar>
-              <w:top w:w="90" w:type="dxa"/>
-              <w:left w:w="140" w:type="dxa"/>
-              <w:bottom w:w="90" w:type="dxa"/>
-              <w:right w:w="140" w:type="dxa"/>
-            </w:tcMar>
-            <w:vAlign w:val="center"/>
-          </w:tcPr>
-          <w:p>
-            <w:pPr>
-              <w:spacing w:after="0" w:line="300" w:lineRule="auto"/>
-            </w:pPr>
-            <w:r>
-              <w:rPr>
-                <w:sz w:val="19"/>
-                <w:szCs w:val="19"/>
-              </w:rPr>
-              <w:t>Search the whole screen again</w:t>
-            </w:r>
-          </w:p>
-        </w:tc>
-      </w:tr>
-      <w:tr>
-        <w:tblPrEx>
-          <w:tblCellMar>
-            <w:top w:w="0" w:type="dxa"/>
-            <w:bottom w:w="0" w:type="dxa"/>
-          </w:tblCellMar>
-        </w:tblPrEx>
-        <w:trPr>
-          <w:cantSplit/>
-        </w:trPr>
-        <w:tc>
-          <w:tcPr>
-            <w:tcW w:w="2789" w:type="dxa"/>
-            <w:tcMar>
-              <w:top w:w="90" w:type="dxa"/>
-              <w:left w:w="140" w:type="dxa"/>
-              <w:bottom w:w="90" w:type="dxa"/>
-              <w:right w:w="140" w:type="dxa"/>
-            </w:tcMar>
-            <w:vAlign w:val="center"/>
-          </w:tcPr>
-          <w:p>
-            <w:pPr>
-              <w:spacing w:after="0" w:line="300" w:lineRule="auto"/>
-            </w:pPr>
-            <w:r>
-              <w:rPr>
-                <w:sz w:val="19"/>
-                <w:szCs w:val="19"/>
-              </w:rPr>
-              <w:t>Scan screen, preview, generator</w:t>
-            </w:r>
-          </w:p>
-        </w:tc>
-        <w:tc>
-          <w:tcPr>
-            <w:tcW w:w="2417" w:type="dxa"/>
-            <w:tcMar>
-              <w:top w:w="90" w:type="dxa"/>
-              <w:left w:w="140" w:type="dxa"/>
-              <w:bottom w:w="90" w:type="dxa"/>
-              <w:right w:w="140" w:type="dxa"/>
-            </w:tcMar>
-            <w:vAlign w:val="center"/>
-          </w:tcPr>
-          <w:p>
-            <w:pPr>
-              <w:spacing w:after="0" w:line="300" w:lineRule="auto"/>
-            </w:pPr>
-            <w:r>
-              <w:rPr>
-                <w:b/>
-                <w:bCs/>
-                <w:color w:val="2B3140"/>
-                <w:sz w:val="16"/>
-                <w:szCs w:val="16"/>
-                <w:bdr w:val="single" w:sz="4" w:space="0" w:color="C3C9D4"/>
-                <w:shd w:val="clear" w:color="auto" w:fill="F1F3F7"/>
-              </w:rPr>
-              <w:t> </w:t>
-            </w:r>
-            <w:r>
-              <w:rPr>
-                <w:b/>
-                <w:bCs/>
-                <w:color w:val="2B3140"/>
-                <w:sz w:val="16"/>
-                <w:szCs w:val="16"/>
-                <w:bdr w:val="single" w:sz="4" w:space="0" w:color="C3C9D4"/>
-                <w:shd w:val="clear" w:color="auto" w:fill="F1F3F7"/>
-              </w:rPr>
-              <w:t>Esc </w:t>
+              <w:t> Esc </w:t>
             </w:r>
           </w:p>
         </w:tc>
@@ -22891,7 +21312,7 @@
       <w:pPr>
         <w:pStyle w:val="1"/>
       </w:pPr>
-      <w:bookmarkStart w:id="58" w:name="_Toc242660827"/>
+      <w:bookmarkStart w:id="58" w:name="_Toc242998982"/>
       <w:r>
         <w:t>B Supported codes</w:t>
       </w:r>
@@ -22920,12 +21341,6 @@
         <w:gridCol w:w="6509"/>
       </w:tblGrid>
       <w:tr>
-        <w:tblPrEx>
-          <w:tblCellMar>
-            <w:top w:w="0" w:type="dxa"/>
-            <w:bottom w:w="0" w:type="dxa"/>
-          </w:tblCellMar>
-        </w:tblPrEx>
         <w:trPr>
           <w:cantSplit/>
           <w:tblHeader/>
@@ -22988,12 +21403,6 @@
         </w:tc>
       </w:tr>
       <w:tr>
-        <w:tblPrEx>
-          <w:tblCellMar>
-            <w:top w:w="0" w:type="dxa"/>
-            <w:bottom w:w="0" w:type="dxa"/>
-          </w:tblCellMar>
-        </w:tblPrEx>
         <w:trPr>
           <w:cantSplit/>
         </w:trPr>
@@ -23047,12 +21456,6 @@
         </w:tc>
       </w:tr>
       <w:tr>
-        <w:tblPrEx>
-          <w:tblCellMar>
-            <w:top w:w="0" w:type="dxa"/>
-            <w:bottom w:w="0" w:type="dxa"/>
-          </w:tblCellMar>
-        </w:tblPrEx>
         <w:trPr>
           <w:cantSplit/>
         </w:trPr>
@@ -23134,12 +21537,6 @@
         <w:gridCol w:w="6509"/>
       </w:tblGrid>
       <w:tr>
-        <w:tblPrEx>
-          <w:tblCellMar>
-            <w:top w:w="0" w:type="dxa"/>
-            <w:bottom w:w="0" w:type="dxa"/>
-          </w:tblCellMar>
-        </w:tblPrEx>
         <w:trPr>
           <w:cantSplit/>
           <w:tblHeader/>
@@ -23202,12 +21599,6 @@
         </w:tc>
       </w:tr>
       <w:tr>
-        <w:tblPrEx>
-          <w:tblCellMar>
-            <w:top w:w="0" w:type="dxa"/>
-            <w:bottom w:w="0" w:type="dxa"/>
-          </w:tblCellMar>
-        </w:tblPrEx>
         <w:trPr>
           <w:cantSplit/>
         </w:trPr>
@@ -23264,12 +21655,6 @@
         </w:tc>
       </w:tr>
       <w:tr>
-        <w:tblPrEx>
-          <w:tblCellMar>
-            <w:top w:w="0" w:type="dxa"/>
-            <w:bottom w:w="0" w:type="dxa"/>
-          </w:tblCellMar>
-        </w:tblPrEx>
         <w:trPr>
           <w:cantSplit/>
         </w:trPr>
@@ -23326,12 +21711,6 @@
         </w:tc>
       </w:tr>
       <w:tr>
-        <w:tblPrEx>
-          <w:tblCellMar>
-            <w:top w:w="0" w:type="dxa"/>
-            <w:bottom w:w="0" w:type="dxa"/>
-          </w:tblCellMar>
-        </w:tblPrEx>
         <w:trPr>
           <w:cantSplit/>
         </w:trPr>
@@ -23419,12 +21798,6 @@
         </w:tc>
       </w:tr>
       <w:tr>
-        <w:tblPrEx>
-          <w:tblCellMar>
-            <w:top w:w="0" w:type="dxa"/>
-            <w:bottom w:w="0" w:type="dxa"/>
-          </w:tblCellMar>
-        </w:tblPrEx>
         <w:trPr>
           <w:cantSplit/>
         </w:trPr>
@@ -23498,12 +21871,6 @@
         </w:tc>
       </w:tr>
       <w:tr>
-        <w:tblPrEx>
-          <w:tblCellMar>
-            <w:top w:w="0" w:type="dxa"/>
-            <w:bottom w:w="0" w:type="dxa"/>
-          </w:tblCellMar>
-        </w:tblPrEx>
         <w:trPr>
           <w:cantSplit/>
         </w:trPr>
@@ -23594,12 +21961,6 @@
         </w:tc>
       </w:tr>
       <w:tr>
-        <w:tblPrEx>
-          <w:tblCellMar>
-            <w:top w:w="0" w:type="dxa"/>
-            <w:bottom w:w="0" w:type="dxa"/>
-          </w:tblCellMar>
-        </w:tblPrEx>
         <w:trPr>
           <w:cantSplit/>
         </w:trPr>
@@ -23656,12 +22017,6 @@
         </w:tc>
       </w:tr>
       <w:tr>
-        <w:tblPrEx>
-          <w:tblCellMar>
-            <w:top w:w="0" w:type="dxa"/>
-            <w:bottom w:w="0" w:type="dxa"/>
-          </w:tblCellMar>
-        </w:tblPrEx>
         <w:trPr>
           <w:cantSplit/>
         </w:trPr>
@@ -23718,12 +22073,6 @@
         </w:tc>
       </w:tr>
       <w:tr>
-        <w:tblPrEx>
-          <w:tblCellMar>
-            <w:top w:w="0" w:type="dxa"/>
-            <w:bottom w:w="0" w:type="dxa"/>
-          </w:tblCellMar>
-        </w:tblPrEx>
         <w:trPr>
           <w:cantSplit/>
         </w:trPr>
@@ -23804,12 +22153,6 @@
         </w:tc>
       </w:tr>
       <w:tr>
-        <w:tblPrEx>
-          <w:tblCellMar>
-            <w:top w:w="0" w:type="dxa"/>
-            <w:bottom w:w="0" w:type="dxa"/>
-          </w:tblCellMar>
-        </w:tblPrEx>
         <w:trPr>
           <w:cantSplit/>
         </w:trPr>
@@ -23997,7 +22340,7 @@
             <w:szCs w:val="20"/>
             <w:u w:val="single"/>
           </w:rPr>
-          <w:t>https://github.com/Lrniey666/qrcode-tool</w:t>
+          <w:t>https://github.com/naritaroad/qrcode-tool</w:t>
         </w:r>
       </w:hyperlink>
     </w:p>
@@ -24024,7 +22367,7 @@
             <w:szCs w:val="20"/>
             <w:u w:val="single"/>
           </w:rPr>
-          <w:t>https://github.com/Lrniey666/qrcode-tool/releases/latest</w:t>
+          <w:t>https://github.com/naritaroad/qrcode-tool/releases/latest</w:t>
         </w:r>
       </w:hyperlink>
     </w:p>
@@ -24051,7 +22394,7 @@
             <w:szCs w:val="20"/>
             <w:u w:val="single"/>
           </w:rPr>
-          <w:t>https://github.com/Lrniey666/qrcode-tool/issues</w:t>
+          <w:t>https://github.com/naritaroad/qrcode-tool/issues</w:t>
         </w:r>
       </w:hyperlink>
     </w:p>
